--- a/src/main/resources/templates/HopDongTinDung.docx
+++ b/src/main/resources/templates/HopDongTinDung.docx
@@ -142,7 +142,7 @@
                     </wp:anchor>
                   </w:drawing>
                 </mc:Choice>
-                <mc:Fallback xmlns:w16sdtfl="http://schemas.microsoft.com/office/word/2024/wordml/sdtformatlock" xmlns:w16sdtdh="http://schemas.microsoft.com/office/word/2020/wordml/sdtdatahash" xmlns:w16du="http://schemas.microsoft.com/office/word/2023/wordml/word16du" xmlns:w16="http://schemas.microsoft.com/office/word/2018/wordml" xmlns:w16cid="http://schemas.microsoft.com/office/word/2016/wordml/cid" xmlns:w16cex="http://schemas.microsoft.com/office/word/2018/wordml/cex" xmlns:oel="http://schemas.microsoft.com/office/2019/extlst" xmlns:am3d="http://schemas.microsoft.com/office/drawing/2017/model3d" xmlns:aink="http://schemas.microsoft.com/office/drawing/2016/ink" xmlns:cx8="http://schemas.microsoft.com/office/drawing/2016/5/14/chartex" xmlns:cx7="http://schemas.microsoft.com/office/drawing/2016/5/13/chartex" xmlns:cx6="http://schemas.microsoft.com/office/drawing/2016/5/12/chartex" xmlns:cx5="http://schemas.microsoft.com/office/drawing/2016/5/11/chartex" xmlns:cx4="http://schemas.microsoft.com/office/drawing/2016/5/10/chartex" xmlns:cx3="http://schemas.microsoft.com/office/drawing/2016/5/9/chartex" xmlns:cx2="http://schemas.microsoft.com/office/drawing/2015/10/21/chartex" xmlns:cx1="http://schemas.microsoft.com/office/drawing/2015/9/8/chartex">
+                <mc:Fallback xmlns:cx1="http://schemas.microsoft.com/office/drawing/2015/9/8/chartex" xmlns:cx2="http://schemas.microsoft.com/office/drawing/2015/10/21/chartex" xmlns:cx3="http://schemas.microsoft.com/office/drawing/2016/5/9/chartex" xmlns:cx4="http://schemas.microsoft.com/office/drawing/2016/5/10/chartex" xmlns:cx5="http://schemas.microsoft.com/office/drawing/2016/5/11/chartex" xmlns:cx6="http://schemas.microsoft.com/office/drawing/2016/5/12/chartex" xmlns:cx7="http://schemas.microsoft.com/office/drawing/2016/5/13/chartex" xmlns:cx8="http://schemas.microsoft.com/office/drawing/2016/5/14/chartex" xmlns:aink="http://schemas.microsoft.com/office/drawing/2016/ink" xmlns:am3d="http://schemas.microsoft.com/office/drawing/2017/model3d" xmlns:oel="http://schemas.microsoft.com/office/2019/extlst" xmlns:w16cex="http://schemas.microsoft.com/office/word/2018/wordml/cex" xmlns:w16cid="http://schemas.microsoft.com/office/word/2016/wordml/cid" xmlns:w16="http://schemas.microsoft.com/office/word/2018/wordml" xmlns:w16du="http://schemas.microsoft.com/office/word/2023/wordml/word16du" xmlns:w16sdtdh="http://schemas.microsoft.com/office/word/2020/wordml/sdtdatahash" xmlns:w16sdtfl="http://schemas.microsoft.com/office/word/2024/wordml/sdtformatlock">
                   <w:pict>
                     <v:line w14:anchorId="24C44CF2" id="Straight Connector 1" o:spid="_x0000_s1026" style="position:absolute;z-index:251655168;visibility:visible;mso-wrap-style:square;mso-width-percent:0;mso-height-percent:0;mso-wrap-distance-left:9pt;mso-wrap-distance-top:0;mso-wrap-distance-right:9pt;mso-wrap-distance-bottom:0;mso-position-horizontal:absolute;mso-position-horizontal-relative:text;mso-position-vertical:absolute;mso-position-vertical-relative:text;mso-width-percent:0;mso-height-percent:0;mso-width-relative:margin;mso-height-relative:margin" from="156.25pt,16.25pt" to="311.5pt,16.25pt" o:gfxdata="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" strokecolor="black [3040]"/>
                   </w:pict>
@@ -218,7 +218,35 @@
           <w:sz w:val="28"/>
           <w:szCs w:val="28"/>
         </w:rPr>
-        <w:t>(Áp dụng cho vay từng lần)</w:t>
+        <w:t>(Áp dụ</w:t>
+      </w:r>
+      <w:r>
+        <w:rPr>
+          <w:rFonts w:ascii="Times New Roman" w:hAnsi="Times New Roman" w:cs="Times New Roman"/>
+          <w:i/>
+          <w:sz w:val="28"/>
+          <w:szCs w:val="28"/>
+        </w:rPr>
+        <w:t xml:space="preserve">ng cho vay </w:t>
+      </w:r>
+      <w:r>
+        <w:rPr>
+          <w:rFonts w:ascii="Times New Roman" w:hAnsi="Times New Roman" w:cs="Times New Roman"/>
+          <w:i/>
+          <w:sz w:val="28"/>
+          <w:szCs w:val="28"/>
+          <w:lang w:val="en-US"/>
+        </w:rPr>
+        <w:t>{{slv}}</w:t>
+      </w:r>
+      <w:r>
+        <w:rPr>
+          <w:rFonts w:ascii="Times New Roman" w:hAnsi="Times New Roman" w:cs="Times New Roman"/>
+          <w:i/>
+          <w:sz w:val="28"/>
+          <w:szCs w:val="28"/>
+        </w:rPr>
+        <w:t>)</w:t>
       </w:r>
     </w:p>
     <w:p>
@@ -870,7 +898,789 @@
           <w:szCs w:val="26"/>
           <w:lang w:val="en-US"/>
         </w:rPr>
-        <w:t>{{ttkh}}</w:t>
+        <w:t>{{ttkh}}.</w:t>
+      </w:r>
+    </w:p>
+    <w:p>
+      <w:pPr>
+        <w:spacing w:after="0" w:line="288" w:lineRule="auto"/>
+        <w:rPr>
+          <w:rFonts w:ascii="Times New Roman" w:hAnsi="Times New Roman"/>
+          <w:sz w:val="26"/>
+          <w:szCs w:val="26"/>
+        </w:rPr>
+      </w:pPr>
+      <w:r>
+        <w:rPr>
+          <w:rFonts w:ascii="Times New Roman" w:hAnsi="Times New Roman"/>
+          <w:sz w:val="26"/>
+          <w:szCs w:val="26"/>
+          <w:lang w:val="en-US"/>
+        </w:rPr>
+        <w:t xml:space="preserve">        </w:t>
+      </w:r>
+      <w:r>
+        <w:rPr>
+          <w:rFonts w:ascii="Times New Roman" w:hAnsi="Times New Roman"/>
+          <w:sz w:val="26"/>
+          <w:szCs w:val="26"/>
+          <w:lang w:val="en-US"/>
+        </w:rPr>
+        <w:t>{{gtnt}}</w:t>
+      </w:r>
+      <w:r>
+        <w:rPr>
+          <w:rFonts w:ascii="Times New Roman" w:hAnsi="Times New Roman"/>
+          <w:sz w:val="26"/>
+          <w:szCs w:val="26"/>
+          <w:lang w:val="en-US"/>
+        </w:rPr>
+        <w:t>:</w:t>
+      </w:r>
+      <w:r>
+        <w:rPr>
+          <w:rFonts w:ascii="Times New Roman" w:hAnsi="Times New Roman"/>
+          <w:sz w:val="26"/>
+          <w:szCs w:val="26"/>
+          <w:lang w:val="en-US"/>
+        </w:rPr>
+        <w:t xml:space="preserve"> </w:t>
+      </w:r>
+      <w:r>
+        <w:rPr>
+          <w:rFonts w:ascii="Times New Roman" w:hAnsi="Times New Roman"/>
+          <w:sz w:val="26"/>
+          <w:szCs w:val="26"/>
+          <w:lang w:val="en-US"/>
+        </w:rPr>
+        <w:t>{{ntkh}}</w:t>
+      </w:r>
+      <w:r>
+        <w:rPr>
+          <w:rFonts w:ascii="Times New Roman" w:hAnsi="Times New Roman"/>
+          <w:sz w:val="26"/>
+          <w:szCs w:val="26"/>
+        </w:rPr>
+        <w:t xml:space="preserve">; Sinh ngày: </w:t>
+      </w:r>
+      <w:r>
+        <w:rPr>
+          <w:rFonts w:ascii="Times New Roman" w:hAnsi="Times New Roman"/>
+          <w:sz w:val="26"/>
+          <w:szCs w:val="26"/>
+          <w:lang w:val="en-US"/>
+        </w:rPr>
+        <w:t>{{nsnt}}</w:t>
+      </w:r>
+      <w:r>
+        <w:rPr>
+          <w:rFonts w:ascii="Times New Roman" w:hAnsi="Times New Roman"/>
+          <w:sz w:val="26"/>
+          <w:szCs w:val="26"/>
+        </w:rPr>
+        <w:t xml:space="preserve">; </w:t>
+      </w:r>
+    </w:p>
+    <w:p>
+      <w:pPr>
+        <w:spacing w:after="0" w:line="288" w:lineRule="auto"/>
+        <w:ind w:firstLine="567"/>
+        <w:rPr>
+          <w:rFonts w:ascii="Times New Roman" w:hAnsi="Times New Roman"/>
+          <w:sz w:val="26"/>
+          <w:szCs w:val="26"/>
+          <w:lang w:val="en-US"/>
+        </w:rPr>
+      </w:pPr>
+      <w:r>
+        <w:rPr>
+          <w:rFonts w:ascii="Times New Roman" w:hAnsi="Times New Roman"/>
+          <w:sz w:val="26"/>
+          <w:szCs w:val="26"/>
+        </w:rPr>
+        <w:t xml:space="preserve">CCCD số: </w:t>
+      </w:r>
+      <w:r>
+        <w:rPr>
+          <w:rFonts w:ascii="Times New Roman" w:hAnsi="Times New Roman"/>
+          <w:sz w:val="26"/>
+          <w:szCs w:val="26"/>
+          <w:lang w:val="en-US"/>
+        </w:rPr>
+        <w:t>{{cccdnt}}</w:t>
+      </w:r>
+      <w:r>
+        <w:rPr>
+          <w:rFonts w:ascii="Times New Roman" w:hAnsi="Times New Roman"/>
+          <w:sz w:val="26"/>
+          <w:szCs w:val="26"/>
+          <w:lang w:val="en-US"/>
+        </w:rPr>
+        <w:t>;</w:t>
+      </w:r>
+      <w:r>
+        <w:rPr>
+          <w:rFonts w:ascii="Times New Roman" w:hAnsi="Times New Roman"/>
+          <w:sz w:val="26"/>
+          <w:szCs w:val="26"/>
+        </w:rPr>
+        <w:t xml:space="preserve"> </w:t>
+      </w:r>
+      <w:r>
+        <w:rPr>
+          <w:rFonts w:ascii="Times New Roman" w:hAnsi="Times New Roman"/>
+          <w:sz w:val="26"/>
+          <w:szCs w:val="26"/>
+          <w:lang w:val="en-US"/>
+        </w:rPr>
+        <w:t>Cấp</w:t>
+      </w:r>
+      <w:r>
+        <w:rPr>
+          <w:rFonts w:ascii="Times New Roman" w:hAnsi="Times New Roman"/>
+          <w:sz w:val="26"/>
+          <w:szCs w:val="26"/>
+        </w:rPr>
+        <w:t xml:space="preserve"> ngày: </w:t>
+      </w:r>
+      <w:r>
+        <w:rPr>
+          <w:rFonts w:ascii="Times New Roman" w:hAnsi="Times New Roman"/>
+          <w:sz w:val="26"/>
+          <w:szCs w:val="26"/>
+          <w:lang w:val="en-US"/>
+        </w:rPr>
+        <w:t>{{ncnt}}</w:t>
+      </w:r>
+      <w:r>
+        <w:rPr>
+          <w:rFonts w:ascii="Times New Roman" w:hAnsi="Times New Roman"/>
+          <w:sz w:val="26"/>
+          <w:szCs w:val="26"/>
+        </w:rPr>
+        <w:t>; Nơi cấp:</w:t>
+      </w:r>
+      <w:r>
+        <w:rPr>
+          <w:rFonts w:ascii="Times New Roman" w:hAnsi="Times New Roman"/>
+          <w:sz w:val="26"/>
+          <w:szCs w:val="26"/>
+          <w:lang w:val="en-US"/>
+        </w:rPr>
+        <w:t xml:space="preserve"> {{nccccdnt}}</w:t>
+      </w:r>
+      <w:r>
+        <w:rPr>
+          <w:rFonts w:ascii="Times New Roman" w:hAnsi="Times New Roman"/>
+          <w:sz w:val="26"/>
+          <w:szCs w:val="26"/>
+        </w:rPr>
+        <w:t xml:space="preserve">. </w:t>
+      </w:r>
+    </w:p>
+    <w:p>
+      <w:pPr>
+        <w:spacing w:after="0" w:line="288" w:lineRule="auto"/>
+        <w:ind w:firstLine="567"/>
+        <w:rPr>
+          <w:rFonts w:ascii="Times New Roman" w:hAnsi="Times New Roman" w:cs="Times New Roman"/>
+          <w:sz w:val="26"/>
+          <w:szCs w:val="26"/>
+          <w:lang w:val="en-US"/>
+        </w:rPr>
+      </w:pPr>
+      <w:r>
+        <w:rPr>
+          <w:rFonts w:ascii="Times New Roman" w:hAnsi="Times New Roman" w:cs="Times New Roman"/>
+          <w:sz w:val="26"/>
+          <w:szCs w:val="26"/>
+        </w:rPr>
+        <w:t>Địa chỉ thường trú:</w:t>
+      </w:r>
+      <w:r>
+        <w:rPr>
+          <w:rFonts w:ascii="Times New Roman" w:hAnsi="Times New Roman" w:cs="Times New Roman"/>
+          <w:sz w:val="26"/>
+          <w:szCs w:val="26"/>
+          <w:lang w:val="en-US"/>
+        </w:rPr>
+        <w:t xml:space="preserve"> </w:t>
+      </w:r>
+      <w:r>
+        <w:rPr>
+          <w:rFonts w:ascii="Times New Roman" w:hAnsi="Times New Roman" w:cs="Times New Roman"/>
+          <w:sz w:val="26"/>
+          <w:szCs w:val="26"/>
+          <w:lang w:val="en-US"/>
+        </w:rPr>
+        <w:t>{{ttnt}}.</w:t>
+      </w:r>
+    </w:p>
+    <w:p>
+      <w:pPr>
+        <w:spacing w:after="0"/>
+        <w:ind w:firstLine="567"/>
+        <w:rPr>
+          <w:rFonts w:ascii="Times New Roman" w:eastAsia="Times New Roman" w:hAnsi="Times New Roman" w:cs="Times New Roman"/>
+          <w:sz w:val="26"/>
+          <w:szCs w:val="26"/>
+          <w:lang w:val="en-US"/>
+        </w:rPr>
+      </w:pPr>
+      <w:r>
+        <w:rPr>
+          <w:rFonts w:ascii="Times New Roman" w:eastAsia="Times New Roman" w:hAnsi="Times New Roman" w:cs="Times New Roman"/>
+          <w:sz w:val="26"/>
+          <w:szCs w:val="26"/>
+        </w:rPr>
+        <w:t xml:space="preserve">Mối quan hệ: </w:t>
+      </w:r>
+      <w:r>
+        <w:rPr>
+          <w:rFonts w:ascii="Times New Roman" w:eastAsia="Times New Roman" w:hAnsi="Times New Roman" w:cs="Times New Roman"/>
+          <w:sz w:val="26"/>
+          <w:szCs w:val="26"/>
+          <w:lang w:val="en-US"/>
+        </w:rPr>
+        <w:t>{{qh}}.</w:t>
+      </w:r>
+    </w:p>
+    <w:p>
+      <w:pPr>
+        <w:spacing w:after="0"/>
+        <w:ind w:firstLine="567"/>
+        <w:rPr>
+          <w:rFonts w:ascii="Times New Roman" w:hAnsi="Times New Roman" w:cs="Times New Roman"/>
+          <w:sz w:val="26"/>
+          <w:szCs w:val="26"/>
+        </w:rPr>
+      </w:pPr>
+      <w:r>
+        <w:rPr>
+          <w:rFonts w:ascii="Times New Roman" w:eastAsia="Times New Roman" w:hAnsi="Times New Roman" w:cs="Times New Roman"/>
+          <w:sz w:val="26"/>
+          <w:szCs w:val="26"/>
+        </w:rPr>
+        <w:t>(Sau đây gọi là "</w:t>
+      </w:r>
+      <w:r>
+        <w:rPr>
+          <w:rFonts w:ascii="Times New Roman" w:hAnsi="Times New Roman" w:cs="Times New Roman"/>
+          <w:sz w:val="26"/>
+          <w:szCs w:val="26"/>
+        </w:rPr>
+        <w:t>Bên B</w:t>
+      </w:r>
+      <w:r>
+        <w:rPr>
+          <w:rFonts w:ascii="Times New Roman" w:eastAsia="Times New Roman" w:hAnsi="Times New Roman" w:cs="Times New Roman"/>
+          <w:sz w:val="26"/>
+          <w:szCs w:val="26"/>
+        </w:rPr>
+        <w:t>")</w:t>
+      </w:r>
+    </w:p>
+    <w:p>
+      <w:pPr>
+        <w:ind w:firstLine="567"/>
+        <w:rPr>
+          <w:rFonts w:ascii="Times New Roman" w:hAnsi="Times New Roman" w:cs="Times New Roman"/>
+          <w:sz w:val="26"/>
+          <w:szCs w:val="26"/>
+        </w:rPr>
+      </w:pPr>
+      <w:r>
+        <w:rPr>
+          <w:rFonts w:ascii="Times New Roman" w:hAnsi="Times New Roman" w:cs="Times New Roman"/>
+          <w:sz w:val="26"/>
+          <w:szCs w:val="26"/>
+        </w:rPr>
+        <w:t xml:space="preserve">Tại Hợp đồng này, chúng tôi thống nhất cử </w:t>
+      </w:r>
+      <w:r>
+        <w:rPr>
+          <w:rFonts w:ascii="Times New Roman" w:hAnsi="Times New Roman" w:cs="Times New Roman"/>
+          <w:sz w:val="26"/>
+          <w:szCs w:val="26"/>
+          <w:lang w:val="en-US"/>
+        </w:rPr>
+        <w:t>{{gtkh</w:t>
+      </w:r>
+      <w:r>
+        <w:rPr>
+          <w:rFonts w:ascii="Times New Roman" w:hAnsi="Times New Roman" w:cs="Times New Roman"/>
+          <w:sz w:val="26"/>
+          <w:szCs w:val="26"/>
+          <w:lang w:val="en-US"/>
+        </w:rPr>
+        <w:t>t</w:t>
+      </w:r>
+      <w:r>
+        <w:rPr>
+          <w:rFonts w:ascii="Times New Roman" w:hAnsi="Times New Roman" w:cs="Times New Roman"/>
+          <w:sz w:val="26"/>
+          <w:szCs w:val="26"/>
+          <w:lang w:val="en-US"/>
+        </w:rPr>
+        <w:t>}}</w:t>
+      </w:r>
+      <w:r>
+        <w:rPr>
+          <w:rFonts w:ascii="Times New Roman" w:hAnsi="Times New Roman" w:cs="Times New Roman"/>
+          <w:sz w:val="26"/>
+          <w:szCs w:val="26"/>
+        </w:rPr>
+        <w:t xml:space="preserve"> </w:t>
+      </w:r>
+      <w:r>
+        <w:rPr>
+          <w:rFonts w:ascii="Times New Roman" w:hAnsi="Times New Roman" w:cs="Times New Roman"/>
+          <w:sz w:val="26"/>
+          <w:szCs w:val="26"/>
+          <w:lang w:val="en-US"/>
+        </w:rPr>
+        <w:t>{{kh}}</w:t>
+      </w:r>
+      <w:r>
+        <w:rPr>
+          <w:rFonts w:ascii="Times New Roman" w:hAnsi="Times New Roman" w:cs="Times New Roman"/>
+          <w:sz w:val="26"/>
+          <w:szCs w:val="26"/>
+          <w:lang w:val="en-US"/>
+        </w:rPr>
+        <w:t>,</w:t>
+      </w:r>
+      <w:r>
+        <w:rPr>
+          <w:rFonts w:ascii="Times New Roman" w:hAnsi="Times New Roman" w:cs="Times New Roman"/>
+          <w:sz w:val="26"/>
+          <w:szCs w:val="26"/>
+        </w:rPr>
+        <w:t xml:space="preserve"> </w:t>
+      </w:r>
+      <w:r>
+        <w:rPr>
+          <w:rFonts w:ascii="Times New Roman" w:hAnsi="Times New Roman"/>
+          <w:sz w:val="26"/>
+          <w:szCs w:val="26"/>
+        </w:rPr>
+        <w:t xml:space="preserve">Sinh ngày: </w:t>
+      </w:r>
+      <w:r>
+        <w:rPr>
+          <w:rFonts w:ascii="Times New Roman" w:hAnsi="Times New Roman"/>
+          <w:sz w:val="26"/>
+          <w:szCs w:val="26"/>
+          <w:lang w:val="en-US"/>
+        </w:rPr>
+        <w:t>{{nskh}}</w:t>
+      </w:r>
+      <w:r>
+        <w:rPr>
+          <w:rFonts w:ascii="Times New Roman" w:hAnsi="Times New Roman"/>
+          <w:sz w:val="26"/>
+          <w:szCs w:val="26"/>
+          <w:lang w:val="en-US"/>
+        </w:rPr>
+        <w:t xml:space="preserve"> </w:t>
+      </w:r>
+      <w:r>
+        <w:rPr>
+          <w:rFonts w:ascii="Times New Roman" w:hAnsi="Times New Roman" w:cs="Times New Roman"/>
+          <w:sz w:val="26"/>
+          <w:szCs w:val="26"/>
+        </w:rPr>
+        <w:t xml:space="preserve">có </w:t>
+      </w:r>
+      <w:r>
+        <w:rPr>
+          <w:rFonts w:ascii="Times New Roman" w:hAnsi="Times New Roman"/>
+          <w:sz w:val="26"/>
+          <w:szCs w:val="26"/>
+        </w:rPr>
+        <w:t xml:space="preserve">CCCD số: </w:t>
+      </w:r>
+      <w:r>
+        <w:rPr>
+          <w:rFonts w:ascii="Times New Roman" w:hAnsi="Times New Roman"/>
+          <w:sz w:val="26"/>
+          <w:szCs w:val="26"/>
+          <w:lang w:val="en-US"/>
+        </w:rPr>
+        <w:t>{{cccdkh}}</w:t>
+      </w:r>
+      <w:r>
+        <w:rPr>
+          <w:rFonts w:ascii="Times New Roman" w:hAnsi="Times New Roman"/>
+          <w:sz w:val="26"/>
+          <w:szCs w:val="26"/>
+        </w:rPr>
+        <w:t xml:space="preserve">; Cấp ngày: </w:t>
+      </w:r>
+      <w:r>
+        <w:rPr>
+          <w:rFonts w:ascii="Times New Roman" w:hAnsi="Times New Roman"/>
+          <w:sz w:val="26"/>
+          <w:szCs w:val="26"/>
+          <w:lang w:val="en-US"/>
+        </w:rPr>
+        <w:t>{{nckh}}</w:t>
+      </w:r>
+      <w:r>
+        <w:rPr>
+          <w:rFonts w:ascii="Times New Roman" w:hAnsi="Times New Roman"/>
+          <w:sz w:val="26"/>
+          <w:szCs w:val="26"/>
+        </w:rPr>
+        <w:t xml:space="preserve">; Nơi cấp: </w:t>
+      </w:r>
+      <w:r>
+        <w:rPr>
+          <w:rFonts w:ascii="Times New Roman" w:hAnsi="Times New Roman"/>
+          <w:sz w:val="26"/>
+          <w:szCs w:val="26"/>
+          <w:lang w:val="en-US"/>
+        </w:rPr>
+        <w:t xml:space="preserve">{{nccccdkh}} </w:t>
+      </w:r>
+      <w:r>
+        <w:rPr>
+          <w:rFonts w:ascii="Times New Roman" w:hAnsi="Times New Roman" w:cs="Times New Roman"/>
+          <w:sz w:val="26"/>
+          <w:szCs w:val="26"/>
+        </w:rPr>
+        <w:t xml:space="preserve">là người đại diện bên B: Từ sau thời điểm giao kết Hợp đồng này đại diện cho bên B được toàn quyền thay mặt và nhân danh bên B xác lập thực hiện các giao dịch liên quan đến việc vay vốn tại bên A bao gồm nhưng không giới hạn như: nhận tiền vay và hồ sơ tài liệu liên quan đến khoản vay; đại diện đứng tên trong các văn bản, chứng từ theo quy định nội bộ của bên A; trả nợ gốc, lãi tiền vay; đồng ý để bên A tự động trích tiền gửi của bên B tại bên A (nếu có) để thu nợ gốc, lãi, phí đến hạn hoặc quá hạn thanh toán; thực hiện các giao dịch khác liên quan đến việc vay vốn và có toàn quyền quyết định tất cả các vấn đề phát </w:t>
+      </w:r>
+      <w:r>
+        <w:rPr>
+          <w:rFonts w:ascii="Times New Roman" w:hAnsi="Times New Roman" w:cs="Times New Roman"/>
+          <w:sz w:val="26"/>
+          <w:szCs w:val="26"/>
+        </w:rPr>
+        <w:lastRenderedPageBreak/>
+        <w:t>sinh trong quá trình vay vốn. Thời hạn ủy quyền kể từ kể từ thời điểm ký Hợp đồng này cho đến khi toàn bộ nghĩa vụ của Bên B tại bên A đã được thực hiện đầy đủ.</w:t>
+      </w:r>
+    </w:p>
+    <w:p>
+      <w:pPr>
+        <w:spacing w:after="0"/>
+        <w:ind w:firstLine="567"/>
+        <w:rPr>
+          <w:rFonts w:ascii="Times New Roman" w:hAnsi="Times New Roman" w:cs="Times New Roman"/>
+          <w:sz w:val="26"/>
+          <w:szCs w:val="26"/>
+        </w:rPr>
+      </w:pPr>
+      <w:r>
+        <w:rPr>
+          <w:rFonts w:ascii="Times New Roman" w:hAnsi="Times New Roman" w:cs="Times New Roman"/>
+          <w:sz w:val="26"/>
+          <w:szCs w:val="26"/>
+        </w:rPr>
+        <w:t>Bên B cam kết không hủy ngang và chịu trách nhiệm đối với tất cả các nghĩa vụ phát sinh liên quan đến Hợp đồng tín dụng này. Trong trường hợp Hợp đồng tín dụng này có bị tuyên vô hiệu hoặc có sai sót mà bên A đã giải ngân thì bên B cam kết không hủy ngang, đồng thời có trách nhiệm và nghĩa vụ thực hiện đúng và đầy đủ.</w:t>
+      </w:r>
+    </w:p>
+    <w:p>
+      <w:pPr>
+        <w:spacing w:after="0"/>
+        <w:ind w:firstLine="567"/>
+        <w:rPr>
+          <w:rFonts w:ascii="Times New Roman" w:hAnsi="Times New Roman" w:cs="Times New Roman"/>
+          <w:sz w:val="26"/>
+          <w:szCs w:val="26"/>
+        </w:rPr>
+      </w:pPr>
+      <w:r>
+        <w:rPr>
+          <w:rFonts w:ascii="Times New Roman" w:hAnsi="Times New Roman" w:cs="Times New Roman"/>
+          <w:sz w:val="26"/>
+          <w:szCs w:val="26"/>
+        </w:rPr>
+        <w:t>Sau khi đàm phán và thỏa thuận các bên đã thống nhất ký kết hợp đồng này với nội dung và các điều khoản sau đây:</w:t>
+      </w:r>
+    </w:p>
+    <w:p>
+      <w:pPr>
+        <w:spacing w:after="0"/>
+        <w:ind w:firstLine="567"/>
+        <w:rPr>
+          <w:rFonts w:ascii="Times New Roman" w:hAnsi="Times New Roman" w:cs="Times New Roman"/>
+          <w:b/>
+          <w:sz w:val="26"/>
+          <w:szCs w:val="26"/>
+          <w:lang w:val="en-US"/>
+        </w:rPr>
+      </w:pPr>
+      <w:r>
+        <w:rPr>
+          <w:rFonts w:ascii="Times New Roman" w:hAnsi="Times New Roman" w:cs="Times New Roman"/>
+          <w:b/>
+          <w:sz w:val="26"/>
+          <w:szCs w:val="26"/>
+        </w:rPr>
+        <w:t>Điề</w:t>
+      </w:r>
+      <w:r>
+        <w:rPr>
+          <w:rFonts w:ascii="Times New Roman" w:hAnsi="Times New Roman" w:cs="Times New Roman"/>
+          <w:b/>
+          <w:sz w:val="26"/>
+          <w:szCs w:val="26"/>
+        </w:rPr>
+        <w:t xml:space="preserve">u 1. </w:t>
+      </w:r>
+      <w:r>
+        <w:rPr>
+          <w:rFonts w:ascii="Times New Roman" w:hAnsi="Times New Roman" w:cs="Times New Roman"/>
+          <w:b/>
+          <w:sz w:val="26"/>
+          <w:szCs w:val="26"/>
+          <w:lang w:val="en-US"/>
+        </w:rPr>
+        <w:t>Bên A đồng ý cho bên B vay.</w:t>
+      </w:r>
+    </w:p>
+    <w:p>
+      <w:pPr>
+        <w:pStyle w:val="ListParagraph"/>
+        <w:numPr>
+          <w:ilvl w:val="0"/>
+          <w:numId w:val="3"/>
+        </w:numPr>
+        <w:spacing w:after="0"/>
+        <w:rPr>
+          <w:rFonts w:ascii="Times New Roman" w:hAnsi="Times New Roman" w:cs="Times New Roman"/>
+          <w:sz w:val="26"/>
+          <w:szCs w:val="26"/>
+          <w:lang w:val="en-US"/>
+        </w:rPr>
+      </w:pPr>
+      <w:r>
+        <w:rPr>
+          <w:rFonts w:ascii="Times New Roman" w:hAnsi="Times New Roman" w:cs="Times New Roman"/>
+          <w:sz w:val="26"/>
+          <w:szCs w:val="26"/>
+          <w:lang w:val="en-US"/>
+        </w:rPr>
+        <w:t>{{ms1t}}.</w:t>
+      </w:r>
+    </w:p>
+    <w:p>
+      <w:pPr>
+        <w:spacing w:after="0"/>
+        <w:ind w:left="567"/>
+        <w:rPr>
+          <w:rFonts w:ascii="Times New Roman" w:hAnsi="Times New Roman" w:cs="Times New Roman"/>
+          <w:sz w:val="26"/>
+          <w:szCs w:val="26"/>
+          <w:lang w:val="en-US"/>
+        </w:rPr>
+      </w:pPr>
+      <w:r>
+        <w:rPr>
+          <w:rFonts w:ascii="Times New Roman" w:hAnsi="Times New Roman" w:cs="Times New Roman"/>
+          <w:sz w:val="26"/>
+          <w:szCs w:val="26"/>
+          <w:lang w:val="en-US"/>
+        </w:rPr>
+        <w:t>{{ms1d}}</w:t>
+      </w:r>
+    </w:p>
+    <w:p>
+      <w:pPr>
+        <w:spacing w:after="0"/>
+        <w:ind w:firstLine="567"/>
+        <w:rPr>
+          <w:rFonts w:ascii="Times New Roman" w:hAnsi="Times New Roman" w:cs="Times New Roman"/>
+          <w:sz w:val="26"/>
+          <w:szCs w:val="26"/>
+          <w:lang w:val="en-US"/>
+        </w:rPr>
+      </w:pPr>
+      <w:r>
+        <w:rPr>
+          <w:rFonts w:ascii="Times New Roman" w:hAnsi="Times New Roman" w:cs="Times New Roman"/>
+          <w:sz w:val="26"/>
+          <w:szCs w:val="26"/>
+        </w:rPr>
+        <w:t xml:space="preserve">2. </w:t>
+      </w:r>
+      <w:r>
+        <w:rPr>
+          <w:rFonts w:ascii="Times New Roman" w:hAnsi="Times New Roman" w:cs="Times New Roman"/>
+          <w:sz w:val="26"/>
+          <w:szCs w:val="26"/>
+          <w:lang w:val="en-US"/>
+        </w:rPr>
+        <w:t>{{ms2t}}</w:t>
+      </w:r>
+    </w:p>
+    <w:p>
+      <w:pPr>
+        <w:spacing w:after="0"/>
+        <w:ind w:firstLine="567"/>
+        <w:rPr>
+          <w:rFonts w:ascii="Times New Roman" w:hAnsi="Times New Roman" w:cs="Times New Roman"/>
+          <w:sz w:val="26"/>
+          <w:szCs w:val="26"/>
+          <w:lang w:val="en-US"/>
+        </w:rPr>
+      </w:pPr>
+      <w:r>
+        <w:rPr>
+          <w:rFonts w:ascii="Times New Roman" w:hAnsi="Times New Roman" w:cs="Times New Roman"/>
+          <w:sz w:val="26"/>
+          <w:szCs w:val="26"/>
+          <w:lang w:val="en-US"/>
+        </w:rPr>
+        <w:t>{{ms2d}}.</w:t>
+      </w:r>
+    </w:p>
+    <w:p>
+      <w:pPr>
+        <w:spacing w:after="0"/>
+        <w:ind w:firstLine="567"/>
+        <w:rPr>
+          <w:rFonts w:ascii="Times New Roman" w:hAnsi="Times New Roman" w:cs="Times New Roman"/>
+          <w:sz w:val="26"/>
+          <w:szCs w:val="26"/>
+        </w:rPr>
+      </w:pPr>
+      <w:r>
+        <w:rPr>
+          <w:rFonts w:ascii="Times New Roman" w:hAnsi="Times New Roman" w:cs="Times New Roman"/>
+          <w:sz w:val="26"/>
+          <w:szCs w:val="26"/>
+        </w:rPr>
+        <w:t xml:space="preserve">3. </w:t>
+      </w:r>
+      <w:r>
+        <w:rPr>
+          <w:rFonts w:ascii="Times New Roman" w:hAnsi="Times New Roman" w:cs="Times New Roman"/>
+          <w:sz w:val="26"/>
+          <w:szCs w:val="26"/>
+          <w:lang w:val="en-US"/>
+        </w:rPr>
+        <w:t>{{ms3}}</w:t>
+      </w:r>
+      <w:r>
+        <w:rPr>
+          <w:rFonts w:ascii="Times New Roman" w:hAnsi="Times New Roman" w:cs="Times New Roman"/>
+          <w:sz w:val="26"/>
+          <w:szCs w:val="26"/>
+          <w:lang w:val="en-US"/>
+        </w:rPr>
+        <w:t>.</w:t>
+      </w:r>
+    </w:p>
+    <w:p>
+      <w:pPr>
+        <w:spacing w:after="0"/>
+        <w:ind w:firstLine="567"/>
+        <w:rPr>
+          <w:rFonts w:ascii="Times New Roman" w:hAnsi="Times New Roman" w:cs="Times New Roman"/>
+          <w:sz w:val="26"/>
+          <w:szCs w:val="26"/>
+          <w:lang w:val="en-US"/>
+        </w:rPr>
+      </w:pPr>
+      <w:r>
+        <w:rPr>
+          <w:rFonts w:ascii="Times New Roman" w:hAnsi="Times New Roman" w:cs="Times New Roman"/>
+          <w:sz w:val="26"/>
+          <w:szCs w:val="26"/>
+        </w:rPr>
+        <w:t xml:space="preserve">4. </w:t>
+      </w:r>
+      <w:r>
+        <w:rPr>
+          <w:rFonts w:ascii="Times New Roman" w:hAnsi="Times New Roman" w:cs="Times New Roman"/>
+          <w:sz w:val="26"/>
+          <w:szCs w:val="26"/>
+          <w:lang w:val="en-US"/>
+        </w:rPr>
+        <w:t>{{ms4}}.</w:t>
+      </w:r>
+    </w:p>
+    <w:p>
+      <w:pPr>
+        <w:spacing w:after="0"/>
+        <w:ind w:firstLine="567"/>
+        <w:rPr>
+          <w:rFonts w:ascii="Times New Roman" w:hAnsi="Times New Roman" w:cs="Times New Roman"/>
+          <w:sz w:val="26"/>
+          <w:szCs w:val="26"/>
+          <w:lang w:val="en-US"/>
+        </w:rPr>
+      </w:pPr>
+      <w:r>
+        <w:rPr>
+          <w:rFonts w:ascii="Times New Roman" w:hAnsi="Times New Roman" w:cs="Times New Roman"/>
+          <w:sz w:val="26"/>
+          <w:szCs w:val="26"/>
+          <w:lang w:val="en-US"/>
+        </w:rPr>
+        <w:t>{{ms5}}</w:t>
+      </w:r>
+    </w:p>
+    <w:p>
+      <w:pPr>
+        <w:spacing w:after="0"/>
+        <w:ind w:firstLine="567"/>
+        <w:rPr>
+          <w:rFonts w:ascii="Times New Roman" w:hAnsi="Times New Roman" w:cs="Times New Roman"/>
+          <w:sz w:val="26"/>
+          <w:szCs w:val="26"/>
+          <w:lang w:val="en-US"/>
+        </w:rPr>
+      </w:pPr>
+      <w:r>
+        <w:rPr>
+          <w:rFonts w:ascii="Times New Roman" w:hAnsi="Times New Roman" w:cs="Times New Roman"/>
+          <w:sz w:val="26"/>
+          <w:szCs w:val="26"/>
+          <w:lang w:val="en-US"/>
+        </w:rPr>
+        <w:t>{{ms6</w:t>
+      </w:r>
+      <w:r>
+        <w:rPr>
+          <w:rFonts w:ascii="Times New Roman" w:hAnsi="Times New Roman" w:cs="Times New Roman"/>
+          <w:sz w:val="26"/>
+          <w:szCs w:val="26"/>
+          <w:lang w:val="en-US"/>
+        </w:rPr>
+        <w:t>t</w:t>
+      </w:r>
+      <w:r>
+        <w:rPr>
+          <w:rFonts w:ascii="Times New Roman" w:hAnsi="Times New Roman" w:cs="Times New Roman"/>
+          <w:sz w:val="26"/>
+          <w:szCs w:val="26"/>
+          <w:lang w:val="en-US"/>
+        </w:rPr>
+        <w:t>}}</w:t>
+      </w:r>
+    </w:p>
+    <w:p>
+      <w:pPr>
+        <w:spacing w:after="0"/>
+        <w:ind w:firstLine="567"/>
+        <w:rPr>
+          <w:rFonts w:ascii="Times New Roman" w:hAnsi="Times New Roman" w:cs="Times New Roman"/>
+          <w:sz w:val="26"/>
+          <w:szCs w:val="26"/>
+          <w:lang w:val="en-US"/>
+        </w:rPr>
+      </w:pPr>
+      <w:r>
+        <w:rPr>
+          <w:rFonts w:ascii="Times New Roman" w:hAnsi="Times New Roman" w:cs="Times New Roman"/>
+          <w:sz w:val="26"/>
+          <w:szCs w:val="26"/>
+          <w:lang w:val="en-US"/>
+        </w:rPr>
+        <w:t xml:space="preserve">    </w:t>
       </w:r>
       <w:bookmarkStart w:id="0" w:name="_GoBack"/>
       <w:bookmarkEnd w:id="0"/>
@@ -881,322 +1691,16 @@
           <w:szCs w:val="26"/>
           <w:lang w:val="en-US"/>
         </w:rPr>
-        <w:t>.</w:t>
-      </w:r>
-    </w:p>
-    <w:p>
-      <w:pPr>
-        <w:spacing w:after="0" w:line="288" w:lineRule="auto"/>
-        <w:rPr>
-          <w:rFonts w:ascii="Times New Roman" w:hAnsi="Times New Roman"/>
-          <w:sz w:val="26"/>
-          <w:szCs w:val="26"/>
-        </w:rPr>
-      </w:pPr>
-      <w:r>
-        <w:rPr>
-          <w:rFonts w:ascii="Times New Roman" w:hAnsi="Times New Roman"/>
-          <w:sz w:val="26"/>
-          <w:szCs w:val="26"/>
-          <w:lang w:val="en-US"/>
-        </w:rPr>
-        <w:t xml:space="preserve">        </w:t>
-      </w:r>
-      <w:r>
-        <w:rPr>
-          <w:rFonts w:ascii="Times New Roman" w:hAnsi="Times New Roman"/>
-          <w:sz w:val="26"/>
-          <w:szCs w:val="26"/>
-          <w:lang w:val="en-US"/>
-        </w:rPr>
-        <w:t>{{gtnt}}</w:t>
-      </w:r>
-      <w:r>
-        <w:rPr>
-          <w:rFonts w:ascii="Times New Roman" w:hAnsi="Times New Roman"/>
-          <w:sz w:val="26"/>
-          <w:szCs w:val="26"/>
-          <w:lang w:val="en-US"/>
-        </w:rPr>
-        <w:t>:</w:t>
-      </w:r>
-      <w:r>
-        <w:rPr>
-          <w:rFonts w:ascii="Times New Roman" w:hAnsi="Times New Roman"/>
-          <w:sz w:val="26"/>
-          <w:szCs w:val="26"/>
-          <w:lang w:val="en-US"/>
-        </w:rPr>
-        <w:t xml:space="preserve"> </w:t>
-      </w:r>
-      <w:r>
-        <w:rPr>
-          <w:rFonts w:ascii="Times New Roman" w:hAnsi="Times New Roman"/>
-          <w:sz w:val="26"/>
-          <w:szCs w:val="26"/>
-          <w:lang w:val="en-US"/>
-        </w:rPr>
-        <w:t>{{ntkh}}</w:t>
-      </w:r>
-      <w:r>
-        <w:rPr>
-          <w:rFonts w:ascii="Times New Roman" w:hAnsi="Times New Roman"/>
-          <w:sz w:val="26"/>
-          <w:szCs w:val="26"/>
-        </w:rPr>
-        <w:t xml:space="preserve">; Sinh ngày: </w:t>
-      </w:r>
-      <w:r>
-        <w:rPr>
-          <w:rFonts w:ascii="Times New Roman" w:hAnsi="Times New Roman"/>
-          <w:sz w:val="26"/>
-          <w:szCs w:val="26"/>
-          <w:lang w:val="en-US"/>
-        </w:rPr>
-        <w:t>{{nsnt}}</w:t>
-      </w:r>
-      <w:r>
-        <w:rPr>
-          <w:rFonts w:ascii="Times New Roman" w:hAnsi="Times New Roman"/>
-          <w:sz w:val="26"/>
-          <w:szCs w:val="26"/>
-        </w:rPr>
-        <w:t xml:space="preserve">; </w:t>
-      </w:r>
-    </w:p>
-    <w:p>
-      <w:pPr>
-        <w:spacing w:after="0" w:line="288" w:lineRule="auto"/>
-        <w:ind w:firstLine="567"/>
-        <w:rPr>
-          <w:rFonts w:ascii="Times New Roman" w:hAnsi="Times New Roman"/>
-          <w:sz w:val="26"/>
-          <w:szCs w:val="26"/>
-          <w:lang w:val="en-US"/>
-        </w:rPr>
-      </w:pPr>
-      <w:r>
-        <w:rPr>
-          <w:rFonts w:ascii="Times New Roman" w:hAnsi="Times New Roman"/>
-          <w:sz w:val="26"/>
-          <w:szCs w:val="26"/>
-        </w:rPr>
-        <w:t xml:space="preserve">CCCD số: </w:t>
-      </w:r>
-      <w:r>
-        <w:rPr>
-          <w:rFonts w:ascii="Times New Roman" w:hAnsi="Times New Roman"/>
-          <w:sz w:val="26"/>
-          <w:szCs w:val="26"/>
-          <w:lang w:val="en-US"/>
-        </w:rPr>
-        <w:t>{{cccdnt}}</w:t>
-      </w:r>
-      <w:r>
-        <w:rPr>
-          <w:rFonts w:ascii="Times New Roman" w:hAnsi="Times New Roman"/>
-          <w:sz w:val="26"/>
-          <w:szCs w:val="26"/>
-          <w:lang w:val="en-US"/>
-        </w:rPr>
-        <w:t>;</w:t>
-      </w:r>
-      <w:r>
-        <w:rPr>
-          <w:rFonts w:ascii="Times New Roman" w:hAnsi="Times New Roman"/>
-          <w:sz w:val="26"/>
-          <w:szCs w:val="26"/>
-        </w:rPr>
-        <w:t xml:space="preserve"> </w:t>
-      </w:r>
-      <w:r>
-        <w:rPr>
-          <w:rFonts w:ascii="Times New Roman" w:hAnsi="Times New Roman"/>
-          <w:sz w:val="26"/>
-          <w:szCs w:val="26"/>
-          <w:lang w:val="en-US"/>
-        </w:rPr>
-        <w:t>Cấp</w:t>
-      </w:r>
-      <w:r>
-        <w:rPr>
-          <w:rFonts w:ascii="Times New Roman" w:hAnsi="Times New Roman"/>
-          <w:sz w:val="26"/>
-          <w:szCs w:val="26"/>
-        </w:rPr>
-        <w:t xml:space="preserve"> ngày: </w:t>
-      </w:r>
-      <w:r>
-        <w:rPr>
-          <w:rFonts w:ascii="Times New Roman" w:hAnsi="Times New Roman"/>
-          <w:sz w:val="26"/>
-          <w:szCs w:val="26"/>
-          <w:lang w:val="en-US"/>
-        </w:rPr>
-        <w:t>{{ncnt}}</w:t>
-      </w:r>
-      <w:r>
-        <w:rPr>
-          <w:rFonts w:ascii="Times New Roman" w:hAnsi="Times New Roman"/>
-          <w:sz w:val="26"/>
-          <w:szCs w:val="26"/>
-        </w:rPr>
-        <w:t>; Nơi cấp:</w:t>
-      </w:r>
-      <w:r>
-        <w:rPr>
-          <w:rFonts w:ascii="Times New Roman" w:hAnsi="Times New Roman"/>
-          <w:sz w:val="26"/>
-          <w:szCs w:val="26"/>
-          <w:lang w:val="en-US"/>
-        </w:rPr>
-        <w:t xml:space="preserve"> {{nccccdnt}}</w:t>
-      </w:r>
-      <w:r>
-        <w:rPr>
-          <w:rFonts w:ascii="Times New Roman" w:hAnsi="Times New Roman"/>
-          <w:sz w:val="26"/>
-          <w:szCs w:val="26"/>
-        </w:rPr>
-        <w:t xml:space="preserve">. </w:t>
-      </w:r>
-    </w:p>
-    <w:p>
-      <w:pPr>
-        <w:spacing w:after="0" w:line="288" w:lineRule="auto"/>
-        <w:ind w:firstLine="567"/>
-        <w:rPr>
-          <w:rFonts w:ascii="Times New Roman" w:hAnsi="Times New Roman" w:cs="Times New Roman"/>
-          <w:sz w:val="26"/>
-          <w:szCs w:val="26"/>
-          <w:lang w:val="en-US"/>
-        </w:rPr>
-      </w:pPr>
-      <w:r>
-        <w:rPr>
-          <w:rFonts w:ascii="Times New Roman" w:hAnsi="Times New Roman" w:cs="Times New Roman"/>
-          <w:sz w:val="26"/>
-          <w:szCs w:val="26"/>
-        </w:rPr>
-        <w:t>Địa chỉ thường trú:</w:t>
-      </w:r>
-      <w:r>
-        <w:rPr>
-          <w:rFonts w:ascii="Times New Roman" w:hAnsi="Times New Roman" w:cs="Times New Roman"/>
-          <w:sz w:val="26"/>
-          <w:szCs w:val="26"/>
-          <w:lang w:val="en-US"/>
-        </w:rPr>
-        <w:t xml:space="preserve"> </w:t>
-      </w:r>
-      <w:r>
-        <w:rPr>
-          <w:rFonts w:ascii="Times New Roman" w:hAnsi="Times New Roman" w:cs="Times New Roman"/>
-          <w:sz w:val="26"/>
-          <w:szCs w:val="26"/>
-          <w:lang w:val="en-US"/>
-        </w:rPr>
-        <w:t>{{ttnt}}.</w:t>
-      </w:r>
-    </w:p>
-    <w:p>
-      <w:pPr>
-        <w:spacing w:after="0"/>
-        <w:ind w:firstLine="567"/>
-        <w:rPr>
-          <w:rFonts w:ascii="Times New Roman" w:eastAsia="Times New Roman" w:hAnsi="Times New Roman" w:cs="Times New Roman"/>
-          <w:sz w:val="26"/>
-          <w:szCs w:val="26"/>
-          <w:lang w:val="en-US"/>
-        </w:rPr>
-      </w:pPr>
-      <w:r>
-        <w:rPr>
-          <w:rFonts w:ascii="Times New Roman" w:eastAsia="Times New Roman" w:hAnsi="Times New Roman" w:cs="Times New Roman"/>
-          <w:sz w:val="26"/>
-          <w:szCs w:val="26"/>
-        </w:rPr>
-        <w:t xml:space="preserve">Mối quan hệ: </w:t>
-      </w:r>
-      <w:r>
-        <w:rPr>
-          <w:rFonts w:ascii="Times New Roman" w:eastAsia="Times New Roman" w:hAnsi="Times New Roman" w:cs="Times New Roman"/>
-          <w:sz w:val="26"/>
-          <w:szCs w:val="26"/>
-          <w:lang w:val="en-US"/>
-        </w:rPr>
-        <w:t>{{qh}}.</w:t>
-      </w:r>
-    </w:p>
-    <w:p>
-      <w:pPr>
-        <w:spacing w:after="0"/>
-        <w:ind w:firstLine="567"/>
-        <w:rPr>
-          <w:rFonts w:ascii="Times New Roman" w:hAnsi="Times New Roman" w:cs="Times New Roman"/>
-          <w:sz w:val="26"/>
-          <w:szCs w:val="26"/>
-        </w:rPr>
-      </w:pPr>
-      <w:r>
-        <w:rPr>
-          <w:rFonts w:ascii="Times New Roman" w:eastAsia="Times New Roman" w:hAnsi="Times New Roman" w:cs="Times New Roman"/>
-          <w:sz w:val="26"/>
-          <w:szCs w:val="26"/>
-        </w:rPr>
-        <w:t>(Sau đây gọi là "</w:t>
-      </w:r>
-      <w:r>
-        <w:rPr>
-          <w:rFonts w:ascii="Times New Roman" w:hAnsi="Times New Roman" w:cs="Times New Roman"/>
-          <w:sz w:val="26"/>
-          <w:szCs w:val="26"/>
-        </w:rPr>
-        <w:t>Bên B</w:t>
-      </w:r>
-      <w:r>
-        <w:rPr>
-          <w:rFonts w:ascii="Times New Roman" w:eastAsia="Times New Roman" w:hAnsi="Times New Roman" w:cs="Times New Roman"/>
-          <w:sz w:val="26"/>
-          <w:szCs w:val="26"/>
-        </w:rPr>
-        <w:t>")</w:t>
-      </w:r>
-    </w:p>
-    <w:p>
-      <w:pPr>
-        <w:ind w:firstLine="567"/>
-        <w:rPr>
-          <w:rFonts w:ascii="Times New Roman" w:hAnsi="Times New Roman" w:cs="Times New Roman"/>
-          <w:sz w:val="26"/>
-          <w:szCs w:val="26"/>
-        </w:rPr>
-      </w:pPr>
-      <w:r>
-        <w:rPr>
-          <w:rFonts w:ascii="Times New Roman" w:hAnsi="Times New Roman" w:cs="Times New Roman"/>
-          <w:sz w:val="26"/>
-          <w:szCs w:val="26"/>
-        </w:rPr>
-        <w:t xml:space="preserve">Tại Hợp đồng này, chúng tôi thống nhất cử </w:t>
-      </w:r>
-      <w:r>
-        <w:rPr>
-          <w:rFonts w:ascii="Times New Roman" w:hAnsi="Times New Roman" w:cs="Times New Roman"/>
-          <w:sz w:val="26"/>
-          <w:szCs w:val="26"/>
-          <w:lang w:val="en-US"/>
-        </w:rPr>
-        <w:t>{{gtkh</w:t>
-      </w:r>
-      <w:r>
-        <w:rPr>
-          <w:rFonts w:ascii="Times New Roman" w:hAnsi="Times New Roman" w:cs="Times New Roman"/>
-          <w:sz w:val="26"/>
-          <w:szCs w:val="26"/>
-          <w:lang w:val="en-US"/>
-        </w:rPr>
-        <w:t>t</w:t>
+        <w:t>{{ms6</w:t>
+      </w:r>
+      <w:r>
+        <w:rPr>
+          <w:rFonts w:ascii="Times New Roman" w:hAnsi="Times New Roman" w:cs="Times New Roman"/>
+          <w:sz w:val="26"/>
+          <w:szCs w:val="26"/>
+          <w:lang w:val="en-US"/>
+        </w:rPr>
+        <w:t>d</w:t>
       </w:r>
       <w:r>
         <w:rPr>
@@ -1207,786 +1711,223 @@
         </w:rPr>
         <w:t>}}</w:t>
       </w:r>
-      <w:r>
-        <w:rPr>
-          <w:rFonts w:ascii="Times New Roman" w:hAnsi="Times New Roman" w:cs="Times New Roman"/>
-          <w:sz w:val="26"/>
-          <w:szCs w:val="26"/>
-        </w:rPr>
-        <w:t xml:space="preserve"> </w:t>
-      </w:r>
-      <w:r>
-        <w:rPr>
-          <w:rFonts w:ascii="Times New Roman" w:hAnsi="Times New Roman" w:cs="Times New Roman"/>
-          <w:sz w:val="26"/>
-          <w:szCs w:val="26"/>
-          <w:lang w:val="en-US"/>
-        </w:rPr>
-        <w:t>{{kh}}</w:t>
-      </w:r>
-      <w:r>
-        <w:rPr>
-          <w:rFonts w:ascii="Times New Roman" w:hAnsi="Times New Roman" w:cs="Times New Roman"/>
-          <w:sz w:val="26"/>
-          <w:szCs w:val="26"/>
-          <w:lang w:val="en-US"/>
-        </w:rPr>
-        <w:t>,</w:t>
-      </w:r>
-      <w:r>
-        <w:rPr>
-          <w:rFonts w:ascii="Times New Roman" w:hAnsi="Times New Roman" w:cs="Times New Roman"/>
-          <w:sz w:val="26"/>
-          <w:szCs w:val="26"/>
-        </w:rPr>
-        <w:t xml:space="preserve"> </w:t>
-      </w:r>
-      <w:r>
-        <w:rPr>
-          <w:rFonts w:ascii="Times New Roman" w:hAnsi="Times New Roman"/>
-          <w:sz w:val="26"/>
-          <w:szCs w:val="26"/>
-        </w:rPr>
-        <w:t xml:space="preserve">Sinh ngày: </w:t>
-      </w:r>
-      <w:r>
-        <w:rPr>
-          <w:rFonts w:ascii="Times New Roman" w:hAnsi="Times New Roman"/>
-          <w:sz w:val="26"/>
-          <w:szCs w:val="26"/>
-          <w:lang w:val="en-US"/>
-        </w:rPr>
-        <w:t>{{nskh}}</w:t>
-      </w:r>
-      <w:r>
-        <w:rPr>
-          <w:rFonts w:ascii="Times New Roman" w:hAnsi="Times New Roman"/>
-          <w:sz w:val="26"/>
-          <w:szCs w:val="26"/>
-          <w:lang w:val="en-US"/>
-        </w:rPr>
-        <w:t xml:space="preserve"> </w:t>
-      </w:r>
-      <w:r>
-        <w:rPr>
-          <w:rFonts w:ascii="Times New Roman" w:hAnsi="Times New Roman" w:cs="Times New Roman"/>
-          <w:sz w:val="26"/>
-          <w:szCs w:val="26"/>
-        </w:rPr>
-        <w:t xml:space="preserve">có </w:t>
-      </w:r>
-      <w:r>
-        <w:rPr>
-          <w:rFonts w:ascii="Times New Roman" w:hAnsi="Times New Roman"/>
-          <w:sz w:val="26"/>
-          <w:szCs w:val="26"/>
-        </w:rPr>
-        <w:t xml:space="preserve">CCCD số: </w:t>
-      </w:r>
-      <w:r>
-        <w:rPr>
-          <w:rFonts w:ascii="Times New Roman" w:hAnsi="Times New Roman"/>
-          <w:sz w:val="26"/>
-          <w:szCs w:val="26"/>
-          <w:lang w:val="en-US"/>
-        </w:rPr>
-        <w:t>{{cccdkh}}</w:t>
-      </w:r>
-      <w:r>
-        <w:rPr>
-          <w:rFonts w:ascii="Times New Roman" w:hAnsi="Times New Roman"/>
-          <w:sz w:val="26"/>
-          <w:szCs w:val="26"/>
-        </w:rPr>
-        <w:t xml:space="preserve">; Cấp ngày: </w:t>
-      </w:r>
-      <w:r>
-        <w:rPr>
-          <w:rFonts w:ascii="Times New Roman" w:hAnsi="Times New Roman"/>
-          <w:sz w:val="26"/>
-          <w:szCs w:val="26"/>
-          <w:lang w:val="en-US"/>
-        </w:rPr>
-        <w:t>{{nckh}}</w:t>
-      </w:r>
-      <w:r>
-        <w:rPr>
-          <w:rFonts w:ascii="Times New Roman" w:hAnsi="Times New Roman"/>
-          <w:sz w:val="26"/>
-          <w:szCs w:val="26"/>
-        </w:rPr>
-        <w:t xml:space="preserve">; Nơi cấp: </w:t>
-      </w:r>
-      <w:r>
-        <w:rPr>
-          <w:rFonts w:ascii="Times New Roman" w:hAnsi="Times New Roman"/>
-          <w:sz w:val="26"/>
-          <w:szCs w:val="26"/>
-          <w:lang w:val="en-US"/>
-        </w:rPr>
-        <w:t xml:space="preserve">{{nccccdkh}} </w:t>
-      </w:r>
-      <w:r>
-        <w:rPr>
-          <w:rFonts w:ascii="Times New Roman" w:hAnsi="Times New Roman" w:cs="Times New Roman"/>
-          <w:sz w:val="26"/>
-          <w:szCs w:val="26"/>
-        </w:rPr>
-        <w:t xml:space="preserve">là người đại diện bên B: Từ sau thời điểm giao kết Hợp đồng này đại diện cho bên B được toàn quyền thay mặt và nhân danh bên B xác lập thực hiện các giao dịch liên quan đến việc vay vốn tại bên A bao gồm nhưng không giới hạn như: nhận tiền vay và hồ sơ tài liệu liên quan đến khoản vay; đại diện đứng tên trong các văn bản, chứng từ theo quy định nội bộ của bên A; trả nợ gốc, lãi tiền vay; đồng ý để bên A tự động trích tiền gửi của bên B tại bên A (nếu có) để thu nợ gốc, lãi, phí đến hạn hoặc quá hạn thanh toán; thực hiện các giao dịch khác liên quan đến việc vay vốn và có toàn quyền quyết định tất cả các vấn đề phát </w:t>
-      </w:r>
-      <w:r>
-        <w:rPr>
-          <w:rFonts w:ascii="Times New Roman" w:hAnsi="Times New Roman" w:cs="Times New Roman"/>
-          <w:sz w:val="26"/>
-          <w:szCs w:val="26"/>
+    </w:p>
+    <w:p>
+      <w:pPr>
+        <w:spacing w:after="0"/>
+        <w:ind w:firstLine="567"/>
+        <w:rPr>
+          <w:rFonts w:ascii="Times New Roman" w:hAnsi="Times New Roman" w:cs="Times New Roman"/>
+          <w:b/>
+          <w:sz w:val="26"/>
+          <w:szCs w:val="26"/>
+        </w:rPr>
+      </w:pPr>
+      <w:r>
+        <w:rPr>
+          <w:rFonts w:ascii="Times New Roman" w:hAnsi="Times New Roman" w:cs="Times New Roman"/>
+          <w:b/>
+          <w:sz w:val="26"/>
+          <w:szCs w:val="26"/>
+        </w:rPr>
+        <w:t>Điều 2. Lãi suất cho vay</w:t>
+      </w:r>
+    </w:p>
+    <w:p>
+      <w:pPr>
+        <w:ind w:firstLine="567"/>
+        <w:rPr>
+          <w:rFonts w:ascii="Times New Roman" w:hAnsi="Times New Roman" w:cs="Times New Roman"/>
+          <w:sz w:val="26"/>
+          <w:szCs w:val="26"/>
+        </w:rPr>
+      </w:pPr>
+      <w:r>
+        <w:rPr>
+          <w:rFonts w:ascii="Times New Roman" w:hAnsi="Times New Roman" w:cs="Times New Roman"/>
+          <w:sz w:val="26"/>
+          <w:szCs w:val="26"/>
+        </w:rPr>
+        <w:t>1. Lãi suất cho vay:</w:t>
+      </w:r>
+    </w:p>
+    <w:p>
+      <w:pPr>
+        <w:ind w:firstLine="567"/>
+        <w:rPr>
+          <w:rFonts w:ascii="Times New Roman" w:hAnsi="Times New Roman" w:cs="Times New Roman"/>
+          <w:sz w:val="26"/>
+          <w:szCs w:val="26"/>
+        </w:rPr>
+      </w:pPr>
+      <w:r>
+        <w:rPr>
+          <w:rFonts w:ascii="Times New Roman" w:hAnsi="Times New Roman" w:cs="Times New Roman"/>
+          <w:sz w:val="26"/>
+          <w:szCs w:val="26"/>
+        </w:rPr>
+        <w:t xml:space="preserve">a) Lãi suất tiền vay thỏa thuận: Tại thời điểm bên B ký kết Hợp đồng tín dụng và nhận nợ tiền vay là được sự thỏa thuận giữa các Bên và được xác định cụ thể theo Nghị quyết hoặc Quyết định về lãi suất cho vay của Hội đồng quản trị. </w:t>
+      </w:r>
+    </w:p>
+    <w:p>
+      <w:pPr>
+        <w:ind w:firstLine="567"/>
+        <w:rPr>
+          <w:rFonts w:ascii="Times New Roman" w:hAnsi="Times New Roman" w:cs="Times New Roman"/>
+          <w:sz w:val="26"/>
+          <w:szCs w:val="26"/>
+        </w:rPr>
+      </w:pPr>
+      <w:r>
+        <w:rPr>
+          <w:rFonts w:ascii="Times New Roman" w:hAnsi="Times New Roman" w:cs="Times New Roman"/>
+          <w:sz w:val="26"/>
+          <w:szCs w:val="26"/>
+        </w:rPr>
+        <w:t xml:space="preserve">b) Mức lãi suất tiền vay là: </w:t>
+      </w:r>
+      <w:r>
+        <w:rPr>
+          <w:rFonts w:ascii="Times New Roman" w:hAnsi="Times New Roman" w:cs="Times New Roman"/>
+          <w:sz w:val="26"/>
+          <w:szCs w:val="26"/>
+          <w:lang w:val="en-US"/>
+        </w:rPr>
+        <w:t>{{ls}}</w:t>
+      </w:r>
+      <w:r>
+        <w:rPr>
+          <w:rFonts w:ascii="Times New Roman" w:hAnsi="Times New Roman" w:cs="Times New Roman"/>
+          <w:sz w:val="26"/>
+          <w:szCs w:val="26"/>
+        </w:rPr>
+        <w:t>; được ghi rõ trên tờ trình giải ngân kiêm giấy nhận nợ và là cơ sở để tính lãi tiền vay trên dư nợ gốc mà bên B phải trả cho bên A.</w:t>
+      </w:r>
+    </w:p>
+    <w:p>
+      <w:pPr>
+        <w:ind w:firstLine="567"/>
+        <w:rPr>
+          <w:rFonts w:ascii="Times New Roman" w:hAnsi="Times New Roman" w:cs="Times New Roman"/>
+          <w:sz w:val="26"/>
+          <w:szCs w:val="26"/>
+        </w:rPr>
+      </w:pPr>
+      <w:r>
+        <w:rPr>
+          <w:rFonts w:ascii="Times New Roman" w:hAnsi="Times New Roman" w:cs="Times New Roman"/>
+          <w:sz w:val="26"/>
+          <w:szCs w:val="26"/>
+        </w:rPr>
+        <w:t>c) Phương thức áp dụng lãi suất: Áp dụng lãi suất cho vay có điều chỉnh</w:t>
+      </w:r>
+    </w:p>
+    <w:p>
+      <w:pPr>
+        <w:ind w:firstLine="567"/>
+        <w:rPr>
+          <w:rFonts w:ascii="Times New Roman" w:hAnsi="Times New Roman" w:cs="Times New Roman"/>
+          <w:sz w:val="26"/>
+          <w:szCs w:val="26"/>
+        </w:rPr>
+      </w:pPr>
+      <w:r>
+        <w:rPr>
+          <w:rFonts w:ascii="Times New Roman" w:hAnsi="Times New Roman" w:cs="Times New Roman"/>
+          <w:sz w:val="26"/>
+          <w:szCs w:val="26"/>
+        </w:rPr>
+        <w:t>- Nguyên tắc điều chỉnh lãi suất: Trong thời hạn của Hợp đồng này nếu bên A thay đổi mức lãi suất cho vay khi tham chiếu lãi suất tiết kiệm, lãi suất thị trường liên ngân hàng… và theo chính sách áp dụng từng thời điểm đối với Bên B thì bên B đồng ý cho bên A tự động điều chỉnh lãi suất trên Hợp đồng tín dụng và toàn bộ số dư còn lại trên Hợp đồng này được áp dụng theo lãi suất mới mà không cần phải có bất kỳ thỏa thuận nào khác hoặc sửa đổi bổ sung hợp đồng này.</w:t>
+      </w:r>
+    </w:p>
+    <w:p>
+      <w:pPr>
+        <w:ind w:firstLine="567"/>
+        <w:rPr>
+          <w:rFonts w:ascii="Times New Roman" w:hAnsi="Times New Roman" w:cs="Times New Roman"/>
+          <w:sz w:val="26"/>
+          <w:szCs w:val="26"/>
+        </w:rPr>
+      </w:pPr>
+      <w:r>
+        <w:rPr>
+          <w:rFonts w:ascii="Times New Roman" w:hAnsi="Times New Roman" w:cs="Times New Roman"/>
+          <w:sz w:val="26"/>
+          <w:szCs w:val="26"/>
+        </w:rPr>
+        <w:t>- Yếu tố xác định thời điểm điều chỉnh lãi suất: Bên A điều chỉnh lãi suất cho vay đối với dư nợ còn lại của Hợp đồng này được công khai, minh bạch và thông báo cho bên B trước khi thực hiện điều chỉnh (hình thức thông báo trao đổi trực tiếp, gọi điện, nhắn tin…). Kỳ thực hiện điều chỉnh lãi suất là ngày 10 hàng tháng hoặc ngày làm việc tiếp theo nếu ngày mồng 10 tháng đó không phải là ngày làm việc.</w:t>
+      </w:r>
+    </w:p>
+    <w:p>
+      <w:pPr>
+        <w:ind w:firstLine="567"/>
+        <w:rPr>
+          <w:rFonts w:ascii="Times New Roman" w:hAnsi="Times New Roman" w:cs="Times New Roman"/>
+          <w:sz w:val="26"/>
+          <w:szCs w:val="26"/>
+        </w:rPr>
+      </w:pPr>
+      <w:r>
+        <w:rPr>
+          <w:rFonts w:ascii="Times New Roman" w:hAnsi="Times New Roman" w:cs="Times New Roman"/>
+          <w:sz w:val="26"/>
+          <w:szCs w:val="26"/>
+        </w:rPr>
+        <w:t xml:space="preserve">- Bên B từ bỏ mọi quyền khiếu </w:t>
+      </w:r>
+      <w:r>
+        <w:rPr>
+          <w:rFonts w:ascii="Times New Roman" w:hAnsi="Times New Roman" w:cs="Times New Roman"/>
+          <w:sz w:val="26"/>
+          <w:szCs w:val="26"/>
+          <w:lang w:val="en-US"/>
+        </w:rPr>
+        <w:t>n</w:t>
+      </w:r>
+      <w:r>
+        <w:rPr>
+          <w:rFonts w:ascii="Times New Roman" w:hAnsi="Times New Roman" w:cs="Times New Roman"/>
+          <w:sz w:val="26"/>
+          <w:szCs w:val="26"/>
+        </w:rPr>
+        <w:t xml:space="preserve">ại, khiếu kiện </w:t>
+      </w:r>
+      <w:r>
+        <w:rPr>
+          <w:rFonts w:ascii="Times New Roman" w:hAnsi="Times New Roman" w:cs="Times New Roman"/>
+          <w:sz w:val="26"/>
+          <w:szCs w:val="26"/>
+          <w:lang w:val="en-US"/>
+        </w:rPr>
+        <w:t>l</w:t>
+      </w:r>
+      <w:r>
+        <w:rPr>
+          <w:rFonts w:ascii="Times New Roman" w:hAnsi="Times New Roman" w:cs="Times New Roman"/>
+          <w:sz w:val="26"/>
+          <w:szCs w:val="26"/>
+        </w:rPr>
+        <w:t xml:space="preserve">iên quan đến việc điều chỉnh lãi suất. </w:t>
+      </w:r>
+    </w:p>
+    <w:p>
+      <w:pPr>
+        <w:spacing w:after="0"/>
+        <w:ind w:firstLine="567"/>
+        <w:rPr>
+          <w:rFonts w:ascii="Times New Roman" w:hAnsi="Times New Roman" w:cs="Times New Roman"/>
+          <w:sz w:val="26"/>
+          <w:szCs w:val="26"/>
+        </w:rPr>
+      </w:pPr>
+      <w:r>
+        <w:rPr>
+          <w:rFonts w:ascii="Times New Roman" w:hAnsi="Times New Roman" w:cs="Times New Roman"/>
+          <w:sz w:val="26"/>
+          <w:szCs w:val="26"/>
+          <w:lang w:val="en-US"/>
         </w:rPr>
         <w:lastRenderedPageBreak/>
-        <w:t>sinh trong quá trình vay vốn. Thời hạn ủy quyền kể từ kể từ thời điểm ký Hợp đồng này cho đến khi toàn bộ nghĩa vụ của Bên B tại bên A đã được thực hiện đầy đủ.</w:t>
-      </w:r>
-    </w:p>
-    <w:p>
-      <w:pPr>
-        <w:spacing w:after="0"/>
-        <w:ind w:firstLine="567"/>
-        <w:rPr>
-          <w:rFonts w:ascii="Times New Roman" w:hAnsi="Times New Roman" w:cs="Times New Roman"/>
-          <w:sz w:val="26"/>
-          <w:szCs w:val="26"/>
-        </w:rPr>
-      </w:pPr>
-      <w:r>
-        <w:rPr>
-          <w:rFonts w:ascii="Times New Roman" w:hAnsi="Times New Roman" w:cs="Times New Roman"/>
-          <w:sz w:val="26"/>
-          <w:szCs w:val="26"/>
-        </w:rPr>
-        <w:t>Bên B cam kết không hủy ngang và chịu trách nhiệm đối với tất cả các nghĩa vụ phát sinh liên quan đến Hợp đồng tín dụng này. Trong trường hợp Hợp đồng tín dụng này có bị tuyên vô hiệu hoặc có sai sót mà bên A đã giải ngân thì bên B cam kết không hủy ngang, đồng thời có trách nhiệm và nghĩa vụ thực hiện đúng và đầy đủ.</w:t>
-      </w:r>
-    </w:p>
-    <w:p>
-      <w:pPr>
-        <w:spacing w:after="0"/>
-        <w:ind w:firstLine="567"/>
-        <w:rPr>
-          <w:rFonts w:ascii="Times New Roman" w:hAnsi="Times New Roman" w:cs="Times New Roman"/>
-          <w:sz w:val="26"/>
-          <w:szCs w:val="26"/>
-        </w:rPr>
-      </w:pPr>
-      <w:r>
-        <w:rPr>
-          <w:rFonts w:ascii="Times New Roman" w:hAnsi="Times New Roman" w:cs="Times New Roman"/>
-          <w:sz w:val="26"/>
-          <w:szCs w:val="26"/>
-        </w:rPr>
-        <w:t>Sau khi đàm phán và thỏa thuận các bên đã thống nhất ký kết hợp đồng này với nội dung và các điều khoản sau đây:</w:t>
-      </w:r>
-    </w:p>
-    <w:p>
-      <w:pPr>
-        <w:spacing w:after="0"/>
-        <w:ind w:firstLine="567"/>
-        <w:rPr>
-          <w:rFonts w:ascii="Times New Roman" w:hAnsi="Times New Roman" w:cs="Times New Roman"/>
-          <w:b/>
-          <w:sz w:val="26"/>
-          <w:szCs w:val="26"/>
-          <w:lang w:val="en-US"/>
-        </w:rPr>
-      </w:pPr>
-      <w:r>
-        <w:rPr>
-          <w:rFonts w:ascii="Times New Roman" w:hAnsi="Times New Roman" w:cs="Times New Roman"/>
-          <w:b/>
-          <w:sz w:val="26"/>
-          <w:szCs w:val="26"/>
-        </w:rPr>
-        <w:t>Điề</w:t>
-      </w:r>
-      <w:r>
-        <w:rPr>
-          <w:rFonts w:ascii="Times New Roman" w:hAnsi="Times New Roman" w:cs="Times New Roman"/>
-          <w:b/>
-          <w:sz w:val="26"/>
-          <w:szCs w:val="26"/>
-        </w:rPr>
-        <w:t xml:space="preserve">u 1. </w:t>
-      </w:r>
-      <w:r>
-        <w:rPr>
-          <w:rFonts w:ascii="Times New Roman" w:hAnsi="Times New Roman" w:cs="Times New Roman"/>
-          <w:b/>
-          <w:sz w:val="26"/>
-          <w:szCs w:val="26"/>
-          <w:lang w:val="en-US"/>
-        </w:rPr>
-        <w:t>Bên A đồng ý cho bên B vay.</w:t>
-      </w:r>
-    </w:p>
-    <w:p>
-      <w:pPr>
-        <w:spacing w:after="0"/>
-        <w:ind w:firstLine="567"/>
-        <w:rPr>
-          <w:rFonts w:ascii="Times New Roman" w:hAnsi="Times New Roman" w:cs="Times New Roman"/>
-          <w:sz w:val="26"/>
-          <w:szCs w:val="26"/>
-        </w:rPr>
-      </w:pPr>
-      <w:r>
-        <w:rPr>
-          <w:rFonts w:ascii="Times New Roman" w:hAnsi="Times New Roman" w:cs="Times New Roman"/>
-          <w:sz w:val="26"/>
-          <w:szCs w:val="26"/>
-        </w:rPr>
-        <w:t>1. Số tiền cho vay:</w:t>
-      </w:r>
-    </w:p>
-    <w:p>
-      <w:pPr>
-        <w:spacing w:after="0"/>
-        <w:ind w:firstLine="567"/>
-        <w:rPr>
-          <w:rFonts w:ascii="Times New Roman" w:hAnsi="Times New Roman" w:cs="Times New Roman"/>
-          <w:sz w:val="26"/>
-          <w:szCs w:val="26"/>
-          <w:lang w:val="en-US"/>
-        </w:rPr>
-      </w:pPr>
-      <w:r>
-        <w:rPr>
-          <w:rFonts w:ascii="Times New Roman" w:hAnsi="Times New Roman" w:cs="Times New Roman"/>
-          <w:sz w:val="26"/>
-          <w:szCs w:val="26"/>
-        </w:rPr>
-        <w:t xml:space="preserve">Theo các điều khoản và điều kiện của Hợp đồng </w:t>
-      </w:r>
-      <w:r>
-        <w:rPr>
-          <w:rFonts w:ascii="Times New Roman" w:hAnsi="Times New Roman" w:cs="Times New Roman"/>
-          <w:sz w:val="26"/>
-          <w:szCs w:val="26"/>
-          <w:lang w:val="en-US"/>
-        </w:rPr>
-        <w:t xml:space="preserve">tín dụng </w:t>
-      </w:r>
-      <w:r>
-        <w:rPr>
-          <w:rFonts w:ascii="Times New Roman" w:hAnsi="Times New Roman" w:cs="Times New Roman"/>
-          <w:sz w:val="26"/>
-          <w:szCs w:val="26"/>
-        </w:rPr>
-        <w:t xml:space="preserve">này, </w:t>
-      </w:r>
-      <w:r>
-        <w:rPr>
-          <w:rFonts w:ascii="Times New Roman" w:hAnsi="Times New Roman" w:cs="Times New Roman"/>
-          <w:sz w:val="26"/>
-          <w:szCs w:val="26"/>
-          <w:lang w:val="en-US"/>
-        </w:rPr>
-        <w:t>bên A cho bên B</w:t>
-      </w:r>
-      <w:r>
-        <w:rPr>
-          <w:rFonts w:ascii="Times New Roman" w:hAnsi="Times New Roman" w:cs="Times New Roman"/>
-          <w:sz w:val="26"/>
-          <w:szCs w:val="26"/>
-        </w:rPr>
-        <w:t xml:space="preserve"> </w:t>
-      </w:r>
-      <w:r>
-        <w:rPr>
-          <w:rFonts w:ascii="Times New Roman" w:hAnsi="Times New Roman" w:cs="Times New Roman"/>
-          <w:sz w:val="26"/>
-          <w:szCs w:val="26"/>
-          <w:lang w:val="en-US"/>
-        </w:rPr>
-        <w:t xml:space="preserve">vay </w:t>
-      </w:r>
-      <w:r>
-        <w:rPr>
-          <w:rFonts w:ascii="Times New Roman" w:hAnsi="Times New Roman" w:cs="Times New Roman"/>
-          <w:sz w:val="26"/>
-          <w:szCs w:val="26"/>
-        </w:rPr>
-        <w:t xml:space="preserve">khoản tiền bằng đồng Việt Nam với tổng số tiền vay là: </w:t>
-      </w:r>
-      <w:r>
-        <w:rPr>
-          <w:rFonts w:ascii="Times New Roman" w:hAnsi="Times New Roman" w:cs="Times New Roman"/>
-          <w:b/>
-          <w:sz w:val="26"/>
-          <w:szCs w:val="26"/>
-          <w:lang w:val="en-US"/>
-        </w:rPr>
-        <w:t>{{tienso}}</w:t>
-      </w:r>
-      <w:r>
-        <w:rPr>
-          <w:rFonts w:ascii="Times New Roman" w:hAnsi="Times New Roman" w:cs="Times New Roman"/>
-          <w:sz w:val="26"/>
-          <w:szCs w:val="26"/>
-          <w:lang w:val="en-US"/>
-        </w:rPr>
-        <w:t xml:space="preserve"> </w:t>
-      </w:r>
-      <w:r>
-        <w:rPr>
-          <w:rFonts w:ascii="Times New Roman" w:hAnsi="Times New Roman" w:cs="Times New Roman"/>
-          <w:sz w:val="26"/>
-          <w:szCs w:val="26"/>
-        </w:rPr>
-        <w:t xml:space="preserve">đồng; </w:t>
-      </w:r>
-      <w:r>
-        <w:rPr>
-          <w:rFonts w:ascii="Times New Roman" w:hAnsi="Times New Roman" w:cs="Times New Roman"/>
-          <w:i/>
-          <w:sz w:val="26"/>
-          <w:szCs w:val="26"/>
-          <w:lang w:val="en-US"/>
-        </w:rPr>
-        <w:t>(</w:t>
-      </w:r>
-      <w:r>
-        <w:rPr>
-          <w:rFonts w:ascii="Times New Roman" w:hAnsi="Times New Roman" w:cs="Times New Roman"/>
-          <w:i/>
-          <w:sz w:val="26"/>
-          <w:szCs w:val="26"/>
-        </w:rPr>
-        <w:t>Bằng chữ</w:t>
-      </w:r>
-      <w:r>
-        <w:rPr>
-          <w:rFonts w:ascii="Times New Roman" w:hAnsi="Times New Roman" w:cs="Times New Roman"/>
-          <w:i/>
-          <w:sz w:val="26"/>
-          <w:szCs w:val="26"/>
-          <w:lang w:val="en-US"/>
-        </w:rPr>
-        <w:t xml:space="preserve">: </w:t>
-      </w:r>
-      <w:r>
-        <w:rPr>
-          <w:rFonts w:ascii="Times New Roman" w:hAnsi="Times New Roman" w:cs="Times New Roman"/>
-          <w:i/>
-          <w:sz w:val="26"/>
-          <w:szCs w:val="26"/>
-          <w:lang w:val="en-US"/>
-        </w:rPr>
-        <w:t>{{tc}}</w:t>
-      </w:r>
-      <w:r>
-        <w:rPr>
-          <w:rFonts w:ascii="Times New Roman" w:hAnsi="Times New Roman" w:cs="Times New Roman"/>
-          <w:i/>
-          <w:sz w:val="26"/>
-          <w:szCs w:val="26"/>
-        </w:rPr>
-        <w:t>)</w:t>
-      </w:r>
-      <w:r>
-        <w:rPr>
-          <w:rFonts w:ascii="Times New Roman" w:hAnsi="Times New Roman" w:cs="Times New Roman"/>
-          <w:i/>
-          <w:sz w:val="26"/>
-          <w:szCs w:val="26"/>
-          <w:lang w:val="en-US"/>
-        </w:rPr>
-        <w:t>.</w:t>
-      </w:r>
-    </w:p>
-    <w:p>
-      <w:pPr>
-        <w:spacing w:after="0"/>
-        <w:ind w:firstLine="567"/>
-        <w:rPr>
-          <w:rFonts w:ascii="Times New Roman" w:hAnsi="Times New Roman" w:cs="Times New Roman"/>
-          <w:sz w:val="26"/>
-          <w:szCs w:val="26"/>
-        </w:rPr>
-      </w:pPr>
-      <w:r>
-        <w:rPr>
-          <w:rFonts w:ascii="Times New Roman" w:hAnsi="Times New Roman" w:cs="Times New Roman"/>
-          <w:sz w:val="26"/>
-          <w:szCs w:val="26"/>
-        </w:rPr>
-        <w:t xml:space="preserve">2. Thời hạn Cho vay: </w:t>
-      </w:r>
-    </w:p>
-    <w:p>
-      <w:pPr>
-        <w:spacing w:after="0"/>
-        <w:ind w:firstLine="567"/>
-        <w:rPr>
-          <w:rFonts w:ascii="Times New Roman" w:hAnsi="Times New Roman" w:cs="Times New Roman"/>
-          <w:sz w:val="26"/>
-          <w:szCs w:val="26"/>
-          <w:lang w:val="en-US"/>
-        </w:rPr>
-      </w:pPr>
-      <w:r>
-        <w:rPr>
-          <w:rFonts w:ascii="Times New Roman" w:hAnsi="Times New Roman" w:cs="Times New Roman"/>
-          <w:sz w:val="26"/>
-          <w:szCs w:val="26"/>
-        </w:rPr>
-        <w:t xml:space="preserve">Thời hạn cho vay là: </w:t>
-      </w:r>
-      <w:r>
-        <w:rPr>
-          <w:rFonts w:ascii="Times New Roman" w:hAnsi="Times New Roman" w:cs="Times New Roman"/>
-          <w:sz w:val="26"/>
-          <w:szCs w:val="26"/>
-          <w:lang w:val="en-US"/>
-        </w:rPr>
-        <w:t>{{hm}}</w:t>
-      </w:r>
-      <w:r>
-        <w:rPr>
-          <w:rFonts w:ascii="Times New Roman" w:hAnsi="Times New Roman" w:cs="Times New Roman"/>
-          <w:sz w:val="26"/>
-          <w:szCs w:val="26"/>
-          <w:lang w:val="en-US"/>
-        </w:rPr>
-        <w:t xml:space="preserve">, </w:t>
-      </w:r>
-      <w:r>
-        <w:rPr>
-          <w:rFonts w:ascii="Times New Roman" w:hAnsi="Times New Roman" w:cs="Times New Roman"/>
-          <w:sz w:val="26"/>
-          <w:szCs w:val="28"/>
-        </w:rPr>
-        <w:t xml:space="preserve">được tính từ ngày tiếp theo của ngày giải ngân đến ngày </w:t>
-      </w:r>
-      <w:r>
-        <w:rPr>
-          <w:rFonts w:ascii="Times New Roman" w:hAnsi="Times New Roman" w:cs="Times New Roman"/>
-          <w:sz w:val="26"/>
-          <w:szCs w:val="28"/>
-          <w:lang w:val="en-US"/>
-        </w:rPr>
-        <w:t>{{nkt}}</w:t>
-      </w:r>
-      <w:r>
-        <w:rPr>
-          <w:rFonts w:ascii="Times New Roman" w:hAnsi="Times New Roman" w:cs="Times New Roman"/>
-          <w:sz w:val="26"/>
-          <w:szCs w:val="28"/>
-        </w:rPr>
-        <w:t xml:space="preserve"> (</w:t>
-      </w:r>
-      <w:r>
-        <w:rPr>
-          <w:rFonts w:ascii="Times New Roman" w:hAnsi="Times New Roman" w:cs="Times New Roman"/>
-          <w:sz w:val="26"/>
-          <w:szCs w:val="26"/>
-          <w:lang w:val="pl-PL"/>
-        </w:rPr>
-        <w:t>trường hợp ngày cuối cùng của thời hạn vay là ngày lễ hoặc là ngày thứ 7, chủ nhật hàng tuần, thì ngày đến hạn chuyển sang ngày làm việc tiếp theo; nếu t</w:t>
-      </w:r>
-      <w:r>
-        <w:rPr>
-          <w:rFonts w:ascii="Times New Roman" w:hAnsi="Times New Roman" w:cs="Times New Roman"/>
-          <w:sz w:val="26"/>
-          <w:szCs w:val="26"/>
-        </w:rPr>
-        <w:t>rường hợp bên B sử dụng chưa đủ một ngày, thì tính từ thời điểm nhận tiền vay và thời gian vay vốn được tính là 01 (một) ngày).</w:t>
-      </w:r>
-    </w:p>
-    <w:p>
-      <w:pPr>
-        <w:spacing w:after="0"/>
-        <w:ind w:firstLine="567"/>
-        <w:rPr>
-          <w:rFonts w:ascii="Times New Roman" w:hAnsi="Times New Roman" w:cs="Times New Roman"/>
-          <w:sz w:val="26"/>
-          <w:szCs w:val="26"/>
-        </w:rPr>
-      </w:pPr>
-      <w:r>
-        <w:rPr>
-          <w:rFonts w:ascii="Times New Roman" w:hAnsi="Times New Roman" w:cs="Times New Roman"/>
-          <w:sz w:val="26"/>
-          <w:szCs w:val="26"/>
-        </w:rPr>
-        <w:t xml:space="preserve">3. Phương thức cho vay: </w:t>
-      </w:r>
-      <w:r>
-        <w:rPr>
-          <w:rFonts w:ascii="Times New Roman" w:hAnsi="Times New Roman" w:cs="Times New Roman"/>
-          <w:sz w:val="26"/>
-          <w:szCs w:val="26"/>
-        </w:rPr>
-        <w:t>Từng lần</w:t>
-      </w:r>
-      <w:r>
-        <w:rPr>
-          <w:rFonts w:ascii="Times New Roman" w:hAnsi="Times New Roman" w:cs="Times New Roman"/>
-          <w:sz w:val="26"/>
-          <w:szCs w:val="26"/>
-          <w:lang w:val="en-US"/>
-        </w:rPr>
-        <w:t>.</w:t>
-      </w:r>
-    </w:p>
-    <w:p>
-      <w:pPr>
-        <w:spacing w:after="0"/>
-        <w:ind w:firstLine="567"/>
-        <w:rPr>
-          <w:rFonts w:ascii="Times New Roman" w:hAnsi="Times New Roman" w:cs="Times New Roman"/>
-          <w:sz w:val="26"/>
-          <w:szCs w:val="26"/>
-          <w:lang w:val="en-US"/>
-        </w:rPr>
-      </w:pPr>
-      <w:r>
-        <w:rPr>
-          <w:rFonts w:ascii="Times New Roman" w:hAnsi="Times New Roman" w:cs="Times New Roman"/>
-          <w:sz w:val="26"/>
-          <w:szCs w:val="26"/>
-        </w:rPr>
-        <w:t xml:space="preserve">4. Mục đích sử dụng vốn vay: </w:t>
-      </w:r>
-      <w:r>
-        <w:rPr>
-          <w:rFonts w:ascii="Times New Roman" w:hAnsi="Times New Roman" w:cs="Times New Roman"/>
-          <w:sz w:val="26"/>
-          <w:szCs w:val="26"/>
-          <w:lang w:val="en-US"/>
-        </w:rPr>
-        <w:t>{{mdvay}}</w:t>
-      </w:r>
-      <w:r>
-        <w:rPr>
-          <w:rFonts w:ascii="Times New Roman" w:hAnsi="Times New Roman" w:cs="Times New Roman"/>
-          <w:sz w:val="26"/>
-          <w:szCs w:val="26"/>
-          <w:lang w:val="en-US"/>
-        </w:rPr>
-        <w:t>.</w:t>
-      </w:r>
-    </w:p>
-    <w:p>
-      <w:pPr>
-        <w:spacing w:after="0"/>
-        <w:ind w:firstLine="567"/>
-        <w:rPr>
-          <w:rFonts w:ascii="Times New Roman" w:hAnsi="Times New Roman" w:cs="Times New Roman"/>
-          <w:b/>
-          <w:sz w:val="26"/>
-          <w:szCs w:val="26"/>
-        </w:rPr>
-      </w:pPr>
-      <w:r>
-        <w:rPr>
-          <w:rFonts w:ascii="Times New Roman" w:hAnsi="Times New Roman" w:cs="Times New Roman"/>
-          <w:b/>
-          <w:sz w:val="26"/>
-          <w:szCs w:val="26"/>
-        </w:rPr>
-        <w:t>Điều 2. Lãi suất cho vay</w:t>
-      </w:r>
-    </w:p>
-    <w:p>
-      <w:pPr>
-        <w:ind w:firstLine="567"/>
-        <w:rPr>
-          <w:rFonts w:ascii="Times New Roman" w:hAnsi="Times New Roman" w:cs="Times New Roman"/>
-          <w:sz w:val="26"/>
-          <w:szCs w:val="26"/>
-        </w:rPr>
-      </w:pPr>
-      <w:r>
-        <w:rPr>
-          <w:rFonts w:ascii="Times New Roman" w:hAnsi="Times New Roman" w:cs="Times New Roman"/>
-          <w:sz w:val="26"/>
-          <w:szCs w:val="26"/>
-        </w:rPr>
-        <w:t>1. Lãi suất cho vay:</w:t>
-      </w:r>
-    </w:p>
-    <w:p>
-      <w:pPr>
-        <w:ind w:firstLine="567"/>
-        <w:rPr>
-          <w:rFonts w:ascii="Times New Roman" w:hAnsi="Times New Roman" w:cs="Times New Roman"/>
-          <w:sz w:val="26"/>
-          <w:szCs w:val="26"/>
-        </w:rPr>
-      </w:pPr>
-      <w:r>
-        <w:rPr>
-          <w:rFonts w:ascii="Times New Roman" w:hAnsi="Times New Roman" w:cs="Times New Roman"/>
-          <w:sz w:val="26"/>
-          <w:szCs w:val="26"/>
-        </w:rPr>
-        <w:t xml:space="preserve">a) Lãi suất tiền vay thỏa thuận: Tại thời điểm bên B ký kết Hợp đồng tín dụng và nhận nợ tiền vay là được sự thỏa thuận giữa các Bên và được xác định cụ thể theo Nghị quyết hoặc Quyết định về lãi suất cho vay của Hội đồng quản trị. </w:t>
-      </w:r>
-    </w:p>
-    <w:p>
-      <w:pPr>
-        <w:ind w:firstLine="567"/>
-        <w:rPr>
-          <w:rFonts w:ascii="Times New Roman" w:hAnsi="Times New Roman" w:cs="Times New Roman"/>
-          <w:sz w:val="26"/>
-          <w:szCs w:val="26"/>
-        </w:rPr>
-      </w:pPr>
-      <w:r>
-        <w:rPr>
-          <w:rFonts w:ascii="Times New Roman" w:hAnsi="Times New Roman" w:cs="Times New Roman"/>
-          <w:sz w:val="26"/>
-          <w:szCs w:val="26"/>
-        </w:rPr>
-        <w:t xml:space="preserve">b) Mức lãi suất tiền vay là: </w:t>
-      </w:r>
-      <w:r>
-        <w:rPr>
-          <w:rFonts w:ascii="Times New Roman" w:hAnsi="Times New Roman" w:cs="Times New Roman"/>
-          <w:sz w:val="26"/>
-          <w:szCs w:val="26"/>
-          <w:lang w:val="en-US"/>
-        </w:rPr>
-        <w:t>{{ls}}</w:t>
-      </w:r>
-      <w:r>
-        <w:rPr>
-          <w:rFonts w:ascii="Times New Roman" w:hAnsi="Times New Roman" w:cs="Times New Roman"/>
-          <w:sz w:val="26"/>
-          <w:szCs w:val="26"/>
-        </w:rPr>
-        <w:t>; được ghi rõ trên tờ trình giải ngân kiêm giấy nhận nợ và là cơ sở để tính lãi tiền vay trên dư nợ gốc mà bên B phải trả cho bên A.</w:t>
-      </w:r>
-    </w:p>
-    <w:p>
-      <w:pPr>
-        <w:ind w:firstLine="567"/>
-        <w:rPr>
-          <w:rFonts w:ascii="Times New Roman" w:hAnsi="Times New Roman" w:cs="Times New Roman"/>
-          <w:sz w:val="26"/>
-          <w:szCs w:val="26"/>
-        </w:rPr>
-      </w:pPr>
-      <w:r>
-        <w:rPr>
-          <w:rFonts w:ascii="Times New Roman" w:hAnsi="Times New Roman" w:cs="Times New Roman"/>
-          <w:sz w:val="26"/>
-          <w:szCs w:val="26"/>
-        </w:rPr>
-        <w:t>c) Phương thức áp dụng lãi suất: Áp dụng lãi suất cho vay có điều chỉnh</w:t>
-      </w:r>
-    </w:p>
-    <w:p>
-      <w:pPr>
-        <w:ind w:firstLine="567"/>
-        <w:rPr>
-          <w:rFonts w:ascii="Times New Roman" w:hAnsi="Times New Roman" w:cs="Times New Roman"/>
-          <w:sz w:val="26"/>
-          <w:szCs w:val="26"/>
-        </w:rPr>
-      </w:pPr>
-      <w:r>
-        <w:rPr>
-          <w:rFonts w:ascii="Times New Roman" w:hAnsi="Times New Roman" w:cs="Times New Roman"/>
-          <w:sz w:val="26"/>
-          <w:szCs w:val="26"/>
-        </w:rPr>
-        <w:t>- Nguyên tắc điều chỉnh lãi suất: Trong thời hạn của Hợp đồng này nếu bên A thay đổi mức lãi suất cho vay khi tham chiếu lãi suất tiết kiệm, lãi suất thị trường liên ngân hàng… và theo chính sách áp dụng từng thời điểm đối với Bên B thì bên B đồng ý cho bên A tự động điều chỉnh lãi suất trên Hợp đồng tín dụng và toàn bộ số dư còn lại trên Hợp đồng này được áp dụng theo lãi suất mới mà không cần phải có bất kỳ thỏa thuận nào khác hoặc sửa đổi bổ sung hợp đồng này.</w:t>
-      </w:r>
-    </w:p>
-    <w:p>
-      <w:pPr>
-        <w:ind w:firstLine="567"/>
-        <w:rPr>
-          <w:rFonts w:ascii="Times New Roman" w:hAnsi="Times New Roman" w:cs="Times New Roman"/>
-          <w:sz w:val="26"/>
-          <w:szCs w:val="26"/>
-        </w:rPr>
-      </w:pPr>
-      <w:r>
-        <w:rPr>
-          <w:rFonts w:ascii="Times New Roman" w:hAnsi="Times New Roman" w:cs="Times New Roman"/>
-          <w:sz w:val="26"/>
-          <w:szCs w:val="26"/>
-        </w:rPr>
-        <w:t>- Yếu tố xác định thời điểm điều chỉnh lãi suất: Bên A điều chỉnh lãi suất cho vay đối với dư nợ còn lại của Hợp đồng này được công khai, minh bạch và thông báo cho bên B trước khi thực hiện điều chỉnh (hình thức thông báo trao đổi trực tiếp, gọi điện, nhắn tin…). Kỳ thực hiện điều chỉnh lãi suất là ngày 10 hàng tháng hoặc ngày làm việc tiếp theo nếu ngày mồng 10 tháng đó không phải là ngày làm việc.</w:t>
-      </w:r>
-    </w:p>
-    <w:p>
-      <w:pPr>
-        <w:ind w:firstLine="567"/>
-        <w:rPr>
-          <w:rFonts w:ascii="Times New Roman" w:hAnsi="Times New Roman" w:cs="Times New Roman"/>
-          <w:sz w:val="26"/>
-          <w:szCs w:val="26"/>
-        </w:rPr>
-      </w:pPr>
-      <w:r>
-        <w:rPr>
-          <w:rFonts w:ascii="Times New Roman" w:hAnsi="Times New Roman" w:cs="Times New Roman"/>
-          <w:sz w:val="26"/>
-          <w:szCs w:val="26"/>
-        </w:rPr>
-        <w:lastRenderedPageBreak/>
-        <w:t xml:space="preserve">- Bên B từ bỏ mọi quyền khiếu </w:t>
-      </w:r>
-      <w:r>
-        <w:rPr>
-          <w:rFonts w:ascii="Times New Roman" w:hAnsi="Times New Roman" w:cs="Times New Roman"/>
-          <w:sz w:val="26"/>
-          <w:szCs w:val="26"/>
-          <w:lang w:val="en-US"/>
-        </w:rPr>
-        <w:t>n</w:t>
-      </w:r>
-      <w:r>
-        <w:rPr>
-          <w:rFonts w:ascii="Times New Roman" w:hAnsi="Times New Roman" w:cs="Times New Roman"/>
-          <w:sz w:val="26"/>
-          <w:szCs w:val="26"/>
-        </w:rPr>
-        <w:t xml:space="preserve">ại, khiếu kiện </w:t>
-      </w:r>
-      <w:r>
-        <w:rPr>
-          <w:rFonts w:ascii="Times New Roman" w:hAnsi="Times New Roman" w:cs="Times New Roman"/>
-          <w:sz w:val="26"/>
-          <w:szCs w:val="26"/>
-          <w:lang w:val="en-US"/>
-        </w:rPr>
-        <w:t>l</w:t>
-      </w:r>
-      <w:r>
-        <w:rPr>
-          <w:rFonts w:ascii="Times New Roman" w:hAnsi="Times New Roman" w:cs="Times New Roman"/>
-          <w:sz w:val="26"/>
-          <w:szCs w:val="26"/>
-        </w:rPr>
-        <w:t xml:space="preserve">iên quan đến việc điều chỉnh lãi suất. </w:t>
-      </w:r>
-    </w:p>
-    <w:p>
-      <w:pPr>
-        <w:spacing w:after="0"/>
-        <w:ind w:firstLine="567"/>
-        <w:rPr>
-          <w:rFonts w:ascii="Times New Roman" w:hAnsi="Times New Roman" w:cs="Times New Roman"/>
-          <w:sz w:val="26"/>
-          <w:szCs w:val="26"/>
-        </w:rPr>
-      </w:pPr>
-      <w:r>
-        <w:rPr>
-          <w:rFonts w:ascii="Times New Roman" w:hAnsi="Times New Roman" w:cs="Times New Roman"/>
-          <w:sz w:val="26"/>
-          <w:szCs w:val="26"/>
-          <w:lang w:val="en-US"/>
-        </w:rPr>
         <w:t>d</w:t>
       </w:r>
       <w:r>
@@ -2261,7 +2202,7 @@
                     </wp:anchor>
                   </w:drawing>
                 </mc:Choice>
-                <mc:Fallback xmlns:w16sdtfl="http://schemas.microsoft.com/office/word/2024/wordml/sdtformatlock" xmlns:w16sdtdh="http://schemas.microsoft.com/office/word/2020/wordml/sdtdatahash" xmlns:w16du="http://schemas.microsoft.com/office/word/2023/wordml/word16du" xmlns:w16="http://schemas.microsoft.com/office/word/2018/wordml" xmlns:w16cid="http://schemas.microsoft.com/office/word/2016/wordml/cid" xmlns:w16cex="http://schemas.microsoft.com/office/word/2018/wordml/cex" xmlns:oel="http://schemas.microsoft.com/office/2019/extlst" xmlns:am3d="http://schemas.microsoft.com/office/drawing/2017/model3d" xmlns:aink="http://schemas.microsoft.com/office/drawing/2016/ink" xmlns:cx8="http://schemas.microsoft.com/office/drawing/2016/5/14/chartex" xmlns:cx7="http://schemas.microsoft.com/office/drawing/2016/5/13/chartex" xmlns:cx6="http://schemas.microsoft.com/office/drawing/2016/5/12/chartex" xmlns:cx5="http://schemas.microsoft.com/office/drawing/2016/5/11/chartex" xmlns:cx4="http://schemas.microsoft.com/office/drawing/2016/5/10/chartex" xmlns:cx3="http://schemas.microsoft.com/office/drawing/2016/5/9/chartex" xmlns:cx2="http://schemas.microsoft.com/office/drawing/2015/10/21/chartex" xmlns:cx1="http://schemas.microsoft.com/office/drawing/2015/9/8/chartex">
+                <mc:Fallback xmlns:cx1="http://schemas.microsoft.com/office/drawing/2015/9/8/chartex" xmlns:cx2="http://schemas.microsoft.com/office/drawing/2015/10/21/chartex" xmlns:cx3="http://schemas.microsoft.com/office/drawing/2016/5/9/chartex" xmlns:cx4="http://schemas.microsoft.com/office/drawing/2016/5/10/chartex" xmlns:cx5="http://schemas.microsoft.com/office/drawing/2016/5/11/chartex" xmlns:cx6="http://schemas.microsoft.com/office/drawing/2016/5/12/chartex" xmlns:cx7="http://schemas.microsoft.com/office/drawing/2016/5/13/chartex" xmlns:cx8="http://schemas.microsoft.com/office/drawing/2016/5/14/chartex" xmlns:aink="http://schemas.microsoft.com/office/drawing/2016/ink" xmlns:am3d="http://schemas.microsoft.com/office/drawing/2017/model3d" xmlns:oel="http://schemas.microsoft.com/office/2019/extlst" xmlns:w16cex="http://schemas.microsoft.com/office/word/2018/wordml/cex" xmlns:w16cid="http://schemas.microsoft.com/office/word/2016/wordml/cid" xmlns:w16="http://schemas.microsoft.com/office/word/2018/wordml" xmlns:w16du="http://schemas.microsoft.com/office/word/2023/wordml/word16du" xmlns:w16sdtdh="http://schemas.microsoft.com/office/word/2020/wordml/sdtdatahash" xmlns:w16sdtfl="http://schemas.microsoft.com/office/word/2024/wordml/sdtformatlock">
                   <w:pict>
                     <v:line w14:anchorId="18477ABD" id="Straight Connector 2" o:spid="_x0000_s1026" style="position:absolute;z-index:251656192;visibility:visible;mso-wrap-style:square;mso-width-percent:0;mso-height-percent:0;mso-wrap-distance-left:9pt;mso-wrap-distance-top:0;mso-wrap-distance-right:9pt;mso-wrap-distance-bottom:0;mso-position-horizontal:absolute;mso-position-horizontal-relative:text;mso-position-vertical:absolute;mso-position-vertical-relative:text;mso-width-percent:0;mso-height-percent:0;mso-width-relative:margin;mso-height-relative:margin" from="4.9pt,18.55pt" to="271.9pt,18.55pt" o:gfxdata="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" strokecolor="#4579b8 [3044]"/>
                   </w:pict>
@@ -2574,7 +2515,7 @@
                     </wp:anchor>
                   </w:drawing>
                 </mc:Choice>
-                <mc:Fallback xmlns:w16sdtfl="http://schemas.microsoft.com/office/word/2024/wordml/sdtformatlock" xmlns:w16sdtdh="http://schemas.microsoft.com/office/word/2020/wordml/sdtdatahash" xmlns:w16du="http://schemas.microsoft.com/office/word/2023/wordml/word16du" xmlns:w16="http://schemas.microsoft.com/office/word/2018/wordml" xmlns:w16cid="http://schemas.microsoft.com/office/word/2016/wordml/cid" xmlns:w16cex="http://schemas.microsoft.com/office/word/2018/wordml/cex" xmlns:oel="http://schemas.microsoft.com/office/2019/extlst" xmlns:am3d="http://schemas.microsoft.com/office/drawing/2017/model3d" xmlns:aink="http://schemas.microsoft.com/office/drawing/2016/ink" xmlns:cx8="http://schemas.microsoft.com/office/drawing/2016/5/14/chartex" xmlns:cx7="http://schemas.microsoft.com/office/drawing/2016/5/13/chartex" xmlns:cx6="http://schemas.microsoft.com/office/drawing/2016/5/12/chartex" xmlns:cx5="http://schemas.microsoft.com/office/drawing/2016/5/11/chartex" xmlns:cx4="http://schemas.microsoft.com/office/drawing/2016/5/10/chartex" xmlns:cx3="http://schemas.microsoft.com/office/drawing/2016/5/9/chartex" xmlns:cx2="http://schemas.microsoft.com/office/drawing/2015/10/21/chartex" xmlns:cx1="http://schemas.microsoft.com/office/drawing/2015/9/8/chartex">
+                <mc:Fallback xmlns:cx1="http://schemas.microsoft.com/office/drawing/2015/9/8/chartex" xmlns:cx2="http://schemas.microsoft.com/office/drawing/2015/10/21/chartex" xmlns:cx3="http://schemas.microsoft.com/office/drawing/2016/5/9/chartex" xmlns:cx4="http://schemas.microsoft.com/office/drawing/2016/5/10/chartex" xmlns:cx5="http://schemas.microsoft.com/office/drawing/2016/5/11/chartex" xmlns:cx6="http://schemas.microsoft.com/office/drawing/2016/5/12/chartex" xmlns:cx7="http://schemas.microsoft.com/office/drawing/2016/5/13/chartex" xmlns:cx8="http://schemas.microsoft.com/office/drawing/2016/5/14/chartex" xmlns:aink="http://schemas.microsoft.com/office/drawing/2016/ink" xmlns:am3d="http://schemas.microsoft.com/office/drawing/2017/model3d" xmlns:oel="http://schemas.microsoft.com/office/2019/extlst" xmlns:w16cex="http://schemas.microsoft.com/office/word/2018/wordml/cex" xmlns:w16cid="http://schemas.microsoft.com/office/word/2016/wordml/cid" xmlns:w16="http://schemas.microsoft.com/office/word/2018/wordml" xmlns:w16du="http://schemas.microsoft.com/office/word/2023/wordml/word16du" xmlns:w16sdtdh="http://schemas.microsoft.com/office/word/2020/wordml/sdtdatahash" xmlns:w16sdtfl="http://schemas.microsoft.com/office/word/2024/wordml/sdtformatlock">
                   <w:pict>
                     <v:line w14:anchorId="50145552" id="Straight Connector 3" o:spid="_x0000_s1026" style="position:absolute;z-index:251659264;visibility:visible;mso-wrap-style:square;mso-width-percent:0;mso-height-percent:0;mso-wrap-distance-left:9pt;mso-wrap-distance-top:0;mso-wrap-distance-right:9pt;mso-wrap-distance-bottom:0;mso-position-horizontal:absolute;mso-position-horizontal-relative:text;mso-position-vertical:absolute;mso-position-vertical-relative:text;mso-width-percent:0;mso-height-percent:0;mso-width-relative:margin;mso-height-relative:margin" from="21.3pt,8.4pt" to="357.3pt,8.4pt" o:gfxdata="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" strokecolor="#4579b8 [3044]"/>
                   </w:pict>
@@ -2942,7 +2883,7 @@
                     </wp:anchor>
                   </w:drawing>
                 </mc:Choice>
-                <mc:Fallback xmlns:w16sdtfl="http://schemas.microsoft.com/office/word/2024/wordml/sdtformatlock" xmlns:w16sdtdh="http://schemas.microsoft.com/office/word/2020/wordml/sdtdatahash" xmlns:w16du="http://schemas.microsoft.com/office/word/2023/wordml/word16du" xmlns:w16="http://schemas.microsoft.com/office/word/2018/wordml" xmlns:w16cid="http://schemas.microsoft.com/office/word/2016/wordml/cid" xmlns:w16cex="http://schemas.microsoft.com/office/word/2018/wordml/cex" xmlns:oel="http://schemas.microsoft.com/office/2019/extlst" xmlns:am3d="http://schemas.microsoft.com/office/drawing/2017/model3d" xmlns:aink="http://schemas.microsoft.com/office/drawing/2016/ink" xmlns:cx8="http://schemas.microsoft.com/office/drawing/2016/5/14/chartex" xmlns:cx7="http://schemas.microsoft.com/office/drawing/2016/5/13/chartex" xmlns:cx6="http://schemas.microsoft.com/office/drawing/2016/5/12/chartex" xmlns:cx5="http://schemas.microsoft.com/office/drawing/2016/5/11/chartex" xmlns:cx4="http://schemas.microsoft.com/office/drawing/2016/5/10/chartex" xmlns:cx3="http://schemas.microsoft.com/office/drawing/2016/5/9/chartex" xmlns:cx2="http://schemas.microsoft.com/office/drawing/2015/10/21/chartex" xmlns:cx1="http://schemas.microsoft.com/office/drawing/2015/9/8/chartex">
+                <mc:Fallback xmlns:cx1="http://schemas.microsoft.com/office/drawing/2015/9/8/chartex" xmlns:cx2="http://schemas.microsoft.com/office/drawing/2015/10/21/chartex" xmlns:cx3="http://schemas.microsoft.com/office/drawing/2016/5/9/chartex" xmlns:cx4="http://schemas.microsoft.com/office/drawing/2016/5/10/chartex" xmlns:cx5="http://schemas.microsoft.com/office/drawing/2016/5/11/chartex" xmlns:cx6="http://schemas.microsoft.com/office/drawing/2016/5/12/chartex" xmlns:cx7="http://schemas.microsoft.com/office/drawing/2016/5/13/chartex" xmlns:cx8="http://schemas.microsoft.com/office/drawing/2016/5/14/chartex" xmlns:aink="http://schemas.microsoft.com/office/drawing/2016/ink" xmlns:am3d="http://schemas.microsoft.com/office/drawing/2017/model3d" xmlns:oel="http://schemas.microsoft.com/office/2019/extlst" xmlns:w16cex="http://schemas.microsoft.com/office/word/2018/wordml/cex" xmlns:w16cid="http://schemas.microsoft.com/office/word/2016/wordml/cid" xmlns:w16="http://schemas.microsoft.com/office/word/2018/wordml" xmlns:w16du="http://schemas.microsoft.com/office/word/2023/wordml/word16du" xmlns:w16sdtdh="http://schemas.microsoft.com/office/word/2020/wordml/sdtdatahash" xmlns:w16sdtfl="http://schemas.microsoft.com/office/word/2024/wordml/sdtformatlock">
                   <w:pict>
                     <v:line w14:anchorId="62255E7E" id="Straight Connector 4" o:spid="_x0000_s1026" style="position:absolute;flip:y;z-index:251660288;visibility:visible;mso-wrap-style:square;mso-width-percent:0;mso-height-percent:0;mso-wrap-distance-left:9pt;mso-wrap-distance-top:0;mso-wrap-distance-right:9pt;mso-wrap-distance-bottom:0;mso-position-horizontal:absolute;mso-position-horizontal-relative:text;mso-position-vertical:absolute;mso-position-vertical-relative:text;mso-width-percent:0;mso-height-percent:0;mso-width-relative:margin;mso-height-relative:margin" from="19.05pt,19pt" to="260.55pt,19.75pt" o:gfxdata="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" strokecolor="#4579b8 [3044]"/>
                   </w:pict>
@@ -3458,52 +3399,16 @@
           <w:sz w:val="26"/>
           <w:szCs w:val="26"/>
         </w:rPr>
-        <w:t xml:space="preserve">- Bên B được trả nợ gốc, lãi tiền vay nhiều lần trước hạn hoặc theo đúng định kỳ trả nợ và hạn trả nợ cuối cùng là ngày </w:t>
-      </w:r>
-      <w:r>
-        <w:rPr>
-          <w:rFonts w:ascii="Times New Roman" w:hAnsi="Times New Roman" w:cs="Times New Roman"/>
-          <w:sz w:val="26"/>
-          <w:szCs w:val="26"/>
-          <w:lang w:val="en-US"/>
-        </w:rPr>
-        <w:t>11</w:t>
-      </w:r>
-      <w:r>
-        <w:rPr>
-          <w:rFonts w:ascii="Times New Roman" w:hAnsi="Times New Roman" w:cs="Times New Roman"/>
-          <w:sz w:val="26"/>
-          <w:szCs w:val="26"/>
-          <w:lang w:val="en-US"/>
-        </w:rPr>
-        <w:t>/11</w:t>
-      </w:r>
-      <w:r>
-        <w:rPr>
-          <w:rFonts w:ascii="Times New Roman" w:hAnsi="Times New Roman" w:cs="Times New Roman"/>
-          <w:sz w:val="26"/>
-          <w:szCs w:val="26"/>
-          <w:lang w:val="en-US"/>
-        </w:rPr>
-        <w:t>/20</w:t>
-      </w:r>
-      <w:r>
-        <w:rPr>
-          <w:rFonts w:ascii="Times New Roman" w:hAnsi="Times New Roman" w:cs="Times New Roman"/>
-          <w:sz w:val="26"/>
-          <w:szCs w:val="26"/>
-          <w:lang w:val="en-US"/>
-        </w:rPr>
-        <w:t>2</w:t>
-      </w:r>
-      <w:r>
-        <w:rPr>
-          <w:rFonts w:ascii="Times New Roman" w:hAnsi="Times New Roman" w:cs="Times New Roman"/>
-          <w:sz w:val="26"/>
-          <w:szCs w:val="26"/>
-          <w:lang w:val="en-US"/>
-        </w:rPr>
-        <w:t>8</w:t>
+        <w:t>- Bên B được trả nợ gốc, lãi tiền vay nhiều lần trước hạn hoặc theo đúng định kỳ trả nợ và hạn trả nợ cuối cùng là ngày</w:t>
+      </w:r>
+      <w:r>
+        <w:rPr>
+          <w:rFonts w:ascii="Times New Roman" w:hAnsi="Times New Roman" w:cs="Times New Roman"/>
+          <w:sz w:val="26"/>
+          <w:szCs w:val="26"/>
+          <w:lang w:val="en-US"/>
+        </w:rPr>
+        <w:t xml:space="preserve"> {{nkt}}</w:t>
       </w:r>
       <w:r>
         <w:rPr>
@@ -6693,6 +6598,95 @@
 <file path=word/numbering.xml><?xml version="1.0" encoding="utf-8"?>
 <w:numbering xmlns:wpc="http://schemas.microsoft.com/office/word/2010/wordprocessingCanvas" xmlns:cx="http://schemas.microsoft.com/office/drawing/2014/chartex" xmlns:mc="http://schemas.openxmlformats.org/markup-compatibility/2006" xmlns:o="urn:schemas-microsoft-com:office:office" xmlns:r="http://schemas.openxmlformats.org/officeDocument/2006/relationships" xmlns:m="http://schemas.openxmlformats.org/officeDocument/2006/math" xmlns:v="urn:schemas-microsoft-com:vml" xmlns:wp14="http://schemas.microsoft.com/office/word/2010/wordprocessingDrawing" xmlns:wp="http://schemas.openxmlformats.org/drawingml/2006/wordprocessingDrawing" xmlns:w10="urn:schemas-microsoft-com:office:word" xmlns:w="http://schemas.openxmlformats.org/wordprocessingml/2006/main" xmlns:w14="http://schemas.microsoft.com/office/word/2010/wordml" xmlns:w15="http://schemas.microsoft.com/office/word/2012/wordml" xmlns:w16se="http://schemas.microsoft.com/office/word/2015/wordml/symex" xmlns:wpg="http://schemas.microsoft.com/office/word/2010/wordprocessingGroup" xmlns:wpi="http://schemas.microsoft.com/office/word/2010/wordprocessingInk" xmlns:wne="http://schemas.microsoft.com/office/word/2006/wordml" xmlns:wps="http://schemas.microsoft.com/office/word/2010/wordprocessingShape" mc:Ignorable="w14 w15 w16se wp14">
   <w:abstractNum w:abstractNumId="0" w15:restartNumberingAfterBreak="0">
+    <w:nsid w:val="387E7403"/>
+    <w:multiLevelType w:val="hybridMultilevel"/>
+    <w:tmpl w:val="E2706082"/>
+    <w:lvl w:ilvl="0" w:tplc="544EA04A">
+      <w:start w:val="1"/>
+      <w:numFmt w:val="decimal"/>
+      <w:lvlText w:val="%1."/>
+      <w:lvlJc w:val="left"/>
+      <w:pPr>
+        <w:ind w:left="927" w:hanging="360"/>
+      </w:pPr>
+      <w:rPr>
+        <w:rFonts w:hint="default"/>
+      </w:rPr>
+    </w:lvl>
+    <w:lvl w:ilvl="1" w:tplc="04090019" w:tentative="1">
+      <w:start w:val="1"/>
+      <w:numFmt w:val="lowerLetter"/>
+      <w:lvlText w:val="%2."/>
+      <w:lvlJc w:val="left"/>
+      <w:pPr>
+        <w:ind w:left="1647" w:hanging="360"/>
+      </w:pPr>
+    </w:lvl>
+    <w:lvl w:ilvl="2" w:tplc="0409001B" w:tentative="1">
+      <w:start w:val="1"/>
+      <w:numFmt w:val="lowerRoman"/>
+      <w:lvlText w:val="%3."/>
+      <w:lvlJc w:val="right"/>
+      <w:pPr>
+        <w:ind w:left="2367" w:hanging="180"/>
+      </w:pPr>
+    </w:lvl>
+    <w:lvl w:ilvl="3" w:tplc="0409000F" w:tentative="1">
+      <w:start w:val="1"/>
+      <w:numFmt w:val="decimal"/>
+      <w:lvlText w:val="%4."/>
+      <w:lvlJc w:val="left"/>
+      <w:pPr>
+        <w:ind w:left="3087" w:hanging="360"/>
+      </w:pPr>
+    </w:lvl>
+    <w:lvl w:ilvl="4" w:tplc="04090019" w:tentative="1">
+      <w:start w:val="1"/>
+      <w:numFmt w:val="lowerLetter"/>
+      <w:lvlText w:val="%5."/>
+      <w:lvlJc w:val="left"/>
+      <w:pPr>
+        <w:ind w:left="3807" w:hanging="360"/>
+      </w:pPr>
+    </w:lvl>
+    <w:lvl w:ilvl="5" w:tplc="0409001B" w:tentative="1">
+      <w:start w:val="1"/>
+      <w:numFmt w:val="lowerRoman"/>
+      <w:lvlText w:val="%6."/>
+      <w:lvlJc w:val="right"/>
+      <w:pPr>
+        <w:ind w:left="4527" w:hanging="180"/>
+      </w:pPr>
+    </w:lvl>
+    <w:lvl w:ilvl="6" w:tplc="0409000F" w:tentative="1">
+      <w:start w:val="1"/>
+      <w:numFmt w:val="decimal"/>
+      <w:lvlText w:val="%7."/>
+      <w:lvlJc w:val="left"/>
+      <w:pPr>
+        <w:ind w:left="5247" w:hanging="360"/>
+      </w:pPr>
+    </w:lvl>
+    <w:lvl w:ilvl="7" w:tplc="04090019" w:tentative="1">
+      <w:start w:val="1"/>
+      <w:numFmt w:val="lowerLetter"/>
+      <w:lvlText w:val="%8."/>
+      <w:lvlJc w:val="left"/>
+      <w:pPr>
+        <w:ind w:left="5967" w:hanging="360"/>
+      </w:pPr>
+    </w:lvl>
+    <w:lvl w:ilvl="8" w:tplc="0409001B" w:tentative="1">
+      <w:start w:val="1"/>
+      <w:numFmt w:val="lowerRoman"/>
+      <w:lvlText w:val="%9."/>
+      <w:lvlJc w:val="right"/>
+      <w:pPr>
+        <w:ind w:left="6687" w:hanging="180"/>
+      </w:pPr>
+    </w:lvl>
+  </w:abstractNum>
+  <w:abstractNum w:abstractNumId="1" w15:restartNumberingAfterBreak="0">
     <w:nsid w:val="6AF759A0"/>
     <w:multiLevelType w:val="hybridMultilevel"/>
     <w:tmpl w:val="3EC67F50"/>
@@ -6782,7 +6776,7 @@
       </w:pPr>
     </w:lvl>
   </w:abstractNum>
-  <w:abstractNum w:abstractNumId="1" w15:restartNumberingAfterBreak="0">
+  <w:abstractNum w:abstractNumId="2" w15:restartNumberingAfterBreak="0">
     <w:nsid w:val="6CCF1199"/>
     <w:multiLevelType w:val="hybridMultilevel"/>
     <w:tmpl w:val="E8045DB6"/>
@@ -6872,10 +6866,13 @@
     </w:lvl>
   </w:abstractNum>
   <w:num w:numId="1">
-    <w:abstractNumId w:val="0"/>
+    <w:abstractNumId w:val="1"/>
   </w:num>
   <w:num w:numId="2">
-    <w:abstractNumId w:val="1"/>
+    <w:abstractNumId w:val="2"/>
+  </w:num>
+  <w:num w:numId="3">
+    <w:abstractNumId w:val="0"/>
   </w:num>
 </w:numbering>
 </file>
@@ -7746,7 +7743,7 @@
 </file>
 
 <file path=customXml/itemProps1.xml><?xml version="1.0" encoding="utf-8"?>
-<ds:datastoreItem xmlns:ds="http://schemas.openxmlformats.org/officeDocument/2006/customXml" ds:itemID="{D5809E7E-D82E-40FE-9496-537FE28342DE}">
+<ds:datastoreItem xmlns:ds="http://schemas.openxmlformats.org/officeDocument/2006/customXml" ds:itemID="{FA3B4236-AB02-49C4-921F-B80B63721958}">
   <ds:schemaRefs>
     <ds:schemaRef ds:uri="http://schemas.openxmlformats.org/officeDocument/2006/bibliography"/>
   </ds:schemaRefs>

--- a/src/main/resources/templates/HopDongTinDung.docx
+++ b/src/main/resources/templates/HopDongTinDung.docx
@@ -142,7 +142,7 @@
                     </wp:anchor>
                   </w:drawing>
                 </mc:Choice>
-                <mc:Fallback xmlns:w16sdtfl="http://schemas.microsoft.com/office/word/2024/wordml/sdtformatlock" xmlns:w16sdtdh="http://schemas.microsoft.com/office/word/2020/wordml/sdtdatahash" xmlns:w16du="http://schemas.microsoft.com/office/word/2023/wordml/word16du" xmlns:w16="http://schemas.microsoft.com/office/word/2018/wordml" xmlns:w16cid="http://schemas.microsoft.com/office/word/2016/wordml/cid" xmlns:w16cex="http://schemas.microsoft.com/office/word/2018/wordml/cex" xmlns:oel="http://schemas.microsoft.com/office/2019/extlst" xmlns:am3d="http://schemas.microsoft.com/office/drawing/2017/model3d" xmlns:aink="http://schemas.microsoft.com/office/drawing/2016/ink" xmlns:cx8="http://schemas.microsoft.com/office/drawing/2016/5/14/chartex" xmlns:cx7="http://schemas.microsoft.com/office/drawing/2016/5/13/chartex" xmlns:cx6="http://schemas.microsoft.com/office/drawing/2016/5/12/chartex" xmlns:cx5="http://schemas.microsoft.com/office/drawing/2016/5/11/chartex" xmlns:cx4="http://schemas.microsoft.com/office/drawing/2016/5/10/chartex" xmlns:cx3="http://schemas.microsoft.com/office/drawing/2016/5/9/chartex" xmlns:cx2="http://schemas.microsoft.com/office/drawing/2015/10/21/chartex" xmlns:cx1="http://schemas.microsoft.com/office/drawing/2015/9/8/chartex">
+                <mc:Fallback xmlns:cx1="http://schemas.microsoft.com/office/drawing/2015/9/8/chartex" xmlns:cx2="http://schemas.microsoft.com/office/drawing/2015/10/21/chartex" xmlns:cx3="http://schemas.microsoft.com/office/drawing/2016/5/9/chartex" xmlns:cx4="http://schemas.microsoft.com/office/drawing/2016/5/10/chartex" xmlns:cx5="http://schemas.microsoft.com/office/drawing/2016/5/11/chartex" xmlns:cx6="http://schemas.microsoft.com/office/drawing/2016/5/12/chartex" xmlns:cx7="http://schemas.microsoft.com/office/drawing/2016/5/13/chartex" xmlns:cx8="http://schemas.microsoft.com/office/drawing/2016/5/14/chartex" xmlns:aink="http://schemas.microsoft.com/office/drawing/2016/ink" xmlns:am3d="http://schemas.microsoft.com/office/drawing/2017/model3d" xmlns:oel="http://schemas.microsoft.com/office/2019/extlst" xmlns:w16cex="http://schemas.microsoft.com/office/word/2018/wordml/cex" xmlns:w16cid="http://schemas.microsoft.com/office/word/2016/wordml/cid" xmlns:w16="http://schemas.microsoft.com/office/word/2018/wordml" xmlns:w16du="http://schemas.microsoft.com/office/word/2023/wordml/word16du" xmlns:w16sdtdh="http://schemas.microsoft.com/office/word/2020/wordml/sdtdatahash" xmlns:w16sdtfl="http://schemas.microsoft.com/office/word/2024/wordml/sdtformatlock">
                   <w:pict>
                     <v:line w14:anchorId="24C44CF2" id="Straight Connector 1" o:spid="_x0000_s1026" style="position:absolute;z-index:251655168;visibility:visible;mso-wrap-style:square;mso-width-percent:0;mso-height-percent:0;mso-wrap-distance-left:9pt;mso-wrap-distance-top:0;mso-wrap-distance-right:9pt;mso-wrap-distance-bottom:0;mso-position-horizontal:absolute;mso-position-horizontal-relative:text;mso-position-vertical:absolute;mso-position-vertical-relative:text;mso-width-percent:0;mso-height-percent:0;mso-width-relative:margin;mso-height-relative:margin" from="156.25pt,16.25pt" to="311.5pt,16.25pt" o:gfxdata="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" strokecolor="black [3040]"/>
                   </w:pict>
@@ -682,7 +682,7 @@
           <w:sz w:val="26"/>
           <w:szCs w:val="26"/>
         </w:rPr>
-        <w:t xml:space="preserve">; Sinh ngày: </w:t>
+        <w:t>; Sinh n</w:t>
       </w:r>
       <w:r>
         <w:rPr>
@@ -691,6 +691,23 @@
           <w:szCs w:val="26"/>
           <w:lang w:val="en-US"/>
         </w:rPr>
+        <w:t>ăm</w:t>
+      </w:r>
+      <w:r>
+        <w:rPr>
+          <w:rFonts w:ascii="Times New Roman" w:hAnsi="Times New Roman"/>
+          <w:sz w:val="26"/>
+          <w:szCs w:val="26"/>
+        </w:rPr>
+        <w:t xml:space="preserve">: </w:t>
+      </w:r>
+      <w:r>
+        <w:rPr>
+          <w:rFonts w:ascii="Times New Roman" w:hAnsi="Times New Roman"/>
+          <w:sz w:val="26"/>
+          <w:szCs w:val="26"/>
+          <w:lang w:val="en-US"/>
+        </w:rPr>
         <w:t>{{nskh}}</w:t>
       </w:r>
       <w:r>
@@ -951,7 +968,7 @@
           <w:sz w:val="26"/>
           <w:szCs w:val="26"/>
         </w:rPr>
-        <w:t xml:space="preserve">; Sinh ngày: </w:t>
+        <w:t>; Sinh n</w:t>
       </w:r>
       <w:r>
         <w:rPr>
@@ -960,6 +977,23 @@
           <w:szCs w:val="26"/>
           <w:lang w:val="en-US"/>
         </w:rPr>
+        <w:t>ăm</w:t>
+      </w:r>
+      <w:r>
+        <w:rPr>
+          <w:rFonts w:ascii="Times New Roman" w:hAnsi="Times New Roman"/>
+          <w:sz w:val="26"/>
+          <w:szCs w:val="26"/>
+        </w:rPr>
+        <w:t xml:space="preserve">: </w:t>
+      </w:r>
+      <w:r>
+        <w:rPr>
+          <w:rFonts w:ascii="Times New Roman" w:hAnsi="Times New Roman"/>
+          <w:sz w:val="26"/>
+          <w:szCs w:val="26"/>
+          <w:lang w:val="en-US"/>
+        </w:rPr>
         <w:t>{{nsnt}}</w:t>
       </w:r>
       <w:r>
@@ -1242,7 +1276,24 @@
           <w:sz w:val="26"/>
           <w:szCs w:val="26"/>
         </w:rPr>
-        <w:t xml:space="preserve">Sinh ngày: </w:t>
+        <w:t>Sinh n</w:t>
+      </w:r>
+      <w:r>
+        <w:rPr>
+          <w:rFonts w:ascii="Times New Roman" w:hAnsi="Times New Roman"/>
+          <w:sz w:val="26"/>
+          <w:szCs w:val="26"/>
+          <w:lang w:val="en-US"/>
+        </w:rPr>
+        <w:t>ăm</w:t>
+      </w:r>
+      <w:r>
+        <w:rPr>
+          <w:rFonts w:ascii="Times New Roman" w:hAnsi="Times New Roman"/>
+          <w:sz w:val="26"/>
+          <w:szCs w:val="26"/>
+        </w:rPr>
+        <w:t xml:space="preserve">: </w:t>
       </w:r>
       <w:r>
         <w:rPr>
@@ -2126,7 +2177,7 @@
                     </wp:anchor>
                   </w:drawing>
                 </mc:Choice>
-                <mc:Fallback xmlns:w16sdtfl="http://schemas.microsoft.com/office/word/2024/wordml/sdtformatlock" xmlns:w16sdtdh="http://schemas.microsoft.com/office/word/2020/wordml/sdtdatahash" xmlns:w16du="http://schemas.microsoft.com/office/word/2023/wordml/word16du" xmlns:w16="http://schemas.microsoft.com/office/word/2018/wordml" xmlns:w16cid="http://schemas.microsoft.com/office/word/2016/wordml/cid" xmlns:w16cex="http://schemas.microsoft.com/office/word/2018/wordml/cex" xmlns:oel="http://schemas.microsoft.com/office/2019/extlst" xmlns:am3d="http://schemas.microsoft.com/office/drawing/2017/model3d" xmlns:aink="http://schemas.microsoft.com/office/drawing/2016/ink" xmlns:cx8="http://schemas.microsoft.com/office/drawing/2016/5/14/chartex" xmlns:cx7="http://schemas.microsoft.com/office/drawing/2016/5/13/chartex" xmlns:cx6="http://schemas.microsoft.com/office/drawing/2016/5/12/chartex" xmlns:cx5="http://schemas.microsoft.com/office/drawing/2016/5/11/chartex" xmlns:cx4="http://schemas.microsoft.com/office/drawing/2016/5/10/chartex" xmlns:cx3="http://schemas.microsoft.com/office/drawing/2016/5/9/chartex" xmlns:cx2="http://schemas.microsoft.com/office/drawing/2015/10/21/chartex" xmlns:cx1="http://schemas.microsoft.com/office/drawing/2015/9/8/chartex">
+                <mc:Fallback xmlns:cx1="http://schemas.microsoft.com/office/drawing/2015/9/8/chartex" xmlns:cx2="http://schemas.microsoft.com/office/drawing/2015/10/21/chartex" xmlns:cx3="http://schemas.microsoft.com/office/drawing/2016/5/9/chartex" xmlns:cx4="http://schemas.microsoft.com/office/drawing/2016/5/10/chartex" xmlns:cx5="http://schemas.microsoft.com/office/drawing/2016/5/11/chartex" xmlns:cx6="http://schemas.microsoft.com/office/drawing/2016/5/12/chartex" xmlns:cx7="http://schemas.microsoft.com/office/drawing/2016/5/13/chartex" xmlns:cx8="http://schemas.microsoft.com/office/drawing/2016/5/14/chartex" xmlns:aink="http://schemas.microsoft.com/office/drawing/2016/ink" xmlns:am3d="http://schemas.microsoft.com/office/drawing/2017/model3d" xmlns:oel="http://schemas.microsoft.com/office/2019/extlst" xmlns:w16cex="http://schemas.microsoft.com/office/word/2018/wordml/cex" xmlns:w16cid="http://schemas.microsoft.com/office/word/2016/wordml/cid" xmlns:w16="http://schemas.microsoft.com/office/word/2018/wordml" xmlns:w16du="http://schemas.microsoft.com/office/word/2023/wordml/word16du" xmlns:w16sdtdh="http://schemas.microsoft.com/office/word/2020/wordml/sdtdatahash" xmlns:w16sdtfl="http://schemas.microsoft.com/office/word/2024/wordml/sdtformatlock">
                   <w:pict>
                     <v:line w14:anchorId="18477ABD" id="Straight Connector 2" o:spid="_x0000_s1026" style="position:absolute;z-index:251656192;visibility:visible;mso-wrap-style:square;mso-width-percent:0;mso-height-percent:0;mso-wrap-distance-left:9pt;mso-wrap-distance-top:0;mso-wrap-distance-right:9pt;mso-wrap-distance-bottom:0;mso-position-horizontal:absolute;mso-position-horizontal-relative:text;mso-position-vertical:absolute;mso-position-vertical-relative:text;mso-width-percent:0;mso-height-percent:0;mso-width-relative:margin;mso-height-relative:margin" from="4.9pt,18.55pt" to="271.9pt,18.55pt" o:gfxdata="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" strokecolor="#4579b8 [3044]"/>
                   </w:pict>
@@ -2439,7 +2490,7 @@
                     </wp:anchor>
                   </w:drawing>
                 </mc:Choice>
-                <mc:Fallback xmlns:w16sdtfl="http://schemas.microsoft.com/office/word/2024/wordml/sdtformatlock" xmlns:w16sdtdh="http://schemas.microsoft.com/office/word/2020/wordml/sdtdatahash" xmlns:w16du="http://schemas.microsoft.com/office/word/2023/wordml/word16du" xmlns:w16="http://schemas.microsoft.com/office/word/2018/wordml" xmlns:w16cid="http://schemas.microsoft.com/office/word/2016/wordml/cid" xmlns:w16cex="http://schemas.microsoft.com/office/word/2018/wordml/cex" xmlns:oel="http://schemas.microsoft.com/office/2019/extlst" xmlns:am3d="http://schemas.microsoft.com/office/drawing/2017/model3d" xmlns:aink="http://schemas.microsoft.com/office/drawing/2016/ink" xmlns:cx8="http://schemas.microsoft.com/office/drawing/2016/5/14/chartex" xmlns:cx7="http://schemas.microsoft.com/office/drawing/2016/5/13/chartex" xmlns:cx6="http://schemas.microsoft.com/office/drawing/2016/5/12/chartex" xmlns:cx5="http://schemas.microsoft.com/office/drawing/2016/5/11/chartex" xmlns:cx4="http://schemas.microsoft.com/office/drawing/2016/5/10/chartex" xmlns:cx3="http://schemas.microsoft.com/office/drawing/2016/5/9/chartex" xmlns:cx2="http://schemas.microsoft.com/office/drawing/2015/10/21/chartex" xmlns:cx1="http://schemas.microsoft.com/office/drawing/2015/9/8/chartex">
+                <mc:Fallback xmlns:cx1="http://schemas.microsoft.com/office/drawing/2015/9/8/chartex" xmlns:cx2="http://schemas.microsoft.com/office/drawing/2015/10/21/chartex" xmlns:cx3="http://schemas.microsoft.com/office/drawing/2016/5/9/chartex" xmlns:cx4="http://schemas.microsoft.com/office/drawing/2016/5/10/chartex" xmlns:cx5="http://schemas.microsoft.com/office/drawing/2016/5/11/chartex" xmlns:cx6="http://schemas.microsoft.com/office/drawing/2016/5/12/chartex" xmlns:cx7="http://schemas.microsoft.com/office/drawing/2016/5/13/chartex" xmlns:cx8="http://schemas.microsoft.com/office/drawing/2016/5/14/chartex" xmlns:aink="http://schemas.microsoft.com/office/drawing/2016/ink" xmlns:am3d="http://schemas.microsoft.com/office/drawing/2017/model3d" xmlns:oel="http://schemas.microsoft.com/office/2019/extlst" xmlns:w16cex="http://schemas.microsoft.com/office/word/2018/wordml/cex" xmlns:w16cid="http://schemas.microsoft.com/office/word/2016/wordml/cid" xmlns:w16="http://schemas.microsoft.com/office/word/2018/wordml" xmlns:w16du="http://schemas.microsoft.com/office/word/2023/wordml/word16du" xmlns:w16sdtdh="http://schemas.microsoft.com/office/word/2020/wordml/sdtdatahash" xmlns:w16sdtfl="http://schemas.microsoft.com/office/word/2024/wordml/sdtformatlock">
                   <w:pict>
                     <v:line w14:anchorId="50145552" id="Straight Connector 3" o:spid="_x0000_s1026" style="position:absolute;z-index:251659264;visibility:visible;mso-wrap-style:square;mso-width-percent:0;mso-height-percent:0;mso-wrap-distance-left:9pt;mso-wrap-distance-top:0;mso-wrap-distance-right:9pt;mso-wrap-distance-bottom:0;mso-position-horizontal:absolute;mso-position-horizontal-relative:text;mso-position-vertical:absolute;mso-position-vertical-relative:text;mso-width-percent:0;mso-height-percent:0;mso-width-relative:margin;mso-height-relative:margin" from="21.3pt,8.4pt" to="357.3pt,8.4pt" o:gfxdata="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" strokecolor="#4579b8 [3044]"/>
                   </w:pict>
@@ -2809,7 +2860,7 @@
                     </wp:anchor>
                   </w:drawing>
                 </mc:Choice>
-                <mc:Fallback xmlns:w16sdtfl="http://schemas.microsoft.com/office/word/2024/wordml/sdtformatlock" xmlns:w16sdtdh="http://schemas.microsoft.com/office/word/2020/wordml/sdtdatahash" xmlns:w16du="http://schemas.microsoft.com/office/word/2023/wordml/word16du" xmlns:w16="http://schemas.microsoft.com/office/word/2018/wordml" xmlns:w16cid="http://schemas.microsoft.com/office/word/2016/wordml/cid" xmlns:w16cex="http://schemas.microsoft.com/office/word/2018/wordml/cex" xmlns:oel="http://schemas.microsoft.com/office/2019/extlst" xmlns:am3d="http://schemas.microsoft.com/office/drawing/2017/model3d" xmlns:aink="http://schemas.microsoft.com/office/drawing/2016/ink" xmlns:cx8="http://schemas.microsoft.com/office/drawing/2016/5/14/chartex" xmlns:cx7="http://schemas.microsoft.com/office/drawing/2016/5/13/chartex" xmlns:cx6="http://schemas.microsoft.com/office/drawing/2016/5/12/chartex" xmlns:cx5="http://schemas.microsoft.com/office/drawing/2016/5/11/chartex" xmlns:cx4="http://schemas.microsoft.com/office/drawing/2016/5/10/chartex" xmlns:cx3="http://schemas.microsoft.com/office/drawing/2016/5/9/chartex" xmlns:cx2="http://schemas.microsoft.com/office/drawing/2015/10/21/chartex" xmlns:cx1="http://schemas.microsoft.com/office/drawing/2015/9/8/chartex">
+                <mc:Fallback xmlns:cx1="http://schemas.microsoft.com/office/drawing/2015/9/8/chartex" xmlns:cx2="http://schemas.microsoft.com/office/drawing/2015/10/21/chartex" xmlns:cx3="http://schemas.microsoft.com/office/drawing/2016/5/9/chartex" xmlns:cx4="http://schemas.microsoft.com/office/drawing/2016/5/10/chartex" xmlns:cx5="http://schemas.microsoft.com/office/drawing/2016/5/11/chartex" xmlns:cx6="http://schemas.microsoft.com/office/drawing/2016/5/12/chartex" xmlns:cx7="http://schemas.microsoft.com/office/drawing/2016/5/13/chartex" xmlns:cx8="http://schemas.microsoft.com/office/drawing/2016/5/14/chartex" xmlns:aink="http://schemas.microsoft.com/office/drawing/2016/ink" xmlns:am3d="http://schemas.microsoft.com/office/drawing/2017/model3d" xmlns:oel="http://schemas.microsoft.com/office/2019/extlst" xmlns:w16cex="http://schemas.microsoft.com/office/word/2018/wordml/cex" xmlns:w16cid="http://schemas.microsoft.com/office/word/2016/wordml/cid" xmlns:w16="http://schemas.microsoft.com/office/word/2018/wordml" xmlns:w16du="http://schemas.microsoft.com/office/word/2023/wordml/word16du" xmlns:w16sdtdh="http://schemas.microsoft.com/office/word/2020/wordml/sdtdatahash" xmlns:w16sdtfl="http://schemas.microsoft.com/office/word/2024/wordml/sdtformatlock">
                   <w:pict>
                     <v:line w14:anchorId="62255E7E" id="Straight Connector 4" o:spid="_x0000_s1026" style="position:absolute;flip:y;z-index:251660288;visibility:visible;mso-wrap-style:square;mso-width-percent:0;mso-height-percent:0;mso-wrap-distance-left:9pt;mso-wrap-distance-top:0;mso-wrap-distance-right:9pt;mso-wrap-distance-bottom:0;mso-position-horizontal:absolute;mso-position-horizontal-relative:text;mso-position-vertical:absolute;mso-position-vertical-relative:text;mso-width-percent:0;mso-height-percent:0;mso-width-relative:margin;mso-height-relative:margin" from="19.05pt,19pt" to="260.55pt,19.75pt" o:gfxdata="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" strokecolor="#4579b8 [3044]"/>
                   </w:pict>
@@ -6266,24 +6317,7 @@
           <w:sz w:val="26"/>
           <w:szCs w:val="26"/>
         </w:rPr>
-        <w:t>2. Hợp đồng này có 06 tờ, 1</w:t>
-      </w:r>
-      <w:r>
-        <w:rPr>
-          <w:rFonts w:ascii="Times New Roman" w:hAnsi="Times New Roman" w:cs="Times New Roman"/>
-          <w:sz w:val="26"/>
-          <w:szCs w:val="26"/>
-          <w:lang w:val="en-US"/>
-        </w:rPr>
-        <w:t>2</w:t>
-      </w:r>
-      <w:r>
-        <w:rPr>
-          <w:rFonts w:ascii="Times New Roman" w:hAnsi="Times New Roman" w:cs="Times New Roman"/>
-          <w:sz w:val="26"/>
-          <w:szCs w:val="26"/>
-        </w:rPr>
-        <w:t xml:space="preserve"> trang được lập thành 02 bản có giá trị như nhau; Bên A giữ 01 bản, Bên B giữ 01 bản.</w:t>
+        <w:t>2. Hợp đồng này được lập thành 02 bản có giá trị như nhau; Bên A giữ 01 bản, Bên B giữ 01 bản.</w:t>
       </w:r>
     </w:p>
     <w:tbl>
@@ -6424,17 +6458,22 @@
     </w:tbl>
     <w:p>
       <w:pPr>
-        <w:jc w:val="center"/>
         <w:rPr>
           <w:rFonts w:ascii="Times New Roman" w:hAnsi="Times New Roman"/>
           <w:b/>
           <w:sz w:val="26"/>
         </w:rPr>
-      </w:pPr>
-    </w:p>
-    <w:p>
-      <w:pPr>
-        <w:jc w:val="center"/>
+        <w:sectPr>
+          <w:headerReference w:type="default" r:id="rId8"/>
+          <w:pgSz w:w="11907" w:h="16840" w:code="9"/>
+          <w:pgMar w:top="1134" w:right="1134" w:bottom="1134" w:left="1701" w:header="720" w:footer="720" w:gutter="0"/>
+          <w:cols w:space="720"/>
+          <w:docGrid w:linePitch="360"/>
+        </w:sectPr>
+      </w:pPr>
+    </w:p>
+    <w:p>
+      <w:pPr>
         <w:rPr>
           <w:rFonts w:ascii="Times New Roman" w:hAnsi="Times New Roman"/>
           <w:b/>
@@ -6450,6 +6489,13 @@
           <w:b/>
           <w:sz w:val="26"/>
         </w:rPr>
+        <w:sectPr>
+          <w:type w:val="continuous"/>
+          <w:pgSz w:w="11907" w:h="16840" w:code="9"/>
+          <w:pgMar w:top="1134" w:right="1134" w:bottom="1134" w:left="1701" w:header="720" w:footer="720" w:gutter="0"/>
+          <w:cols w:space="720"/>
+          <w:docGrid w:linePitch="360"/>
+        </w:sectPr>
       </w:pPr>
     </w:p>
     <w:p>
@@ -6460,6 +6506,13 @@
           <w:b/>
           <w:sz w:val="26"/>
         </w:rPr>
+        <w:sectPr>
+          <w:type w:val="continuous"/>
+          <w:pgSz w:w="11907" w:h="16840" w:code="9"/>
+          <w:pgMar w:top="1134" w:right="1134" w:bottom="1134" w:left="1701" w:header="720" w:footer="720" w:gutter="0"/>
+          <w:cols w:space="720"/>
+          <w:docGrid w:linePitch="360"/>
+        </w:sectPr>
       </w:pPr>
     </w:p>
     <w:p>
@@ -6470,6 +6523,13 @@
           <w:b/>
           <w:sz w:val="26"/>
         </w:rPr>
+        <w:sectPr>
+          <w:type w:val="continuous"/>
+          <w:pgSz w:w="11907" w:h="16840" w:code="9"/>
+          <w:pgMar w:top="1134" w:right="1134" w:bottom="1134" w:left="1701" w:header="720" w:footer="720" w:gutter="0"/>
+          <w:cols w:space="720"/>
+          <w:docGrid w:linePitch="360"/>
+        </w:sectPr>
       </w:pPr>
     </w:p>
     <w:p>
@@ -6480,6 +6540,13 @@
           <w:b/>
           <w:sz w:val="26"/>
         </w:rPr>
+        <w:sectPr>
+          <w:type w:val="continuous"/>
+          <w:pgSz w:w="11907" w:h="16840" w:code="9"/>
+          <w:pgMar w:top="1134" w:right="1134" w:bottom="1134" w:left="1701" w:header="720" w:footer="720" w:gutter="0"/>
+          <w:cols w:space="720"/>
+          <w:docGrid w:linePitch="360"/>
+        </w:sectPr>
       </w:pPr>
     </w:p>
     <w:p>
@@ -6490,6 +6557,13 @@
           <w:b/>
           <w:sz w:val="26"/>
         </w:rPr>
+        <w:sectPr>
+          <w:type w:val="continuous"/>
+          <w:pgSz w:w="11907" w:h="16840" w:code="9"/>
+          <w:pgMar w:top="1134" w:right="1134" w:bottom="1134" w:left="1701" w:header="720" w:footer="720" w:gutter="0"/>
+          <w:cols w:space="720"/>
+          <w:docGrid w:linePitch="360"/>
+        </w:sectPr>
       </w:pPr>
     </w:p>
     <w:p>
@@ -6500,6 +6574,13 @@
           <w:b/>
           <w:sz w:val="26"/>
         </w:rPr>
+        <w:sectPr>
+          <w:type w:val="continuous"/>
+          <w:pgSz w:w="11907" w:h="16840" w:code="9"/>
+          <w:pgMar w:top="1134" w:right="1134" w:bottom="1134" w:left="1701" w:header="720" w:footer="720" w:gutter="0"/>
+          <w:cols w:space="720"/>
+          <w:docGrid w:linePitch="360"/>
+        </w:sectPr>
       </w:pPr>
     </w:p>
     <w:p>
@@ -6510,6 +6591,13 @@
           <w:b/>
           <w:sz w:val="26"/>
         </w:rPr>
+        <w:sectPr>
+          <w:pgSz w:w="11907" w:h="16840" w:code="9"/>
+          <w:pgMar w:top="1134" w:right="1134" w:bottom="1134" w:left="1701" w:header="720" w:footer="720" w:gutter="0"/>
+          <w:cols w:space="720"/>
+          <w:titlePg/>
+          <w:docGrid w:linePitch="360"/>
+        </w:sectPr>
       </w:pPr>
     </w:p>
     <w:p>
@@ -6521,8 +6609,6 @@
           <w:sz w:val="26"/>
         </w:rPr>
       </w:pPr>
-      <w:bookmarkStart w:id="0" w:name="_GoBack"/>
-      <w:bookmarkEnd w:id="0"/>
       <w:r>
         <w:rPr>
           <w:rFonts w:ascii="Times New Roman" w:hAnsi="Times New Roman"/>
@@ -6738,10 +6824,10 @@
         <w:gridCol w:w="1414"/>
         <w:gridCol w:w="1090"/>
         <w:gridCol w:w="1431"/>
-        <w:gridCol w:w="1190"/>
-        <w:gridCol w:w="811"/>
-        <w:gridCol w:w="1138"/>
-        <w:gridCol w:w="1138"/>
+        <w:gridCol w:w="830"/>
+        <w:gridCol w:w="1350"/>
+        <w:gridCol w:w="1260"/>
+        <w:gridCol w:w="837"/>
         <w:gridCol w:w="1773"/>
       </w:tblGrid>
       <w:tr>
@@ -6813,7 +6899,7 @@
         </w:tc>
         <w:tc>
           <w:tcPr>
-            <w:tcW w:w="1190" w:type="dxa"/>
+            <w:tcW w:w="830" w:type="dxa"/>
             <w:vMerge w:val="restart"/>
           </w:tcPr>
           <w:p>
@@ -6835,7 +6921,7 @@
         </w:tc>
         <w:tc>
           <w:tcPr>
-            <w:tcW w:w="1949" w:type="dxa"/>
+            <w:tcW w:w="2610" w:type="dxa"/>
             <w:gridSpan w:val="2"/>
           </w:tcPr>
           <w:p>
@@ -6857,7 +6943,7 @@
         </w:tc>
         <w:tc>
           <w:tcPr>
-            <w:tcW w:w="1138" w:type="dxa"/>
+            <w:tcW w:w="837" w:type="dxa"/>
             <w:vMerge w:val="restart"/>
           </w:tcPr>
           <w:p>
@@ -6951,7 +7037,7 @@
         </w:tc>
         <w:tc>
           <w:tcPr>
-            <w:tcW w:w="1190" w:type="dxa"/>
+            <w:tcW w:w="830" w:type="dxa"/>
             <w:vMerge/>
           </w:tcPr>
           <w:p>
@@ -6966,7 +7052,7 @@
         </w:tc>
         <w:tc>
           <w:tcPr>
-            <w:tcW w:w="811" w:type="dxa"/>
+            <w:tcW w:w="1350" w:type="dxa"/>
           </w:tcPr>
           <w:p>
             <w:pPr>
@@ -6987,7 +7073,7 @@
         </w:tc>
         <w:tc>
           <w:tcPr>
-            <w:tcW w:w="1138" w:type="dxa"/>
+            <w:tcW w:w="1260" w:type="dxa"/>
           </w:tcPr>
           <w:p>
             <w:pPr>
@@ -7008,7 +7094,7 @@
         </w:tc>
         <w:tc>
           <w:tcPr>
-            <w:tcW w:w="1138" w:type="dxa"/>
+            <w:tcW w:w="837" w:type="dxa"/>
             <w:vMerge/>
           </w:tcPr>
           <w:p>
@@ -7082,49 +7168,49 @@
         </w:tc>
         <w:tc>
           <w:tcPr>
-            <w:tcW w:w="1190" w:type="dxa"/>
-          </w:tcPr>
-          <w:p>
-            <w:pPr>
-              <w:rPr>
-                <w:rFonts w:ascii="Times New Roman" w:hAnsi="Times New Roman"/>
-                <w:b/>
-                <w:sz w:val="26"/>
-              </w:rPr>
-            </w:pPr>
-          </w:p>
-        </w:tc>
-        <w:tc>
-          <w:tcPr>
-            <w:tcW w:w="811" w:type="dxa"/>
-          </w:tcPr>
-          <w:p>
-            <w:pPr>
-              <w:rPr>
-                <w:rFonts w:ascii="Times New Roman" w:hAnsi="Times New Roman"/>
-                <w:b/>
-                <w:sz w:val="26"/>
-              </w:rPr>
-            </w:pPr>
-          </w:p>
-        </w:tc>
-        <w:tc>
-          <w:tcPr>
-            <w:tcW w:w="1138" w:type="dxa"/>
-          </w:tcPr>
-          <w:p>
-            <w:pPr>
-              <w:rPr>
-                <w:rFonts w:ascii="Times New Roman" w:hAnsi="Times New Roman"/>
-                <w:b/>
-                <w:sz w:val="26"/>
-              </w:rPr>
-            </w:pPr>
-          </w:p>
-        </w:tc>
-        <w:tc>
-          <w:tcPr>
-            <w:tcW w:w="1138" w:type="dxa"/>
+            <w:tcW w:w="830" w:type="dxa"/>
+          </w:tcPr>
+          <w:p>
+            <w:pPr>
+              <w:rPr>
+                <w:rFonts w:ascii="Times New Roman" w:hAnsi="Times New Roman"/>
+                <w:b/>
+                <w:sz w:val="26"/>
+              </w:rPr>
+            </w:pPr>
+          </w:p>
+        </w:tc>
+        <w:tc>
+          <w:tcPr>
+            <w:tcW w:w="1350" w:type="dxa"/>
+          </w:tcPr>
+          <w:p>
+            <w:pPr>
+              <w:rPr>
+                <w:rFonts w:ascii="Times New Roman" w:hAnsi="Times New Roman"/>
+                <w:b/>
+                <w:sz w:val="26"/>
+              </w:rPr>
+            </w:pPr>
+          </w:p>
+        </w:tc>
+        <w:tc>
+          <w:tcPr>
+            <w:tcW w:w="1260" w:type="dxa"/>
+          </w:tcPr>
+          <w:p>
+            <w:pPr>
+              <w:rPr>
+                <w:rFonts w:ascii="Times New Roman" w:hAnsi="Times New Roman"/>
+                <w:b/>
+                <w:sz w:val="26"/>
+              </w:rPr>
+            </w:pPr>
+          </w:p>
+        </w:tc>
+        <w:tc>
+          <w:tcPr>
+            <w:tcW w:w="837" w:type="dxa"/>
           </w:tcPr>
           <w:p>
             <w:pPr>
@@ -7196,49 +7282,49 @@
         </w:tc>
         <w:tc>
           <w:tcPr>
-            <w:tcW w:w="1190" w:type="dxa"/>
-          </w:tcPr>
-          <w:p>
-            <w:pPr>
-              <w:rPr>
-                <w:rFonts w:ascii="Times New Roman" w:hAnsi="Times New Roman"/>
-                <w:b/>
-                <w:sz w:val="26"/>
-              </w:rPr>
-            </w:pPr>
-          </w:p>
-        </w:tc>
-        <w:tc>
-          <w:tcPr>
-            <w:tcW w:w="811" w:type="dxa"/>
-          </w:tcPr>
-          <w:p>
-            <w:pPr>
-              <w:rPr>
-                <w:rFonts w:ascii="Times New Roman" w:hAnsi="Times New Roman"/>
-                <w:b/>
-                <w:sz w:val="26"/>
-              </w:rPr>
-            </w:pPr>
-          </w:p>
-        </w:tc>
-        <w:tc>
-          <w:tcPr>
-            <w:tcW w:w="1138" w:type="dxa"/>
-          </w:tcPr>
-          <w:p>
-            <w:pPr>
-              <w:rPr>
-                <w:rFonts w:ascii="Times New Roman" w:hAnsi="Times New Roman"/>
-                <w:b/>
-                <w:sz w:val="26"/>
-              </w:rPr>
-            </w:pPr>
-          </w:p>
-        </w:tc>
-        <w:tc>
-          <w:tcPr>
-            <w:tcW w:w="1138" w:type="dxa"/>
+            <w:tcW w:w="830" w:type="dxa"/>
+          </w:tcPr>
+          <w:p>
+            <w:pPr>
+              <w:rPr>
+                <w:rFonts w:ascii="Times New Roman" w:hAnsi="Times New Roman"/>
+                <w:b/>
+                <w:sz w:val="26"/>
+              </w:rPr>
+            </w:pPr>
+          </w:p>
+        </w:tc>
+        <w:tc>
+          <w:tcPr>
+            <w:tcW w:w="1350" w:type="dxa"/>
+          </w:tcPr>
+          <w:p>
+            <w:pPr>
+              <w:rPr>
+                <w:rFonts w:ascii="Times New Roman" w:hAnsi="Times New Roman"/>
+                <w:b/>
+                <w:sz w:val="26"/>
+              </w:rPr>
+            </w:pPr>
+          </w:p>
+        </w:tc>
+        <w:tc>
+          <w:tcPr>
+            <w:tcW w:w="1260" w:type="dxa"/>
+          </w:tcPr>
+          <w:p>
+            <w:pPr>
+              <w:rPr>
+                <w:rFonts w:ascii="Times New Roman" w:hAnsi="Times New Roman"/>
+                <w:b/>
+                <w:sz w:val="26"/>
+              </w:rPr>
+            </w:pPr>
+          </w:p>
+        </w:tc>
+        <w:tc>
+          <w:tcPr>
+            <w:tcW w:w="837" w:type="dxa"/>
           </w:tcPr>
           <w:p>
             <w:pPr>
@@ -7310,49 +7396,49 @@
         </w:tc>
         <w:tc>
           <w:tcPr>
-            <w:tcW w:w="1190" w:type="dxa"/>
-          </w:tcPr>
-          <w:p>
-            <w:pPr>
-              <w:rPr>
-                <w:rFonts w:ascii="Times New Roman" w:hAnsi="Times New Roman"/>
-                <w:b/>
-                <w:sz w:val="26"/>
-              </w:rPr>
-            </w:pPr>
-          </w:p>
-        </w:tc>
-        <w:tc>
-          <w:tcPr>
-            <w:tcW w:w="811" w:type="dxa"/>
-          </w:tcPr>
-          <w:p>
-            <w:pPr>
-              <w:rPr>
-                <w:rFonts w:ascii="Times New Roman" w:hAnsi="Times New Roman"/>
-                <w:b/>
-                <w:sz w:val="26"/>
-              </w:rPr>
-            </w:pPr>
-          </w:p>
-        </w:tc>
-        <w:tc>
-          <w:tcPr>
-            <w:tcW w:w="1138" w:type="dxa"/>
-          </w:tcPr>
-          <w:p>
-            <w:pPr>
-              <w:rPr>
-                <w:rFonts w:ascii="Times New Roman" w:hAnsi="Times New Roman"/>
-                <w:b/>
-                <w:sz w:val="26"/>
-              </w:rPr>
-            </w:pPr>
-          </w:p>
-        </w:tc>
-        <w:tc>
-          <w:tcPr>
-            <w:tcW w:w="1138" w:type="dxa"/>
+            <w:tcW w:w="830" w:type="dxa"/>
+          </w:tcPr>
+          <w:p>
+            <w:pPr>
+              <w:rPr>
+                <w:rFonts w:ascii="Times New Roman" w:hAnsi="Times New Roman"/>
+                <w:b/>
+                <w:sz w:val="26"/>
+              </w:rPr>
+            </w:pPr>
+          </w:p>
+        </w:tc>
+        <w:tc>
+          <w:tcPr>
+            <w:tcW w:w="1350" w:type="dxa"/>
+          </w:tcPr>
+          <w:p>
+            <w:pPr>
+              <w:rPr>
+                <w:rFonts w:ascii="Times New Roman" w:hAnsi="Times New Roman"/>
+                <w:b/>
+                <w:sz w:val="26"/>
+              </w:rPr>
+            </w:pPr>
+          </w:p>
+        </w:tc>
+        <w:tc>
+          <w:tcPr>
+            <w:tcW w:w="1260" w:type="dxa"/>
+          </w:tcPr>
+          <w:p>
+            <w:pPr>
+              <w:rPr>
+                <w:rFonts w:ascii="Times New Roman" w:hAnsi="Times New Roman"/>
+                <w:b/>
+                <w:sz w:val="26"/>
+              </w:rPr>
+            </w:pPr>
+          </w:p>
+        </w:tc>
+        <w:tc>
+          <w:tcPr>
+            <w:tcW w:w="837" w:type="dxa"/>
           </w:tcPr>
           <w:p>
             <w:pPr>
@@ -7424,49 +7510,49 @@
         </w:tc>
         <w:tc>
           <w:tcPr>
-            <w:tcW w:w="1190" w:type="dxa"/>
-          </w:tcPr>
-          <w:p>
-            <w:pPr>
-              <w:rPr>
-                <w:rFonts w:ascii="Times New Roman" w:hAnsi="Times New Roman"/>
-                <w:b/>
-                <w:sz w:val="26"/>
-              </w:rPr>
-            </w:pPr>
-          </w:p>
-        </w:tc>
-        <w:tc>
-          <w:tcPr>
-            <w:tcW w:w="811" w:type="dxa"/>
-          </w:tcPr>
-          <w:p>
-            <w:pPr>
-              <w:rPr>
-                <w:rFonts w:ascii="Times New Roman" w:hAnsi="Times New Roman"/>
-                <w:b/>
-                <w:sz w:val="26"/>
-              </w:rPr>
-            </w:pPr>
-          </w:p>
-        </w:tc>
-        <w:tc>
-          <w:tcPr>
-            <w:tcW w:w="1138" w:type="dxa"/>
-          </w:tcPr>
-          <w:p>
-            <w:pPr>
-              <w:rPr>
-                <w:rFonts w:ascii="Times New Roman" w:hAnsi="Times New Roman"/>
-                <w:b/>
-                <w:sz w:val="26"/>
-              </w:rPr>
-            </w:pPr>
-          </w:p>
-        </w:tc>
-        <w:tc>
-          <w:tcPr>
-            <w:tcW w:w="1138" w:type="dxa"/>
+            <w:tcW w:w="830" w:type="dxa"/>
+          </w:tcPr>
+          <w:p>
+            <w:pPr>
+              <w:rPr>
+                <w:rFonts w:ascii="Times New Roman" w:hAnsi="Times New Roman"/>
+                <w:b/>
+                <w:sz w:val="26"/>
+              </w:rPr>
+            </w:pPr>
+          </w:p>
+        </w:tc>
+        <w:tc>
+          <w:tcPr>
+            <w:tcW w:w="1350" w:type="dxa"/>
+          </w:tcPr>
+          <w:p>
+            <w:pPr>
+              <w:rPr>
+                <w:rFonts w:ascii="Times New Roman" w:hAnsi="Times New Roman"/>
+                <w:b/>
+                <w:sz w:val="26"/>
+              </w:rPr>
+            </w:pPr>
+          </w:p>
+        </w:tc>
+        <w:tc>
+          <w:tcPr>
+            <w:tcW w:w="1260" w:type="dxa"/>
+          </w:tcPr>
+          <w:p>
+            <w:pPr>
+              <w:rPr>
+                <w:rFonts w:ascii="Times New Roman" w:hAnsi="Times New Roman"/>
+                <w:b/>
+                <w:sz w:val="26"/>
+              </w:rPr>
+            </w:pPr>
+          </w:p>
+        </w:tc>
+        <w:tc>
+          <w:tcPr>
+            <w:tcW w:w="837" w:type="dxa"/>
           </w:tcPr>
           <w:p>
             <w:pPr>
@@ -7538,49 +7624,49 @@
         </w:tc>
         <w:tc>
           <w:tcPr>
-            <w:tcW w:w="1190" w:type="dxa"/>
-          </w:tcPr>
-          <w:p>
-            <w:pPr>
-              <w:rPr>
-                <w:rFonts w:ascii="Times New Roman" w:hAnsi="Times New Roman"/>
-                <w:b/>
-                <w:sz w:val="26"/>
-              </w:rPr>
-            </w:pPr>
-          </w:p>
-        </w:tc>
-        <w:tc>
-          <w:tcPr>
-            <w:tcW w:w="811" w:type="dxa"/>
-          </w:tcPr>
-          <w:p>
-            <w:pPr>
-              <w:rPr>
-                <w:rFonts w:ascii="Times New Roman" w:hAnsi="Times New Roman"/>
-                <w:b/>
-                <w:sz w:val="26"/>
-              </w:rPr>
-            </w:pPr>
-          </w:p>
-        </w:tc>
-        <w:tc>
-          <w:tcPr>
-            <w:tcW w:w="1138" w:type="dxa"/>
-          </w:tcPr>
-          <w:p>
-            <w:pPr>
-              <w:rPr>
-                <w:rFonts w:ascii="Times New Roman" w:hAnsi="Times New Roman"/>
-                <w:b/>
-                <w:sz w:val="26"/>
-              </w:rPr>
-            </w:pPr>
-          </w:p>
-        </w:tc>
-        <w:tc>
-          <w:tcPr>
-            <w:tcW w:w="1138" w:type="dxa"/>
+            <w:tcW w:w="830" w:type="dxa"/>
+          </w:tcPr>
+          <w:p>
+            <w:pPr>
+              <w:rPr>
+                <w:rFonts w:ascii="Times New Roman" w:hAnsi="Times New Roman"/>
+                <w:b/>
+                <w:sz w:val="26"/>
+              </w:rPr>
+            </w:pPr>
+          </w:p>
+        </w:tc>
+        <w:tc>
+          <w:tcPr>
+            <w:tcW w:w="1350" w:type="dxa"/>
+          </w:tcPr>
+          <w:p>
+            <w:pPr>
+              <w:rPr>
+                <w:rFonts w:ascii="Times New Roman" w:hAnsi="Times New Roman"/>
+                <w:b/>
+                <w:sz w:val="26"/>
+              </w:rPr>
+            </w:pPr>
+          </w:p>
+        </w:tc>
+        <w:tc>
+          <w:tcPr>
+            <w:tcW w:w="1260" w:type="dxa"/>
+          </w:tcPr>
+          <w:p>
+            <w:pPr>
+              <w:rPr>
+                <w:rFonts w:ascii="Times New Roman" w:hAnsi="Times New Roman"/>
+                <w:b/>
+                <w:sz w:val="26"/>
+              </w:rPr>
+            </w:pPr>
+          </w:p>
+        </w:tc>
+        <w:tc>
+          <w:tcPr>
+            <w:tcW w:w="837" w:type="dxa"/>
           </w:tcPr>
           <w:p>
             <w:pPr>
@@ -7652,49 +7738,49 @@
         </w:tc>
         <w:tc>
           <w:tcPr>
-            <w:tcW w:w="1190" w:type="dxa"/>
-          </w:tcPr>
-          <w:p>
-            <w:pPr>
-              <w:rPr>
-                <w:rFonts w:ascii="Times New Roman" w:hAnsi="Times New Roman"/>
-                <w:b/>
-                <w:sz w:val="26"/>
-              </w:rPr>
-            </w:pPr>
-          </w:p>
-        </w:tc>
-        <w:tc>
-          <w:tcPr>
-            <w:tcW w:w="811" w:type="dxa"/>
-          </w:tcPr>
-          <w:p>
-            <w:pPr>
-              <w:rPr>
-                <w:rFonts w:ascii="Times New Roman" w:hAnsi="Times New Roman"/>
-                <w:b/>
-                <w:sz w:val="26"/>
-              </w:rPr>
-            </w:pPr>
-          </w:p>
-        </w:tc>
-        <w:tc>
-          <w:tcPr>
-            <w:tcW w:w="1138" w:type="dxa"/>
-          </w:tcPr>
-          <w:p>
-            <w:pPr>
-              <w:rPr>
-                <w:rFonts w:ascii="Times New Roman" w:hAnsi="Times New Roman"/>
-                <w:b/>
-                <w:sz w:val="26"/>
-              </w:rPr>
-            </w:pPr>
-          </w:p>
-        </w:tc>
-        <w:tc>
-          <w:tcPr>
-            <w:tcW w:w="1138" w:type="dxa"/>
+            <w:tcW w:w="830" w:type="dxa"/>
+          </w:tcPr>
+          <w:p>
+            <w:pPr>
+              <w:rPr>
+                <w:rFonts w:ascii="Times New Roman" w:hAnsi="Times New Roman"/>
+                <w:b/>
+                <w:sz w:val="26"/>
+              </w:rPr>
+            </w:pPr>
+          </w:p>
+        </w:tc>
+        <w:tc>
+          <w:tcPr>
+            <w:tcW w:w="1350" w:type="dxa"/>
+          </w:tcPr>
+          <w:p>
+            <w:pPr>
+              <w:rPr>
+                <w:rFonts w:ascii="Times New Roman" w:hAnsi="Times New Roman"/>
+                <w:b/>
+                <w:sz w:val="26"/>
+              </w:rPr>
+            </w:pPr>
+          </w:p>
+        </w:tc>
+        <w:tc>
+          <w:tcPr>
+            <w:tcW w:w="1260" w:type="dxa"/>
+          </w:tcPr>
+          <w:p>
+            <w:pPr>
+              <w:rPr>
+                <w:rFonts w:ascii="Times New Roman" w:hAnsi="Times New Roman"/>
+                <w:b/>
+                <w:sz w:val="26"/>
+              </w:rPr>
+            </w:pPr>
+          </w:p>
+        </w:tc>
+        <w:tc>
+          <w:tcPr>
+            <w:tcW w:w="837" w:type="dxa"/>
           </w:tcPr>
           <w:p>
             <w:pPr>
@@ -7766,49 +7852,49 @@
         </w:tc>
         <w:tc>
           <w:tcPr>
-            <w:tcW w:w="1190" w:type="dxa"/>
-          </w:tcPr>
-          <w:p>
-            <w:pPr>
-              <w:rPr>
-                <w:rFonts w:ascii="Times New Roman" w:hAnsi="Times New Roman"/>
-                <w:b/>
-                <w:sz w:val="26"/>
-              </w:rPr>
-            </w:pPr>
-          </w:p>
-        </w:tc>
-        <w:tc>
-          <w:tcPr>
-            <w:tcW w:w="811" w:type="dxa"/>
-          </w:tcPr>
-          <w:p>
-            <w:pPr>
-              <w:rPr>
-                <w:rFonts w:ascii="Times New Roman" w:hAnsi="Times New Roman"/>
-                <w:b/>
-                <w:sz w:val="26"/>
-              </w:rPr>
-            </w:pPr>
-          </w:p>
-        </w:tc>
-        <w:tc>
-          <w:tcPr>
-            <w:tcW w:w="1138" w:type="dxa"/>
-          </w:tcPr>
-          <w:p>
-            <w:pPr>
-              <w:rPr>
-                <w:rFonts w:ascii="Times New Roman" w:hAnsi="Times New Roman"/>
-                <w:b/>
-                <w:sz w:val="26"/>
-              </w:rPr>
-            </w:pPr>
-          </w:p>
-        </w:tc>
-        <w:tc>
-          <w:tcPr>
-            <w:tcW w:w="1138" w:type="dxa"/>
+            <w:tcW w:w="830" w:type="dxa"/>
+          </w:tcPr>
+          <w:p>
+            <w:pPr>
+              <w:rPr>
+                <w:rFonts w:ascii="Times New Roman" w:hAnsi="Times New Roman"/>
+                <w:b/>
+                <w:sz w:val="26"/>
+              </w:rPr>
+            </w:pPr>
+          </w:p>
+        </w:tc>
+        <w:tc>
+          <w:tcPr>
+            <w:tcW w:w="1350" w:type="dxa"/>
+          </w:tcPr>
+          <w:p>
+            <w:pPr>
+              <w:rPr>
+                <w:rFonts w:ascii="Times New Roman" w:hAnsi="Times New Roman"/>
+                <w:b/>
+                <w:sz w:val="26"/>
+              </w:rPr>
+            </w:pPr>
+          </w:p>
+        </w:tc>
+        <w:tc>
+          <w:tcPr>
+            <w:tcW w:w="1260" w:type="dxa"/>
+          </w:tcPr>
+          <w:p>
+            <w:pPr>
+              <w:rPr>
+                <w:rFonts w:ascii="Times New Roman" w:hAnsi="Times New Roman"/>
+                <w:b/>
+                <w:sz w:val="26"/>
+              </w:rPr>
+            </w:pPr>
+          </w:p>
+        </w:tc>
+        <w:tc>
+          <w:tcPr>
+            <w:tcW w:w="837" w:type="dxa"/>
           </w:tcPr>
           <w:p>
             <w:pPr>
@@ -7880,49 +7966,49 @@
         </w:tc>
         <w:tc>
           <w:tcPr>
-            <w:tcW w:w="1190" w:type="dxa"/>
-          </w:tcPr>
-          <w:p>
-            <w:pPr>
-              <w:rPr>
-                <w:rFonts w:ascii="Times New Roman" w:hAnsi="Times New Roman"/>
-                <w:b/>
-                <w:sz w:val="26"/>
-              </w:rPr>
-            </w:pPr>
-          </w:p>
-        </w:tc>
-        <w:tc>
-          <w:tcPr>
-            <w:tcW w:w="811" w:type="dxa"/>
-          </w:tcPr>
-          <w:p>
-            <w:pPr>
-              <w:rPr>
-                <w:rFonts w:ascii="Times New Roman" w:hAnsi="Times New Roman"/>
-                <w:b/>
-                <w:sz w:val="26"/>
-              </w:rPr>
-            </w:pPr>
-          </w:p>
-        </w:tc>
-        <w:tc>
-          <w:tcPr>
-            <w:tcW w:w="1138" w:type="dxa"/>
-          </w:tcPr>
-          <w:p>
-            <w:pPr>
-              <w:rPr>
-                <w:rFonts w:ascii="Times New Roman" w:hAnsi="Times New Roman"/>
-                <w:b/>
-                <w:sz w:val="26"/>
-              </w:rPr>
-            </w:pPr>
-          </w:p>
-        </w:tc>
-        <w:tc>
-          <w:tcPr>
-            <w:tcW w:w="1138" w:type="dxa"/>
+            <w:tcW w:w="830" w:type="dxa"/>
+          </w:tcPr>
+          <w:p>
+            <w:pPr>
+              <w:rPr>
+                <w:rFonts w:ascii="Times New Roman" w:hAnsi="Times New Roman"/>
+                <w:b/>
+                <w:sz w:val="26"/>
+              </w:rPr>
+            </w:pPr>
+          </w:p>
+        </w:tc>
+        <w:tc>
+          <w:tcPr>
+            <w:tcW w:w="1350" w:type="dxa"/>
+          </w:tcPr>
+          <w:p>
+            <w:pPr>
+              <w:rPr>
+                <w:rFonts w:ascii="Times New Roman" w:hAnsi="Times New Roman"/>
+                <w:b/>
+                <w:sz w:val="26"/>
+              </w:rPr>
+            </w:pPr>
+          </w:p>
+        </w:tc>
+        <w:tc>
+          <w:tcPr>
+            <w:tcW w:w="1260" w:type="dxa"/>
+          </w:tcPr>
+          <w:p>
+            <w:pPr>
+              <w:rPr>
+                <w:rFonts w:ascii="Times New Roman" w:hAnsi="Times New Roman"/>
+                <w:b/>
+                <w:sz w:val="26"/>
+              </w:rPr>
+            </w:pPr>
+          </w:p>
+        </w:tc>
+        <w:tc>
+          <w:tcPr>
+            <w:tcW w:w="837" w:type="dxa"/>
           </w:tcPr>
           <w:p>
             <w:pPr>
@@ -7994,49 +8080,49 @@
         </w:tc>
         <w:tc>
           <w:tcPr>
-            <w:tcW w:w="1190" w:type="dxa"/>
-          </w:tcPr>
-          <w:p>
-            <w:pPr>
-              <w:rPr>
-                <w:rFonts w:ascii="Times New Roman" w:hAnsi="Times New Roman"/>
-                <w:b/>
-                <w:sz w:val="26"/>
-              </w:rPr>
-            </w:pPr>
-          </w:p>
-        </w:tc>
-        <w:tc>
-          <w:tcPr>
-            <w:tcW w:w="811" w:type="dxa"/>
-          </w:tcPr>
-          <w:p>
-            <w:pPr>
-              <w:rPr>
-                <w:rFonts w:ascii="Times New Roman" w:hAnsi="Times New Roman"/>
-                <w:b/>
-                <w:sz w:val="26"/>
-              </w:rPr>
-            </w:pPr>
-          </w:p>
-        </w:tc>
-        <w:tc>
-          <w:tcPr>
-            <w:tcW w:w="1138" w:type="dxa"/>
-          </w:tcPr>
-          <w:p>
-            <w:pPr>
-              <w:rPr>
-                <w:rFonts w:ascii="Times New Roman" w:hAnsi="Times New Roman"/>
-                <w:b/>
-                <w:sz w:val="26"/>
-              </w:rPr>
-            </w:pPr>
-          </w:p>
-        </w:tc>
-        <w:tc>
-          <w:tcPr>
-            <w:tcW w:w="1138" w:type="dxa"/>
+            <w:tcW w:w="830" w:type="dxa"/>
+          </w:tcPr>
+          <w:p>
+            <w:pPr>
+              <w:rPr>
+                <w:rFonts w:ascii="Times New Roman" w:hAnsi="Times New Roman"/>
+                <w:b/>
+                <w:sz w:val="26"/>
+              </w:rPr>
+            </w:pPr>
+          </w:p>
+        </w:tc>
+        <w:tc>
+          <w:tcPr>
+            <w:tcW w:w="1350" w:type="dxa"/>
+          </w:tcPr>
+          <w:p>
+            <w:pPr>
+              <w:rPr>
+                <w:rFonts w:ascii="Times New Roman" w:hAnsi="Times New Roman"/>
+                <w:b/>
+                <w:sz w:val="26"/>
+              </w:rPr>
+            </w:pPr>
+          </w:p>
+        </w:tc>
+        <w:tc>
+          <w:tcPr>
+            <w:tcW w:w="1260" w:type="dxa"/>
+          </w:tcPr>
+          <w:p>
+            <w:pPr>
+              <w:rPr>
+                <w:rFonts w:ascii="Times New Roman" w:hAnsi="Times New Roman"/>
+                <w:b/>
+                <w:sz w:val="26"/>
+              </w:rPr>
+            </w:pPr>
+          </w:p>
+        </w:tc>
+        <w:tc>
+          <w:tcPr>
+            <w:tcW w:w="837" w:type="dxa"/>
           </w:tcPr>
           <w:p>
             <w:pPr>
@@ -8108,49 +8194,49 @@
         </w:tc>
         <w:tc>
           <w:tcPr>
-            <w:tcW w:w="1190" w:type="dxa"/>
-          </w:tcPr>
-          <w:p>
-            <w:pPr>
-              <w:rPr>
-                <w:rFonts w:ascii="Times New Roman" w:hAnsi="Times New Roman"/>
-                <w:b/>
-                <w:sz w:val="26"/>
-              </w:rPr>
-            </w:pPr>
-          </w:p>
-        </w:tc>
-        <w:tc>
-          <w:tcPr>
-            <w:tcW w:w="811" w:type="dxa"/>
-          </w:tcPr>
-          <w:p>
-            <w:pPr>
-              <w:rPr>
-                <w:rFonts w:ascii="Times New Roman" w:hAnsi="Times New Roman"/>
-                <w:b/>
-                <w:sz w:val="26"/>
-              </w:rPr>
-            </w:pPr>
-          </w:p>
-        </w:tc>
-        <w:tc>
-          <w:tcPr>
-            <w:tcW w:w="1138" w:type="dxa"/>
-          </w:tcPr>
-          <w:p>
-            <w:pPr>
-              <w:rPr>
-                <w:rFonts w:ascii="Times New Roman" w:hAnsi="Times New Roman"/>
-                <w:b/>
-                <w:sz w:val="26"/>
-              </w:rPr>
-            </w:pPr>
-          </w:p>
-        </w:tc>
-        <w:tc>
-          <w:tcPr>
-            <w:tcW w:w="1138" w:type="dxa"/>
+            <w:tcW w:w="830" w:type="dxa"/>
+          </w:tcPr>
+          <w:p>
+            <w:pPr>
+              <w:rPr>
+                <w:rFonts w:ascii="Times New Roman" w:hAnsi="Times New Roman"/>
+                <w:b/>
+                <w:sz w:val="26"/>
+              </w:rPr>
+            </w:pPr>
+          </w:p>
+        </w:tc>
+        <w:tc>
+          <w:tcPr>
+            <w:tcW w:w="1350" w:type="dxa"/>
+          </w:tcPr>
+          <w:p>
+            <w:pPr>
+              <w:rPr>
+                <w:rFonts w:ascii="Times New Roman" w:hAnsi="Times New Roman"/>
+                <w:b/>
+                <w:sz w:val="26"/>
+              </w:rPr>
+            </w:pPr>
+          </w:p>
+        </w:tc>
+        <w:tc>
+          <w:tcPr>
+            <w:tcW w:w="1260" w:type="dxa"/>
+          </w:tcPr>
+          <w:p>
+            <w:pPr>
+              <w:rPr>
+                <w:rFonts w:ascii="Times New Roman" w:hAnsi="Times New Roman"/>
+                <w:b/>
+                <w:sz w:val="26"/>
+              </w:rPr>
+            </w:pPr>
+          </w:p>
+        </w:tc>
+        <w:tc>
+          <w:tcPr>
+            <w:tcW w:w="837" w:type="dxa"/>
           </w:tcPr>
           <w:p>
             <w:pPr>
@@ -8222,49 +8308,49 @@
         </w:tc>
         <w:tc>
           <w:tcPr>
-            <w:tcW w:w="1190" w:type="dxa"/>
-          </w:tcPr>
-          <w:p>
-            <w:pPr>
-              <w:rPr>
-                <w:rFonts w:ascii="Times New Roman" w:hAnsi="Times New Roman"/>
-                <w:b/>
-                <w:sz w:val="26"/>
-              </w:rPr>
-            </w:pPr>
-          </w:p>
-        </w:tc>
-        <w:tc>
-          <w:tcPr>
-            <w:tcW w:w="811" w:type="dxa"/>
-          </w:tcPr>
-          <w:p>
-            <w:pPr>
-              <w:rPr>
-                <w:rFonts w:ascii="Times New Roman" w:hAnsi="Times New Roman"/>
-                <w:b/>
-                <w:sz w:val="26"/>
-              </w:rPr>
-            </w:pPr>
-          </w:p>
-        </w:tc>
-        <w:tc>
-          <w:tcPr>
-            <w:tcW w:w="1138" w:type="dxa"/>
-          </w:tcPr>
-          <w:p>
-            <w:pPr>
-              <w:rPr>
-                <w:rFonts w:ascii="Times New Roman" w:hAnsi="Times New Roman"/>
-                <w:b/>
-                <w:sz w:val="26"/>
-              </w:rPr>
-            </w:pPr>
-          </w:p>
-        </w:tc>
-        <w:tc>
-          <w:tcPr>
-            <w:tcW w:w="1138" w:type="dxa"/>
+            <w:tcW w:w="830" w:type="dxa"/>
+          </w:tcPr>
+          <w:p>
+            <w:pPr>
+              <w:rPr>
+                <w:rFonts w:ascii="Times New Roman" w:hAnsi="Times New Roman"/>
+                <w:b/>
+                <w:sz w:val="26"/>
+              </w:rPr>
+            </w:pPr>
+          </w:p>
+        </w:tc>
+        <w:tc>
+          <w:tcPr>
+            <w:tcW w:w="1350" w:type="dxa"/>
+          </w:tcPr>
+          <w:p>
+            <w:pPr>
+              <w:rPr>
+                <w:rFonts w:ascii="Times New Roman" w:hAnsi="Times New Roman"/>
+                <w:b/>
+                <w:sz w:val="26"/>
+              </w:rPr>
+            </w:pPr>
+          </w:p>
+        </w:tc>
+        <w:tc>
+          <w:tcPr>
+            <w:tcW w:w="1260" w:type="dxa"/>
+          </w:tcPr>
+          <w:p>
+            <w:pPr>
+              <w:rPr>
+                <w:rFonts w:ascii="Times New Roman" w:hAnsi="Times New Roman"/>
+                <w:b/>
+                <w:sz w:val="26"/>
+              </w:rPr>
+            </w:pPr>
+          </w:p>
+        </w:tc>
+        <w:tc>
+          <w:tcPr>
+            <w:tcW w:w="837" w:type="dxa"/>
           </w:tcPr>
           <w:p>
             <w:pPr>
@@ -8336,49 +8422,49 @@
         </w:tc>
         <w:tc>
           <w:tcPr>
-            <w:tcW w:w="1190" w:type="dxa"/>
-          </w:tcPr>
-          <w:p>
-            <w:pPr>
-              <w:rPr>
-                <w:rFonts w:ascii="Times New Roman" w:hAnsi="Times New Roman"/>
-                <w:b/>
-                <w:sz w:val="26"/>
-              </w:rPr>
-            </w:pPr>
-          </w:p>
-        </w:tc>
-        <w:tc>
-          <w:tcPr>
-            <w:tcW w:w="811" w:type="dxa"/>
-          </w:tcPr>
-          <w:p>
-            <w:pPr>
-              <w:rPr>
-                <w:rFonts w:ascii="Times New Roman" w:hAnsi="Times New Roman"/>
-                <w:b/>
-                <w:sz w:val="26"/>
-              </w:rPr>
-            </w:pPr>
-          </w:p>
-        </w:tc>
-        <w:tc>
-          <w:tcPr>
-            <w:tcW w:w="1138" w:type="dxa"/>
-          </w:tcPr>
-          <w:p>
-            <w:pPr>
-              <w:rPr>
-                <w:rFonts w:ascii="Times New Roman" w:hAnsi="Times New Roman"/>
-                <w:b/>
-                <w:sz w:val="26"/>
-              </w:rPr>
-            </w:pPr>
-          </w:p>
-        </w:tc>
-        <w:tc>
-          <w:tcPr>
-            <w:tcW w:w="1138" w:type="dxa"/>
+            <w:tcW w:w="830" w:type="dxa"/>
+          </w:tcPr>
+          <w:p>
+            <w:pPr>
+              <w:rPr>
+                <w:rFonts w:ascii="Times New Roman" w:hAnsi="Times New Roman"/>
+                <w:b/>
+                <w:sz w:val="26"/>
+              </w:rPr>
+            </w:pPr>
+          </w:p>
+        </w:tc>
+        <w:tc>
+          <w:tcPr>
+            <w:tcW w:w="1350" w:type="dxa"/>
+          </w:tcPr>
+          <w:p>
+            <w:pPr>
+              <w:rPr>
+                <w:rFonts w:ascii="Times New Roman" w:hAnsi="Times New Roman"/>
+                <w:b/>
+                <w:sz w:val="26"/>
+              </w:rPr>
+            </w:pPr>
+          </w:p>
+        </w:tc>
+        <w:tc>
+          <w:tcPr>
+            <w:tcW w:w="1260" w:type="dxa"/>
+          </w:tcPr>
+          <w:p>
+            <w:pPr>
+              <w:rPr>
+                <w:rFonts w:ascii="Times New Roman" w:hAnsi="Times New Roman"/>
+                <w:b/>
+                <w:sz w:val="26"/>
+              </w:rPr>
+            </w:pPr>
+          </w:p>
+        </w:tc>
+        <w:tc>
+          <w:tcPr>
+            <w:tcW w:w="837" w:type="dxa"/>
           </w:tcPr>
           <w:p>
             <w:pPr>
@@ -8450,49 +8536,49 @@
         </w:tc>
         <w:tc>
           <w:tcPr>
-            <w:tcW w:w="1190" w:type="dxa"/>
-          </w:tcPr>
-          <w:p>
-            <w:pPr>
-              <w:rPr>
-                <w:rFonts w:ascii="Times New Roman" w:hAnsi="Times New Roman"/>
-                <w:b/>
-                <w:sz w:val="26"/>
-              </w:rPr>
-            </w:pPr>
-          </w:p>
-        </w:tc>
-        <w:tc>
-          <w:tcPr>
-            <w:tcW w:w="811" w:type="dxa"/>
-          </w:tcPr>
-          <w:p>
-            <w:pPr>
-              <w:rPr>
-                <w:rFonts w:ascii="Times New Roman" w:hAnsi="Times New Roman"/>
-                <w:b/>
-                <w:sz w:val="26"/>
-              </w:rPr>
-            </w:pPr>
-          </w:p>
-        </w:tc>
-        <w:tc>
-          <w:tcPr>
-            <w:tcW w:w="1138" w:type="dxa"/>
-          </w:tcPr>
-          <w:p>
-            <w:pPr>
-              <w:rPr>
-                <w:rFonts w:ascii="Times New Roman" w:hAnsi="Times New Roman"/>
-                <w:b/>
-                <w:sz w:val="26"/>
-              </w:rPr>
-            </w:pPr>
-          </w:p>
-        </w:tc>
-        <w:tc>
-          <w:tcPr>
-            <w:tcW w:w="1138" w:type="dxa"/>
+            <w:tcW w:w="830" w:type="dxa"/>
+          </w:tcPr>
+          <w:p>
+            <w:pPr>
+              <w:rPr>
+                <w:rFonts w:ascii="Times New Roman" w:hAnsi="Times New Roman"/>
+                <w:b/>
+                <w:sz w:val="26"/>
+              </w:rPr>
+            </w:pPr>
+          </w:p>
+        </w:tc>
+        <w:tc>
+          <w:tcPr>
+            <w:tcW w:w="1350" w:type="dxa"/>
+          </w:tcPr>
+          <w:p>
+            <w:pPr>
+              <w:rPr>
+                <w:rFonts w:ascii="Times New Roman" w:hAnsi="Times New Roman"/>
+                <w:b/>
+                <w:sz w:val="26"/>
+              </w:rPr>
+            </w:pPr>
+          </w:p>
+        </w:tc>
+        <w:tc>
+          <w:tcPr>
+            <w:tcW w:w="1260" w:type="dxa"/>
+          </w:tcPr>
+          <w:p>
+            <w:pPr>
+              <w:rPr>
+                <w:rFonts w:ascii="Times New Roman" w:hAnsi="Times New Roman"/>
+                <w:b/>
+                <w:sz w:val="26"/>
+              </w:rPr>
+            </w:pPr>
+          </w:p>
+        </w:tc>
+        <w:tc>
+          <w:tcPr>
+            <w:tcW w:w="837" w:type="dxa"/>
           </w:tcPr>
           <w:p>
             <w:pPr>
@@ -8564,49 +8650,49 @@
         </w:tc>
         <w:tc>
           <w:tcPr>
-            <w:tcW w:w="1190" w:type="dxa"/>
-          </w:tcPr>
-          <w:p>
-            <w:pPr>
-              <w:rPr>
-                <w:rFonts w:ascii="Times New Roman" w:hAnsi="Times New Roman"/>
-                <w:b/>
-                <w:sz w:val="26"/>
-              </w:rPr>
-            </w:pPr>
-          </w:p>
-        </w:tc>
-        <w:tc>
-          <w:tcPr>
-            <w:tcW w:w="811" w:type="dxa"/>
-          </w:tcPr>
-          <w:p>
-            <w:pPr>
-              <w:rPr>
-                <w:rFonts w:ascii="Times New Roman" w:hAnsi="Times New Roman"/>
-                <w:b/>
-                <w:sz w:val="26"/>
-              </w:rPr>
-            </w:pPr>
-          </w:p>
-        </w:tc>
-        <w:tc>
-          <w:tcPr>
-            <w:tcW w:w="1138" w:type="dxa"/>
-          </w:tcPr>
-          <w:p>
-            <w:pPr>
-              <w:rPr>
-                <w:rFonts w:ascii="Times New Roman" w:hAnsi="Times New Roman"/>
-                <w:b/>
-                <w:sz w:val="26"/>
-              </w:rPr>
-            </w:pPr>
-          </w:p>
-        </w:tc>
-        <w:tc>
-          <w:tcPr>
-            <w:tcW w:w="1138" w:type="dxa"/>
+            <w:tcW w:w="830" w:type="dxa"/>
+          </w:tcPr>
+          <w:p>
+            <w:pPr>
+              <w:rPr>
+                <w:rFonts w:ascii="Times New Roman" w:hAnsi="Times New Roman"/>
+                <w:b/>
+                <w:sz w:val="26"/>
+              </w:rPr>
+            </w:pPr>
+          </w:p>
+        </w:tc>
+        <w:tc>
+          <w:tcPr>
+            <w:tcW w:w="1350" w:type="dxa"/>
+          </w:tcPr>
+          <w:p>
+            <w:pPr>
+              <w:rPr>
+                <w:rFonts w:ascii="Times New Roman" w:hAnsi="Times New Roman"/>
+                <w:b/>
+                <w:sz w:val="26"/>
+              </w:rPr>
+            </w:pPr>
+          </w:p>
+        </w:tc>
+        <w:tc>
+          <w:tcPr>
+            <w:tcW w:w="1260" w:type="dxa"/>
+          </w:tcPr>
+          <w:p>
+            <w:pPr>
+              <w:rPr>
+                <w:rFonts w:ascii="Times New Roman" w:hAnsi="Times New Roman"/>
+                <w:b/>
+                <w:sz w:val="26"/>
+              </w:rPr>
+            </w:pPr>
+          </w:p>
+        </w:tc>
+        <w:tc>
+          <w:tcPr>
+            <w:tcW w:w="837" w:type="dxa"/>
           </w:tcPr>
           <w:p>
             <w:pPr>
@@ -8678,49 +8764,49 @@
         </w:tc>
         <w:tc>
           <w:tcPr>
-            <w:tcW w:w="1190" w:type="dxa"/>
-          </w:tcPr>
-          <w:p>
-            <w:pPr>
-              <w:rPr>
-                <w:rFonts w:ascii="Times New Roman" w:hAnsi="Times New Roman"/>
-                <w:b/>
-                <w:sz w:val="26"/>
-              </w:rPr>
-            </w:pPr>
-          </w:p>
-        </w:tc>
-        <w:tc>
-          <w:tcPr>
-            <w:tcW w:w="811" w:type="dxa"/>
-          </w:tcPr>
-          <w:p>
-            <w:pPr>
-              <w:rPr>
-                <w:rFonts w:ascii="Times New Roman" w:hAnsi="Times New Roman"/>
-                <w:b/>
-                <w:sz w:val="26"/>
-              </w:rPr>
-            </w:pPr>
-          </w:p>
-        </w:tc>
-        <w:tc>
-          <w:tcPr>
-            <w:tcW w:w="1138" w:type="dxa"/>
-          </w:tcPr>
-          <w:p>
-            <w:pPr>
-              <w:rPr>
-                <w:rFonts w:ascii="Times New Roman" w:hAnsi="Times New Roman"/>
-                <w:b/>
-                <w:sz w:val="26"/>
-              </w:rPr>
-            </w:pPr>
-          </w:p>
-        </w:tc>
-        <w:tc>
-          <w:tcPr>
-            <w:tcW w:w="1138" w:type="dxa"/>
+            <w:tcW w:w="830" w:type="dxa"/>
+          </w:tcPr>
+          <w:p>
+            <w:pPr>
+              <w:rPr>
+                <w:rFonts w:ascii="Times New Roman" w:hAnsi="Times New Roman"/>
+                <w:b/>
+                <w:sz w:val="26"/>
+              </w:rPr>
+            </w:pPr>
+          </w:p>
+        </w:tc>
+        <w:tc>
+          <w:tcPr>
+            <w:tcW w:w="1350" w:type="dxa"/>
+          </w:tcPr>
+          <w:p>
+            <w:pPr>
+              <w:rPr>
+                <w:rFonts w:ascii="Times New Roman" w:hAnsi="Times New Roman"/>
+                <w:b/>
+                <w:sz w:val="26"/>
+              </w:rPr>
+            </w:pPr>
+          </w:p>
+        </w:tc>
+        <w:tc>
+          <w:tcPr>
+            <w:tcW w:w="1260" w:type="dxa"/>
+          </w:tcPr>
+          <w:p>
+            <w:pPr>
+              <w:rPr>
+                <w:rFonts w:ascii="Times New Roman" w:hAnsi="Times New Roman"/>
+                <w:b/>
+                <w:sz w:val="26"/>
+              </w:rPr>
+            </w:pPr>
+          </w:p>
+        </w:tc>
+        <w:tc>
+          <w:tcPr>
+            <w:tcW w:w="837" w:type="dxa"/>
           </w:tcPr>
           <w:p>
             <w:pPr>
@@ -8792,49 +8878,49 @@
         </w:tc>
         <w:tc>
           <w:tcPr>
-            <w:tcW w:w="1190" w:type="dxa"/>
-          </w:tcPr>
-          <w:p>
-            <w:pPr>
-              <w:rPr>
-                <w:rFonts w:ascii="Times New Roman" w:hAnsi="Times New Roman"/>
-                <w:b/>
-                <w:sz w:val="26"/>
-              </w:rPr>
-            </w:pPr>
-          </w:p>
-        </w:tc>
-        <w:tc>
-          <w:tcPr>
-            <w:tcW w:w="811" w:type="dxa"/>
-          </w:tcPr>
-          <w:p>
-            <w:pPr>
-              <w:rPr>
-                <w:rFonts w:ascii="Times New Roman" w:hAnsi="Times New Roman"/>
-                <w:b/>
-                <w:sz w:val="26"/>
-              </w:rPr>
-            </w:pPr>
-          </w:p>
-        </w:tc>
-        <w:tc>
-          <w:tcPr>
-            <w:tcW w:w="1138" w:type="dxa"/>
-          </w:tcPr>
-          <w:p>
-            <w:pPr>
-              <w:rPr>
-                <w:rFonts w:ascii="Times New Roman" w:hAnsi="Times New Roman"/>
-                <w:b/>
-                <w:sz w:val="26"/>
-              </w:rPr>
-            </w:pPr>
-          </w:p>
-        </w:tc>
-        <w:tc>
-          <w:tcPr>
-            <w:tcW w:w="1138" w:type="dxa"/>
+            <w:tcW w:w="830" w:type="dxa"/>
+          </w:tcPr>
+          <w:p>
+            <w:pPr>
+              <w:rPr>
+                <w:rFonts w:ascii="Times New Roman" w:hAnsi="Times New Roman"/>
+                <w:b/>
+                <w:sz w:val="26"/>
+              </w:rPr>
+            </w:pPr>
+          </w:p>
+        </w:tc>
+        <w:tc>
+          <w:tcPr>
+            <w:tcW w:w="1350" w:type="dxa"/>
+          </w:tcPr>
+          <w:p>
+            <w:pPr>
+              <w:rPr>
+                <w:rFonts w:ascii="Times New Roman" w:hAnsi="Times New Roman"/>
+                <w:b/>
+                <w:sz w:val="26"/>
+              </w:rPr>
+            </w:pPr>
+          </w:p>
+        </w:tc>
+        <w:tc>
+          <w:tcPr>
+            <w:tcW w:w="1260" w:type="dxa"/>
+          </w:tcPr>
+          <w:p>
+            <w:pPr>
+              <w:rPr>
+                <w:rFonts w:ascii="Times New Roman" w:hAnsi="Times New Roman"/>
+                <w:b/>
+                <w:sz w:val="26"/>
+              </w:rPr>
+            </w:pPr>
+          </w:p>
+        </w:tc>
+        <w:tc>
+          <w:tcPr>
+            <w:tcW w:w="837" w:type="dxa"/>
           </w:tcPr>
           <w:p>
             <w:pPr>
@@ -8906,49 +8992,49 @@
         </w:tc>
         <w:tc>
           <w:tcPr>
-            <w:tcW w:w="1190" w:type="dxa"/>
-          </w:tcPr>
-          <w:p>
-            <w:pPr>
-              <w:rPr>
-                <w:rFonts w:ascii="Times New Roman" w:hAnsi="Times New Roman"/>
-                <w:b/>
-                <w:sz w:val="26"/>
-              </w:rPr>
-            </w:pPr>
-          </w:p>
-        </w:tc>
-        <w:tc>
-          <w:tcPr>
-            <w:tcW w:w="811" w:type="dxa"/>
-          </w:tcPr>
-          <w:p>
-            <w:pPr>
-              <w:rPr>
-                <w:rFonts w:ascii="Times New Roman" w:hAnsi="Times New Roman"/>
-                <w:b/>
-                <w:sz w:val="26"/>
-              </w:rPr>
-            </w:pPr>
-          </w:p>
-        </w:tc>
-        <w:tc>
-          <w:tcPr>
-            <w:tcW w:w="1138" w:type="dxa"/>
-          </w:tcPr>
-          <w:p>
-            <w:pPr>
-              <w:rPr>
-                <w:rFonts w:ascii="Times New Roman" w:hAnsi="Times New Roman"/>
-                <w:b/>
-                <w:sz w:val="26"/>
-              </w:rPr>
-            </w:pPr>
-          </w:p>
-        </w:tc>
-        <w:tc>
-          <w:tcPr>
-            <w:tcW w:w="1138" w:type="dxa"/>
+            <w:tcW w:w="830" w:type="dxa"/>
+          </w:tcPr>
+          <w:p>
+            <w:pPr>
+              <w:rPr>
+                <w:rFonts w:ascii="Times New Roman" w:hAnsi="Times New Roman"/>
+                <w:b/>
+                <w:sz w:val="26"/>
+              </w:rPr>
+            </w:pPr>
+          </w:p>
+        </w:tc>
+        <w:tc>
+          <w:tcPr>
+            <w:tcW w:w="1350" w:type="dxa"/>
+          </w:tcPr>
+          <w:p>
+            <w:pPr>
+              <w:rPr>
+                <w:rFonts w:ascii="Times New Roman" w:hAnsi="Times New Roman"/>
+                <w:b/>
+                <w:sz w:val="26"/>
+              </w:rPr>
+            </w:pPr>
+          </w:p>
+        </w:tc>
+        <w:tc>
+          <w:tcPr>
+            <w:tcW w:w="1260" w:type="dxa"/>
+          </w:tcPr>
+          <w:p>
+            <w:pPr>
+              <w:rPr>
+                <w:rFonts w:ascii="Times New Roman" w:hAnsi="Times New Roman"/>
+                <w:b/>
+                <w:sz w:val="26"/>
+              </w:rPr>
+            </w:pPr>
+          </w:p>
+        </w:tc>
+        <w:tc>
+          <w:tcPr>
+            <w:tcW w:w="837" w:type="dxa"/>
           </w:tcPr>
           <w:p>
             <w:pPr>
@@ -9020,49 +9106,49 @@
         </w:tc>
         <w:tc>
           <w:tcPr>
-            <w:tcW w:w="1190" w:type="dxa"/>
-          </w:tcPr>
-          <w:p>
-            <w:pPr>
-              <w:rPr>
-                <w:rFonts w:ascii="Times New Roman" w:hAnsi="Times New Roman"/>
-                <w:b/>
-                <w:sz w:val="26"/>
-              </w:rPr>
-            </w:pPr>
-          </w:p>
-        </w:tc>
-        <w:tc>
-          <w:tcPr>
-            <w:tcW w:w="811" w:type="dxa"/>
-          </w:tcPr>
-          <w:p>
-            <w:pPr>
-              <w:rPr>
-                <w:rFonts w:ascii="Times New Roman" w:hAnsi="Times New Roman"/>
-                <w:b/>
-                <w:sz w:val="26"/>
-              </w:rPr>
-            </w:pPr>
-          </w:p>
-        </w:tc>
-        <w:tc>
-          <w:tcPr>
-            <w:tcW w:w="1138" w:type="dxa"/>
-          </w:tcPr>
-          <w:p>
-            <w:pPr>
-              <w:rPr>
-                <w:rFonts w:ascii="Times New Roman" w:hAnsi="Times New Roman"/>
-                <w:b/>
-                <w:sz w:val="26"/>
-              </w:rPr>
-            </w:pPr>
-          </w:p>
-        </w:tc>
-        <w:tc>
-          <w:tcPr>
-            <w:tcW w:w="1138" w:type="dxa"/>
+            <w:tcW w:w="830" w:type="dxa"/>
+          </w:tcPr>
+          <w:p>
+            <w:pPr>
+              <w:rPr>
+                <w:rFonts w:ascii="Times New Roman" w:hAnsi="Times New Roman"/>
+                <w:b/>
+                <w:sz w:val="26"/>
+              </w:rPr>
+            </w:pPr>
+          </w:p>
+        </w:tc>
+        <w:tc>
+          <w:tcPr>
+            <w:tcW w:w="1350" w:type="dxa"/>
+          </w:tcPr>
+          <w:p>
+            <w:pPr>
+              <w:rPr>
+                <w:rFonts w:ascii="Times New Roman" w:hAnsi="Times New Roman"/>
+                <w:b/>
+                <w:sz w:val="26"/>
+              </w:rPr>
+            </w:pPr>
+          </w:p>
+        </w:tc>
+        <w:tc>
+          <w:tcPr>
+            <w:tcW w:w="1260" w:type="dxa"/>
+          </w:tcPr>
+          <w:p>
+            <w:pPr>
+              <w:rPr>
+                <w:rFonts w:ascii="Times New Roman" w:hAnsi="Times New Roman"/>
+                <w:b/>
+                <w:sz w:val="26"/>
+              </w:rPr>
+            </w:pPr>
+          </w:p>
+        </w:tc>
+        <w:tc>
+          <w:tcPr>
+            <w:tcW w:w="837" w:type="dxa"/>
           </w:tcPr>
           <w:p>
             <w:pPr>
@@ -9134,49 +9220,49 @@
         </w:tc>
         <w:tc>
           <w:tcPr>
-            <w:tcW w:w="1190" w:type="dxa"/>
-          </w:tcPr>
-          <w:p>
-            <w:pPr>
-              <w:rPr>
-                <w:rFonts w:ascii="Times New Roman" w:hAnsi="Times New Roman"/>
-                <w:b/>
-                <w:sz w:val="26"/>
-              </w:rPr>
-            </w:pPr>
-          </w:p>
-        </w:tc>
-        <w:tc>
-          <w:tcPr>
-            <w:tcW w:w="811" w:type="dxa"/>
-          </w:tcPr>
-          <w:p>
-            <w:pPr>
-              <w:rPr>
-                <w:rFonts w:ascii="Times New Roman" w:hAnsi="Times New Roman"/>
-                <w:b/>
-                <w:sz w:val="26"/>
-              </w:rPr>
-            </w:pPr>
-          </w:p>
-        </w:tc>
-        <w:tc>
-          <w:tcPr>
-            <w:tcW w:w="1138" w:type="dxa"/>
-          </w:tcPr>
-          <w:p>
-            <w:pPr>
-              <w:rPr>
-                <w:rFonts w:ascii="Times New Roman" w:hAnsi="Times New Roman"/>
-                <w:b/>
-                <w:sz w:val="26"/>
-              </w:rPr>
-            </w:pPr>
-          </w:p>
-        </w:tc>
-        <w:tc>
-          <w:tcPr>
-            <w:tcW w:w="1138" w:type="dxa"/>
+            <w:tcW w:w="830" w:type="dxa"/>
+          </w:tcPr>
+          <w:p>
+            <w:pPr>
+              <w:rPr>
+                <w:rFonts w:ascii="Times New Roman" w:hAnsi="Times New Roman"/>
+                <w:b/>
+                <w:sz w:val="26"/>
+              </w:rPr>
+            </w:pPr>
+          </w:p>
+        </w:tc>
+        <w:tc>
+          <w:tcPr>
+            <w:tcW w:w="1350" w:type="dxa"/>
+          </w:tcPr>
+          <w:p>
+            <w:pPr>
+              <w:rPr>
+                <w:rFonts w:ascii="Times New Roman" w:hAnsi="Times New Roman"/>
+                <w:b/>
+                <w:sz w:val="26"/>
+              </w:rPr>
+            </w:pPr>
+          </w:p>
+        </w:tc>
+        <w:tc>
+          <w:tcPr>
+            <w:tcW w:w="1260" w:type="dxa"/>
+          </w:tcPr>
+          <w:p>
+            <w:pPr>
+              <w:rPr>
+                <w:rFonts w:ascii="Times New Roman" w:hAnsi="Times New Roman"/>
+                <w:b/>
+                <w:sz w:val="26"/>
+              </w:rPr>
+            </w:pPr>
+          </w:p>
+        </w:tc>
+        <w:tc>
+          <w:tcPr>
+            <w:tcW w:w="837" w:type="dxa"/>
           </w:tcPr>
           <w:p>
             <w:pPr>
@@ -9248,49 +9334,49 @@
         </w:tc>
         <w:tc>
           <w:tcPr>
-            <w:tcW w:w="1190" w:type="dxa"/>
-          </w:tcPr>
-          <w:p>
-            <w:pPr>
-              <w:rPr>
-                <w:rFonts w:ascii="Times New Roman" w:hAnsi="Times New Roman"/>
-                <w:b/>
-                <w:sz w:val="26"/>
-              </w:rPr>
-            </w:pPr>
-          </w:p>
-        </w:tc>
-        <w:tc>
-          <w:tcPr>
-            <w:tcW w:w="811" w:type="dxa"/>
-          </w:tcPr>
-          <w:p>
-            <w:pPr>
-              <w:rPr>
-                <w:rFonts w:ascii="Times New Roman" w:hAnsi="Times New Roman"/>
-                <w:b/>
-                <w:sz w:val="26"/>
-              </w:rPr>
-            </w:pPr>
-          </w:p>
-        </w:tc>
-        <w:tc>
-          <w:tcPr>
-            <w:tcW w:w="1138" w:type="dxa"/>
-          </w:tcPr>
-          <w:p>
-            <w:pPr>
-              <w:rPr>
-                <w:rFonts w:ascii="Times New Roman" w:hAnsi="Times New Roman"/>
-                <w:b/>
-                <w:sz w:val="26"/>
-              </w:rPr>
-            </w:pPr>
-          </w:p>
-        </w:tc>
-        <w:tc>
-          <w:tcPr>
-            <w:tcW w:w="1138" w:type="dxa"/>
+            <w:tcW w:w="830" w:type="dxa"/>
+          </w:tcPr>
+          <w:p>
+            <w:pPr>
+              <w:rPr>
+                <w:rFonts w:ascii="Times New Roman" w:hAnsi="Times New Roman"/>
+                <w:b/>
+                <w:sz w:val="26"/>
+              </w:rPr>
+            </w:pPr>
+          </w:p>
+        </w:tc>
+        <w:tc>
+          <w:tcPr>
+            <w:tcW w:w="1350" w:type="dxa"/>
+          </w:tcPr>
+          <w:p>
+            <w:pPr>
+              <w:rPr>
+                <w:rFonts w:ascii="Times New Roman" w:hAnsi="Times New Roman"/>
+                <w:b/>
+                <w:sz w:val="26"/>
+              </w:rPr>
+            </w:pPr>
+          </w:p>
+        </w:tc>
+        <w:tc>
+          <w:tcPr>
+            <w:tcW w:w="1260" w:type="dxa"/>
+          </w:tcPr>
+          <w:p>
+            <w:pPr>
+              <w:rPr>
+                <w:rFonts w:ascii="Times New Roman" w:hAnsi="Times New Roman"/>
+                <w:b/>
+                <w:sz w:val="26"/>
+              </w:rPr>
+            </w:pPr>
+          </w:p>
+        </w:tc>
+        <w:tc>
+          <w:tcPr>
+            <w:tcW w:w="837" w:type="dxa"/>
           </w:tcPr>
           <w:p>
             <w:pPr>
@@ -9362,49 +9448,49 @@
         </w:tc>
         <w:tc>
           <w:tcPr>
-            <w:tcW w:w="1190" w:type="dxa"/>
-          </w:tcPr>
-          <w:p>
-            <w:pPr>
-              <w:rPr>
-                <w:rFonts w:ascii="Times New Roman" w:hAnsi="Times New Roman"/>
-                <w:b/>
-                <w:sz w:val="26"/>
-              </w:rPr>
-            </w:pPr>
-          </w:p>
-        </w:tc>
-        <w:tc>
-          <w:tcPr>
-            <w:tcW w:w="811" w:type="dxa"/>
-          </w:tcPr>
-          <w:p>
-            <w:pPr>
-              <w:rPr>
-                <w:rFonts w:ascii="Times New Roman" w:hAnsi="Times New Roman"/>
-                <w:b/>
-                <w:sz w:val="26"/>
-              </w:rPr>
-            </w:pPr>
-          </w:p>
-        </w:tc>
-        <w:tc>
-          <w:tcPr>
-            <w:tcW w:w="1138" w:type="dxa"/>
-          </w:tcPr>
-          <w:p>
-            <w:pPr>
-              <w:rPr>
-                <w:rFonts w:ascii="Times New Roman" w:hAnsi="Times New Roman"/>
-                <w:b/>
-                <w:sz w:val="26"/>
-              </w:rPr>
-            </w:pPr>
-          </w:p>
-        </w:tc>
-        <w:tc>
-          <w:tcPr>
-            <w:tcW w:w="1138" w:type="dxa"/>
+            <w:tcW w:w="830" w:type="dxa"/>
+          </w:tcPr>
+          <w:p>
+            <w:pPr>
+              <w:rPr>
+                <w:rFonts w:ascii="Times New Roman" w:hAnsi="Times New Roman"/>
+                <w:b/>
+                <w:sz w:val="26"/>
+              </w:rPr>
+            </w:pPr>
+          </w:p>
+        </w:tc>
+        <w:tc>
+          <w:tcPr>
+            <w:tcW w:w="1350" w:type="dxa"/>
+          </w:tcPr>
+          <w:p>
+            <w:pPr>
+              <w:rPr>
+                <w:rFonts w:ascii="Times New Roman" w:hAnsi="Times New Roman"/>
+                <w:b/>
+                <w:sz w:val="26"/>
+              </w:rPr>
+            </w:pPr>
+          </w:p>
+        </w:tc>
+        <w:tc>
+          <w:tcPr>
+            <w:tcW w:w="1260" w:type="dxa"/>
+          </w:tcPr>
+          <w:p>
+            <w:pPr>
+              <w:rPr>
+                <w:rFonts w:ascii="Times New Roman" w:hAnsi="Times New Roman"/>
+                <w:b/>
+                <w:sz w:val="26"/>
+              </w:rPr>
+            </w:pPr>
+          </w:p>
+        </w:tc>
+        <w:tc>
+          <w:tcPr>
+            <w:tcW w:w="837" w:type="dxa"/>
           </w:tcPr>
           <w:p>
             <w:pPr>
@@ -9476,49 +9562,49 @@
         </w:tc>
         <w:tc>
           <w:tcPr>
-            <w:tcW w:w="1190" w:type="dxa"/>
-          </w:tcPr>
-          <w:p>
-            <w:pPr>
-              <w:rPr>
-                <w:rFonts w:ascii="Times New Roman" w:hAnsi="Times New Roman"/>
-                <w:b/>
-                <w:sz w:val="26"/>
-              </w:rPr>
-            </w:pPr>
-          </w:p>
-        </w:tc>
-        <w:tc>
-          <w:tcPr>
-            <w:tcW w:w="811" w:type="dxa"/>
-          </w:tcPr>
-          <w:p>
-            <w:pPr>
-              <w:rPr>
-                <w:rFonts w:ascii="Times New Roman" w:hAnsi="Times New Roman"/>
-                <w:b/>
-                <w:sz w:val="26"/>
-              </w:rPr>
-            </w:pPr>
-          </w:p>
-        </w:tc>
-        <w:tc>
-          <w:tcPr>
-            <w:tcW w:w="1138" w:type="dxa"/>
-          </w:tcPr>
-          <w:p>
-            <w:pPr>
-              <w:rPr>
-                <w:rFonts w:ascii="Times New Roman" w:hAnsi="Times New Roman"/>
-                <w:b/>
-                <w:sz w:val="26"/>
-              </w:rPr>
-            </w:pPr>
-          </w:p>
-        </w:tc>
-        <w:tc>
-          <w:tcPr>
-            <w:tcW w:w="1138" w:type="dxa"/>
+            <w:tcW w:w="830" w:type="dxa"/>
+          </w:tcPr>
+          <w:p>
+            <w:pPr>
+              <w:rPr>
+                <w:rFonts w:ascii="Times New Roman" w:hAnsi="Times New Roman"/>
+                <w:b/>
+                <w:sz w:val="26"/>
+              </w:rPr>
+            </w:pPr>
+          </w:p>
+        </w:tc>
+        <w:tc>
+          <w:tcPr>
+            <w:tcW w:w="1350" w:type="dxa"/>
+          </w:tcPr>
+          <w:p>
+            <w:pPr>
+              <w:rPr>
+                <w:rFonts w:ascii="Times New Roman" w:hAnsi="Times New Roman"/>
+                <w:b/>
+                <w:sz w:val="26"/>
+              </w:rPr>
+            </w:pPr>
+          </w:p>
+        </w:tc>
+        <w:tc>
+          <w:tcPr>
+            <w:tcW w:w="1260" w:type="dxa"/>
+          </w:tcPr>
+          <w:p>
+            <w:pPr>
+              <w:rPr>
+                <w:rFonts w:ascii="Times New Roman" w:hAnsi="Times New Roman"/>
+                <w:b/>
+                <w:sz w:val="26"/>
+              </w:rPr>
+            </w:pPr>
+          </w:p>
+        </w:tc>
+        <w:tc>
+          <w:tcPr>
+            <w:tcW w:w="837" w:type="dxa"/>
           </w:tcPr>
           <w:p>
             <w:pPr>
@@ -9590,49 +9676,49 @@
         </w:tc>
         <w:tc>
           <w:tcPr>
-            <w:tcW w:w="1190" w:type="dxa"/>
-          </w:tcPr>
-          <w:p>
-            <w:pPr>
-              <w:rPr>
-                <w:rFonts w:ascii="Times New Roman" w:hAnsi="Times New Roman"/>
-                <w:b/>
-                <w:sz w:val="26"/>
-              </w:rPr>
-            </w:pPr>
-          </w:p>
-        </w:tc>
-        <w:tc>
-          <w:tcPr>
-            <w:tcW w:w="811" w:type="dxa"/>
-          </w:tcPr>
-          <w:p>
-            <w:pPr>
-              <w:rPr>
-                <w:rFonts w:ascii="Times New Roman" w:hAnsi="Times New Roman"/>
-                <w:b/>
-                <w:sz w:val="26"/>
-              </w:rPr>
-            </w:pPr>
-          </w:p>
-        </w:tc>
-        <w:tc>
-          <w:tcPr>
-            <w:tcW w:w="1138" w:type="dxa"/>
-          </w:tcPr>
-          <w:p>
-            <w:pPr>
-              <w:rPr>
-                <w:rFonts w:ascii="Times New Roman" w:hAnsi="Times New Roman"/>
-                <w:b/>
-                <w:sz w:val="26"/>
-              </w:rPr>
-            </w:pPr>
-          </w:p>
-        </w:tc>
-        <w:tc>
-          <w:tcPr>
-            <w:tcW w:w="1138" w:type="dxa"/>
+            <w:tcW w:w="830" w:type="dxa"/>
+          </w:tcPr>
+          <w:p>
+            <w:pPr>
+              <w:rPr>
+                <w:rFonts w:ascii="Times New Roman" w:hAnsi="Times New Roman"/>
+                <w:b/>
+                <w:sz w:val="26"/>
+              </w:rPr>
+            </w:pPr>
+          </w:p>
+        </w:tc>
+        <w:tc>
+          <w:tcPr>
+            <w:tcW w:w="1350" w:type="dxa"/>
+          </w:tcPr>
+          <w:p>
+            <w:pPr>
+              <w:rPr>
+                <w:rFonts w:ascii="Times New Roman" w:hAnsi="Times New Roman"/>
+                <w:b/>
+                <w:sz w:val="26"/>
+              </w:rPr>
+            </w:pPr>
+          </w:p>
+        </w:tc>
+        <w:tc>
+          <w:tcPr>
+            <w:tcW w:w="1260" w:type="dxa"/>
+          </w:tcPr>
+          <w:p>
+            <w:pPr>
+              <w:rPr>
+                <w:rFonts w:ascii="Times New Roman" w:hAnsi="Times New Roman"/>
+                <w:b/>
+                <w:sz w:val="26"/>
+              </w:rPr>
+            </w:pPr>
+          </w:p>
+        </w:tc>
+        <w:tc>
+          <w:tcPr>
+            <w:tcW w:w="837" w:type="dxa"/>
           </w:tcPr>
           <w:p>
             <w:pPr>
@@ -9704,49 +9790,49 @@
         </w:tc>
         <w:tc>
           <w:tcPr>
-            <w:tcW w:w="1190" w:type="dxa"/>
-          </w:tcPr>
-          <w:p>
-            <w:pPr>
-              <w:rPr>
-                <w:rFonts w:ascii="Times New Roman" w:hAnsi="Times New Roman"/>
-                <w:b/>
-                <w:sz w:val="26"/>
-              </w:rPr>
-            </w:pPr>
-          </w:p>
-        </w:tc>
-        <w:tc>
-          <w:tcPr>
-            <w:tcW w:w="811" w:type="dxa"/>
-          </w:tcPr>
-          <w:p>
-            <w:pPr>
-              <w:rPr>
-                <w:rFonts w:ascii="Times New Roman" w:hAnsi="Times New Roman"/>
-                <w:b/>
-                <w:sz w:val="26"/>
-              </w:rPr>
-            </w:pPr>
-          </w:p>
-        </w:tc>
-        <w:tc>
-          <w:tcPr>
-            <w:tcW w:w="1138" w:type="dxa"/>
-          </w:tcPr>
-          <w:p>
-            <w:pPr>
-              <w:rPr>
-                <w:rFonts w:ascii="Times New Roman" w:hAnsi="Times New Roman"/>
-                <w:b/>
-                <w:sz w:val="26"/>
-              </w:rPr>
-            </w:pPr>
-          </w:p>
-        </w:tc>
-        <w:tc>
-          <w:tcPr>
-            <w:tcW w:w="1138" w:type="dxa"/>
+            <w:tcW w:w="830" w:type="dxa"/>
+          </w:tcPr>
+          <w:p>
+            <w:pPr>
+              <w:rPr>
+                <w:rFonts w:ascii="Times New Roman" w:hAnsi="Times New Roman"/>
+                <w:b/>
+                <w:sz w:val="26"/>
+              </w:rPr>
+            </w:pPr>
+          </w:p>
+        </w:tc>
+        <w:tc>
+          <w:tcPr>
+            <w:tcW w:w="1350" w:type="dxa"/>
+          </w:tcPr>
+          <w:p>
+            <w:pPr>
+              <w:rPr>
+                <w:rFonts w:ascii="Times New Roman" w:hAnsi="Times New Roman"/>
+                <w:b/>
+                <w:sz w:val="26"/>
+              </w:rPr>
+            </w:pPr>
+          </w:p>
+        </w:tc>
+        <w:tc>
+          <w:tcPr>
+            <w:tcW w:w="1260" w:type="dxa"/>
+          </w:tcPr>
+          <w:p>
+            <w:pPr>
+              <w:rPr>
+                <w:rFonts w:ascii="Times New Roman" w:hAnsi="Times New Roman"/>
+                <w:b/>
+                <w:sz w:val="26"/>
+              </w:rPr>
+            </w:pPr>
+          </w:p>
+        </w:tc>
+        <w:tc>
+          <w:tcPr>
+            <w:tcW w:w="837" w:type="dxa"/>
           </w:tcPr>
           <w:p>
             <w:pPr>
@@ -9818,49 +9904,49 @@
         </w:tc>
         <w:tc>
           <w:tcPr>
-            <w:tcW w:w="1190" w:type="dxa"/>
-          </w:tcPr>
-          <w:p>
-            <w:pPr>
-              <w:rPr>
-                <w:rFonts w:ascii="Times New Roman" w:hAnsi="Times New Roman"/>
-                <w:b/>
-                <w:sz w:val="26"/>
-              </w:rPr>
-            </w:pPr>
-          </w:p>
-        </w:tc>
-        <w:tc>
-          <w:tcPr>
-            <w:tcW w:w="811" w:type="dxa"/>
-          </w:tcPr>
-          <w:p>
-            <w:pPr>
-              <w:rPr>
-                <w:rFonts w:ascii="Times New Roman" w:hAnsi="Times New Roman"/>
-                <w:b/>
-                <w:sz w:val="26"/>
-              </w:rPr>
-            </w:pPr>
-          </w:p>
-        </w:tc>
-        <w:tc>
-          <w:tcPr>
-            <w:tcW w:w="1138" w:type="dxa"/>
-          </w:tcPr>
-          <w:p>
-            <w:pPr>
-              <w:rPr>
-                <w:rFonts w:ascii="Times New Roman" w:hAnsi="Times New Roman"/>
-                <w:b/>
-                <w:sz w:val="26"/>
-              </w:rPr>
-            </w:pPr>
-          </w:p>
-        </w:tc>
-        <w:tc>
-          <w:tcPr>
-            <w:tcW w:w="1138" w:type="dxa"/>
+            <w:tcW w:w="830" w:type="dxa"/>
+          </w:tcPr>
+          <w:p>
+            <w:pPr>
+              <w:rPr>
+                <w:rFonts w:ascii="Times New Roman" w:hAnsi="Times New Roman"/>
+                <w:b/>
+                <w:sz w:val="26"/>
+              </w:rPr>
+            </w:pPr>
+          </w:p>
+        </w:tc>
+        <w:tc>
+          <w:tcPr>
+            <w:tcW w:w="1350" w:type="dxa"/>
+          </w:tcPr>
+          <w:p>
+            <w:pPr>
+              <w:rPr>
+                <w:rFonts w:ascii="Times New Roman" w:hAnsi="Times New Roman"/>
+                <w:b/>
+                <w:sz w:val="26"/>
+              </w:rPr>
+            </w:pPr>
+          </w:p>
+        </w:tc>
+        <w:tc>
+          <w:tcPr>
+            <w:tcW w:w="1260" w:type="dxa"/>
+          </w:tcPr>
+          <w:p>
+            <w:pPr>
+              <w:rPr>
+                <w:rFonts w:ascii="Times New Roman" w:hAnsi="Times New Roman"/>
+                <w:b/>
+                <w:sz w:val="26"/>
+              </w:rPr>
+            </w:pPr>
+          </w:p>
+        </w:tc>
+        <w:tc>
+          <w:tcPr>
+            <w:tcW w:w="837" w:type="dxa"/>
           </w:tcPr>
           <w:p>
             <w:pPr>
@@ -9932,49 +10018,49 @@
         </w:tc>
         <w:tc>
           <w:tcPr>
-            <w:tcW w:w="1190" w:type="dxa"/>
-          </w:tcPr>
-          <w:p>
-            <w:pPr>
-              <w:rPr>
-                <w:rFonts w:ascii="Times New Roman" w:hAnsi="Times New Roman"/>
-                <w:b/>
-                <w:sz w:val="26"/>
-              </w:rPr>
-            </w:pPr>
-          </w:p>
-        </w:tc>
-        <w:tc>
-          <w:tcPr>
-            <w:tcW w:w="811" w:type="dxa"/>
-          </w:tcPr>
-          <w:p>
-            <w:pPr>
-              <w:rPr>
-                <w:rFonts w:ascii="Times New Roman" w:hAnsi="Times New Roman"/>
-                <w:b/>
-                <w:sz w:val="26"/>
-              </w:rPr>
-            </w:pPr>
-          </w:p>
-        </w:tc>
-        <w:tc>
-          <w:tcPr>
-            <w:tcW w:w="1138" w:type="dxa"/>
-          </w:tcPr>
-          <w:p>
-            <w:pPr>
-              <w:rPr>
-                <w:rFonts w:ascii="Times New Roman" w:hAnsi="Times New Roman"/>
-                <w:b/>
-                <w:sz w:val="26"/>
-              </w:rPr>
-            </w:pPr>
-          </w:p>
-        </w:tc>
-        <w:tc>
-          <w:tcPr>
-            <w:tcW w:w="1138" w:type="dxa"/>
+            <w:tcW w:w="830" w:type="dxa"/>
+          </w:tcPr>
+          <w:p>
+            <w:pPr>
+              <w:rPr>
+                <w:rFonts w:ascii="Times New Roman" w:hAnsi="Times New Roman"/>
+                <w:b/>
+                <w:sz w:val="26"/>
+              </w:rPr>
+            </w:pPr>
+          </w:p>
+        </w:tc>
+        <w:tc>
+          <w:tcPr>
+            <w:tcW w:w="1350" w:type="dxa"/>
+          </w:tcPr>
+          <w:p>
+            <w:pPr>
+              <w:rPr>
+                <w:rFonts w:ascii="Times New Roman" w:hAnsi="Times New Roman"/>
+                <w:b/>
+                <w:sz w:val="26"/>
+              </w:rPr>
+            </w:pPr>
+          </w:p>
+        </w:tc>
+        <w:tc>
+          <w:tcPr>
+            <w:tcW w:w="1260" w:type="dxa"/>
+          </w:tcPr>
+          <w:p>
+            <w:pPr>
+              <w:rPr>
+                <w:rFonts w:ascii="Times New Roman" w:hAnsi="Times New Roman"/>
+                <w:b/>
+                <w:sz w:val="26"/>
+              </w:rPr>
+            </w:pPr>
+          </w:p>
+        </w:tc>
+        <w:tc>
+          <w:tcPr>
+            <w:tcW w:w="837" w:type="dxa"/>
           </w:tcPr>
           <w:p>
             <w:pPr>
@@ -10046,49 +10132,197 @@
         </w:tc>
         <w:tc>
           <w:tcPr>
-            <w:tcW w:w="1190" w:type="dxa"/>
-          </w:tcPr>
-          <w:p>
-            <w:pPr>
-              <w:rPr>
-                <w:rFonts w:ascii="Times New Roman" w:hAnsi="Times New Roman"/>
-                <w:b/>
-                <w:sz w:val="26"/>
-              </w:rPr>
-            </w:pPr>
-          </w:p>
-        </w:tc>
-        <w:tc>
-          <w:tcPr>
-            <w:tcW w:w="811" w:type="dxa"/>
-          </w:tcPr>
-          <w:p>
-            <w:pPr>
-              <w:rPr>
-                <w:rFonts w:ascii="Times New Roman" w:hAnsi="Times New Roman"/>
-                <w:b/>
-                <w:sz w:val="26"/>
-              </w:rPr>
-            </w:pPr>
-          </w:p>
-        </w:tc>
-        <w:tc>
-          <w:tcPr>
-            <w:tcW w:w="1138" w:type="dxa"/>
-          </w:tcPr>
-          <w:p>
-            <w:pPr>
-              <w:rPr>
-                <w:rFonts w:ascii="Times New Roman" w:hAnsi="Times New Roman"/>
-                <w:b/>
-                <w:sz w:val="26"/>
-              </w:rPr>
-            </w:pPr>
-          </w:p>
-        </w:tc>
-        <w:tc>
-          <w:tcPr>
-            <w:tcW w:w="1138" w:type="dxa"/>
+            <w:tcW w:w="830" w:type="dxa"/>
+          </w:tcPr>
+          <w:p>
+            <w:pPr>
+              <w:rPr>
+                <w:rFonts w:ascii="Times New Roman" w:hAnsi="Times New Roman"/>
+                <w:b/>
+                <w:sz w:val="26"/>
+              </w:rPr>
+            </w:pPr>
+          </w:p>
+        </w:tc>
+        <w:tc>
+          <w:tcPr>
+            <w:tcW w:w="1350" w:type="dxa"/>
+          </w:tcPr>
+          <w:p>
+            <w:pPr>
+              <w:rPr>
+                <w:rFonts w:ascii="Times New Roman" w:hAnsi="Times New Roman"/>
+                <w:b/>
+                <w:sz w:val="26"/>
+              </w:rPr>
+            </w:pPr>
+          </w:p>
+        </w:tc>
+        <w:tc>
+          <w:tcPr>
+            <w:tcW w:w="1260" w:type="dxa"/>
+          </w:tcPr>
+          <w:p>
+            <w:pPr>
+              <w:rPr>
+                <w:rFonts w:ascii="Times New Roman" w:hAnsi="Times New Roman"/>
+                <w:b/>
+                <w:sz w:val="26"/>
+              </w:rPr>
+            </w:pPr>
+          </w:p>
+        </w:tc>
+        <w:tc>
+          <w:tcPr>
+            <w:tcW w:w="837" w:type="dxa"/>
+          </w:tcPr>
+          <w:p>
+            <w:pPr>
+              <w:rPr>
+                <w:rFonts w:ascii="Times New Roman" w:hAnsi="Times New Roman"/>
+                <w:b/>
+                <w:sz w:val="26"/>
+              </w:rPr>
+            </w:pPr>
+          </w:p>
+        </w:tc>
+        <w:tc>
+          <w:tcPr>
+            <w:tcW w:w="1773" w:type="dxa"/>
+          </w:tcPr>
+          <w:p>
+            <w:pPr>
+              <w:rPr>
+                <w:rFonts w:ascii="Times New Roman" w:hAnsi="Times New Roman"/>
+                <w:b/>
+                <w:sz w:val="26"/>
+              </w:rPr>
+            </w:pPr>
+          </w:p>
+        </w:tc>
+      </w:tr>
+    </w:tbl>
+    <w:p>
+      <w:pPr>
+        <w:rPr>
+          <w:rFonts w:ascii="Times New Roman" w:hAnsi="Times New Roman"/>
+          <w:b/>
+          <w:sz w:val="26"/>
+        </w:rPr>
+        <w:sectPr>
+          <w:type w:val="continuous"/>
+          <w:pgSz w:w="11907" w:h="16840" w:code="9"/>
+          <w:pgMar w:top="1134" w:right="1134" w:bottom="1134" w:left="1701" w:header="720" w:footer="720" w:gutter="0"/>
+          <w:cols w:space="720"/>
+          <w:titlePg/>
+          <w:docGrid w:linePitch="360"/>
+        </w:sectPr>
+      </w:pPr>
+    </w:p>
+    <w:tbl>
+      <w:tblPr>
+        <w:tblStyle w:val="TableGrid"/>
+        <w:tblW w:w="9985" w:type="dxa"/>
+        <w:tblLook w:val="04A0" w:firstRow="1" w:lastRow="0" w:firstColumn="1" w:lastColumn="0" w:noHBand="0" w:noVBand="1"/>
+      </w:tblPr>
+      <w:tblGrid>
+        <w:gridCol w:w="1414"/>
+        <w:gridCol w:w="1090"/>
+        <w:gridCol w:w="1431"/>
+        <w:gridCol w:w="830"/>
+        <w:gridCol w:w="1350"/>
+        <w:gridCol w:w="1260"/>
+        <w:gridCol w:w="837"/>
+        <w:gridCol w:w="1773"/>
+      </w:tblGrid>
+      <w:tr>
+        <w:tc>
+          <w:tcPr>
+            <w:tcW w:w="1414" w:type="dxa"/>
+          </w:tcPr>
+          <w:p>
+            <w:pPr>
+              <w:rPr>
+                <w:rFonts w:ascii="Times New Roman" w:hAnsi="Times New Roman"/>
+                <w:b/>
+                <w:sz w:val="26"/>
+              </w:rPr>
+            </w:pPr>
+          </w:p>
+        </w:tc>
+        <w:tc>
+          <w:tcPr>
+            <w:tcW w:w="1090" w:type="dxa"/>
+          </w:tcPr>
+          <w:p>
+            <w:pPr>
+              <w:rPr>
+                <w:rFonts w:ascii="Times New Roman" w:hAnsi="Times New Roman"/>
+                <w:b/>
+                <w:sz w:val="26"/>
+              </w:rPr>
+            </w:pPr>
+          </w:p>
+        </w:tc>
+        <w:tc>
+          <w:tcPr>
+            <w:tcW w:w="1431" w:type="dxa"/>
+          </w:tcPr>
+          <w:p>
+            <w:pPr>
+              <w:rPr>
+                <w:rFonts w:ascii="Times New Roman" w:hAnsi="Times New Roman"/>
+                <w:b/>
+                <w:sz w:val="26"/>
+              </w:rPr>
+            </w:pPr>
+          </w:p>
+        </w:tc>
+        <w:tc>
+          <w:tcPr>
+            <w:tcW w:w="830" w:type="dxa"/>
+          </w:tcPr>
+          <w:p>
+            <w:pPr>
+              <w:rPr>
+                <w:rFonts w:ascii="Times New Roman" w:hAnsi="Times New Roman"/>
+                <w:b/>
+                <w:sz w:val="26"/>
+              </w:rPr>
+            </w:pPr>
+          </w:p>
+        </w:tc>
+        <w:tc>
+          <w:tcPr>
+            <w:tcW w:w="1350" w:type="dxa"/>
+          </w:tcPr>
+          <w:p>
+            <w:pPr>
+              <w:rPr>
+                <w:rFonts w:ascii="Times New Roman" w:hAnsi="Times New Roman"/>
+                <w:b/>
+                <w:sz w:val="26"/>
+              </w:rPr>
+            </w:pPr>
+          </w:p>
+        </w:tc>
+        <w:tc>
+          <w:tcPr>
+            <w:tcW w:w="1260" w:type="dxa"/>
+          </w:tcPr>
+          <w:p>
+            <w:pPr>
+              <w:rPr>
+                <w:rFonts w:ascii="Times New Roman" w:hAnsi="Times New Roman"/>
+                <w:b/>
+                <w:sz w:val="26"/>
+              </w:rPr>
+            </w:pPr>
+          </w:p>
+        </w:tc>
+        <w:tc>
+          <w:tcPr>
+            <w:tcW w:w="837" w:type="dxa"/>
           </w:tcPr>
           <w:p>
             <w:pPr>
@@ -10160,49 +10394,49 @@
         </w:tc>
         <w:tc>
           <w:tcPr>
-            <w:tcW w:w="1190" w:type="dxa"/>
-          </w:tcPr>
-          <w:p>
-            <w:pPr>
-              <w:rPr>
-                <w:rFonts w:ascii="Times New Roman" w:hAnsi="Times New Roman"/>
-                <w:b/>
-                <w:sz w:val="26"/>
-              </w:rPr>
-            </w:pPr>
-          </w:p>
-        </w:tc>
-        <w:tc>
-          <w:tcPr>
-            <w:tcW w:w="811" w:type="dxa"/>
-          </w:tcPr>
-          <w:p>
-            <w:pPr>
-              <w:rPr>
-                <w:rFonts w:ascii="Times New Roman" w:hAnsi="Times New Roman"/>
-                <w:b/>
-                <w:sz w:val="26"/>
-              </w:rPr>
-            </w:pPr>
-          </w:p>
-        </w:tc>
-        <w:tc>
-          <w:tcPr>
-            <w:tcW w:w="1138" w:type="dxa"/>
-          </w:tcPr>
-          <w:p>
-            <w:pPr>
-              <w:rPr>
-                <w:rFonts w:ascii="Times New Roman" w:hAnsi="Times New Roman"/>
-                <w:b/>
-                <w:sz w:val="26"/>
-              </w:rPr>
-            </w:pPr>
-          </w:p>
-        </w:tc>
-        <w:tc>
-          <w:tcPr>
-            <w:tcW w:w="1138" w:type="dxa"/>
+            <w:tcW w:w="830" w:type="dxa"/>
+          </w:tcPr>
+          <w:p>
+            <w:pPr>
+              <w:rPr>
+                <w:rFonts w:ascii="Times New Roman" w:hAnsi="Times New Roman"/>
+                <w:b/>
+                <w:sz w:val="26"/>
+              </w:rPr>
+            </w:pPr>
+          </w:p>
+        </w:tc>
+        <w:tc>
+          <w:tcPr>
+            <w:tcW w:w="1350" w:type="dxa"/>
+          </w:tcPr>
+          <w:p>
+            <w:pPr>
+              <w:rPr>
+                <w:rFonts w:ascii="Times New Roman" w:hAnsi="Times New Roman"/>
+                <w:b/>
+                <w:sz w:val="26"/>
+              </w:rPr>
+            </w:pPr>
+          </w:p>
+        </w:tc>
+        <w:tc>
+          <w:tcPr>
+            <w:tcW w:w="1260" w:type="dxa"/>
+          </w:tcPr>
+          <w:p>
+            <w:pPr>
+              <w:rPr>
+                <w:rFonts w:ascii="Times New Roman" w:hAnsi="Times New Roman"/>
+                <w:b/>
+                <w:sz w:val="26"/>
+              </w:rPr>
+            </w:pPr>
+          </w:p>
+        </w:tc>
+        <w:tc>
+          <w:tcPr>
+            <w:tcW w:w="837" w:type="dxa"/>
           </w:tcPr>
           <w:p>
             <w:pPr>
@@ -10274,49 +10508,49 @@
         </w:tc>
         <w:tc>
           <w:tcPr>
-            <w:tcW w:w="1190" w:type="dxa"/>
-          </w:tcPr>
-          <w:p>
-            <w:pPr>
-              <w:rPr>
-                <w:rFonts w:ascii="Times New Roman" w:hAnsi="Times New Roman"/>
-                <w:b/>
-                <w:sz w:val="26"/>
-              </w:rPr>
-            </w:pPr>
-          </w:p>
-        </w:tc>
-        <w:tc>
-          <w:tcPr>
-            <w:tcW w:w="811" w:type="dxa"/>
-          </w:tcPr>
-          <w:p>
-            <w:pPr>
-              <w:rPr>
-                <w:rFonts w:ascii="Times New Roman" w:hAnsi="Times New Roman"/>
-                <w:b/>
-                <w:sz w:val="26"/>
-              </w:rPr>
-            </w:pPr>
-          </w:p>
-        </w:tc>
-        <w:tc>
-          <w:tcPr>
-            <w:tcW w:w="1138" w:type="dxa"/>
-          </w:tcPr>
-          <w:p>
-            <w:pPr>
-              <w:rPr>
-                <w:rFonts w:ascii="Times New Roman" w:hAnsi="Times New Roman"/>
-                <w:b/>
-                <w:sz w:val="26"/>
-              </w:rPr>
-            </w:pPr>
-          </w:p>
-        </w:tc>
-        <w:tc>
-          <w:tcPr>
-            <w:tcW w:w="1138" w:type="dxa"/>
+            <w:tcW w:w="830" w:type="dxa"/>
+          </w:tcPr>
+          <w:p>
+            <w:pPr>
+              <w:rPr>
+                <w:rFonts w:ascii="Times New Roman" w:hAnsi="Times New Roman"/>
+                <w:b/>
+                <w:sz w:val="26"/>
+              </w:rPr>
+            </w:pPr>
+          </w:p>
+        </w:tc>
+        <w:tc>
+          <w:tcPr>
+            <w:tcW w:w="1350" w:type="dxa"/>
+          </w:tcPr>
+          <w:p>
+            <w:pPr>
+              <w:rPr>
+                <w:rFonts w:ascii="Times New Roman" w:hAnsi="Times New Roman"/>
+                <w:b/>
+                <w:sz w:val="26"/>
+              </w:rPr>
+            </w:pPr>
+          </w:p>
+        </w:tc>
+        <w:tc>
+          <w:tcPr>
+            <w:tcW w:w="1260" w:type="dxa"/>
+          </w:tcPr>
+          <w:p>
+            <w:pPr>
+              <w:rPr>
+                <w:rFonts w:ascii="Times New Roman" w:hAnsi="Times New Roman"/>
+                <w:b/>
+                <w:sz w:val="26"/>
+              </w:rPr>
+            </w:pPr>
+          </w:p>
+        </w:tc>
+        <w:tc>
+          <w:tcPr>
+            <w:tcW w:w="837" w:type="dxa"/>
           </w:tcPr>
           <w:p>
             <w:pPr>
@@ -10388,49 +10622,49 @@
         </w:tc>
         <w:tc>
           <w:tcPr>
-            <w:tcW w:w="1190" w:type="dxa"/>
-          </w:tcPr>
-          <w:p>
-            <w:pPr>
-              <w:rPr>
-                <w:rFonts w:ascii="Times New Roman" w:hAnsi="Times New Roman"/>
-                <w:b/>
-                <w:sz w:val="26"/>
-              </w:rPr>
-            </w:pPr>
-          </w:p>
-        </w:tc>
-        <w:tc>
-          <w:tcPr>
-            <w:tcW w:w="811" w:type="dxa"/>
-          </w:tcPr>
-          <w:p>
-            <w:pPr>
-              <w:rPr>
-                <w:rFonts w:ascii="Times New Roman" w:hAnsi="Times New Roman"/>
-                <w:b/>
-                <w:sz w:val="26"/>
-              </w:rPr>
-            </w:pPr>
-          </w:p>
-        </w:tc>
-        <w:tc>
-          <w:tcPr>
-            <w:tcW w:w="1138" w:type="dxa"/>
-          </w:tcPr>
-          <w:p>
-            <w:pPr>
-              <w:rPr>
-                <w:rFonts w:ascii="Times New Roman" w:hAnsi="Times New Roman"/>
-                <w:b/>
-                <w:sz w:val="26"/>
-              </w:rPr>
-            </w:pPr>
-          </w:p>
-        </w:tc>
-        <w:tc>
-          <w:tcPr>
-            <w:tcW w:w="1138" w:type="dxa"/>
+            <w:tcW w:w="830" w:type="dxa"/>
+          </w:tcPr>
+          <w:p>
+            <w:pPr>
+              <w:rPr>
+                <w:rFonts w:ascii="Times New Roman" w:hAnsi="Times New Roman"/>
+                <w:b/>
+                <w:sz w:val="26"/>
+              </w:rPr>
+            </w:pPr>
+          </w:p>
+        </w:tc>
+        <w:tc>
+          <w:tcPr>
+            <w:tcW w:w="1350" w:type="dxa"/>
+          </w:tcPr>
+          <w:p>
+            <w:pPr>
+              <w:rPr>
+                <w:rFonts w:ascii="Times New Roman" w:hAnsi="Times New Roman"/>
+                <w:b/>
+                <w:sz w:val="26"/>
+              </w:rPr>
+            </w:pPr>
+          </w:p>
+        </w:tc>
+        <w:tc>
+          <w:tcPr>
+            <w:tcW w:w="1260" w:type="dxa"/>
+          </w:tcPr>
+          <w:p>
+            <w:pPr>
+              <w:rPr>
+                <w:rFonts w:ascii="Times New Roman" w:hAnsi="Times New Roman"/>
+                <w:b/>
+                <w:sz w:val="26"/>
+              </w:rPr>
+            </w:pPr>
+          </w:p>
+        </w:tc>
+        <w:tc>
+          <w:tcPr>
+            <w:tcW w:w="837" w:type="dxa"/>
           </w:tcPr>
           <w:p>
             <w:pPr>
@@ -10502,49 +10736,49 @@
         </w:tc>
         <w:tc>
           <w:tcPr>
-            <w:tcW w:w="1190" w:type="dxa"/>
-          </w:tcPr>
-          <w:p>
-            <w:pPr>
-              <w:rPr>
-                <w:rFonts w:ascii="Times New Roman" w:hAnsi="Times New Roman"/>
-                <w:b/>
-                <w:sz w:val="26"/>
-              </w:rPr>
-            </w:pPr>
-          </w:p>
-        </w:tc>
-        <w:tc>
-          <w:tcPr>
-            <w:tcW w:w="811" w:type="dxa"/>
-          </w:tcPr>
-          <w:p>
-            <w:pPr>
-              <w:rPr>
-                <w:rFonts w:ascii="Times New Roman" w:hAnsi="Times New Roman"/>
-                <w:b/>
-                <w:sz w:val="26"/>
-              </w:rPr>
-            </w:pPr>
-          </w:p>
-        </w:tc>
-        <w:tc>
-          <w:tcPr>
-            <w:tcW w:w="1138" w:type="dxa"/>
-          </w:tcPr>
-          <w:p>
-            <w:pPr>
-              <w:rPr>
-                <w:rFonts w:ascii="Times New Roman" w:hAnsi="Times New Roman"/>
-                <w:b/>
-                <w:sz w:val="26"/>
-              </w:rPr>
-            </w:pPr>
-          </w:p>
-        </w:tc>
-        <w:tc>
-          <w:tcPr>
-            <w:tcW w:w="1138" w:type="dxa"/>
+            <w:tcW w:w="830" w:type="dxa"/>
+          </w:tcPr>
+          <w:p>
+            <w:pPr>
+              <w:rPr>
+                <w:rFonts w:ascii="Times New Roman" w:hAnsi="Times New Roman"/>
+                <w:b/>
+                <w:sz w:val="26"/>
+              </w:rPr>
+            </w:pPr>
+          </w:p>
+        </w:tc>
+        <w:tc>
+          <w:tcPr>
+            <w:tcW w:w="1350" w:type="dxa"/>
+          </w:tcPr>
+          <w:p>
+            <w:pPr>
+              <w:rPr>
+                <w:rFonts w:ascii="Times New Roman" w:hAnsi="Times New Roman"/>
+                <w:b/>
+                <w:sz w:val="26"/>
+              </w:rPr>
+            </w:pPr>
+          </w:p>
+        </w:tc>
+        <w:tc>
+          <w:tcPr>
+            <w:tcW w:w="1260" w:type="dxa"/>
+          </w:tcPr>
+          <w:p>
+            <w:pPr>
+              <w:rPr>
+                <w:rFonts w:ascii="Times New Roman" w:hAnsi="Times New Roman"/>
+                <w:b/>
+                <w:sz w:val="26"/>
+              </w:rPr>
+            </w:pPr>
+          </w:p>
+        </w:tc>
+        <w:tc>
+          <w:tcPr>
+            <w:tcW w:w="837" w:type="dxa"/>
           </w:tcPr>
           <w:p>
             <w:pPr>
@@ -10616,49 +10850,49 @@
         </w:tc>
         <w:tc>
           <w:tcPr>
-            <w:tcW w:w="1190" w:type="dxa"/>
-          </w:tcPr>
-          <w:p>
-            <w:pPr>
-              <w:rPr>
-                <w:rFonts w:ascii="Times New Roman" w:hAnsi="Times New Roman"/>
-                <w:b/>
-                <w:sz w:val="26"/>
-              </w:rPr>
-            </w:pPr>
-          </w:p>
-        </w:tc>
-        <w:tc>
-          <w:tcPr>
-            <w:tcW w:w="811" w:type="dxa"/>
-          </w:tcPr>
-          <w:p>
-            <w:pPr>
-              <w:rPr>
-                <w:rFonts w:ascii="Times New Roman" w:hAnsi="Times New Roman"/>
-                <w:b/>
-                <w:sz w:val="26"/>
-              </w:rPr>
-            </w:pPr>
-          </w:p>
-        </w:tc>
-        <w:tc>
-          <w:tcPr>
-            <w:tcW w:w="1138" w:type="dxa"/>
-          </w:tcPr>
-          <w:p>
-            <w:pPr>
-              <w:rPr>
-                <w:rFonts w:ascii="Times New Roman" w:hAnsi="Times New Roman"/>
-                <w:b/>
-                <w:sz w:val="26"/>
-              </w:rPr>
-            </w:pPr>
-          </w:p>
-        </w:tc>
-        <w:tc>
-          <w:tcPr>
-            <w:tcW w:w="1138" w:type="dxa"/>
+            <w:tcW w:w="830" w:type="dxa"/>
+          </w:tcPr>
+          <w:p>
+            <w:pPr>
+              <w:rPr>
+                <w:rFonts w:ascii="Times New Roman" w:hAnsi="Times New Roman"/>
+                <w:b/>
+                <w:sz w:val="26"/>
+              </w:rPr>
+            </w:pPr>
+          </w:p>
+        </w:tc>
+        <w:tc>
+          <w:tcPr>
+            <w:tcW w:w="1350" w:type="dxa"/>
+          </w:tcPr>
+          <w:p>
+            <w:pPr>
+              <w:rPr>
+                <w:rFonts w:ascii="Times New Roman" w:hAnsi="Times New Roman"/>
+                <w:b/>
+                <w:sz w:val="26"/>
+              </w:rPr>
+            </w:pPr>
+          </w:p>
+        </w:tc>
+        <w:tc>
+          <w:tcPr>
+            <w:tcW w:w="1260" w:type="dxa"/>
+          </w:tcPr>
+          <w:p>
+            <w:pPr>
+              <w:rPr>
+                <w:rFonts w:ascii="Times New Roman" w:hAnsi="Times New Roman"/>
+                <w:b/>
+                <w:sz w:val="26"/>
+              </w:rPr>
+            </w:pPr>
+          </w:p>
+        </w:tc>
+        <w:tc>
+          <w:tcPr>
+            <w:tcW w:w="837" w:type="dxa"/>
           </w:tcPr>
           <w:p>
             <w:pPr>
@@ -10730,49 +10964,49 @@
         </w:tc>
         <w:tc>
           <w:tcPr>
-            <w:tcW w:w="1190" w:type="dxa"/>
-          </w:tcPr>
-          <w:p>
-            <w:pPr>
-              <w:rPr>
-                <w:rFonts w:ascii="Times New Roman" w:hAnsi="Times New Roman"/>
-                <w:b/>
-                <w:sz w:val="26"/>
-              </w:rPr>
-            </w:pPr>
-          </w:p>
-        </w:tc>
-        <w:tc>
-          <w:tcPr>
-            <w:tcW w:w="811" w:type="dxa"/>
-          </w:tcPr>
-          <w:p>
-            <w:pPr>
-              <w:rPr>
-                <w:rFonts w:ascii="Times New Roman" w:hAnsi="Times New Roman"/>
-                <w:b/>
-                <w:sz w:val="26"/>
-              </w:rPr>
-            </w:pPr>
-          </w:p>
-        </w:tc>
-        <w:tc>
-          <w:tcPr>
-            <w:tcW w:w="1138" w:type="dxa"/>
-          </w:tcPr>
-          <w:p>
-            <w:pPr>
-              <w:rPr>
-                <w:rFonts w:ascii="Times New Roman" w:hAnsi="Times New Roman"/>
-                <w:b/>
-                <w:sz w:val="26"/>
-              </w:rPr>
-            </w:pPr>
-          </w:p>
-        </w:tc>
-        <w:tc>
-          <w:tcPr>
-            <w:tcW w:w="1138" w:type="dxa"/>
+            <w:tcW w:w="830" w:type="dxa"/>
+          </w:tcPr>
+          <w:p>
+            <w:pPr>
+              <w:rPr>
+                <w:rFonts w:ascii="Times New Roman" w:hAnsi="Times New Roman"/>
+                <w:b/>
+                <w:sz w:val="26"/>
+              </w:rPr>
+            </w:pPr>
+          </w:p>
+        </w:tc>
+        <w:tc>
+          <w:tcPr>
+            <w:tcW w:w="1350" w:type="dxa"/>
+          </w:tcPr>
+          <w:p>
+            <w:pPr>
+              <w:rPr>
+                <w:rFonts w:ascii="Times New Roman" w:hAnsi="Times New Roman"/>
+                <w:b/>
+                <w:sz w:val="26"/>
+              </w:rPr>
+            </w:pPr>
+          </w:p>
+        </w:tc>
+        <w:tc>
+          <w:tcPr>
+            <w:tcW w:w="1260" w:type="dxa"/>
+          </w:tcPr>
+          <w:p>
+            <w:pPr>
+              <w:rPr>
+                <w:rFonts w:ascii="Times New Roman" w:hAnsi="Times New Roman"/>
+                <w:b/>
+                <w:sz w:val="26"/>
+              </w:rPr>
+            </w:pPr>
+          </w:p>
+        </w:tc>
+        <w:tc>
+          <w:tcPr>
+            <w:tcW w:w="837" w:type="dxa"/>
           </w:tcPr>
           <w:p>
             <w:pPr>
@@ -10844,49 +11078,49 @@
         </w:tc>
         <w:tc>
           <w:tcPr>
-            <w:tcW w:w="1190" w:type="dxa"/>
-          </w:tcPr>
-          <w:p>
-            <w:pPr>
-              <w:rPr>
-                <w:rFonts w:ascii="Times New Roman" w:hAnsi="Times New Roman"/>
-                <w:b/>
-                <w:sz w:val="26"/>
-              </w:rPr>
-            </w:pPr>
-          </w:p>
-        </w:tc>
-        <w:tc>
-          <w:tcPr>
-            <w:tcW w:w="811" w:type="dxa"/>
-          </w:tcPr>
-          <w:p>
-            <w:pPr>
-              <w:rPr>
-                <w:rFonts w:ascii="Times New Roman" w:hAnsi="Times New Roman"/>
-                <w:b/>
-                <w:sz w:val="26"/>
-              </w:rPr>
-            </w:pPr>
-          </w:p>
-        </w:tc>
-        <w:tc>
-          <w:tcPr>
-            <w:tcW w:w="1138" w:type="dxa"/>
-          </w:tcPr>
-          <w:p>
-            <w:pPr>
-              <w:rPr>
-                <w:rFonts w:ascii="Times New Roman" w:hAnsi="Times New Roman"/>
-                <w:b/>
-                <w:sz w:val="26"/>
-              </w:rPr>
-            </w:pPr>
-          </w:p>
-        </w:tc>
-        <w:tc>
-          <w:tcPr>
-            <w:tcW w:w="1138" w:type="dxa"/>
+            <w:tcW w:w="830" w:type="dxa"/>
+          </w:tcPr>
+          <w:p>
+            <w:pPr>
+              <w:rPr>
+                <w:rFonts w:ascii="Times New Roman" w:hAnsi="Times New Roman"/>
+                <w:b/>
+                <w:sz w:val="26"/>
+              </w:rPr>
+            </w:pPr>
+          </w:p>
+        </w:tc>
+        <w:tc>
+          <w:tcPr>
+            <w:tcW w:w="1350" w:type="dxa"/>
+          </w:tcPr>
+          <w:p>
+            <w:pPr>
+              <w:rPr>
+                <w:rFonts w:ascii="Times New Roman" w:hAnsi="Times New Roman"/>
+                <w:b/>
+                <w:sz w:val="26"/>
+              </w:rPr>
+            </w:pPr>
+          </w:p>
+        </w:tc>
+        <w:tc>
+          <w:tcPr>
+            <w:tcW w:w="1260" w:type="dxa"/>
+          </w:tcPr>
+          <w:p>
+            <w:pPr>
+              <w:rPr>
+                <w:rFonts w:ascii="Times New Roman" w:hAnsi="Times New Roman"/>
+                <w:b/>
+                <w:sz w:val="26"/>
+              </w:rPr>
+            </w:pPr>
+          </w:p>
+        </w:tc>
+        <w:tc>
+          <w:tcPr>
+            <w:tcW w:w="837" w:type="dxa"/>
           </w:tcPr>
           <w:p>
             <w:pPr>
@@ -10958,49 +11192,49 @@
         </w:tc>
         <w:tc>
           <w:tcPr>
-            <w:tcW w:w="1190" w:type="dxa"/>
-          </w:tcPr>
-          <w:p>
-            <w:pPr>
-              <w:rPr>
-                <w:rFonts w:ascii="Times New Roman" w:hAnsi="Times New Roman"/>
-                <w:b/>
-                <w:sz w:val="26"/>
-              </w:rPr>
-            </w:pPr>
-          </w:p>
-        </w:tc>
-        <w:tc>
-          <w:tcPr>
-            <w:tcW w:w="811" w:type="dxa"/>
-          </w:tcPr>
-          <w:p>
-            <w:pPr>
-              <w:rPr>
-                <w:rFonts w:ascii="Times New Roman" w:hAnsi="Times New Roman"/>
-                <w:b/>
-                <w:sz w:val="26"/>
-              </w:rPr>
-            </w:pPr>
-          </w:p>
-        </w:tc>
-        <w:tc>
-          <w:tcPr>
-            <w:tcW w:w="1138" w:type="dxa"/>
-          </w:tcPr>
-          <w:p>
-            <w:pPr>
-              <w:rPr>
-                <w:rFonts w:ascii="Times New Roman" w:hAnsi="Times New Roman"/>
-                <w:b/>
-                <w:sz w:val="26"/>
-              </w:rPr>
-            </w:pPr>
-          </w:p>
-        </w:tc>
-        <w:tc>
-          <w:tcPr>
-            <w:tcW w:w="1138" w:type="dxa"/>
+            <w:tcW w:w="830" w:type="dxa"/>
+          </w:tcPr>
+          <w:p>
+            <w:pPr>
+              <w:rPr>
+                <w:rFonts w:ascii="Times New Roman" w:hAnsi="Times New Roman"/>
+                <w:b/>
+                <w:sz w:val="26"/>
+              </w:rPr>
+            </w:pPr>
+          </w:p>
+        </w:tc>
+        <w:tc>
+          <w:tcPr>
+            <w:tcW w:w="1350" w:type="dxa"/>
+          </w:tcPr>
+          <w:p>
+            <w:pPr>
+              <w:rPr>
+                <w:rFonts w:ascii="Times New Roman" w:hAnsi="Times New Roman"/>
+                <w:b/>
+                <w:sz w:val="26"/>
+              </w:rPr>
+            </w:pPr>
+          </w:p>
+        </w:tc>
+        <w:tc>
+          <w:tcPr>
+            <w:tcW w:w="1260" w:type="dxa"/>
+          </w:tcPr>
+          <w:p>
+            <w:pPr>
+              <w:rPr>
+                <w:rFonts w:ascii="Times New Roman" w:hAnsi="Times New Roman"/>
+                <w:b/>
+                <w:sz w:val="26"/>
+              </w:rPr>
+            </w:pPr>
+          </w:p>
+        </w:tc>
+        <w:tc>
+          <w:tcPr>
+            <w:tcW w:w="837" w:type="dxa"/>
           </w:tcPr>
           <w:p>
             <w:pPr>
@@ -11072,49 +11306,49 @@
         </w:tc>
         <w:tc>
           <w:tcPr>
-            <w:tcW w:w="1190" w:type="dxa"/>
-          </w:tcPr>
-          <w:p>
-            <w:pPr>
-              <w:rPr>
-                <w:rFonts w:ascii="Times New Roman" w:hAnsi="Times New Roman"/>
-                <w:b/>
-                <w:sz w:val="26"/>
-              </w:rPr>
-            </w:pPr>
-          </w:p>
-        </w:tc>
-        <w:tc>
-          <w:tcPr>
-            <w:tcW w:w="811" w:type="dxa"/>
-          </w:tcPr>
-          <w:p>
-            <w:pPr>
-              <w:rPr>
-                <w:rFonts w:ascii="Times New Roman" w:hAnsi="Times New Roman"/>
-                <w:b/>
-                <w:sz w:val="26"/>
-              </w:rPr>
-            </w:pPr>
-          </w:p>
-        </w:tc>
-        <w:tc>
-          <w:tcPr>
-            <w:tcW w:w="1138" w:type="dxa"/>
-          </w:tcPr>
-          <w:p>
-            <w:pPr>
-              <w:rPr>
-                <w:rFonts w:ascii="Times New Roman" w:hAnsi="Times New Roman"/>
-                <w:b/>
-                <w:sz w:val="26"/>
-              </w:rPr>
-            </w:pPr>
-          </w:p>
-        </w:tc>
-        <w:tc>
-          <w:tcPr>
-            <w:tcW w:w="1138" w:type="dxa"/>
+            <w:tcW w:w="830" w:type="dxa"/>
+          </w:tcPr>
+          <w:p>
+            <w:pPr>
+              <w:rPr>
+                <w:rFonts w:ascii="Times New Roman" w:hAnsi="Times New Roman"/>
+                <w:b/>
+                <w:sz w:val="26"/>
+              </w:rPr>
+            </w:pPr>
+          </w:p>
+        </w:tc>
+        <w:tc>
+          <w:tcPr>
+            <w:tcW w:w="1350" w:type="dxa"/>
+          </w:tcPr>
+          <w:p>
+            <w:pPr>
+              <w:rPr>
+                <w:rFonts w:ascii="Times New Roman" w:hAnsi="Times New Roman"/>
+                <w:b/>
+                <w:sz w:val="26"/>
+              </w:rPr>
+            </w:pPr>
+          </w:p>
+        </w:tc>
+        <w:tc>
+          <w:tcPr>
+            <w:tcW w:w="1260" w:type="dxa"/>
+          </w:tcPr>
+          <w:p>
+            <w:pPr>
+              <w:rPr>
+                <w:rFonts w:ascii="Times New Roman" w:hAnsi="Times New Roman"/>
+                <w:b/>
+                <w:sz w:val="26"/>
+              </w:rPr>
+            </w:pPr>
+          </w:p>
+        </w:tc>
+        <w:tc>
+          <w:tcPr>
+            <w:tcW w:w="837" w:type="dxa"/>
           </w:tcPr>
           <w:p>
             <w:pPr>
@@ -11186,49 +11420,49 @@
         </w:tc>
         <w:tc>
           <w:tcPr>
-            <w:tcW w:w="1190" w:type="dxa"/>
-          </w:tcPr>
-          <w:p>
-            <w:pPr>
-              <w:rPr>
-                <w:rFonts w:ascii="Times New Roman" w:hAnsi="Times New Roman"/>
-                <w:b/>
-                <w:sz w:val="26"/>
-              </w:rPr>
-            </w:pPr>
-          </w:p>
-        </w:tc>
-        <w:tc>
-          <w:tcPr>
-            <w:tcW w:w="811" w:type="dxa"/>
-          </w:tcPr>
-          <w:p>
-            <w:pPr>
-              <w:rPr>
-                <w:rFonts w:ascii="Times New Roman" w:hAnsi="Times New Roman"/>
-                <w:b/>
-                <w:sz w:val="26"/>
-              </w:rPr>
-            </w:pPr>
-          </w:p>
-        </w:tc>
-        <w:tc>
-          <w:tcPr>
-            <w:tcW w:w="1138" w:type="dxa"/>
-          </w:tcPr>
-          <w:p>
-            <w:pPr>
-              <w:rPr>
-                <w:rFonts w:ascii="Times New Roman" w:hAnsi="Times New Roman"/>
-                <w:b/>
-                <w:sz w:val="26"/>
-              </w:rPr>
-            </w:pPr>
-          </w:p>
-        </w:tc>
-        <w:tc>
-          <w:tcPr>
-            <w:tcW w:w="1138" w:type="dxa"/>
+            <w:tcW w:w="830" w:type="dxa"/>
+          </w:tcPr>
+          <w:p>
+            <w:pPr>
+              <w:rPr>
+                <w:rFonts w:ascii="Times New Roman" w:hAnsi="Times New Roman"/>
+                <w:b/>
+                <w:sz w:val="26"/>
+              </w:rPr>
+            </w:pPr>
+          </w:p>
+        </w:tc>
+        <w:tc>
+          <w:tcPr>
+            <w:tcW w:w="1350" w:type="dxa"/>
+          </w:tcPr>
+          <w:p>
+            <w:pPr>
+              <w:rPr>
+                <w:rFonts w:ascii="Times New Roman" w:hAnsi="Times New Roman"/>
+                <w:b/>
+                <w:sz w:val="26"/>
+              </w:rPr>
+            </w:pPr>
+          </w:p>
+        </w:tc>
+        <w:tc>
+          <w:tcPr>
+            <w:tcW w:w="1260" w:type="dxa"/>
+          </w:tcPr>
+          <w:p>
+            <w:pPr>
+              <w:rPr>
+                <w:rFonts w:ascii="Times New Roman" w:hAnsi="Times New Roman"/>
+                <w:b/>
+                <w:sz w:val="26"/>
+              </w:rPr>
+            </w:pPr>
+          </w:p>
+        </w:tc>
+        <w:tc>
+          <w:tcPr>
+            <w:tcW w:w="837" w:type="dxa"/>
           </w:tcPr>
           <w:p>
             <w:pPr>
@@ -11300,49 +11534,49 @@
         </w:tc>
         <w:tc>
           <w:tcPr>
-            <w:tcW w:w="1190" w:type="dxa"/>
-          </w:tcPr>
-          <w:p>
-            <w:pPr>
-              <w:rPr>
-                <w:rFonts w:ascii="Times New Roman" w:hAnsi="Times New Roman"/>
-                <w:b/>
-                <w:sz w:val="26"/>
-              </w:rPr>
-            </w:pPr>
-          </w:p>
-        </w:tc>
-        <w:tc>
-          <w:tcPr>
-            <w:tcW w:w="811" w:type="dxa"/>
-          </w:tcPr>
-          <w:p>
-            <w:pPr>
-              <w:rPr>
-                <w:rFonts w:ascii="Times New Roman" w:hAnsi="Times New Roman"/>
-                <w:b/>
-                <w:sz w:val="26"/>
-              </w:rPr>
-            </w:pPr>
-          </w:p>
-        </w:tc>
-        <w:tc>
-          <w:tcPr>
-            <w:tcW w:w="1138" w:type="dxa"/>
-          </w:tcPr>
-          <w:p>
-            <w:pPr>
-              <w:rPr>
-                <w:rFonts w:ascii="Times New Roman" w:hAnsi="Times New Roman"/>
-                <w:b/>
-                <w:sz w:val="26"/>
-              </w:rPr>
-            </w:pPr>
-          </w:p>
-        </w:tc>
-        <w:tc>
-          <w:tcPr>
-            <w:tcW w:w="1138" w:type="dxa"/>
+            <w:tcW w:w="830" w:type="dxa"/>
+          </w:tcPr>
+          <w:p>
+            <w:pPr>
+              <w:rPr>
+                <w:rFonts w:ascii="Times New Roman" w:hAnsi="Times New Roman"/>
+                <w:b/>
+                <w:sz w:val="26"/>
+              </w:rPr>
+            </w:pPr>
+          </w:p>
+        </w:tc>
+        <w:tc>
+          <w:tcPr>
+            <w:tcW w:w="1350" w:type="dxa"/>
+          </w:tcPr>
+          <w:p>
+            <w:pPr>
+              <w:rPr>
+                <w:rFonts w:ascii="Times New Roman" w:hAnsi="Times New Roman"/>
+                <w:b/>
+                <w:sz w:val="26"/>
+              </w:rPr>
+            </w:pPr>
+          </w:p>
+        </w:tc>
+        <w:tc>
+          <w:tcPr>
+            <w:tcW w:w="1260" w:type="dxa"/>
+          </w:tcPr>
+          <w:p>
+            <w:pPr>
+              <w:rPr>
+                <w:rFonts w:ascii="Times New Roman" w:hAnsi="Times New Roman"/>
+                <w:b/>
+                <w:sz w:val="26"/>
+              </w:rPr>
+            </w:pPr>
+          </w:p>
+        </w:tc>
+        <w:tc>
+          <w:tcPr>
+            <w:tcW w:w="837" w:type="dxa"/>
           </w:tcPr>
           <w:p>
             <w:pPr>
@@ -11414,49 +11648,49 @@
         </w:tc>
         <w:tc>
           <w:tcPr>
-            <w:tcW w:w="1190" w:type="dxa"/>
-          </w:tcPr>
-          <w:p>
-            <w:pPr>
-              <w:rPr>
-                <w:rFonts w:ascii="Times New Roman" w:hAnsi="Times New Roman"/>
-                <w:b/>
-                <w:sz w:val="26"/>
-              </w:rPr>
-            </w:pPr>
-          </w:p>
-        </w:tc>
-        <w:tc>
-          <w:tcPr>
-            <w:tcW w:w="811" w:type="dxa"/>
-          </w:tcPr>
-          <w:p>
-            <w:pPr>
-              <w:rPr>
-                <w:rFonts w:ascii="Times New Roman" w:hAnsi="Times New Roman"/>
-                <w:b/>
-                <w:sz w:val="26"/>
-              </w:rPr>
-            </w:pPr>
-          </w:p>
-        </w:tc>
-        <w:tc>
-          <w:tcPr>
-            <w:tcW w:w="1138" w:type="dxa"/>
-          </w:tcPr>
-          <w:p>
-            <w:pPr>
-              <w:rPr>
-                <w:rFonts w:ascii="Times New Roman" w:hAnsi="Times New Roman"/>
-                <w:b/>
-                <w:sz w:val="26"/>
-              </w:rPr>
-            </w:pPr>
-          </w:p>
-        </w:tc>
-        <w:tc>
-          <w:tcPr>
-            <w:tcW w:w="1138" w:type="dxa"/>
+            <w:tcW w:w="830" w:type="dxa"/>
+          </w:tcPr>
+          <w:p>
+            <w:pPr>
+              <w:rPr>
+                <w:rFonts w:ascii="Times New Roman" w:hAnsi="Times New Roman"/>
+                <w:b/>
+                <w:sz w:val="26"/>
+              </w:rPr>
+            </w:pPr>
+          </w:p>
+        </w:tc>
+        <w:tc>
+          <w:tcPr>
+            <w:tcW w:w="1350" w:type="dxa"/>
+          </w:tcPr>
+          <w:p>
+            <w:pPr>
+              <w:rPr>
+                <w:rFonts w:ascii="Times New Roman" w:hAnsi="Times New Roman"/>
+                <w:b/>
+                <w:sz w:val="26"/>
+              </w:rPr>
+            </w:pPr>
+          </w:p>
+        </w:tc>
+        <w:tc>
+          <w:tcPr>
+            <w:tcW w:w="1260" w:type="dxa"/>
+          </w:tcPr>
+          <w:p>
+            <w:pPr>
+              <w:rPr>
+                <w:rFonts w:ascii="Times New Roman" w:hAnsi="Times New Roman"/>
+                <w:b/>
+                <w:sz w:val="26"/>
+              </w:rPr>
+            </w:pPr>
+          </w:p>
+        </w:tc>
+        <w:tc>
+          <w:tcPr>
+            <w:tcW w:w="837" w:type="dxa"/>
           </w:tcPr>
           <w:p>
             <w:pPr>
@@ -11528,49 +11762,49 @@
         </w:tc>
         <w:tc>
           <w:tcPr>
-            <w:tcW w:w="1190" w:type="dxa"/>
-          </w:tcPr>
-          <w:p>
-            <w:pPr>
-              <w:rPr>
-                <w:rFonts w:ascii="Times New Roman" w:hAnsi="Times New Roman"/>
-                <w:b/>
-                <w:sz w:val="26"/>
-              </w:rPr>
-            </w:pPr>
-          </w:p>
-        </w:tc>
-        <w:tc>
-          <w:tcPr>
-            <w:tcW w:w="811" w:type="dxa"/>
-          </w:tcPr>
-          <w:p>
-            <w:pPr>
-              <w:rPr>
-                <w:rFonts w:ascii="Times New Roman" w:hAnsi="Times New Roman"/>
-                <w:b/>
-                <w:sz w:val="26"/>
-              </w:rPr>
-            </w:pPr>
-          </w:p>
-        </w:tc>
-        <w:tc>
-          <w:tcPr>
-            <w:tcW w:w="1138" w:type="dxa"/>
-          </w:tcPr>
-          <w:p>
-            <w:pPr>
-              <w:rPr>
-                <w:rFonts w:ascii="Times New Roman" w:hAnsi="Times New Roman"/>
-                <w:b/>
-                <w:sz w:val="26"/>
-              </w:rPr>
-            </w:pPr>
-          </w:p>
-        </w:tc>
-        <w:tc>
-          <w:tcPr>
-            <w:tcW w:w="1138" w:type="dxa"/>
+            <w:tcW w:w="830" w:type="dxa"/>
+          </w:tcPr>
+          <w:p>
+            <w:pPr>
+              <w:rPr>
+                <w:rFonts w:ascii="Times New Roman" w:hAnsi="Times New Roman"/>
+                <w:b/>
+                <w:sz w:val="26"/>
+              </w:rPr>
+            </w:pPr>
+          </w:p>
+        </w:tc>
+        <w:tc>
+          <w:tcPr>
+            <w:tcW w:w="1350" w:type="dxa"/>
+          </w:tcPr>
+          <w:p>
+            <w:pPr>
+              <w:rPr>
+                <w:rFonts w:ascii="Times New Roman" w:hAnsi="Times New Roman"/>
+                <w:b/>
+                <w:sz w:val="26"/>
+              </w:rPr>
+            </w:pPr>
+          </w:p>
+        </w:tc>
+        <w:tc>
+          <w:tcPr>
+            <w:tcW w:w="1260" w:type="dxa"/>
+          </w:tcPr>
+          <w:p>
+            <w:pPr>
+              <w:rPr>
+                <w:rFonts w:ascii="Times New Roman" w:hAnsi="Times New Roman"/>
+                <w:b/>
+                <w:sz w:val="26"/>
+              </w:rPr>
+            </w:pPr>
+          </w:p>
+        </w:tc>
+        <w:tc>
+          <w:tcPr>
+            <w:tcW w:w="837" w:type="dxa"/>
           </w:tcPr>
           <w:p>
             <w:pPr>
@@ -11642,49 +11876,49 @@
         </w:tc>
         <w:tc>
           <w:tcPr>
-            <w:tcW w:w="1190" w:type="dxa"/>
-          </w:tcPr>
-          <w:p>
-            <w:pPr>
-              <w:rPr>
-                <w:rFonts w:ascii="Times New Roman" w:hAnsi="Times New Roman"/>
-                <w:b/>
-                <w:sz w:val="26"/>
-              </w:rPr>
-            </w:pPr>
-          </w:p>
-        </w:tc>
-        <w:tc>
-          <w:tcPr>
-            <w:tcW w:w="811" w:type="dxa"/>
-          </w:tcPr>
-          <w:p>
-            <w:pPr>
-              <w:rPr>
-                <w:rFonts w:ascii="Times New Roman" w:hAnsi="Times New Roman"/>
-                <w:b/>
-                <w:sz w:val="26"/>
-              </w:rPr>
-            </w:pPr>
-          </w:p>
-        </w:tc>
-        <w:tc>
-          <w:tcPr>
-            <w:tcW w:w="1138" w:type="dxa"/>
-          </w:tcPr>
-          <w:p>
-            <w:pPr>
-              <w:rPr>
-                <w:rFonts w:ascii="Times New Roman" w:hAnsi="Times New Roman"/>
-                <w:b/>
-                <w:sz w:val="26"/>
-              </w:rPr>
-            </w:pPr>
-          </w:p>
-        </w:tc>
-        <w:tc>
-          <w:tcPr>
-            <w:tcW w:w="1138" w:type="dxa"/>
+            <w:tcW w:w="830" w:type="dxa"/>
+          </w:tcPr>
+          <w:p>
+            <w:pPr>
+              <w:rPr>
+                <w:rFonts w:ascii="Times New Roman" w:hAnsi="Times New Roman"/>
+                <w:b/>
+                <w:sz w:val="26"/>
+              </w:rPr>
+            </w:pPr>
+          </w:p>
+        </w:tc>
+        <w:tc>
+          <w:tcPr>
+            <w:tcW w:w="1350" w:type="dxa"/>
+          </w:tcPr>
+          <w:p>
+            <w:pPr>
+              <w:rPr>
+                <w:rFonts w:ascii="Times New Roman" w:hAnsi="Times New Roman"/>
+                <w:b/>
+                <w:sz w:val="26"/>
+              </w:rPr>
+            </w:pPr>
+          </w:p>
+        </w:tc>
+        <w:tc>
+          <w:tcPr>
+            <w:tcW w:w="1260" w:type="dxa"/>
+          </w:tcPr>
+          <w:p>
+            <w:pPr>
+              <w:rPr>
+                <w:rFonts w:ascii="Times New Roman" w:hAnsi="Times New Roman"/>
+                <w:b/>
+                <w:sz w:val="26"/>
+              </w:rPr>
+            </w:pPr>
+          </w:p>
+        </w:tc>
+        <w:tc>
+          <w:tcPr>
+            <w:tcW w:w="837" w:type="dxa"/>
           </w:tcPr>
           <w:p>
             <w:pPr>
@@ -11756,49 +11990,49 @@
         </w:tc>
         <w:tc>
           <w:tcPr>
-            <w:tcW w:w="1190" w:type="dxa"/>
-          </w:tcPr>
-          <w:p>
-            <w:pPr>
-              <w:rPr>
-                <w:rFonts w:ascii="Times New Roman" w:hAnsi="Times New Roman"/>
-                <w:b/>
-                <w:sz w:val="26"/>
-              </w:rPr>
-            </w:pPr>
-          </w:p>
-        </w:tc>
-        <w:tc>
-          <w:tcPr>
-            <w:tcW w:w="811" w:type="dxa"/>
-          </w:tcPr>
-          <w:p>
-            <w:pPr>
-              <w:rPr>
-                <w:rFonts w:ascii="Times New Roman" w:hAnsi="Times New Roman"/>
-                <w:b/>
-                <w:sz w:val="26"/>
-              </w:rPr>
-            </w:pPr>
-          </w:p>
-        </w:tc>
-        <w:tc>
-          <w:tcPr>
-            <w:tcW w:w="1138" w:type="dxa"/>
-          </w:tcPr>
-          <w:p>
-            <w:pPr>
-              <w:rPr>
-                <w:rFonts w:ascii="Times New Roman" w:hAnsi="Times New Roman"/>
-                <w:b/>
-                <w:sz w:val="26"/>
-              </w:rPr>
-            </w:pPr>
-          </w:p>
-        </w:tc>
-        <w:tc>
-          <w:tcPr>
-            <w:tcW w:w="1138" w:type="dxa"/>
+            <w:tcW w:w="830" w:type="dxa"/>
+          </w:tcPr>
+          <w:p>
+            <w:pPr>
+              <w:rPr>
+                <w:rFonts w:ascii="Times New Roman" w:hAnsi="Times New Roman"/>
+                <w:b/>
+                <w:sz w:val="26"/>
+              </w:rPr>
+            </w:pPr>
+          </w:p>
+        </w:tc>
+        <w:tc>
+          <w:tcPr>
+            <w:tcW w:w="1350" w:type="dxa"/>
+          </w:tcPr>
+          <w:p>
+            <w:pPr>
+              <w:rPr>
+                <w:rFonts w:ascii="Times New Roman" w:hAnsi="Times New Roman"/>
+                <w:b/>
+                <w:sz w:val="26"/>
+              </w:rPr>
+            </w:pPr>
+          </w:p>
+        </w:tc>
+        <w:tc>
+          <w:tcPr>
+            <w:tcW w:w="1260" w:type="dxa"/>
+          </w:tcPr>
+          <w:p>
+            <w:pPr>
+              <w:rPr>
+                <w:rFonts w:ascii="Times New Roman" w:hAnsi="Times New Roman"/>
+                <w:b/>
+                <w:sz w:val="26"/>
+              </w:rPr>
+            </w:pPr>
+          </w:p>
+        </w:tc>
+        <w:tc>
+          <w:tcPr>
+            <w:tcW w:w="837" w:type="dxa"/>
           </w:tcPr>
           <w:p>
             <w:pPr>
@@ -11870,49 +12104,49 @@
         </w:tc>
         <w:tc>
           <w:tcPr>
-            <w:tcW w:w="1190" w:type="dxa"/>
-          </w:tcPr>
-          <w:p>
-            <w:pPr>
-              <w:rPr>
-                <w:rFonts w:ascii="Times New Roman" w:hAnsi="Times New Roman"/>
-                <w:b/>
-                <w:sz w:val="26"/>
-              </w:rPr>
-            </w:pPr>
-          </w:p>
-        </w:tc>
-        <w:tc>
-          <w:tcPr>
-            <w:tcW w:w="811" w:type="dxa"/>
-          </w:tcPr>
-          <w:p>
-            <w:pPr>
-              <w:rPr>
-                <w:rFonts w:ascii="Times New Roman" w:hAnsi="Times New Roman"/>
-                <w:b/>
-                <w:sz w:val="26"/>
-              </w:rPr>
-            </w:pPr>
-          </w:p>
-        </w:tc>
-        <w:tc>
-          <w:tcPr>
-            <w:tcW w:w="1138" w:type="dxa"/>
-          </w:tcPr>
-          <w:p>
-            <w:pPr>
-              <w:rPr>
-                <w:rFonts w:ascii="Times New Roman" w:hAnsi="Times New Roman"/>
-                <w:b/>
-                <w:sz w:val="26"/>
-              </w:rPr>
-            </w:pPr>
-          </w:p>
-        </w:tc>
-        <w:tc>
-          <w:tcPr>
-            <w:tcW w:w="1138" w:type="dxa"/>
+            <w:tcW w:w="830" w:type="dxa"/>
+          </w:tcPr>
+          <w:p>
+            <w:pPr>
+              <w:rPr>
+                <w:rFonts w:ascii="Times New Roman" w:hAnsi="Times New Roman"/>
+                <w:b/>
+                <w:sz w:val="26"/>
+              </w:rPr>
+            </w:pPr>
+          </w:p>
+        </w:tc>
+        <w:tc>
+          <w:tcPr>
+            <w:tcW w:w="1350" w:type="dxa"/>
+          </w:tcPr>
+          <w:p>
+            <w:pPr>
+              <w:rPr>
+                <w:rFonts w:ascii="Times New Roman" w:hAnsi="Times New Roman"/>
+                <w:b/>
+                <w:sz w:val="26"/>
+              </w:rPr>
+            </w:pPr>
+          </w:p>
+        </w:tc>
+        <w:tc>
+          <w:tcPr>
+            <w:tcW w:w="1260" w:type="dxa"/>
+          </w:tcPr>
+          <w:p>
+            <w:pPr>
+              <w:rPr>
+                <w:rFonts w:ascii="Times New Roman" w:hAnsi="Times New Roman"/>
+                <w:b/>
+                <w:sz w:val="26"/>
+              </w:rPr>
+            </w:pPr>
+          </w:p>
+        </w:tc>
+        <w:tc>
+          <w:tcPr>
+            <w:tcW w:w="837" w:type="dxa"/>
           </w:tcPr>
           <w:p>
             <w:pPr>
@@ -11984,49 +12218,49 @@
         </w:tc>
         <w:tc>
           <w:tcPr>
-            <w:tcW w:w="1190" w:type="dxa"/>
-          </w:tcPr>
-          <w:p>
-            <w:pPr>
-              <w:rPr>
-                <w:rFonts w:ascii="Times New Roman" w:hAnsi="Times New Roman"/>
-                <w:b/>
-                <w:sz w:val="26"/>
-              </w:rPr>
-            </w:pPr>
-          </w:p>
-        </w:tc>
-        <w:tc>
-          <w:tcPr>
-            <w:tcW w:w="811" w:type="dxa"/>
-          </w:tcPr>
-          <w:p>
-            <w:pPr>
-              <w:rPr>
-                <w:rFonts w:ascii="Times New Roman" w:hAnsi="Times New Roman"/>
-                <w:b/>
-                <w:sz w:val="26"/>
-              </w:rPr>
-            </w:pPr>
-          </w:p>
-        </w:tc>
-        <w:tc>
-          <w:tcPr>
-            <w:tcW w:w="1138" w:type="dxa"/>
-          </w:tcPr>
-          <w:p>
-            <w:pPr>
-              <w:rPr>
-                <w:rFonts w:ascii="Times New Roman" w:hAnsi="Times New Roman"/>
-                <w:b/>
-                <w:sz w:val="26"/>
-              </w:rPr>
-            </w:pPr>
-          </w:p>
-        </w:tc>
-        <w:tc>
-          <w:tcPr>
-            <w:tcW w:w="1138" w:type="dxa"/>
+            <w:tcW w:w="830" w:type="dxa"/>
+          </w:tcPr>
+          <w:p>
+            <w:pPr>
+              <w:rPr>
+                <w:rFonts w:ascii="Times New Roman" w:hAnsi="Times New Roman"/>
+                <w:b/>
+                <w:sz w:val="26"/>
+              </w:rPr>
+            </w:pPr>
+          </w:p>
+        </w:tc>
+        <w:tc>
+          <w:tcPr>
+            <w:tcW w:w="1350" w:type="dxa"/>
+          </w:tcPr>
+          <w:p>
+            <w:pPr>
+              <w:rPr>
+                <w:rFonts w:ascii="Times New Roman" w:hAnsi="Times New Roman"/>
+                <w:b/>
+                <w:sz w:val="26"/>
+              </w:rPr>
+            </w:pPr>
+          </w:p>
+        </w:tc>
+        <w:tc>
+          <w:tcPr>
+            <w:tcW w:w="1260" w:type="dxa"/>
+          </w:tcPr>
+          <w:p>
+            <w:pPr>
+              <w:rPr>
+                <w:rFonts w:ascii="Times New Roman" w:hAnsi="Times New Roman"/>
+                <w:b/>
+                <w:sz w:val="26"/>
+              </w:rPr>
+            </w:pPr>
+          </w:p>
+        </w:tc>
+        <w:tc>
+          <w:tcPr>
+            <w:tcW w:w="837" w:type="dxa"/>
           </w:tcPr>
           <w:p>
             <w:pPr>
@@ -12098,49 +12332,49 @@
         </w:tc>
         <w:tc>
           <w:tcPr>
-            <w:tcW w:w="1190" w:type="dxa"/>
-          </w:tcPr>
-          <w:p>
-            <w:pPr>
-              <w:rPr>
-                <w:rFonts w:ascii="Times New Roman" w:hAnsi="Times New Roman"/>
-                <w:b/>
-                <w:sz w:val="26"/>
-              </w:rPr>
-            </w:pPr>
-          </w:p>
-        </w:tc>
-        <w:tc>
-          <w:tcPr>
-            <w:tcW w:w="811" w:type="dxa"/>
-          </w:tcPr>
-          <w:p>
-            <w:pPr>
-              <w:rPr>
-                <w:rFonts w:ascii="Times New Roman" w:hAnsi="Times New Roman"/>
-                <w:b/>
-                <w:sz w:val="26"/>
-              </w:rPr>
-            </w:pPr>
-          </w:p>
-        </w:tc>
-        <w:tc>
-          <w:tcPr>
-            <w:tcW w:w="1138" w:type="dxa"/>
-          </w:tcPr>
-          <w:p>
-            <w:pPr>
-              <w:rPr>
-                <w:rFonts w:ascii="Times New Roman" w:hAnsi="Times New Roman"/>
-                <w:b/>
-                <w:sz w:val="26"/>
-              </w:rPr>
-            </w:pPr>
-          </w:p>
-        </w:tc>
-        <w:tc>
-          <w:tcPr>
-            <w:tcW w:w="1138" w:type="dxa"/>
+            <w:tcW w:w="830" w:type="dxa"/>
+          </w:tcPr>
+          <w:p>
+            <w:pPr>
+              <w:rPr>
+                <w:rFonts w:ascii="Times New Roman" w:hAnsi="Times New Roman"/>
+                <w:b/>
+                <w:sz w:val="26"/>
+              </w:rPr>
+            </w:pPr>
+          </w:p>
+        </w:tc>
+        <w:tc>
+          <w:tcPr>
+            <w:tcW w:w="1350" w:type="dxa"/>
+          </w:tcPr>
+          <w:p>
+            <w:pPr>
+              <w:rPr>
+                <w:rFonts w:ascii="Times New Roman" w:hAnsi="Times New Roman"/>
+                <w:b/>
+                <w:sz w:val="26"/>
+              </w:rPr>
+            </w:pPr>
+          </w:p>
+        </w:tc>
+        <w:tc>
+          <w:tcPr>
+            <w:tcW w:w="1260" w:type="dxa"/>
+          </w:tcPr>
+          <w:p>
+            <w:pPr>
+              <w:rPr>
+                <w:rFonts w:ascii="Times New Roman" w:hAnsi="Times New Roman"/>
+                <w:b/>
+                <w:sz w:val="26"/>
+              </w:rPr>
+            </w:pPr>
+          </w:p>
+        </w:tc>
+        <w:tc>
+          <w:tcPr>
+            <w:tcW w:w="837" w:type="dxa"/>
           </w:tcPr>
           <w:p>
             <w:pPr>
@@ -12212,49 +12446,49 @@
         </w:tc>
         <w:tc>
           <w:tcPr>
-            <w:tcW w:w="1190" w:type="dxa"/>
-          </w:tcPr>
-          <w:p>
-            <w:pPr>
-              <w:rPr>
-                <w:rFonts w:ascii="Times New Roman" w:hAnsi="Times New Roman"/>
-                <w:b/>
-                <w:sz w:val="26"/>
-              </w:rPr>
-            </w:pPr>
-          </w:p>
-        </w:tc>
-        <w:tc>
-          <w:tcPr>
-            <w:tcW w:w="811" w:type="dxa"/>
-          </w:tcPr>
-          <w:p>
-            <w:pPr>
-              <w:rPr>
-                <w:rFonts w:ascii="Times New Roman" w:hAnsi="Times New Roman"/>
-                <w:b/>
-                <w:sz w:val="26"/>
-              </w:rPr>
-            </w:pPr>
-          </w:p>
-        </w:tc>
-        <w:tc>
-          <w:tcPr>
-            <w:tcW w:w="1138" w:type="dxa"/>
-          </w:tcPr>
-          <w:p>
-            <w:pPr>
-              <w:rPr>
-                <w:rFonts w:ascii="Times New Roman" w:hAnsi="Times New Roman"/>
-                <w:b/>
-                <w:sz w:val="26"/>
-              </w:rPr>
-            </w:pPr>
-          </w:p>
-        </w:tc>
-        <w:tc>
-          <w:tcPr>
-            <w:tcW w:w="1138" w:type="dxa"/>
+            <w:tcW w:w="830" w:type="dxa"/>
+          </w:tcPr>
+          <w:p>
+            <w:pPr>
+              <w:rPr>
+                <w:rFonts w:ascii="Times New Roman" w:hAnsi="Times New Roman"/>
+                <w:b/>
+                <w:sz w:val="26"/>
+              </w:rPr>
+            </w:pPr>
+          </w:p>
+        </w:tc>
+        <w:tc>
+          <w:tcPr>
+            <w:tcW w:w="1350" w:type="dxa"/>
+          </w:tcPr>
+          <w:p>
+            <w:pPr>
+              <w:rPr>
+                <w:rFonts w:ascii="Times New Roman" w:hAnsi="Times New Roman"/>
+                <w:b/>
+                <w:sz w:val="26"/>
+              </w:rPr>
+            </w:pPr>
+          </w:p>
+        </w:tc>
+        <w:tc>
+          <w:tcPr>
+            <w:tcW w:w="1260" w:type="dxa"/>
+          </w:tcPr>
+          <w:p>
+            <w:pPr>
+              <w:rPr>
+                <w:rFonts w:ascii="Times New Roman" w:hAnsi="Times New Roman"/>
+                <w:b/>
+                <w:sz w:val="26"/>
+              </w:rPr>
+            </w:pPr>
+          </w:p>
+        </w:tc>
+        <w:tc>
+          <w:tcPr>
+            <w:tcW w:w="837" w:type="dxa"/>
           </w:tcPr>
           <w:p>
             <w:pPr>
@@ -12326,49 +12560,49 @@
         </w:tc>
         <w:tc>
           <w:tcPr>
-            <w:tcW w:w="1190" w:type="dxa"/>
-          </w:tcPr>
-          <w:p>
-            <w:pPr>
-              <w:rPr>
-                <w:rFonts w:ascii="Times New Roman" w:hAnsi="Times New Roman"/>
-                <w:b/>
-                <w:sz w:val="26"/>
-              </w:rPr>
-            </w:pPr>
-          </w:p>
-        </w:tc>
-        <w:tc>
-          <w:tcPr>
-            <w:tcW w:w="811" w:type="dxa"/>
-          </w:tcPr>
-          <w:p>
-            <w:pPr>
-              <w:rPr>
-                <w:rFonts w:ascii="Times New Roman" w:hAnsi="Times New Roman"/>
-                <w:b/>
-                <w:sz w:val="26"/>
-              </w:rPr>
-            </w:pPr>
-          </w:p>
-        </w:tc>
-        <w:tc>
-          <w:tcPr>
-            <w:tcW w:w="1138" w:type="dxa"/>
-          </w:tcPr>
-          <w:p>
-            <w:pPr>
-              <w:rPr>
-                <w:rFonts w:ascii="Times New Roman" w:hAnsi="Times New Roman"/>
-                <w:b/>
-                <w:sz w:val="26"/>
-              </w:rPr>
-            </w:pPr>
-          </w:p>
-        </w:tc>
-        <w:tc>
-          <w:tcPr>
-            <w:tcW w:w="1138" w:type="dxa"/>
+            <w:tcW w:w="830" w:type="dxa"/>
+          </w:tcPr>
+          <w:p>
+            <w:pPr>
+              <w:rPr>
+                <w:rFonts w:ascii="Times New Roman" w:hAnsi="Times New Roman"/>
+                <w:b/>
+                <w:sz w:val="26"/>
+              </w:rPr>
+            </w:pPr>
+          </w:p>
+        </w:tc>
+        <w:tc>
+          <w:tcPr>
+            <w:tcW w:w="1350" w:type="dxa"/>
+          </w:tcPr>
+          <w:p>
+            <w:pPr>
+              <w:rPr>
+                <w:rFonts w:ascii="Times New Roman" w:hAnsi="Times New Roman"/>
+                <w:b/>
+                <w:sz w:val="26"/>
+              </w:rPr>
+            </w:pPr>
+          </w:p>
+        </w:tc>
+        <w:tc>
+          <w:tcPr>
+            <w:tcW w:w="1260" w:type="dxa"/>
+          </w:tcPr>
+          <w:p>
+            <w:pPr>
+              <w:rPr>
+                <w:rFonts w:ascii="Times New Roman" w:hAnsi="Times New Roman"/>
+                <w:b/>
+                <w:sz w:val="26"/>
+              </w:rPr>
+            </w:pPr>
+          </w:p>
+        </w:tc>
+        <w:tc>
+          <w:tcPr>
+            <w:tcW w:w="837" w:type="dxa"/>
           </w:tcPr>
           <w:p>
             <w:pPr>
@@ -12440,49 +12674,49 @@
         </w:tc>
         <w:tc>
           <w:tcPr>
-            <w:tcW w:w="1190" w:type="dxa"/>
-          </w:tcPr>
-          <w:p>
-            <w:pPr>
-              <w:rPr>
-                <w:rFonts w:ascii="Times New Roman" w:hAnsi="Times New Roman"/>
-                <w:b/>
-                <w:sz w:val="26"/>
-              </w:rPr>
-            </w:pPr>
-          </w:p>
-        </w:tc>
-        <w:tc>
-          <w:tcPr>
-            <w:tcW w:w="811" w:type="dxa"/>
-          </w:tcPr>
-          <w:p>
-            <w:pPr>
-              <w:rPr>
-                <w:rFonts w:ascii="Times New Roman" w:hAnsi="Times New Roman"/>
-                <w:b/>
-                <w:sz w:val="26"/>
-              </w:rPr>
-            </w:pPr>
-          </w:p>
-        </w:tc>
-        <w:tc>
-          <w:tcPr>
-            <w:tcW w:w="1138" w:type="dxa"/>
-          </w:tcPr>
-          <w:p>
-            <w:pPr>
-              <w:rPr>
-                <w:rFonts w:ascii="Times New Roman" w:hAnsi="Times New Roman"/>
-                <w:b/>
-                <w:sz w:val="26"/>
-              </w:rPr>
-            </w:pPr>
-          </w:p>
-        </w:tc>
-        <w:tc>
-          <w:tcPr>
-            <w:tcW w:w="1138" w:type="dxa"/>
+            <w:tcW w:w="830" w:type="dxa"/>
+          </w:tcPr>
+          <w:p>
+            <w:pPr>
+              <w:rPr>
+                <w:rFonts w:ascii="Times New Roman" w:hAnsi="Times New Roman"/>
+                <w:b/>
+                <w:sz w:val="26"/>
+              </w:rPr>
+            </w:pPr>
+          </w:p>
+        </w:tc>
+        <w:tc>
+          <w:tcPr>
+            <w:tcW w:w="1350" w:type="dxa"/>
+          </w:tcPr>
+          <w:p>
+            <w:pPr>
+              <w:rPr>
+                <w:rFonts w:ascii="Times New Roman" w:hAnsi="Times New Roman"/>
+                <w:b/>
+                <w:sz w:val="26"/>
+              </w:rPr>
+            </w:pPr>
+          </w:p>
+        </w:tc>
+        <w:tc>
+          <w:tcPr>
+            <w:tcW w:w="1260" w:type="dxa"/>
+          </w:tcPr>
+          <w:p>
+            <w:pPr>
+              <w:rPr>
+                <w:rFonts w:ascii="Times New Roman" w:hAnsi="Times New Roman"/>
+                <w:b/>
+                <w:sz w:val="26"/>
+              </w:rPr>
+            </w:pPr>
+          </w:p>
+        </w:tc>
+        <w:tc>
+          <w:tcPr>
+            <w:tcW w:w="837" w:type="dxa"/>
           </w:tcPr>
           <w:p>
             <w:pPr>
@@ -12554,49 +12788,49 @@
         </w:tc>
         <w:tc>
           <w:tcPr>
-            <w:tcW w:w="1190" w:type="dxa"/>
-          </w:tcPr>
-          <w:p>
-            <w:pPr>
-              <w:rPr>
-                <w:rFonts w:ascii="Times New Roman" w:hAnsi="Times New Roman"/>
-                <w:b/>
-                <w:sz w:val="26"/>
-              </w:rPr>
-            </w:pPr>
-          </w:p>
-        </w:tc>
-        <w:tc>
-          <w:tcPr>
-            <w:tcW w:w="811" w:type="dxa"/>
-          </w:tcPr>
-          <w:p>
-            <w:pPr>
-              <w:rPr>
-                <w:rFonts w:ascii="Times New Roman" w:hAnsi="Times New Roman"/>
-                <w:b/>
-                <w:sz w:val="26"/>
-              </w:rPr>
-            </w:pPr>
-          </w:p>
-        </w:tc>
-        <w:tc>
-          <w:tcPr>
-            <w:tcW w:w="1138" w:type="dxa"/>
-          </w:tcPr>
-          <w:p>
-            <w:pPr>
-              <w:rPr>
-                <w:rFonts w:ascii="Times New Roman" w:hAnsi="Times New Roman"/>
-                <w:b/>
-                <w:sz w:val="26"/>
-              </w:rPr>
-            </w:pPr>
-          </w:p>
-        </w:tc>
-        <w:tc>
-          <w:tcPr>
-            <w:tcW w:w="1138" w:type="dxa"/>
+            <w:tcW w:w="830" w:type="dxa"/>
+          </w:tcPr>
+          <w:p>
+            <w:pPr>
+              <w:rPr>
+                <w:rFonts w:ascii="Times New Roman" w:hAnsi="Times New Roman"/>
+                <w:b/>
+                <w:sz w:val="26"/>
+              </w:rPr>
+            </w:pPr>
+          </w:p>
+        </w:tc>
+        <w:tc>
+          <w:tcPr>
+            <w:tcW w:w="1350" w:type="dxa"/>
+          </w:tcPr>
+          <w:p>
+            <w:pPr>
+              <w:rPr>
+                <w:rFonts w:ascii="Times New Roman" w:hAnsi="Times New Roman"/>
+                <w:b/>
+                <w:sz w:val="26"/>
+              </w:rPr>
+            </w:pPr>
+          </w:p>
+        </w:tc>
+        <w:tc>
+          <w:tcPr>
+            <w:tcW w:w="1260" w:type="dxa"/>
+          </w:tcPr>
+          <w:p>
+            <w:pPr>
+              <w:rPr>
+                <w:rFonts w:ascii="Times New Roman" w:hAnsi="Times New Roman"/>
+                <w:b/>
+                <w:sz w:val="26"/>
+              </w:rPr>
+            </w:pPr>
+          </w:p>
+        </w:tc>
+        <w:tc>
+          <w:tcPr>
+            <w:tcW w:w="837" w:type="dxa"/>
           </w:tcPr>
           <w:p>
             <w:pPr>
@@ -12668,49 +12902,49 @@
         </w:tc>
         <w:tc>
           <w:tcPr>
-            <w:tcW w:w="1190" w:type="dxa"/>
-          </w:tcPr>
-          <w:p>
-            <w:pPr>
-              <w:rPr>
-                <w:rFonts w:ascii="Times New Roman" w:hAnsi="Times New Roman"/>
-                <w:b/>
-                <w:sz w:val="26"/>
-              </w:rPr>
-            </w:pPr>
-          </w:p>
-        </w:tc>
-        <w:tc>
-          <w:tcPr>
-            <w:tcW w:w="811" w:type="dxa"/>
-          </w:tcPr>
-          <w:p>
-            <w:pPr>
-              <w:rPr>
-                <w:rFonts w:ascii="Times New Roman" w:hAnsi="Times New Roman"/>
-                <w:b/>
-                <w:sz w:val="26"/>
-              </w:rPr>
-            </w:pPr>
-          </w:p>
-        </w:tc>
-        <w:tc>
-          <w:tcPr>
-            <w:tcW w:w="1138" w:type="dxa"/>
-          </w:tcPr>
-          <w:p>
-            <w:pPr>
-              <w:rPr>
-                <w:rFonts w:ascii="Times New Roman" w:hAnsi="Times New Roman"/>
-                <w:b/>
-                <w:sz w:val="26"/>
-              </w:rPr>
-            </w:pPr>
-          </w:p>
-        </w:tc>
-        <w:tc>
-          <w:tcPr>
-            <w:tcW w:w="1138" w:type="dxa"/>
+            <w:tcW w:w="830" w:type="dxa"/>
+          </w:tcPr>
+          <w:p>
+            <w:pPr>
+              <w:rPr>
+                <w:rFonts w:ascii="Times New Roman" w:hAnsi="Times New Roman"/>
+                <w:b/>
+                <w:sz w:val="26"/>
+              </w:rPr>
+            </w:pPr>
+          </w:p>
+        </w:tc>
+        <w:tc>
+          <w:tcPr>
+            <w:tcW w:w="1350" w:type="dxa"/>
+          </w:tcPr>
+          <w:p>
+            <w:pPr>
+              <w:rPr>
+                <w:rFonts w:ascii="Times New Roman" w:hAnsi="Times New Roman"/>
+                <w:b/>
+                <w:sz w:val="26"/>
+              </w:rPr>
+            </w:pPr>
+          </w:p>
+        </w:tc>
+        <w:tc>
+          <w:tcPr>
+            <w:tcW w:w="1260" w:type="dxa"/>
+          </w:tcPr>
+          <w:p>
+            <w:pPr>
+              <w:rPr>
+                <w:rFonts w:ascii="Times New Roman" w:hAnsi="Times New Roman"/>
+                <w:b/>
+                <w:sz w:val="26"/>
+              </w:rPr>
+            </w:pPr>
+          </w:p>
+        </w:tc>
+        <w:tc>
+          <w:tcPr>
+            <w:tcW w:w="837" w:type="dxa"/>
           </w:tcPr>
           <w:p>
             <w:pPr>
@@ -12782,49 +13016,49 @@
         </w:tc>
         <w:tc>
           <w:tcPr>
-            <w:tcW w:w="1190" w:type="dxa"/>
-          </w:tcPr>
-          <w:p>
-            <w:pPr>
-              <w:rPr>
-                <w:rFonts w:ascii="Times New Roman" w:hAnsi="Times New Roman"/>
-                <w:b/>
-                <w:sz w:val="26"/>
-              </w:rPr>
-            </w:pPr>
-          </w:p>
-        </w:tc>
-        <w:tc>
-          <w:tcPr>
-            <w:tcW w:w="811" w:type="dxa"/>
-          </w:tcPr>
-          <w:p>
-            <w:pPr>
-              <w:rPr>
-                <w:rFonts w:ascii="Times New Roman" w:hAnsi="Times New Roman"/>
-                <w:b/>
-                <w:sz w:val="26"/>
-              </w:rPr>
-            </w:pPr>
-          </w:p>
-        </w:tc>
-        <w:tc>
-          <w:tcPr>
-            <w:tcW w:w="1138" w:type="dxa"/>
-          </w:tcPr>
-          <w:p>
-            <w:pPr>
-              <w:rPr>
-                <w:rFonts w:ascii="Times New Roman" w:hAnsi="Times New Roman"/>
-                <w:b/>
-                <w:sz w:val="26"/>
-              </w:rPr>
-            </w:pPr>
-          </w:p>
-        </w:tc>
-        <w:tc>
-          <w:tcPr>
-            <w:tcW w:w="1138" w:type="dxa"/>
+            <w:tcW w:w="830" w:type="dxa"/>
+          </w:tcPr>
+          <w:p>
+            <w:pPr>
+              <w:rPr>
+                <w:rFonts w:ascii="Times New Roman" w:hAnsi="Times New Roman"/>
+                <w:b/>
+                <w:sz w:val="26"/>
+              </w:rPr>
+            </w:pPr>
+          </w:p>
+        </w:tc>
+        <w:tc>
+          <w:tcPr>
+            <w:tcW w:w="1350" w:type="dxa"/>
+          </w:tcPr>
+          <w:p>
+            <w:pPr>
+              <w:rPr>
+                <w:rFonts w:ascii="Times New Roman" w:hAnsi="Times New Roman"/>
+                <w:b/>
+                <w:sz w:val="26"/>
+              </w:rPr>
+            </w:pPr>
+          </w:p>
+        </w:tc>
+        <w:tc>
+          <w:tcPr>
+            <w:tcW w:w="1260" w:type="dxa"/>
+          </w:tcPr>
+          <w:p>
+            <w:pPr>
+              <w:rPr>
+                <w:rFonts w:ascii="Times New Roman" w:hAnsi="Times New Roman"/>
+                <w:b/>
+                <w:sz w:val="26"/>
+              </w:rPr>
+            </w:pPr>
+          </w:p>
+        </w:tc>
+        <w:tc>
+          <w:tcPr>
+            <w:tcW w:w="837" w:type="dxa"/>
           </w:tcPr>
           <w:p>
             <w:pPr>
@@ -12896,49 +13130,49 @@
         </w:tc>
         <w:tc>
           <w:tcPr>
-            <w:tcW w:w="1190" w:type="dxa"/>
-          </w:tcPr>
-          <w:p>
-            <w:pPr>
-              <w:rPr>
-                <w:rFonts w:ascii="Times New Roman" w:hAnsi="Times New Roman"/>
-                <w:b/>
-                <w:sz w:val="26"/>
-              </w:rPr>
-            </w:pPr>
-          </w:p>
-        </w:tc>
-        <w:tc>
-          <w:tcPr>
-            <w:tcW w:w="811" w:type="dxa"/>
-          </w:tcPr>
-          <w:p>
-            <w:pPr>
-              <w:rPr>
-                <w:rFonts w:ascii="Times New Roman" w:hAnsi="Times New Roman"/>
-                <w:b/>
-                <w:sz w:val="26"/>
-              </w:rPr>
-            </w:pPr>
-          </w:p>
-        </w:tc>
-        <w:tc>
-          <w:tcPr>
-            <w:tcW w:w="1138" w:type="dxa"/>
-          </w:tcPr>
-          <w:p>
-            <w:pPr>
-              <w:rPr>
-                <w:rFonts w:ascii="Times New Roman" w:hAnsi="Times New Roman"/>
-                <w:b/>
-                <w:sz w:val="26"/>
-              </w:rPr>
-            </w:pPr>
-          </w:p>
-        </w:tc>
-        <w:tc>
-          <w:tcPr>
-            <w:tcW w:w="1138" w:type="dxa"/>
+            <w:tcW w:w="830" w:type="dxa"/>
+          </w:tcPr>
+          <w:p>
+            <w:pPr>
+              <w:rPr>
+                <w:rFonts w:ascii="Times New Roman" w:hAnsi="Times New Roman"/>
+                <w:b/>
+                <w:sz w:val="26"/>
+              </w:rPr>
+            </w:pPr>
+          </w:p>
+        </w:tc>
+        <w:tc>
+          <w:tcPr>
+            <w:tcW w:w="1350" w:type="dxa"/>
+          </w:tcPr>
+          <w:p>
+            <w:pPr>
+              <w:rPr>
+                <w:rFonts w:ascii="Times New Roman" w:hAnsi="Times New Roman"/>
+                <w:b/>
+                <w:sz w:val="26"/>
+              </w:rPr>
+            </w:pPr>
+          </w:p>
+        </w:tc>
+        <w:tc>
+          <w:tcPr>
+            <w:tcW w:w="1260" w:type="dxa"/>
+          </w:tcPr>
+          <w:p>
+            <w:pPr>
+              <w:rPr>
+                <w:rFonts w:ascii="Times New Roman" w:hAnsi="Times New Roman"/>
+                <w:b/>
+                <w:sz w:val="26"/>
+              </w:rPr>
+            </w:pPr>
+          </w:p>
+        </w:tc>
+        <w:tc>
+          <w:tcPr>
+            <w:tcW w:w="837" w:type="dxa"/>
           </w:tcPr>
           <w:p>
             <w:pPr>
@@ -13010,49 +13244,49 @@
         </w:tc>
         <w:tc>
           <w:tcPr>
-            <w:tcW w:w="1190" w:type="dxa"/>
-          </w:tcPr>
-          <w:p>
-            <w:pPr>
-              <w:rPr>
-                <w:rFonts w:ascii="Times New Roman" w:hAnsi="Times New Roman"/>
-                <w:b/>
-                <w:sz w:val="26"/>
-              </w:rPr>
-            </w:pPr>
-          </w:p>
-        </w:tc>
-        <w:tc>
-          <w:tcPr>
-            <w:tcW w:w="811" w:type="dxa"/>
-          </w:tcPr>
-          <w:p>
-            <w:pPr>
-              <w:rPr>
-                <w:rFonts w:ascii="Times New Roman" w:hAnsi="Times New Roman"/>
-                <w:b/>
-                <w:sz w:val="26"/>
-              </w:rPr>
-            </w:pPr>
-          </w:p>
-        </w:tc>
-        <w:tc>
-          <w:tcPr>
-            <w:tcW w:w="1138" w:type="dxa"/>
-          </w:tcPr>
-          <w:p>
-            <w:pPr>
-              <w:rPr>
-                <w:rFonts w:ascii="Times New Roman" w:hAnsi="Times New Roman"/>
-                <w:b/>
-                <w:sz w:val="26"/>
-              </w:rPr>
-            </w:pPr>
-          </w:p>
-        </w:tc>
-        <w:tc>
-          <w:tcPr>
-            <w:tcW w:w="1138" w:type="dxa"/>
+            <w:tcW w:w="830" w:type="dxa"/>
+          </w:tcPr>
+          <w:p>
+            <w:pPr>
+              <w:rPr>
+                <w:rFonts w:ascii="Times New Roman" w:hAnsi="Times New Roman"/>
+                <w:b/>
+                <w:sz w:val="26"/>
+              </w:rPr>
+            </w:pPr>
+          </w:p>
+        </w:tc>
+        <w:tc>
+          <w:tcPr>
+            <w:tcW w:w="1350" w:type="dxa"/>
+          </w:tcPr>
+          <w:p>
+            <w:pPr>
+              <w:rPr>
+                <w:rFonts w:ascii="Times New Roman" w:hAnsi="Times New Roman"/>
+                <w:b/>
+                <w:sz w:val="26"/>
+              </w:rPr>
+            </w:pPr>
+          </w:p>
+        </w:tc>
+        <w:tc>
+          <w:tcPr>
+            <w:tcW w:w="1260" w:type="dxa"/>
+          </w:tcPr>
+          <w:p>
+            <w:pPr>
+              <w:rPr>
+                <w:rFonts w:ascii="Times New Roman" w:hAnsi="Times New Roman"/>
+                <w:b/>
+                <w:sz w:val="26"/>
+              </w:rPr>
+            </w:pPr>
+          </w:p>
+        </w:tc>
+        <w:tc>
+          <w:tcPr>
+            <w:tcW w:w="837" w:type="dxa"/>
           </w:tcPr>
           <w:p>
             <w:pPr>
@@ -13124,49 +13358,49 @@
         </w:tc>
         <w:tc>
           <w:tcPr>
-            <w:tcW w:w="1190" w:type="dxa"/>
-          </w:tcPr>
-          <w:p>
-            <w:pPr>
-              <w:rPr>
-                <w:rFonts w:ascii="Times New Roman" w:hAnsi="Times New Roman"/>
-                <w:b/>
-                <w:sz w:val="26"/>
-              </w:rPr>
-            </w:pPr>
-          </w:p>
-        </w:tc>
-        <w:tc>
-          <w:tcPr>
-            <w:tcW w:w="811" w:type="dxa"/>
-          </w:tcPr>
-          <w:p>
-            <w:pPr>
-              <w:rPr>
-                <w:rFonts w:ascii="Times New Roman" w:hAnsi="Times New Roman"/>
-                <w:b/>
-                <w:sz w:val="26"/>
-              </w:rPr>
-            </w:pPr>
-          </w:p>
-        </w:tc>
-        <w:tc>
-          <w:tcPr>
-            <w:tcW w:w="1138" w:type="dxa"/>
-          </w:tcPr>
-          <w:p>
-            <w:pPr>
-              <w:rPr>
-                <w:rFonts w:ascii="Times New Roman" w:hAnsi="Times New Roman"/>
-                <w:b/>
-                <w:sz w:val="26"/>
-              </w:rPr>
-            </w:pPr>
-          </w:p>
-        </w:tc>
-        <w:tc>
-          <w:tcPr>
-            <w:tcW w:w="1138" w:type="dxa"/>
+            <w:tcW w:w="830" w:type="dxa"/>
+          </w:tcPr>
+          <w:p>
+            <w:pPr>
+              <w:rPr>
+                <w:rFonts w:ascii="Times New Roman" w:hAnsi="Times New Roman"/>
+                <w:b/>
+                <w:sz w:val="26"/>
+              </w:rPr>
+            </w:pPr>
+          </w:p>
+        </w:tc>
+        <w:tc>
+          <w:tcPr>
+            <w:tcW w:w="1350" w:type="dxa"/>
+          </w:tcPr>
+          <w:p>
+            <w:pPr>
+              <w:rPr>
+                <w:rFonts w:ascii="Times New Roman" w:hAnsi="Times New Roman"/>
+                <w:b/>
+                <w:sz w:val="26"/>
+              </w:rPr>
+            </w:pPr>
+          </w:p>
+        </w:tc>
+        <w:tc>
+          <w:tcPr>
+            <w:tcW w:w="1260" w:type="dxa"/>
+          </w:tcPr>
+          <w:p>
+            <w:pPr>
+              <w:rPr>
+                <w:rFonts w:ascii="Times New Roman" w:hAnsi="Times New Roman"/>
+                <w:b/>
+                <w:sz w:val="26"/>
+              </w:rPr>
+            </w:pPr>
+          </w:p>
+        </w:tc>
+        <w:tc>
+          <w:tcPr>
+            <w:tcW w:w="837" w:type="dxa"/>
           </w:tcPr>
           <w:p>
             <w:pPr>
@@ -13238,49 +13472,49 @@
         </w:tc>
         <w:tc>
           <w:tcPr>
-            <w:tcW w:w="1190" w:type="dxa"/>
-          </w:tcPr>
-          <w:p>
-            <w:pPr>
-              <w:rPr>
-                <w:rFonts w:ascii="Times New Roman" w:hAnsi="Times New Roman"/>
-                <w:b/>
-                <w:sz w:val="26"/>
-              </w:rPr>
-            </w:pPr>
-          </w:p>
-        </w:tc>
-        <w:tc>
-          <w:tcPr>
-            <w:tcW w:w="811" w:type="dxa"/>
-          </w:tcPr>
-          <w:p>
-            <w:pPr>
-              <w:rPr>
-                <w:rFonts w:ascii="Times New Roman" w:hAnsi="Times New Roman"/>
-                <w:b/>
-                <w:sz w:val="26"/>
-              </w:rPr>
-            </w:pPr>
-          </w:p>
-        </w:tc>
-        <w:tc>
-          <w:tcPr>
-            <w:tcW w:w="1138" w:type="dxa"/>
-          </w:tcPr>
-          <w:p>
-            <w:pPr>
-              <w:rPr>
-                <w:rFonts w:ascii="Times New Roman" w:hAnsi="Times New Roman"/>
-                <w:b/>
-                <w:sz w:val="26"/>
-              </w:rPr>
-            </w:pPr>
-          </w:p>
-        </w:tc>
-        <w:tc>
-          <w:tcPr>
-            <w:tcW w:w="1138" w:type="dxa"/>
+            <w:tcW w:w="830" w:type="dxa"/>
+          </w:tcPr>
+          <w:p>
+            <w:pPr>
+              <w:rPr>
+                <w:rFonts w:ascii="Times New Roman" w:hAnsi="Times New Roman"/>
+                <w:b/>
+                <w:sz w:val="26"/>
+              </w:rPr>
+            </w:pPr>
+          </w:p>
+        </w:tc>
+        <w:tc>
+          <w:tcPr>
+            <w:tcW w:w="1350" w:type="dxa"/>
+          </w:tcPr>
+          <w:p>
+            <w:pPr>
+              <w:rPr>
+                <w:rFonts w:ascii="Times New Roman" w:hAnsi="Times New Roman"/>
+                <w:b/>
+                <w:sz w:val="26"/>
+              </w:rPr>
+            </w:pPr>
+          </w:p>
+        </w:tc>
+        <w:tc>
+          <w:tcPr>
+            <w:tcW w:w="1260" w:type="dxa"/>
+          </w:tcPr>
+          <w:p>
+            <w:pPr>
+              <w:rPr>
+                <w:rFonts w:ascii="Times New Roman" w:hAnsi="Times New Roman"/>
+                <w:b/>
+                <w:sz w:val="26"/>
+              </w:rPr>
+            </w:pPr>
+          </w:p>
+        </w:tc>
+        <w:tc>
+          <w:tcPr>
+            <w:tcW w:w="837" w:type="dxa"/>
           </w:tcPr>
           <w:p>
             <w:pPr>
@@ -13352,49 +13586,49 @@
         </w:tc>
         <w:tc>
           <w:tcPr>
-            <w:tcW w:w="1190" w:type="dxa"/>
-          </w:tcPr>
-          <w:p>
-            <w:pPr>
-              <w:rPr>
-                <w:rFonts w:ascii="Times New Roman" w:hAnsi="Times New Roman"/>
-                <w:b/>
-                <w:sz w:val="26"/>
-              </w:rPr>
-            </w:pPr>
-          </w:p>
-        </w:tc>
-        <w:tc>
-          <w:tcPr>
-            <w:tcW w:w="811" w:type="dxa"/>
-          </w:tcPr>
-          <w:p>
-            <w:pPr>
-              <w:rPr>
-                <w:rFonts w:ascii="Times New Roman" w:hAnsi="Times New Roman"/>
-                <w:b/>
-                <w:sz w:val="26"/>
-              </w:rPr>
-            </w:pPr>
-          </w:p>
-        </w:tc>
-        <w:tc>
-          <w:tcPr>
-            <w:tcW w:w="1138" w:type="dxa"/>
-          </w:tcPr>
-          <w:p>
-            <w:pPr>
-              <w:rPr>
-                <w:rFonts w:ascii="Times New Roman" w:hAnsi="Times New Roman"/>
-                <w:b/>
-                <w:sz w:val="26"/>
-              </w:rPr>
-            </w:pPr>
-          </w:p>
-        </w:tc>
-        <w:tc>
-          <w:tcPr>
-            <w:tcW w:w="1138" w:type="dxa"/>
+            <w:tcW w:w="830" w:type="dxa"/>
+          </w:tcPr>
+          <w:p>
+            <w:pPr>
+              <w:rPr>
+                <w:rFonts w:ascii="Times New Roman" w:hAnsi="Times New Roman"/>
+                <w:b/>
+                <w:sz w:val="26"/>
+              </w:rPr>
+            </w:pPr>
+          </w:p>
+        </w:tc>
+        <w:tc>
+          <w:tcPr>
+            <w:tcW w:w="1350" w:type="dxa"/>
+          </w:tcPr>
+          <w:p>
+            <w:pPr>
+              <w:rPr>
+                <w:rFonts w:ascii="Times New Roman" w:hAnsi="Times New Roman"/>
+                <w:b/>
+                <w:sz w:val="26"/>
+              </w:rPr>
+            </w:pPr>
+          </w:p>
+        </w:tc>
+        <w:tc>
+          <w:tcPr>
+            <w:tcW w:w="1260" w:type="dxa"/>
+          </w:tcPr>
+          <w:p>
+            <w:pPr>
+              <w:rPr>
+                <w:rFonts w:ascii="Times New Roman" w:hAnsi="Times New Roman"/>
+                <w:b/>
+                <w:sz w:val="26"/>
+              </w:rPr>
+            </w:pPr>
+          </w:p>
+        </w:tc>
+        <w:tc>
+          <w:tcPr>
+            <w:tcW w:w="837" w:type="dxa"/>
           </w:tcPr>
           <w:p>
             <w:pPr>
@@ -13466,49 +13700,49 @@
         </w:tc>
         <w:tc>
           <w:tcPr>
-            <w:tcW w:w="1190" w:type="dxa"/>
-          </w:tcPr>
-          <w:p>
-            <w:pPr>
-              <w:rPr>
-                <w:rFonts w:ascii="Times New Roman" w:hAnsi="Times New Roman"/>
-                <w:b/>
-                <w:sz w:val="26"/>
-              </w:rPr>
-            </w:pPr>
-          </w:p>
-        </w:tc>
-        <w:tc>
-          <w:tcPr>
-            <w:tcW w:w="811" w:type="dxa"/>
-          </w:tcPr>
-          <w:p>
-            <w:pPr>
-              <w:rPr>
-                <w:rFonts w:ascii="Times New Roman" w:hAnsi="Times New Roman"/>
-                <w:b/>
-                <w:sz w:val="26"/>
-              </w:rPr>
-            </w:pPr>
-          </w:p>
-        </w:tc>
-        <w:tc>
-          <w:tcPr>
-            <w:tcW w:w="1138" w:type="dxa"/>
-          </w:tcPr>
-          <w:p>
-            <w:pPr>
-              <w:rPr>
-                <w:rFonts w:ascii="Times New Roman" w:hAnsi="Times New Roman"/>
-                <w:b/>
-                <w:sz w:val="26"/>
-              </w:rPr>
-            </w:pPr>
-          </w:p>
-        </w:tc>
-        <w:tc>
-          <w:tcPr>
-            <w:tcW w:w="1138" w:type="dxa"/>
+            <w:tcW w:w="830" w:type="dxa"/>
+          </w:tcPr>
+          <w:p>
+            <w:pPr>
+              <w:rPr>
+                <w:rFonts w:ascii="Times New Roman" w:hAnsi="Times New Roman"/>
+                <w:b/>
+                <w:sz w:val="26"/>
+              </w:rPr>
+            </w:pPr>
+          </w:p>
+        </w:tc>
+        <w:tc>
+          <w:tcPr>
+            <w:tcW w:w="1350" w:type="dxa"/>
+          </w:tcPr>
+          <w:p>
+            <w:pPr>
+              <w:rPr>
+                <w:rFonts w:ascii="Times New Roman" w:hAnsi="Times New Roman"/>
+                <w:b/>
+                <w:sz w:val="26"/>
+              </w:rPr>
+            </w:pPr>
+          </w:p>
+        </w:tc>
+        <w:tc>
+          <w:tcPr>
+            <w:tcW w:w="1260" w:type="dxa"/>
+          </w:tcPr>
+          <w:p>
+            <w:pPr>
+              <w:rPr>
+                <w:rFonts w:ascii="Times New Roman" w:hAnsi="Times New Roman"/>
+                <w:b/>
+                <w:sz w:val="26"/>
+              </w:rPr>
+            </w:pPr>
+          </w:p>
+        </w:tc>
+        <w:tc>
+          <w:tcPr>
+            <w:tcW w:w="837" w:type="dxa"/>
           </w:tcPr>
           <w:p>
             <w:pPr>
@@ -13580,49 +13814,49 @@
         </w:tc>
         <w:tc>
           <w:tcPr>
-            <w:tcW w:w="1190" w:type="dxa"/>
-          </w:tcPr>
-          <w:p>
-            <w:pPr>
-              <w:rPr>
-                <w:rFonts w:ascii="Times New Roman" w:hAnsi="Times New Roman"/>
-                <w:b/>
-                <w:sz w:val="26"/>
-              </w:rPr>
-            </w:pPr>
-          </w:p>
-        </w:tc>
-        <w:tc>
-          <w:tcPr>
-            <w:tcW w:w="811" w:type="dxa"/>
-          </w:tcPr>
-          <w:p>
-            <w:pPr>
-              <w:rPr>
-                <w:rFonts w:ascii="Times New Roman" w:hAnsi="Times New Roman"/>
-                <w:b/>
-                <w:sz w:val="26"/>
-              </w:rPr>
-            </w:pPr>
-          </w:p>
-        </w:tc>
-        <w:tc>
-          <w:tcPr>
-            <w:tcW w:w="1138" w:type="dxa"/>
-          </w:tcPr>
-          <w:p>
-            <w:pPr>
-              <w:rPr>
-                <w:rFonts w:ascii="Times New Roman" w:hAnsi="Times New Roman"/>
-                <w:b/>
-                <w:sz w:val="26"/>
-              </w:rPr>
-            </w:pPr>
-          </w:p>
-        </w:tc>
-        <w:tc>
-          <w:tcPr>
-            <w:tcW w:w="1138" w:type="dxa"/>
+            <w:tcW w:w="830" w:type="dxa"/>
+          </w:tcPr>
+          <w:p>
+            <w:pPr>
+              <w:rPr>
+                <w:rFonts w:ascii="Times New Roman" w:hAnsi="Times New Roman"/>
+                <w:b/>
+                <w:sz w:val="26"/>
+              </w:rPr>
+            </w:pPr>
+          </w:p>
+        </w:tc>
+        <w:tc>
+          <w:tcPr>
+            <w:tcW w:w="1350" w:type="dxa"/>
+          </w:tcPr>
+          <w:p>
+            <w:pPr>
+              <w:rPr>
+                <w:rFonts w:ascii="Times New Roman" w:hAnsi="Times New Roman"/>
+                <w:b/>
+                <w:sz w:val="26"/>
+              </w:rPr>
+            </w:pPr>
+          </w:p>
+        </w:tc>
+        <w:tc>
+          <w:tcPr>
+            <w:tcW w:w="1260" w:type="dxa"/>
+          </w:tcPr>
+          <w:p>
+            <w:pPr>
+              <w:rPr>
+                <w:rFonts w:ascii="Times New Roman" w:hAnsi="Times New Roman"/>
+                <w:b/>
+                <w:sz w:val="26"/>
+              </w:rPr>
+            </w:pPr>
+          </w:p>
+        </w:tc>
+        <w:tc>
+          <w:tcPr>
+            <w:tcW w:w="837" w:type="dxa"/>
           </w:tcPr>
           <w:p>
             <w:pPr>
@@ -13694,49 +13928,49 @@
         </w:tc>
         <w:tc>
           <w:tcPr>
-            <w:tcW w:w="1190" w:type="dxa"/>
-          </w:tcPr>
-          <w:p>
-            <w:pPr>
-              <w:rPr>
-                <w:rFonts w:ascii="Times New Roman" w:hAnsi="Times New Roman"/>
-                <w:b/>
-                <w:sz w:val="26"/>
-              </w:rPr>
-            </w:pPr>
-          </w:p>
-        </w:tc>
-        <w:tc>
-          <w:tcPr>
-            <w:tcW w:w="811" w:type="dxa"/>
-          </w:tcPr>
-          <w:p>
-            <w:pPr>
-              <w:rPr>
-                <w:rFonts w:ascii="Times New Roman" w:hAnsi="Times New Roman"/>
-                <w:b/>
-                <w:sz w:val="26"/>
-              </w:rPr>
-            </w:pPr>
-          </w:p>
-        </w:tc>
-        <w:tc>
-          <w:tcPr>
-            <w:tcW w:w="1138" w:type="dxa"/>
-          </w:tcPr>
-          <w:p>
-            <w:pPr>
-              <w:rPr>
-                <w:rFonts w:ascii="Times New Roman" w:hAnsi="Times New Roman"/>
-                <w:b/>
-                <w:sz w:val="26"/>
-              </w:rPr>
-            </w:pPr>
-          </w:p>
-        </w:tc>
-        <w:tc>
-          <w:tcPr>
-            <w:tcW w:w="1138" w:type="dxa"/>
+            <w:tcW w:w="830" w:type="dxa"/>
+          </w:tcPr>
+          <w:p>
+            <w:pPr>
+              <w:rPr>
+                <w:rFonts w:ascii="Times New Roman" w:hAnsi="Times New Roman"/>
+                <w:b/>
+                <w:sz w:val="26"/>
+              </w:rPr>
+            </w:pPr>
+          </w:p>
+        </w:tc>
+        <w:tc>
+          <w:tcPr>
+            <w:tcW w:w="1350" w:type="dxa"/>
+          </w:tcPr>
+          <w:p>
+            <w:pPr>
+              <w:rPr>
+                <w:rFonts w:ascii="Times New Roman" w:hAnsi="Times New Roman"/>
+                <w:b/>
+                <w:sz w:val="26"/>
+              </w:rPr>
+            </w:pPr>
+          </w:p>
+        </w:tc>
+        <w:tc>
+          <w:tcPr>
+            <w:tcW w:w="1260" w:type="dxa"/>
+          </w:tcPr>
+          <w:p>
+            <w:pPr>
+              <w:rPr>
+                <w:rFonts w:ascii="Times New Roman" w:hAnsi="Times New Roman"/>
+                <w:b/>
+                <w:sz w:val="26"/>
+              </w:rPr>
+            </w:pPr>
+          </w:p>
+        </w:tc>
+        <w:tc>
+          <w:tcPr>
+            <w:tcW w:w="837" w:type="dxa"/>
           </w:tcPr>
           <w:p>
             <w:pPr>
@@ -13808,49 +14042,49 @@
         </w:tc>
         <w:tc>
           <w:tcPr>
-            <w:tcW w:w="1190" w:type="dxa"/>
-          </w:tcPr>
-          <w:p>
-            <w:pPr>
-              <w:rPr>
-                <w:rFonts w:ascii="Times New Roman" w:hAnsi="Times New Roman"/>
-                <w:b/>
-                <w:sz w:val="26"/>
-              </w:rPr>
-            </w:pPr>
-          </w:p>
-        </w:tc>
-        <w:tc>
-          <w:tcPr>
-            <w:tcW w:w="811" w:type="dxa"/>
-          </w:tcPr>
-          <w:p>
-            <w:pPr>
-              <w:rPr>
-                <w:rFonts w:ascii="Times New Roman" w:hAnsi="Times New Roman"/>
-                <w:b/>
-                <w:sz w:val="26"/>
-              </w:rPr>
-            </w:pPr>
-          </w:p>
-        </w:tc>
-        <w:tc>
-          <w:tcPr>
-            <w:tcW w:w="1138" w:type="dxa"/>
-          </w:tcPr>
-          <w:p>
-            <w:pPr>
-              <w:rPr>
-                <w:rFonts w:ascii="Times New Roman" w:hAnsi="Times New Roman"/>
-                <w:b/>
-                <w:sz w:val="26"/>
-              </w:rPr>
-            </w:pPr>
-          </w:p>
-        </w:tc>
-        <w:tc>
-          <w:tcPr>
-            <w:tcW w:w="1138" w:type="dxa"/>
+            <w:tcW w:w="830" w:type="dxa"/>
+          </w:tcPr>
+          <w:p>
+            <w:pPr>
+              <w:rPr>
+                <w:rFonts w:ascii="Times New Roman" w:hAnsi="Times New Roman"/>
+                <w:b/>
+                <w:sz w:val="26"/>
+              </w:rPr>
+            </w:pPr>
+          </w:p>
+        </w:tc>
+        <w:tc>
+          <w:tcPr>
+            <w:tcW w:w="1350" w:type="dxa"/>
+          </w:tcPr>
+          <w:p>
+            <w:pPr>
+              <w:rPr>
+                <w:rFonts w:ascii="Times New Roman" w:hAnsi="Times New Roman"/>
+                <w:b/>
+                <w:sz w:val="26"/>
+              </w:rPr>
+            </w:pPr>
+          </w:p>
+        </w:tc>
+        <w:tc>
+          <w:tcPr>
+            <w:tcW w:w="1260" w:type="dxa"/>
+          </w:tcPr>
+          <w:p>
+            <w:pPr>
+              <w:rPr>
+                <w:rFonts w:ascii="Times New Roman" w:hAnsi="Times New Roman"/>
+                <w:b/>
+                <w:sz w:val="26"/>
+              </w:rPr>
+            </w:pPr>
+          </w:p>
+        </w:tc>
+        <w:tc>
+          <w:tcPr>
+            <w:tcW w:w="837" w:type="dxa"/>
           </w:tcPr>
           <w:p>
             <w:pPr>
@@ -13922,163 +14156,49 @@
         </w:tc>
         <w:tc>
           <w:tcPr>
-            <w:tcW w:w="1190" w:type="dxa"/>
-          </w:tcPr>
-          <w:p>
-            <w:pPr>
-              <w:rPr>
-                <w:rFonts w:ascii="Times New Roman" w:hAnsi="Times New Roman"/>
-                <w:b/>
-                <w:sz w:val="26"/>
-              </w:rPr>
-            </w:pPr>
-          </w:p>
-        </w:tc>
-        <w:tc>
-          <w:tcPr>
-            <w:tcW w:w="811" w:type="dxa"/>
-          </w:tcPr>
-          <w:p>
-            <w:pPr>
-              <w:rPr>
-                <w:rFonts w:ascii="Times New Roman" w:hAnsi="Times New Roman"/>
-                <w:b/>
-                <w:sz w:val="26"/>
-              </w:rPr>
-            </w:pPr>
-          </w:p>
-        </w:tc>
-        <w:tc>
-          <w:tcPr>
-            <w:tcW w:w="1138" w:type="dxa"/>
-          </w:tcPr>
-          <w:p>
-            <w:pPr>
-              <w:rPr>
-                <w:rFonts w:ascii="Times New Roman" w:hAnsi="Times New Roman"/>
-                <w:b/>
-                <w:sz w:val="26"/>
-              </w:rPr>
-            </w:pPr>
-          </w:p>
-        </w:tc>
-        <w:tc>
-          <w:tcPr>
-            <w:tcW w:w="1138" w:type="dxa"/>
-          </w:tcPr>
-          <w:p>
-            <w:pPr>
-              <w:rPr>
-                <w:rFonts w:ascii="Times New Roman" w:hAnsi="Times New Roman"/>
-                <w:b/>
-                <w:sz w:val="26"/>
-              </w:rPr>
-            </w:pPr>
-          </w:p>
-        </w:tc>
-        <w:tc>
-          <w:tcPr>
-            <w:tcW w:w="1773" w:type="dxa"/>
-          </w:tcPr>
-          <w:p>
-            <w:pPr>
-              <w:rPr>
-                <w:rFonts w:ascii="Times New Roman" w:hAnsi="Times New Roman"/>
-                <w:b/>
-                <w:sz w:val="26"/>
-              </w:rPr>
-            </w:pPr>
-          </w:p>
-        </w:tc>
-      </w:tr>
-      <w:tr>
-        <w:tc>
-          <w:tcPr>
-            <w:tcW w:w="1414" w:type="dxa"/>
-          </w:tcPr>
-          <w:p>
-            <w:pPr>
-              <w:rPr>
-                <w:rFonts w:ascii="Times New Roman" w:hAnsi="Times New Roman"/>
-                <w:b/>
-                <w:sz w:val="26"/>
-              </w:rPr>
-            </w:pPr>
-          </w:p>
-        </w:tc>
-        <w:tc>
-          <w:tcPr>
-            <w:tcW w:w="1090" w:type="dxa"/>
-          </w:tcPr>
-          <w:p>
-            <w:pPr>
-              <w:rPr>
-                <w:rFonts w:ascii="Times New Roman" w:hAnsi="Times New Roman"/>
-                <w:b/>
-                <w:sz w:val="26"/>
-              </w:rPr>
-            </w:pPr>
-          </w:p>
-        </w:tc>
-        <w:tc>
-          <w:tcPr>
-            <w:tcW w:w="1431" w:type="dxa"/>
-          </w:tcPr>
-          <w:p>
-            <w:pPr>
-              <w:rPr>
-                <w:rFonts w:ascii="Times New Roman" w:hAnsi="Times New Roman"/>
-                <w:b/>
-                <w:sz w:val="26"/>
-              </w:rPr>
-            </w:pPr>
-          </w:p>
-        </w:tc>
-        <w:tc>
-          <w:tcPr>
-            <w:tcW w:w="1190" w:type="dxa"/>
-          </w:tcPr>
-          <w:p>
-            <w:pPr>
-              <w:rPr>
-                <w:rFonts w:ascii="Times New Roman" w:hAnsi="Times New Roman"/>
-                <w:b/>
-                <w:sz w:val="26"/>
-              </w:rPr>
-            </w:pPr>
-          </w:p>
-        </w:tc>
-        <w:tc>
-          <w:tcPr>
-            <w:tcW w:w="811" w:type="dxa"/>
-          </w:tcPr>
-          <w:p>
-            <w:pPr>
-              <w:rPr>
-                <w:rFonts w:ascii="Times New Roman" w:hAnsi="Times New Roman"/>
-                <w:b/>
-                <w:sz w:val="26"/>
-              </w:rPr>
-            </w:pPr>
-          </w:p>
-        </w:tc>
-        <w:tc>
-          <w:tcPr>
-            <w:tcW w:w="1138" w:type="dxa"/>
-          </w:tcPr>
-          <w:p>
-            <w:pPr>
-              <w:rPr>
-                <w:rFonts w:ascii="Times New Roman" w:hAnsi="Times New Roman"/>
-                <w:b/>
-                <w:sz w:val="26"/>
-              </w:rPr>
-            </w:pPr>
-          </w:p>
-        </w:tc>
-        <w:tc>
-          <w:tcPr>
-            <w:tcW w:w="1138" w:type="dxa"/>
+            <w:tcW w:w="830" w:type="dxa"/>
+          </w:tcPr>
+          <w:p>
+            <w:pPr>
+              <w:rPr>
+                <w:rFonts w:ascii="Times New Roman" w:hAnsi="Times New Roman"/>
+                <w:b/>
+                <w:sz w:val="26"/>
+              </w:rPr>
+            </w:pPr>
+          </w:p>
+        </w:tc>
+        <w:tc>
+          <w:tcPr>
+            <w:tcW w:w="1350" w:type="dxa"/>
+          </w:tcPr>
+          <w:p>
+            <w:pPr>
+              <w:rPr>
+                <w:rFonts w:ascii="Times New Roman" w:hAnsi="Times New Roman"/>
+                <w:b/>
+                <w:sz w:val="26"/>
+              </w:rPr>
+            </w:pPr>
+          </w:p>
+        </w:tc>
+        <w:tc>
+          <w:tcPr>
+            <w:tcW w:w="1260" w:type="dxa"/>
+          </w:tcPr>
+          <w:p>
+            <w:pPr>
+              <w:rPr>
+                <w:rFonts w:ascii="Times New Roman" w:hAnsi="Times New Roman"/>
+                <w:b/>
+                <w:sz w:val="26"/>
+              </w:rPr>
+            </w:pPr>
+          </w:p>
+        </w:tc>
+        <w:tc>
+          <w:tcPr>
+            <w:tcW w:w="837" w:type="dxa"/>
           </w:tcPr>
           <w:p>
             <w:pPr>
@@ -14113,6 +14233,7 @@
           <w:rFonts w:ascii="Times New Roman" w:hAnsi="Times New Roman"/>
           <w:b/>
           <w:sz w:val="26"/>
+          <w:lang w:val="en-US"/>
         </w:rPr>
       </w:pPr>
       <w:r>
@@ -14121,7 +14242,7 @@
           <w:b/>
           <w:sz w:val="26"/>
         </w:rPr>
-        <w:t>Kế Toán</w:t>
+        <w:t>Kế</w:t>
       </w:r>
       <w:r>
         <w:rPr>
@@ -14129,64 +14250,27 @@
           <w:b/>
           <w:sz w:val="26"/>
         </w:rPr>
-        <w:tab/>
+        <w:t xml:space="preserve"> Toán</w:t>
       </w:r>
       <w:r>
         <w:rPr>
           <w:rFonts w:ascii="Times New Roman" w:hAnsi="Times New Roman"/>
           <w:b/>
           <w:sz w:val="26"/>
-        </w:rPr>
-        <w:tab/>
-      </w:r>
+          <w:lang w:val="en-US"/>
+        </w:rPr>
+        <w:t xml:space="preserve">                                                                                     </w:t>
+      </w:r>
+      <w:bookmarkStart w:id="0" w:name="_GoBack"/>
+      <w:bookmarkEnd w:id="0"/>
       <w:r>
         <w:rPr>
           <w:rFonts w:ascii="Times New Roman" w:hAnsi="Times New Roman"/>
           <w:b/>
           <w:sz w:val="26"/>
-        </w:rPr>
-        <w:tab/>
-      </w:r>
-      <w:r>
-        <w:rPr>
-          <w:rFonts w:ascii="Times New Roman" w:hAnsi="Times New Roman"/>
-          <w:b/>
-          <w:sz w:val="26"/>
-        </w:rPr>
-        <w:tab/>
-      </w:r>
-      <w:r>
-        <w:rPr>
-          <w:rFonts w:ascii="Times New Roman" w:hAnsi="Times New Roman"/>
-          <w:b/>
-          <w:sz w:val="26"/>
-        </w:rPr>
-        <w:tab/>
-      </w:r>
-      <w:r>
-        <w:rPr>
-          <w:rFonts w:ascii="Times New Roman" w:hAnsi="Times New Roman"/>
-          <w:b/>
-          <w:sz w:val="26"/>
-        </w:rPr>
-        <w:tab/>
-      </w:r>
-      <w:r>
-        <w:rPr>
-          <w:rFonts w:ascii="Times New Roman" w:hAnsi="Times New Roman"/>
-          <w:b/>
-          <w:sz w:val="26"/>
-        </w:rPr>
-        <w:tab/>
-      </w:r>
-      <w:r>
-        <w:rPr>
-          <w:rFonts w:ascii="Times New Roman" w:hAnsi="Times New Roman"/>
-          <w:b/>
-          <w:sz w:val="26"/>
-        </w:rPr>
-        <w:tab/>
-        <w:t>Giám Đốc</w:t>
+          <w:lang w:val="en-US"/>
+        </w:rPr>
+        <w:t>{{nddpl}}</w:t>
       </w:r>
     </w:p>
     <w:p>
@@ -14200,10 +14284,10 @@
       </w:pPr>
     </w:p>
     <w:sectPr>
-      <w:headerReference w:type="default" r:id="rId8"/>
       <w:pgSz w:w="11907" w:h="16840" w:code="9"/>
       <w:pgMar w:top="1134" w:right="1134" w:bottom="1134" w:left="1701" w:header="720" w:footer="720" w:gutter="0"/>
       <w:cols w:space="720"/>
+      <w:titlePg/>
       <w:docGrid w:linePitch="360"/>
     </w:sectPr>
   </w:body>
@@ -15566,7 +15650,7 @@
 </file>
 
 <file path=customXml/itemProps1.xml><?xml version="1.0" encoding="utf-8"?>
-<ds:datastoreItem xmlns:ds="http://schemas.openxmlformats.org/officeDocument/2006/customXml" ds:itemID="{609E3425-296B-44D5-992E-58BDD5EE41BC}">
+<ds:datastoreItem xmlns:ds="http://schemas.openxmlformats.org/officeDocument/2006/customXml" ds:itemID="{1EC67C78-1084-4AA7-A66C-17911964130A}">
   <ds:schemaRefs>
     <ds:schemaRef ds:uri="http://schemas.openxmlformats.org/officeDocument/2006/bibliography"/>
   </ds:schemaRefs>

--- a/src/main/resources/templates/HopDongTinDung.docx
+++ b/src/main/resources/templates/HopDongTinDung.docx
@@ -548,6 +548,15 @@
           <w:szCs w:val="26"/>
           <w:lang w:val="en-US"/>
         </w:rPr>
+        <w:t xml:space="preserve"> </w:t>
+      </w:r>
+      <w:r>
+        <w:rPr>
+          <w:rFonts w:ascii="Times New Roman" w:hAnsi="Times New Roman" w:cs="Times New Roman"/>
+          <w:sz w:val="26"/>
+          <w:szCs w:val="26"/>
+          <w:lang w:val="en-US"/>
+        </w:rPr>
         <w:t>{{pgd}}</w:t>
       </w:r>
     </w:p>
@@ -839,8 +848,9 @@
           <w:rFonts w:ascii="Times New Roman" w:hAnsi="Times New Roman"/>
           <w:sz w:val="26"/>
           <w:szCs w:val="26"/>
-        </w:rPr>
-        <w:t>{{nc</w:t>
+          <w:lang w:val="en-US"/>
+        </w:rPr>
+        <w:t>{{nccccdkh}}</w:t>
       </w:r>
       <w:r>
         <w:rPr>
@@ -849,15 +859,65 @@
           <w:szCs w:val="26"/>
           <w:lang w:val="en-US"/>
         </w:rPr>
-        <w:t>cccd</w:t>
-      </w:r>
+        <w:t>.</w:t>
+      </w:r>
+    </w:p>
+    <w:p>
+      <w:pPr>
+        <w:spacing w:after="0" w:line="288" w:lineRule="auto"/>
+        <w:ind w:firstLine="567"/>
+        <w:rPr>
+          <w:rFonts w:ascii="Times New Roman" w:hAnsi="Times New Roman" w:cs="Times New Roman"/>
+          <w:sz w:val="26"/>
+          <w:szCs w:val="26"/>
+          <w:lang w:val="en-US"/>
+        </w:rPr>
+      </w:pPr>
+      <w:r>
+        <w:rPr>
+          <w:rFonts w:ascii="Times New Roman" w:hAnsi="Times New Roman" w:cs="Times New Roman"/>
+          <w:sz w:val="26"/>
+          <w:szCs w:val="26"/>
+        </w:rPr>
+        <w:t>Địa chỉ thường trú:</w:t>
+      </w:r>
+      <w:r>
+        <w:rPr>
+          <w:rFonts w:ascii="Times New Roman" w:hAnsi="Times New Roman" w:cs="Times New Roman"/>
+          <w:sz w:val="26"/>
+          <w:szCs w:val="26"/>
+          <w:lang w:val="en-US"/>
+        </w:rPr>
+        <w:t xml:space="preserve"> </w:t>
+      </w:r>
+      <w:r>
+        <w:rPr>
+          <w:rFonts w:ascii="Times New Roman" w:hAnsi="Times New Roman" w:cs="Times New Roman"/>
+          <w:sz w:val="26"/>
+          <w:szCs w:val="26"/>
+          <w:lang w:val="en-US"/>
+        </w:rPr>
+        <w:t>{{ttkh}}.</w:t>
+      </w:r>
+    </w:p>
+    <w:p>
+      <w:pPr>
+        <w:spacing w:after="0"/>
+        <w:rPr>
+          <w:rFonts w:ascii="Times New Roman" w:eastAsia="Times New Roman" w:hAnsi="Times New Roman" w:cs="Times New Roman"/>
+          <w:sz w:val="26"/>
+          <w:szCs w:val="26"/>
+          <w:lang w:val="en-US"/>
+        </w:rPr>
+      </w:pPr>
       <w:r>
         <w:rPr>
           <w:rFonts w:ascii="Times New Roman" w:hAnsi="Times New Roman"/>
           <w:sz w:val="26"/>
           <w:szCs w:val="26"/>
-        </w:rPr>
-        <w:t>kh}}</w:t>
+          <w:lang w:val="en-US"/>
+        </w:rPr>
+        <w:t xml:space="preserve">        </w:t>
       </w:r>
       <w:r>
         <w:rPr>
@@ -866,7 +926,93 @@
           <w:szCs w:val="26"/>
           <w:lang w:val="en-US"/>
         </w:rPr>
-        <w:t>.</w:t>
+        <w:t>{{gtnt}}</w:t>
+      </w:r>
+      <w:r>
+        <w:rPr>
+          <w:rFonts w:ascii="Times New Roman" w:hAnsi="Times New Roman"/>
+          <w:sz w:val="26"/>
+          <w:szCs w:val="26"/>
+          <w:lang w:val="en-US"/>
+        </w:rPr>
+        <w:t>:</w:t>
+      </w:r>
+      <w:r>
+        <w:rPr>
+          <w:rFonts w:ascii="Times New Roman" w:hAnsi="Times New Roman"/>
+          <w:sz w:val="26"/>
+          <w:szCs w:val="26"/>
+          <w:lang w:val="en-US"/>
+        </w:rPr>
+        <w:t xml:space="preserve"> </w:t>
+      </w:r>
+      <w:r>
+        <w:rPr>
+          <w:rFonts w:ascii="Times New Roman" w:hAnsi="Times New Roman"/>
+          <w:sz w:val="26"/>
+          <w:szCs w:val="26"/>
+          <w:lang w:val="en-US"/>
+        </w:rPr>
+        <w:t>{{ntkh}}</w:t>
+      </w:r>
+      <w:r>
+        <w:rPr>
+          <w:rFonts w:ascii="Times New Roman" w:hAnsi="Times New Roman"/>
+          <w:sz w:val="26"/>
+          <w:szCs w:val="26"/>
+        </w:rPr>
+        <w:t>; Sinh n</w:t>
+      </w:r>
+      <w:r>
+        <w:rPr>
+          <w:rFonts w:ascii="Times New Roman" w:hAnsi="Times New Roman"/>
+          <w:sz w:val="26"/>
+          <w:szCs w:val="26"/>
+          <w:lang w:val="en-US"/>
+        </w:rPr>
+        <w:t>ăm</w:t>
+      </w:r>
+      <w:r>
+        <w:rPr>
+          <w:rFonts w:ascii="Times New Roman" w:hAnsi="Times New Roman"/>
+          <w:sz w:val="26"/>
+          <w:szCs w:val="26"/>
+        </w:rPr>
+        <w:t xml:space="preserve">: </w:t>
+      </w:r>
+      <w:r>
+        <w:rPr>
+          <w:rFonts w:ascii="Times New Roman" w:hAnsi="Times New Roman"/>
+          <w:sz w:val="26"/>
+          <w:szCs w:val="26"/>
+          <w:lang w:val="en-US"/>
+        </w:rPr>
+        <w:t>{{nsnt}}</w:t>
+      </w:r>
+      <w:r>
+        <w:rPr>
+          <w:rFonts w:ascii="Times New Roman" w:hAnsi="Times New Roman"/>
+          <w:sz w:val="26"/>
+          <w:szCs w:val="26"/>
+        </w:rPr>
+        <w:t xml:space="preserve">; </w:t>
+      </w:r>
+      <w:r>
+        <w:rPr>
+          <w:rFonts w:ascii="Times New Roman" w:eastAsia="Times New Roman" w:hAnsi="Times New Roman" w:cs="Times New Roman"/>
+          <w:sz w:val="26"/>
+          <w:szCs w:val="26"/>
+        </w:rPr>
+        <w:t xml:space="preserve">Mối quan hệ: </w:t>
+      </w:r>
+      <w:r>
+        <w:rPr>
+          <w:rFonts w:ascii="Times New Roman" w:eastAsia="Times New Roman" w:hAnsi="Times New Roman" w:cs="Times New Roman"/>
+          <w:sz w:val="26"/>
+          <w:szCs w:val="26"/>
+          <w:lang w:val="en-US"/>
+        </w:rPr>
+        <w:t>{{qh}}.</w:t>
       </w:r>
     </w:p>
     <w:p>
@@ -874,6 +1020,103 @@
         <w:spacing w:after="0" w:line="288" w:lineRule="auto"/>
         <w:ind w:firstLine="567"/>
         <w:rPr>
+          <w:rFonts w:ascii="Times New Roman" w:hAnsi="Times New Roman"/>
+          <w:sz w:val="26"/>
+          <w:szCs w:val="26"/>
+          <w:lang w:val="en-US"/>
+        </w:rPr>
+      </w:pPr>
+      <w:r>
+        <w:rPr>
+          <w:rFonts w:ascii="Times New Roman" w:hAnsi="Times New Roman"/>
+          <w:sz w:val="26"/>
+          <w:szCs w:val="26"/>
+        </w:rPr>
+        <w:t xml:space="preserve">CCCD số: </w:t>
+      </w:r>
+      <w:r>
+        <w:rPr>
+          <w:rFonts w:ascii="Times New Roman" w:hAnsi="Times New Roman"/>
+          <w:sz w:val="26"/>
+          <w:szCs w:val="26"/>
+          <w:lang w:val="en-US"/>
+        </w:rPr>
+        <w:t>{{cccdnt}}</w:t>
+      </w:r>
+      <w:r>
+        <w:rPr>
+          <w:rFonts w:ascii="Times New Roman" w:hAnsi="Times New Roman"/>
+          <w:sz w:val="26"/>
+          <w:szCs w:val="26"/>
+          <w:lang w:val="en-US"/>
+        </w:rPr>
+        <w:t>;</w:t>
+      </w:r>
+      <w:r>
+        <w:rPr>
+          <w:rFonts w:ascii="Times New Roman" w:hAnsi="Times New Roman"/>
+          <w:sz w:val="26"/>
+          <w:szCs w:val="26"/>
+        </w:rPr>
+        <w:t xml:space="preserve"> </w:t>
+      </w:r>
+      <w:r>
+        <w:rPr>
+          <w:rFonts w:ascii="Times New Roman" w:hAnsi="Times New Roman"/>
+          <w:sz w:val="26"/>
+          <w:szCs w:val="26"/>
+          <w:lang w:val="en-US"/>
+        </w:rPr>
+        <w:t>Cấp</w:t>
+      </w:r>
+      <w:r>
+        <w:rPr>
+          <w:rFonts w:ascii="Times New Roman" w:hAnsi="Times New Roman"/>
+          <w:sz w:val="26"/>
+          <w:szCs w:val="26"/>
+        </w:rPr>
+        <w:t xml:space="preserve"> ngày: </w:t>
+      </w:r>
+      <w:r>
+        <w:rPr>
+          <w:rFonts w:ascii="Times New Roman" w:hAnsi="Times New Roman"/>
+          <w:sz w:val="26"/>
+          <w:szCs w:val="26"/>
+          <w:lang w:val="en-US"/>
+        </w:rPr>
+        <w:t>{{ncnt}}</w:t>
+      </w:r>
+      <w:r>
+        <w:rPr>
+          <w:rFonts w:ascii="Times New Roman" w:hAnsi="Times New Roman"/>
+          <w:sz w:val="26"/>
+          <w:szCs w:val="26"/>
+        </w:rPr>
+        <w:t>; Nơi cấp:</w:t>
+      </w:r>
+      <w:r>
+        <w:rPr>
+          <w:rFonts w:ascii="Times New Roman" w:hAnsi="Times New Roman"/>
+          <w:sz w:val="26"/>
+          <w:szCs w:val="26"/>
+          <w:lang w:val="en-US"/>
+        </w:rPr>
+        <w:t xml:space="preserve"> {{nccccdnt}}</w:t>
+      </w:r>
+      <w:r>
+        <w:rPr>
+          <w:rFonts w:ascii="Times New Roman" w:hAnsi="Times New Roman"/>
+          <w:sz w:val="26"/>
+          <w:szCs w:val="26"/>
+        </w:rPr>
+        <w:t xml:space="preserve">. </w:t>
+      </w:r>
+    </w:p>
+    <w:p>
+      <w:pPr>
+        <w:spacing w:after="0" w:line="288" w:lineRule="auto"/>
+        <w:ind w:firstLine="567"/>
+        <w:rPr>
           <w:rFonts w:ascii="Times New Roman" w:hAnsi="Times New Roman" w:cs="Times New Roman"/>
           <w:sz w:val="26"/>
           <w:szCs w:val="26"/>
@@ -904,105 +1147,34 @@
           <w:szCs w:val="26"/>
           <w:lang w:val="en-US"/>
         </w:rPr>
-        <w:t>{{ttkh}}.</w:t>
-      </w:r>
-    </w:p>
-    <w:p>
-      <w:pPr>
-        <w:spacing w:after="0"/>
+        <w:t>{{ttnt}}.</w:t>
+      </w:r>
+    </w:p>
+    <w:p>
+      <w:pPr>
+        <w:spacing w:after="0"/>
+        <w:ind w:firstLine="567"/>
+        <w:rPr>
+          <w:rFonts w:ascii="Times New Roman" w:hAnsi="Times New Roman" w:cs="Times New Roman"/>
+          <w:sz w:val="26"/>
+          <w:szCs w:val="26"/>
+        </w:rPr>
+      </w:pPr>
+      <w:r>
         <w:rPr>
           <w:rFonts w:ascii="Times New Roman" w:eastAsia="Times New Roman" w:hAnsi="Times New Roman" w:cs="Times New Roman"/>
           <w:sz w:val="26"/>
           <w:szCs w:val="26"/>
-          <w:lang w:val="en-US"/>
-        </w:rPr>
-      </w:pPr>
-      <w:r>
-        <w:rPr>
-          <w:rFonts w:ascii="Times New Roman" w:hAnsi="Times New Roman"/>
-          <w:sz w:val="26"/>
-          <w:szCs w:val="26"/>
-          <w:lang w:val="en-US"/>
-        </w:rPr>
-        <w:t xml:space="preserve">        </w:t>
-      </w:r>
-      <w:r>
-        <w:rPr>
-          <w:rFonts w:ascii="Times New Roman" w:hAnsi="Times New Roman"/>
-          <w:sz w:val="26"/>
-          <w:szCs w:val="26"/>
-          <w:lang w:val="en-US"/>
-        </w:rPr>
-        <w:t>{{gtnt}}</w:t>
-      </w:r>
-      <w:r>
-        <w:rPr>
-          <w:rFonts w:ascii="Times New Roman" w:hAnsi="Times New Roman"/>
-          <w:sz w:val="26"/>
-          <w:szCs w:val="26"/>
-          <w:lang w:val="en-US"/>
-        </w:rPr>
-        <w:t>:</w:t>
-      </w:r>
-      <w:r>
-        <w:rPr>
-          <w:rFonts w:ascii="Times New Roman" w:hAnsi="Times New Roman"/>
-          <w:sz w:val="26"/>
-          <w:szCs w:val="26"/>
-          <w:lang w:val="en-US"/>
-        </w:rPr>
-        <w:t xml:space="preserve"> </w:t>
-      </w:r>
-      <w:r>
-        <w:rPr>
-          <w:rFonts w:ascii="Times New Roman" w:hAnsi="Times New Roman"/>
-          <w:sz w:val="26"/>
-          <w:szCs w:val="26"/>
-          <w:lang w:val="en-US"/>
-        </w:rPr>
-        <w:t>{{ntkh}}</w:t>
-      </w:r>
-      <w:r>
-        <w:rPr>
-          <w:rFonts w:ascii="Times New Roman" w:hAnsi="Times New Roman"/>
-          <w:sz w:val="26"/>
-          <w:szCs w:val="26"/>
-        </w:rPr>
-        <w:t>; Sinh n</w:t>
-      </w:r>
-      <w:r>
-        <w:rPr>
-          <w:rFonts w:ascii="Times New Roman" w:hAnsi="Times New Roman"/>
-          <w:sz w:val="26"/>
-          <w:szCs w:val="26"/>
-          <w:lang w:val="en-US"/>
-        </w:rPr>
-        <w:t>ăm</w:t>
-      </w:r>
-      <w:r>
-        <w:rPr>
-          <w:rFonts w:ascii="Times New Roman" w:hAnsi="Times New Roman"/>
-          <w:sz w:val="26"/>
-          <w:szCs w:val="26"/>
-        </w:rPr>
-        <w:t xml:space="preserve">: </w:t>
-      </w:r>
-      <w:r>
-        <w:rPr>
-          <w:rFonts w:ascii="Times New Roman" w:hAnsi="Times New Roman"/>
-          <w:sz w:val="26"/>
-          <w:szCs w:val="26"/>
-          <w:lang w:val="en-US"/>
-        </w:rPr>
-        <w:t>{{nsnt}}</w:t>
-      </w:r>
-      <w:r>
-        <w:rPr>
-          <w:rFonts w:ascii="Times New Roman" w:hAnsi="Times New Roman"/>
-          <w:sz w:val="26"/>
-          <w:szCs w:val="26"/>
-        </w:rPr>
-        <w:t xml:space="preserve">; </w:t>
+        </w:rPr>
+        <w:t>(Sau đây gọi là "</w:t>
+      </w:r>
+      <w:r>
+        <w:rPr>
+          <w:rFonts w:ascii="Times New Roman" w:hAnsi="Times New Roman" w:cs="Times New Roman"/>
+          <w:sz w:val="26"/>
+          <w:szCs w:val="26"/>
+        </w:rPr>
+        <w:t>Bên B</w:t>
       </w:r>
       <w:r>
         <w:rPr>
@@ -1010,185 +1182,6 @@
           <w:sz w:val="26"/>
           <w:szCs w:val="26"/>
         </w:rPr>
-        <w:t xml:space="preserve">Mối quan hệ: </w:t>
-      </w:r>
-      <w:r>
-        <w:rPr>
-          <w:rFonts w:ascii="Times New Roman" w:eastAsia="Times New Roman" w:hAnsi="Times New Roman" w:cs="Times New Roman"/>
-          <w:sz w:val="26"/>
-          <w:szCs w:val="26"/>
-          <w:lang w:val="en-US"/>
-        </w:rPr>
-        <w:t>{{qh}}.</w:t>
-      </w:r>
-    </w:p>
-    <w:p>
-      <w:pPr>
-        <w:spacing w:after="0" w:line="288" w:lineRule="auto"/>
-        <w:ind w:firstLine="567"/>
-        <w:rPr>
-          <w:rFonts w:ascii="Times New Roman" w:hAnsi="Times New Roman"/>
-          <w:sz w:val="26"/>
-          <w:szCs w:val="26"/>
-          <w:lang w:val="en-US"/>
-        </w:rPr>
-      </w:pPr>
-      <w:r>
-        <w:rPr>
-          <w:rFonts w:ascii="Times New Roman" w:hAnsi="Times New Roman"/>
-          <w:sz w:val="26"/>
-          <w:szCs w:val="26"/>
-        </w:rPr>
-        <w:t xml:space="preserve">CCCD số: </w:t>
-      </w:r>
-      <w:r>
-        <w:rPr>
-          <w:rFonts w:ascii="Times New Roman" w:hAnsi="Times New Roman"/>
-          <w:sz w:val="26"/>
-          <w:szCs w:val="26"/>
-          <w:lang w:val="en-US"/>
-        </w:rPr>
-        <w:t>{{cccdnt}}</w:t>
-      </w:r>
-      <w:r>
-        <w:rPr>
-          <w:rFonts w:ascii="Times New Roman" w:hAnsi="Times New Roman"/>
-          <w:sz w:val="26"/>
-          <w:szCs w:val="26"/>
-          <w:lang w:val="en-US"/>
-        </w:rPr>
-        <w:t>;</w:t>
-      </w:r>
-      <w:r>
-        <w:rPr>
-          <w:rFonts w:ascii="Times New Roman" w:hAnsi="Times New Roman"/>
-          <w:sz w:val="26"/>
-          <w:szCs w:val="26"/>
-        </w:rPr>
-        <w:t xml:space="preserve"> </w:t>
-      </w:r>
-      <w:r>
-        <w:rPr>
-          <w:rFonts w:ascii="Times New Roman" w:hAnsi="Times New Roman"/>
-          <w:sz w:val="26"/>
-          <w:szCs w:val="26"/>
-          <w:lang w:val="en-US"/>
-        </w:rPr>
-        <w:t>Cấp</w:t>
-      </w:r>
-      <w:r>
-        <w:rPr>
-          <w:rFonts w:ascii="Times New Roman" w:hAnsi="Times New Roman"/>
-          <w:sz w:val="26"/>
-          <w:szCs w:val="26"/>
-        </w:rPr>
-        <w:t xml:space="preserve"> ngày: </w:t>
-      </w:r>
-      <w:r>
-        <w:rPr>
-          <w:rFonts w:ascii="Times New Roman" w:hAnsi="Times New Roman"/>
-          <w:sz w:val="26"/>
-          <w:szCs w:val="26"/>
-          <w:lang w:val="en-US"/>
-        </w:rPr>
-        <w:t>{{ncnt}}</w:t>
-      </w:r>
-      <w:r>
-        <w:rPr>
-          <w:rFonts w:ascii="Times New Roman" w:hAnsi="Times New Roman"/>
-          <w:sz w:val="26"/>
-          <w:szCs w:val="26"/>
-        </w:rPr>
-        <w:t>; Nơi cấp:</w:t>
-      </w:r>
-      <w:r>
-        <w:rPr>
-          <w:rFonts w:ascii="Times New Roman" w:hAnsi="Times New Roman"/>
-          <w:sz w:val="26"/>
-          <w:szCs w:val="26"/>
-          <w:lang w:val="en-US"/>
-        </w:rPr>
-        <w:t xml:space="preserve"> {{nccccdnt}}</w:t>
-      </w:r>
-      <w:r>
-        <w:rPr>
-          <w:rFonts w:ascii="Times New Roman" w:hAnsi="Times New Roman"/>
-          <w:sz w:val="26"/>
-          <w:szCs w:val="26"/>
-        </w:rPr>
-        <w:t xml:space="preserve">. </w:t>
-      </w:r>
-    </w:p>
-    <w:p>
-      <w:pPr>
-        <w:spacing w:after="0" w:line="288" w:lineRule="auto"/>
-        <w:ind w:firstLine="567"/>
-        <w:rPr>
-          <w:rFonts w:ascii="Times New Roman" w:hAnsi="Times New Roman" w:cs="Times New Roman"/>
-          <w:sz w:val="26"/>
-          <w:szCs w:val="26"/>
-          <w:lang w:val="en-US"/>
-        </w:rPr>
-      </w:pPr>
-      <w:r>
-        <w:rPr>
-          <w:rFonts w:ascii="Times New Roman" w:hAnsi="Times New Roman" w:cs="Times New Roman"/>
-          <w:sz w:val="26"/>
-          <w:szCs w:val="26"/>
-        </w:rPr>
-        <w:t>Địa chỉ thường trú:</w:t>
-      </w:r>
-      <w:r>
-        <w:rPr>
-          <w:rFonts w:ascii="Times New Roman" w:hAnsi="Times New Roman" w:cs="Times New Roman"/>
-          <w:sz w:val="26"/>
-          <w:szCs w:val="26"/>
-          <w:lang w:val="en-US"/>
-        </w:rPr>
-        <w:t xml:space="preserve"> </w:t>
-      </w:r>
-      <w:r>
-        <w:rPr>
-          <w:rFonts w:ascii="Times New Roman" w:hAnsi="Times New Roman" w:cs="Times New Roman"/>
-          <w:sz w:val="26"/>
-          <w:szCs w:val="26"/>
-          <w:lang w:val="en-US"/>
-        </w:rPr>
-        <w:t>{{ttnt}}.</w:t>
-      </w:r>
-    </w:p>
-    <w:p>
-      <w:pPr>
-        <w:spacing w:after="0"/>
-        <w:ind w:firstLine="567"/>
-        <w:rPr>
-          <w:rFonts w:ascii="Times New Roman" w:hAnsi="Times New Roman" w:cs="Times New Roman"/>
-          <w:sz w:val="26"/>
-          <w:szCs w:val="26"/>
-        </w:rPr>
-      </w:pPr>
-      <w:r>
-        <w:rPr>
-          <w:rFonts w:ascii="Times New Roman" w:eastAsia="Times New Roman" w:hAnsi="Times New Roman" w:cs="Times New Roman"/>
-          <w:sz w:val="26"/>
-          <w:szCs w:val="26"/>
-        </w:rPr>
-        <w:t>(Sau đây gọi là "</w:t>
-      </w:r>
-      <w:r>
-        <w:rPr>
-          <w:rFonts w:ascii="Times New Roman" w:hAnsi="Times New Roman" w:cs="Times New Roman"/>
-          <w:sz w:val="26"/>
-          <w:szCs w:val="26"/>
-        </w:rPr>
-        <w:t>Bên B</w:t>
-      </w:r>
-      <w:r>
-        <w:rPr>
-          <w:rFonts w:ascii="Times New Roman" w:eastAsia="Times New Roman" w:hAnsi="Times New Roman" w:cs="Times New Roman"/>
-          <w:sz w:val="26"/>
-          <w:szCs w:val="26"/>
-        </w:rPr>
         <w:t>")</w:t>
       </w:r>
     </w:p>
@@ -1216,25 +1209,7 @@
           <w:szCs w:val="26"/>
           <w:lang w:val="en-US"/>
         </w:rPr>
-        <w:t>{{gtkh</w:t>
-      </w:r>
-      <w:r>
-        <w:rPr>
-          <w:rFonts w:ascii="Times New Roman" w:hAnsi="Times New Roman" w:cs="Times New Roman"/>
-          <w:sz w:val="26"/>
-          <w:szCs w:val="26"/>
-          <w:lang w:val="en-US"/>
-        </w:rPr>
-        <w:t>t</w:t>
-      </w:r>
-      <w:r>
-        <w:rPr>
-          <w:rFonts w:ascii="Times New Roman" w:hAnsi="Times New Roman" w:cs="Times New Roman"/>
-          <w:sz w:val="26"/>
-          <w:szCs w:val="26"/>
-          <w:lang w:val="en-US"/>
-        </w:rPr>
-        <w:t>}}</w:t>
+        <w:t>{{gtkht}}</w:t>
       </w:r>
       <w:r>
         <w:rPr>
@@ -1645,25 +1620,7 @@
           <w:szCs w:val="26"/>
           <w:lang w:val="en-US"/>
         </w:rPr>
-        <w:t>{{ms6</w:t>
-      </w:r>
-      <w:r>
-        <w:rPr>
-          <w:rFonts w:ascii="Times New Roman" w:hAnsi="Times New Roman" w:cs="Times New Roman"/>
-          <w:sz w:val="26"/>
-          <w:szCs w:val="26"/>
-          <w:lang w:val="en-US"/>
-        </w:rPr>
-        <w:t>t</w:t>
-      </w:r>
-      <w:r>
-        <w:rPr>
-          <w:rFonts w:ascii="Times New Roman" w:hAnsi="Times New Roman" w:cs="Times New Roman"/>
-          <w:sz w:val="26"/>
-          <w:szCs w:val="26"/>
-          <w:lang w:val="en-US"/>
-        </w:rPr>
-        <w:t>}}</w:t>
+        <w:t>{{ms6t}}</w:t>
       </w:r>
     </w:p>
     <w:p>
@@ -4543,61 +4500,7 @@
           <w:szCs w:val="26"/>
           <w:lang w:val="en-US"/>
         </w:rPr>
-        <w:t>{{day</w:t>
-      </w:r>
-      <w:r>
-        <w:rPr>
-          <w:rFonts w:ascii="Times New Roman" w:hAnsi="Times New Roman" w:cs="Times New Roman"/>
-          <w:sz w:val="26"/>
-          <w:szCs w:val="26"/>
-          <w:lang w:val="en-US"/>
-        </w:rPr>
-        <w:t>TC</w:t>
-      </w:r>
-      <w:r>
-        <w:rPr>
-          <w:rFonts w:ascii="Times New Roman" w:hAnsi="Times New Roman" w:cs="Times New Roman"/>
-          <w:sz w:val="26"/>
-          <w:szCs w:val="26"/>
-          <w:lang w:val="en-US"/>
-        </w:rPr>
-        <w:t>}}/{{month</w:t>
-      </w:r>
-      <w:r>
-        <w:rPr>
-          <w:rFonts w:ascii="Times New Roman" w:hAnsi="Times New Roman" w:cs="Times New Roman"/>
-          <w:sz w:val="26"/>
-          <w:szCs w:val="26"/>
-          <w:lang w:val="en-US"/>
-        </w:rPr>
-        <w:t>TC</w:t>
-      </w:r>
-      <w:r>
-        <w:rPr>
-          <w:rFonts w:ascii="Times New Roman" w:hAnsi="Times New Roman" w:cs="Times New Roman"/>
-          <w:sz w:val="26"/>
-          <w:szCs w:val="26"/>
-          <w:lang w:val="en-US"/>
-        </w:rPr>
-        <w:t>}}/{{year</w:t>
-      </w:r>
-      <w:r>
-        <w:rPr>
-          <w:rFonts w:ascii="Times New Roman" w:hAnsi="Times New Roman" w:cs="Times New Roman"/>
-          <w:sz w:val="26"/>
-          <w:szCs w:val="26"/>
-          <w:lang w:val="en-US"/>
-        </w:rPr>
-        <w:t>TC</w:t>
-      </w:r>
-      <w:r>
-        <w:rPr>
-          <w:rFonts w:ascii="Times New Roman" w:hAnsi="Times New Roman" w:cs="Times New Roman"/>
-          <w:sz w:val="26"/>
-          <w:szCs w:val="26"/>
-          <w:lang w:val="en-US"/>
-        </w:rPr>
-        <w:t>}}</w:t>
+        <w:t>{{dayTC}}/{{monthTC}}/{{yearTC}}</w:t>
       </w:r>
       <w:r>
         <w:rPr>
@@ -6465,25 +6368,17 @@
         </w:rPr>
         <w:sectPr>
           <w:headerReference w:type="default" r:id="rId8"/>
+          <w:headerReference w:type="first" r:id="rId9"/>
           <w:pgSz w:w="11907" w:h="16840" w:code="9"/>
           <w:pgMar w:top="1134" w:right="1134" w:bottom="1134" w:left="1701" w:header="720" w:footer="720" w:gutter="0"/>
           <w:cols w:space="720"/>
+          <w:titlePg/>
           <w:docGrid w:linePitch="360"/>
         </w:sectPr>
       </w:pPr>
     </w:p>
     <w:p>
       <w:pPr>
-        <w:rPr>
-          <w:rFonts w:ascii="Times New Roman" w:hAnsi="Times New Roman"/>
-          <w:b/>
-          <w:sz w:val="26"/>
-        </w:rPr>
-      </w:pPr>
-    </w:p>
-    <w:p>
-      <w:pPr>
-        <w:jc w:val="center"/>
         <w:rPr>
           <w:rFonts w:ascii="Times New Roman" w:hAnsi="Times New Roman"/>
           <w:b/>
@@ -6500,7 +6395,6 @@
     </w:p>
     <w:p>
       <w:pPr>
-        <w:jc w:val="center"/>
         <w:rPr>
           <w:rFonts w:ascii="Times New Roman" w:hAnsi="Times New Roman"/>
           <w:b/>
@@ -6517,7 +6411,6 @@
     </w:p>
     <w:p>
       <w:pPr>
-        <w:jc w:val="center"/>
         <w:rPr>
           <w:rFonts w:ascii="Times New Roman" w:hAnsi="Times New Roman"/>
           <w:b/>
@@ -6534,7 +6427,6 @@
     </w:p>
     <w:p>
       <w:pPr>
-        <w:jc w:val="center"/>
         <w:rPr>
           <w:rFonts w:ascii="Times New Roman" w:hAnsi="Times New Roman"/>
           <w:b/>
@@ -6551,7 +6443,6 @@
     </w:p>
     <w:p>
       <w:pPr>
-        <w:jc w:val="center"/>
         <w:rPr>
           <w:rFonts w:ascii="Times New Roman" w:hAnsi="Times New Roman"/>
           <w:b/>
@@ -6568,7 +6459,6 @@
     </w:p>
     <w:p>
       <w:pPr>
-        <w:jc w:val="center"/>
         <w:rPr>
           <w:rFonts w:ascii="Times New Roman" w:hAnsi="Times New Roman"/>
           <w:b/>
@@ -6585,7 +6475,6 @@
     </w:p>
     <w:p>
       <w:pPr>
-        <w:jc w:val="center"/>
         <w:rPr>
           <w:rFonts w:ascii="Times New Roman" w:hAnsi="Times New Roman"/>
           <w:b/>
@@ -6818,6 +6707,7 @@
       <w:tblPr>
         <w:tblStyle w:val="TableGrid"/>
         <w:tblW w:w="9985" w:type="dxa"/>
+        <w:tblInd w:w="-750" w:type="dxa"/>
         <w:tblLook w:val="04A0" w:firstRow="1" w:lastRow="0" w:firstColumn="1" w:lastColumn="0" w:noHBand="0" w:noVBand="1"/>
       </w:tblPr>
       <w:tblGrid>
@@ -9859,355 +9749,15 @@
           </w:p>
         </w:tc>
       </w:tr>
-      <w:tr>
-        <w:tc>
-          <w:tcPr>
-            <w:tcW w:w="1414" w:type="dxa"/>
-          </w:tcPr>
-          <w:p>
-            <w:pPr>
-              <w:rPr>
-                <w:rFonts w:ascii="Times New Roman" w:hAnsi="Times New Roman"/>
-                <w:b/>
-                <w:sz w:val="26"/>
-              </w:rPr>
-            </w:pPr>
-          </w:p>
-        </w:tc>
-        <w:tc>
-          <w:tcPr>
-            <w:tcW w:w="1090" w:type="dxa"/>
-          </w:tcPr>
-          <w:p>
-            <w:pPr>
-              <w:rPr>
-                <w:rFonts w:ascii="Times New Roman" w:hAnsi="Times New Roman"/>
-                <w:b/>
-                <w:sz w:val="26"/>
-              </w:rPr>
-            </w:pPr>
-          </w:p>
-        </w:tc>
-        <w:tc>
-          <w:tcPr>
-            <w:tcW w:w="1431" w:type="dxa"/>
-          </w:tcPr>
-          <w:p>
-            <w:pPr>
-              <w:rPr>
-                <w:rFonts w:ascii="Times New Roman" w:hAnsi="Times New Roman"/>
-                <w:b/>
-                <w:sz w:val="26"/>
-              </w:rPr>
-            </w:pPr>
-          </w:p>
-        </w:tc>
-        <w:tc>
-          <w:tcPr>
-            <w:tcW w:w="830" w:type="dxa"/>
-          </w:tcPr>
-          <w:p>
-            <w:pPr>
-              <w:rPr>
-                <w:rFonts w:ascii="Times New Roman" w:hAnsi="Times New Roman"/>
-                <w:b/>
-                <w:sz w:val="26"/>
-              </w:rPr>
-            </w:pPr>
-          </w:p>
-        </w:tc>
-        <w:tc>
-          <w:tcPr>
-            <w:tcW w:w="1350" w:type="dxa"/>
-          </w:tcPr>
-          <w:p>
-            <w:pPr>
-              <w:rPr>
-                <w:rFonts w:ascii="Times New Roman" w:hAnsi="Times New Roman"/>
-                <w:b/>
-                <w:sz w:val="26"/>
-              </w:rPr>
-            </w:pPr>
-          </w:p>
-        </w:tc>
-        <w:tc>
-          <w:tcPr>
-            <w:tcW w:w="1260" w:type="dxa"/>
-          </w:tcPr>
-          <w:p>
-            <w:pPr>
-              <w:rPr>
-                <w:rFonts w:ascii="Times New Roman" w:hAnsi="Times New Roman"/>
-                <w:b/>
-                <w:sz w:val="26"/>
-              </w:rPr>
-            </w:pPr>
-          </w:p>
-        </w:tc>
-        <w:tc>
-          <w:tcPr>
-            <w:tcW w:w="837" w:type="dxa"/>
-          </w:tcPr>
-          <w:p>
-            <w:pPr>
-              <w:rPr>
-                <w:rFonts w:ascii="Times New Roman" w:hAnsi="Times New Roman"/>
-                <w:b/>
-                <w:sz w:val="26"/>
-              </w:rPr>
-            </w:pPr>
-          </w:p>
-        </w:tc>
-        <w:tc>
-          <w:tcPr>
-            <w:tcW w:w="1773" w:type="dxa"/>
-          </w:tcPr>
-          <w:p>
-            <w:pPr>
-              <w:rPr>
-                <w:rFonts w:ascii="Times New Roman" w:hAnsi="Times New Roman"/>
-                <w:b/>
-                <w:sz w:val="26"/>
-              </w:rPr>
-            </w:pPr>
-          </w:p>
-        </w:tc>
-      </w:tr>
-      <w:tr>
-        <w:tc>
-          <w:tcPr>
-            <w:tcW w:w="1414" w:type="dxa"/>
-          </w:tcPr>
-          <w:p>
-            <w:pPr>
-              <w:rPr>
-                <w:rFonts w:ascii="Times New Roman" w:hAnsi="Times New Roman"/>
-                <w:b/>
-                <w:sz w:val="26"/>
-              </w:rPr>
-            </w:pPr>
-          </w:p>
-        </w:tc>
-        <w:tc>
-          <w:tcPr>
-            <w:tcW w:w="1090" w:type="dxa"/>
-          </w:tcPr>
-          <w:p>
-            <w:pPr>
-              <w:rPr>
-                <w:rFonts w:ascii="Times New Roman" w:hAnsi="Times New Roman"/>
-                <w:b/>
-                <w:sz w:val="26"/>
-              </w:rPr>
-            </w:pPr>
-          </w:p>
-        </w:tc>
-        <w:tc>
-          <w:tcPr>
-            <w:tcW w:w="1431" w:type="dxa"/>
-          </w:tcPr>
-          <w:p>
-            <w:pPr>
-              <w:rPr>
-                <w:rFonts w:ascii="Times New Roman" w:hAnsi="Times New Roman"/>
-                <w:b/>
-                <w:sz w:val="26"/>
-              </w:rPr>
-            </w:pPr>
-          </w:p>
-        </w:tc>
-        <w:tc>
-          <w:tcPr>
-            <w:tcW w:w="830" w:type="dxa"/>
-          </w:tcPr>
-          <w:p>
-            <w:pPr>
-              <w:rPr>
-                <w:rFonts w:ascii="Times New Roman" w:hAnsi="Times New Roman"/>
-                <w:b/>
-                <w:sz w:val="26"/>
-              </w:rPr>
-            </w:pPr>
-          </w:p>
-        </w:tc>
-        <w:tc>
-          <w:tcPr>
-            <w:tcW w:w="1350" w:type="dxa"/>
-          </w:tcPr>
-          <w:p>
-            <w:pPr>
-              <w:rPr>
-                <w:rFonts w:ascii="Times New Roman" w:hAnsi="Times New Roman"/>
-                <w:b/>
-                <w:sz w:val="26"/>
-              </w:rPr>
-            </w:pPr>
-          </w:p>
-        </w:tc>
-        <w:tc>
-          <w:tcPr>
-            <w:tcW w:w="1260" w:type="dxa"/>
-          </w:tcPr>
-          <w:p>
-            <w:pPr>
-              <w:rPr>
-                <w:rFonts w:ascii="Times New Roman" w:hAnsi="Times New Roman"/>
-                <w:b/>
-                <w:sz w:val="26"/>
-              </w:rPr>
-            </w:pPr>
-          </w:p>
-        </w:tc>
-        <w:tc>
-          <w:tcPr>
-            <w:tcW w:w="837" w:type="dxa"/>
-          </w:tcPr>
-          <w:p>
-            <w:pPr>
-              <w:rPr>
-                <w:rFonts w:ascii="Times New Roman" w:hAnsi="Times New Roman"/>
-                <w:b/>
-                <w:sz w:val="26"/>
-              </w:rPr>
-            </w:pPr>
-          </w:p>
-        </w:tc>
-        <w:tc>
-          <w:tcPr>
-            <w:tcW w:w="1773" w:type="dxa"/>
-          </w:tcPr>
-          <w:p>
-            <w:pPr>
-              <w:rPr>
-                <w:rFonts w:ascii="Times New Roman" w:hAnsi="Times New Roman"/>
-                <w:b/>
-                <w:sz w:val="26"/>
-              </w:rPr>
-            </w:pPr>
-          </w:p>
-        </w:tc>
-      </w:tr>
-      <w:tr>
-        <w:tc>
-          <w:tcPr>
-            <w:tcW w:w="1414" w:type="dxa"/>
-          </w:tcPr>
-          <w:p>
-            <w:pPr>
-              <w:rPr>
-                <w:rFonts w:ascii="Times New Roman" w:hAnsi="Times New Roman"/>
-                <w:b/>
-                <w:sz w:val="26"/>
-              </w:rPr>
-            </w:pPr>
-          </w:p>
-        </w:tc>
-        <w:tc>
-          <w:tcPr>
-            <w:tcW w:w="1090" w:type="dxa"/>
-          </w:tcPr>
-          <w:p>
-            <w:pPr>
-              <w:rPr>
-                <w:rFonts w:ascii="Times New Roman" w:hAnsi="Times New Roman"/>
-                <w:b/>
-                <w:sz w:val="26"/>
-              </w:rPr>
-            </w:pPr>
-          </w:p>
-        </w:tc>
-        <w:tc>
-          <w:tcPr>
-            <w:tcW w:w="1431" w:type="dxa"/>
-          </w:tcPr>
-          <w:p>
-            <w:pPr>
-              <w:rPr>
-                <w:rFonts w:ascii="Times New Roman" w:hAnsi="Times New Roman"/>
-                <w:b/>
-                <w:sz w:val="26"/>
-              </w:rPr>
-            </w:pPr>
-          </w:p>
-        </w:tc>
-        <w:tc>
-          <w:tcPr>
-            <w:tcW w:w="830" w:type="dxa"/>
-          </w:tcPr>
-          <w:p>
-            <w:pPr>
-              <w:rPr>
-                <w:rFonts w:ascii="Times New Roman" w:hAnsi="Times New Roman"/>
-                <w:b/>
-                <w:sz w:val="26"/>
-              </w:rPr>
-            </w:pPr>
-          </w:p>
-        </w:tc>
-        <w:tc>
-          <w:tcPr>
-            <w:tcW w:w="1350" w:type="dxa"/>
-          </w:tcPr>
-          <w:p>
-            <w:pPr>
-              <w:rPr>
-                <w:rFonts w:ascii="Times New Roman" w:hAnsi="Times New Roman"/>
-                <w:b/>
-                <w:sz w:val="26"/>
-              </w:rPr>
-            </w:pPr>
-          </w:p>
-        </w:tc>
-        <w:tc>
-          <w:tcPr>
-            <w:tcW w:w="1260" w:type="dxa"/>
-          </w:tcPr>
-          <w:p>
-            <w:pPr>
-              <w:rPr>
-                <w:rFonts w:ascii="Times New Roman" w:hAnsi="Times New Roman"/>
-                <w:b/>
-                <w:sz w:val="26"/>
-              </w:rPr>
-            </w:pPr>
-          </w:p>
-        </w:tc>
-        <w:tc>
-          <w:tcPr>
-            <w:tcW w:w="837" w:type="dxa"/>
-          </w:tcPr>
-          <w:p>
-            <w:pPr>
-              <w:rPr>
-                <w:rFonts w:ascii="Times New Roman" w:hAnsi="Times New Roman"/>
-                <w:b/>
-                <w:sz w:val="26"/>
-              </w:rPr>
-            </w:pPr>
-          </w:p>
-        </w:tc>
-        <w:tc>
-          <w:tcPr>
-            <w:tcW w:w="1773" w:type="dxa"/>
-          </w:tcPr>
-          <w:p>
-            <w:pPr>
-              <w:rPr>
-                <w:rFonts w:ascii="Times New Roman" w:hAnsi="Times New Roman"/>
-                <w:b/>
-                <w:sz w:val="26"/>
-              </w:rPr>
-            </w:pPr>
-          </w:p>
-        </w:tc>
-      </w:tr>
     </w:tbl>
     <w:p>
       <w:pPr>
+        <w:ind w:firstLine="720"/>
         <w:rPr>
           <w:rFonts w:ascii="Times New Roman" w:hAnsi="Times New Roman"/>
           <w:b/>
           <w:sz w:val="26"/>
+          <w:lang w:val="en-US"/>
         </w:rPr>
         <w:sectPr>
           <w:type w:val="continuous"/>
@@ -10218,4039 +9768,32 @@
           <w:docGrid w:linePitch="360"/>
         </w:sectPr>
       </w:pPr>
-    </w:p>
-    <w:tbl>
-      <w:tblPr>
-        <w:tblStyle w:val="TableGrid"/>
-        <w:tblW w:w="9985" w:type="dxa"/>
-        <w:tblLook w:val="04A0" w:firstRow="1" w:lastRow="0" w:firstColumn="1" w:lastColumn="0" w:noHBand="0" w:noVBand="1"/>
-      </w:tblPr>
-      <w:tblGrid>
-        <w:gridCol w:w="1414"/>
-        <w:gridCol w:w="1090"/>
-        <w:gridCol w:w="1431"/>
-        <w:gridCol w:w="830"/>
-        <w:gridCol w:w="1350"/>
-        <w:gridCol w:w="1260"/>
-        <w:gridCol w:w="837"/>
-        <w:gridCol w:w="1773"/>
-      </w:tblGrid>
-      <w:tr>
-        <w:tc>
-          <w:tcPr>
-            <w:tcW w:w="1414" w:type="dxa"/>
-          </w:tcPr>
-          <w:p>
-            <w:pPr>
-              <w:rPr>
-                <w:rFonts w:ascii="Times New Roman" w:hAnsi="Times New Roman"/>
-                <w:b/>
-                <w:sz w:val="26"/>
-              </w:rPr>
-            </w:pPr>
-          </w:p>
-        </w:tc>
-        <w:tc>
-          <w:tcPr>
-            <w:tcW w:w="1090" w:type="dxa"/>
-          </w:tcPr>
-          <w:p>
-            <w:pPr>
-              <w:rPr>
-                <w:rFonts w:ascii="Times New Roman" w:hAnsi="Times New Roman"/>
-                <w:b/>
-                <w:sz w:val="26"/>
-              </w:rPr>
-            </w:pPr>
-          </w:p>
-        </w:tc>
-        <w:tc>
-          <w:tcPr>
-            <w:tcW w:w="1431" w:type="dxa"/>
-          </w:tcPr>
-          <w:p>
-            <w:pPr>
-              <w:rPr>
-                <w:rFonts w:ascii="Times New Roman" w:hAnsi="Times New Roman"/>
-                <w:b/>
-                <w:sz w:val="26"/>
-              </w:rPr>
-            </w:pPr>
-          </w:p>
-        </w:tc>
-        <w:tc>
-          <w:tcPr>
-            <w:tcW w:w="830" w:type="dxa"/>
-          </w:tcPr>
-          <w:p>
-            <w:pPr>
-              <w:rPr>
-                <w:rFonts w:ascii="Times New Roman" w:hAnsi="Times New Roman"/>
-                <w:b/>
-                <w:sz w:val="26"/>
-              </w:rPr>
-            </w:pPr>
-          </w:p>
-        </w:tc>
-        <w:tc>
-          <w:tcPr>
-            <w:tcW w:w="1350" w:type="dxa"/>
-          </w:tcPr>
-          <w:p>
-            <w:pPr>
-              <w:rPr>
-                <w:rFonts w:ascii="Times New Roman" w:hAnsi="Times New Roman"/>
-                <w:b/>
-                <w:sz w:val="26"/>
-              </w:rPr>
-            </w:pPr>
-          </w:p>
-        </w:tc>
-        <w:tc>
-          <w:tcPr>
-            <w:tcW w:w="1260" w:type="dxa"/>
-          </w:tcPr>
-          <w:p>
-            <w:pPr>
-              <w:rPr>
-                <w:rFonts w:ascii="Times New Roman" w:hAnsi="Times New Roman"/>
-                <w:b/>
-                <w:sz w:val="26"/>
-              </w:rPr>
-            </w:pPr>
-          </w:p>
-        </w:tc>
-        <w:tc>
-          <w:tcPr>
-            <w:tcW w:w="837" w:type="dxa"/>
-          </w:tcPr>
-          <w:p>
-            <w:pPr>
-              <w:rPr>
-                <w:rFonts w:ascii="Times New Roman" w:hAnsi="Times New Roman"/>
-                <w:b/>
-                <w:sz w:val="26"/>
-              </w:rPr>
-            </w:pPr>
-          </w:p>
-        </w:tc>
-        <w:tc>
-          <w:tcPr>
-            <w:tcW w:w="1773" w:type="dxa"/>
-          </w:tcPr>
-          <w:p>
-            <w:pPr>
-              <w:rPr>
-                <w:rFonts w:ascii="Times New Roman" w:hAnsi="Times New Roman"/>
-                <w:b/>
-                <w:sz w:val="26"/>
-              </w:rPr>
-            </w:pPr>
-          </w:p>
-        </w:tc>
-      </w:tr>
-      <w:tr>
-        <w:tc>
-          <w:tcPr>
-            <w:tcW w:w="1414" w:type="dxa"/>
-          </w:tcPr>
-          <w:p>
-            <w:pPr>
-              <w:rPr>
-                <w:rFonts w:ascii="Times New Roman" w:hAnsi="Times New Roman"/>
-                <w:b/>
-                <w:sz w:val="26"/>
-              </w:rPr>
-            </w:pPr>
-          </w:p>
-        </w:tc>
-        <w:tc>
-          <w:tcPr>
-            <w:tcW w:w="1090" w:type="dxa"/>
-          </w:tcPr>
-          <w:p>
-            <w:pPr>
-              <w:rPr>
-                <w:rFonts w:ascii="Times New Roman" w:hAnsi="Times New Roman"/>
-                <w:b/>
-                <w:sz w:val="26"/>
-              </w:rPr>
-            </w:pPr>
-          </w:p>
-        </w:tc>
-        <w:tc>
-          <w:tcPr>
-            <w:tcW w:w="1431" w:type="dxa"/>
-          </w:tcPr>
-          <w:p>
-            <w:pPr>
-              <w:rPr>
-                <w:rFonts w:ascii="Times New Roman" w:hAnsi="Times New Roman"/>
-                <w:b/>
-                <w:sz w:val="26"/>
-              </w:rPr>
-            </w:pPr>
-          </w:p>
-        </w:tc>
-        <w:tc>
-          <w:tcPr>
-            <w:tcW w:w="830" w:type="dxa"/>
-          </w:tcPr>
-          <w:p>
-            <w:pPr>
-              <w:rPr>
-                <w:rFonts w:ascii="Times New Roman" w:hAnsi="Times New Roman"/>
-                <w:b/>
-                <w:sz w:val="26"/>
-              </w:rPr>
-            </w:pPr>
-          </w:p>
-        </w:tc>
-        <w:tc>
-          <w:tcPr>
-            <w:tcW w:w="1350" w:type="dxa"/>
-          </w:tcPr>
-          <w:p>
-            <w:pPr>
-              <w:rPr>
-                <w:rFonts w:ascii="Times New Roman" w:hAnsi="Times New Roman"/>
-                <w:b/>
-                <w:sz w:val="26"/>
-              </w:rPr>
-            </w:pPr>
-          </w:p>
-        </w:tc>
-        <w:tc>
-          <w:tcPr>
-            <w:tcW w:w="1260" w:type="dxa"/>
-          </w:tcPr>
-          <w:p>
-            <w:pPr>
-              <w:rPr>
-                <w:rFonts w:ascii="Times New Roman" w:hAnsi="Times New Roman"/>
-                <w:b/>
-                <w:sz w:val="26"/>
-              </w:rPr>
-            </w:pPr>
-          </w:p>
-        </w:tc>
-        <w:tc>
-          <w:tcPr>
-            <w:tcW w:w="837" w:type="dxa"/>
-          </w:tcPr>
-          <w:p>
-            <w:pPr>
-              <w:rPr>
-                <w:rFonts w:ascii="Times New Roman" w:hAnsi="Times New Roman"/>
-                <w:b/>
-                <w:sz w:val="26"/>
-              </w:rPr>
-            </w:pPr>
-          </w:p>
-        </w:tc>
-        <w:tc>
-          <w:tcPr>
-            <w:tcW w:w="1773" w:type="dxa"/>
-          </w:tcPr>
-          <w:p>
-            <w:pPr>
-              <w:rPr>
-                <w:rFonts w:ascii="Times New Roman" w:hAnsi="Times New Roman"/>
-                <w:b/>
-                <w:sz w:val="26"/>
-              </w:rPr>
-            </w:pPr>
-          </w:p>
-        </w:tc>
-      </w:tr>
-      <w:tr>
-        <w:tc>
-          <w:tcPr>
-            <w:tcW w:w="1414" w:type="dxa"/>
-          </w:tcPr>
-          <w:p>
-            <w:pPr>
-              <w:rPr>
-                <w:rFonts w:ascii="Times New Roman" w:hAnsi="Times New Roman"/>
-                <w:b/>
-                <w:sz w:val="26"/>
-              </w:rPr>
-            </w:pPr>
-          </w:p>
-        </w:tc>
-        <w:tc>
-          <w:tcPr>
-            <w:tcW w:w="1090" w:type="dxa"/>
-          </w:tcPr>
-          <w:p>
-            <w:pPr>
-              <w:rPr>
-                <w:rFonts w:ascii="Times New Roman" w:hAnsi="Times New Roman"/>
-                <w:b/>
-                <w:sz w:val="26"/>
-              </w:rPr>
-            </w:pPr>
-          </w:p>
-        </w:tc>
-        <w:tc>
-          <w:tcPr>
-            <w:tcW w:w="1431" w:type="dxa"/>
-          </w:tcPr>
-          <w:p>
-            <w:pPr>
-              <w:rPr>
-                <w:rFonts w:ascii="Times New Roman" w:hAnsi="Times New Roman"/>
-                <w:b/>
-                <w:sz w:val="26"/>
-              </w:rPr>
-            </w:pPr>
-          </w:p>
-        </w:tc>
-        <w:tc>
-          <w:tcPr>
-            <w:tcW w:w="830" w:type="dxa"/>
-          </w:tcPr>
-          <w:p>
-            <w:pPr>
-              <w:rPr>
-                <w:rFonts w:ascii="Times New Roman" w:hAnsi="Times New Roman"/>
-                <w:b/>
-                <w:sz w:val="26"/>
-              </w:rPr>
-            </w:pPr>
-          </w:p>
-        </w:tc>
-        <w:tc>
-          <w:tcPr>
-            <w:tcW w:w="1350" w:type="dxa"/>
-          </w:tcPr>
-          <w:p>
-            <w:pPr>
-              <w:rPr>
-                <w:rFonts w:ascii="Times New Roman" w:hAnsi="Times New Roman"/>
-                <w:b/>
-                <w:sz w:val="26"/>
-              </w:rPr>
-            </w:pPr>
-          </w:p>
-        </w:tc>
-        <w:tc>
-          <w:tcPr>
-            <w:tcW w:w="1260" w:type="dxa"/>
-          </w:tcPr>
-          <w:p>
-            <w:pPr>
-              <w:rPr>
-                <w:rFonts w:ascii="Times New Roman" w:hAnsi="Times New Roman"/>
-                <w:b/>
-                <w:sz w:val="26"/>
-              </w:rPr>
-            </w:pPr>
-          </w:p>
-        </w:tc>
-        <w:tc>
-          <w:tcPr>
-            <w:tcW w:w="837" w:type="dxa"/>
-          </w:tcPr>
-          <w:p>
-            <w:pPr>
-              <w:rPr>
-                <w:rFonts w:ascii="Times New Roman" w:hAnsi="Times New Roman"/>
-                <w:b/>
-                <w:sz w:val="26"/>
-              </w:rPr>
-            </w:pPr>
-          </w:p>
-        </w:tc>
-        <w:tc>
-          <w:tcPr>
-            <w:tcW w:w="1773" w:type="dxa"/>
-          </w:tcPr>
-          <w:p>
-            <w:pPr>
-              <w:rPr>
-                <w:rFonts w:ascii="Times New Roman" w:hAnsi="Times New Roman"/>
-                <w:b/>
-                <w:sz w:val="26"/>
-              </w:rPr>
-            </w:pPr>
-          </w:p>
-        </w:tc>
-      </w:tr>
-      <w:tr>
-        <w:tc>
-          <w:tcPr>
-            <w:tcW w:w="1414" w:type="dxa"/>
-          </w:tcPr>
-          <w:p>
-            <w:pPr>
-              <w:rPr>
-                <w:rFonts w:ascii="Times New Roman" w:hAnsi="Times New Roman"/>
-                <w:b/>
-                <w:sz w:val="26"/>
-              </w:rPr>
-            </w:pPr>
-          </w:p>
-        </w:tc>
-        <w:tc>
-          <w:tcPr>
-            <w:tcW w:w="1090" w:type="dxa"/>
-          </w:tcPr>
-          <w:p>
-            <w:pPr>
-              <w:rPr>
-                <w:rFonts w:ascii="Times New Roman" w:hAnsi="Times New Roman"/>
-                <w:b/>
-                <w:sz w:val="26"/>
-              </w:rPr>
-            </w:pPr>
-          </w:p>
-        </w:tc>
-        <w:tc>
-          <w:tcPr>
-            <w:tcW w:w="1431" w:type="dxa"/>
-          </w:tcPr>
-          <w:p>
-            <w:pPr>
-              <w:rPr>
-                <w:rFonts w:ascii="Times New Roman" w:hAnsi="Times New Roman"/>
-                <w:b/>
-                <w:sz w:val="26"/>
-              </w:rPr>
-            </w:pPr>
-          </w:p>
-        </w:tc>
-        <w:tc>
-          <w:tcPr>
-            <w:tcW w:w="830" w:type="dxa"/>
-          </w:tcPr>
-          <w:p>
-            <w:pPr>
-              <w:rPr>
-                <w:rFonts w:ascii="Times New Roman" w:hAnsi="Times New Roman"/>
-                <w:b/>
-                <w:sz w:val="26"/>
-              </w:rPr>
-            </w:pPr>
-          </w:p>
-        </w:tc>
-        <w:tc>
-          <w:tcPr>
-            <w:tcW w:w="1350" w:type="dxa"/>
-          </w:tcPr>
-          <w:p>
-            <w:pPr>
-              <w:rPr>
-                <w:rFonts w:ascii="Times New Roman" w:hAnsi="Times New Roman"/>
-                <w:b/>
-                <w:sz w:val="26"/>
-              </w:rPr>
-            </w:pPr>
-          </w:p>
-        </w:tc>
-        <w:tc>
-          <w:tcPr>
-            <w:tcW w:w="1260" w:type="dxa"/>
-          </w:tcPr>
-          <w:p>
-            <w:pPr>
-              <w:rPr>
-                <w:rFonts w:ascii="Times New Roman" w:hAnsi="Times New Roman"/>
-                <w:b/>
-                <w:sz w:val="26"/>
-              </w:rPr>
-            </w:pPr>
-          </w:p>
-        </w:tc>
-        <w:tc>
-          <w:tcPr>
-            <w:tcW w:w="837" w:type="dxa"/>
-          </w:tcPr>
-          <w:p>
-            <w:pPr>
-              <w:rPr>
-                <w:rFonts w:ascii="Times New Roman" w:hAnsi="Times New Roman"/>
-                <w:b/>
-                <w:sz w:val="26"/>
-              </w:rPr>
-            </w:pPr>
-          </w:p>
-        </w:tc>
-        <w:tc>
-          <w:tcPr>
-            <w:tcW w:w="1773" w:type="dxa"/>
-          </w:tcPr>
-          <w:p>
-            <w:pPr>
-              <w:rPr>
-                <w:rFonts w:ascii="Times New Roman" w:hAnsi="Times New Roman"/>
-                <w:b/>
-                <w:sz w:val="26"/>
-              </w:rPr>
-            </w:pPr>
-          </w:p>
-        </w:tc>
-      </w:tr>
-      <w:tr>
-        <w:tc>
-          <w:tcPr>
-            <w:tcW w:w="1414" w:type="dxa"/>
-          </w:tcPr>
-          <w:p>
-            <w:pPr>
-              <w:rPr>
-                <w:rFonts w:ascii="Times New Roman" w:hAnsi="Times New Roman"/>
-                <w:b/>
-                <w:sz w:val="26"/>
-              </w:rPr>
-            </w:pPr>
-          </w:p>
-        </w:tc>
-        <w:tc>
-          <w:tcPr>
-            <w:tcW w:w="1090" w:type="dxa"/>
-          </w:tcPr>
-          <w:p>
-            <w:pPr>
-              <w:rPr>
-                <w:rFonts w:ascii="Times New Roman" w:hAnsi="Times New Roman"/>
-                <w:b/>
-                <w:sz w:val="26"/>
-              </w:rPr>
-            </w:pPr>
-          </w:p>
-        </w:tc>
-        <w:tc>
-          <w:tcPr>
-            <w:tcW w:w="1431" w:type="dxa"/>
-          </w:tcPr>
-          <w:p>
-            <w:pPr>
-              <w:rPr>
-                <w:rFonts w:ascii="Times New Roman" w:hAnsi="Times New Roman"/>
-                <w:b/>
-                <w:sz w:val="26"/>
-              </w:rPr>
-            </w:pPr>
-          </w:p>
-        </w:tc>
-        <w:tc>
-          <w:tcPr>
-            <w:tcW w:w="830" w:type="dxa"/>
-          </w:tcPr>
-          <w:p>
-            <w:pPr>
-              <w:rPr>
-                <w:rFonts w:ascii="Times New Roman" w:hAnsi="Times New Roman"/>
-                <w:b/>
-                <w:sz w:val="26"/>
-              </w:rPr>
-            </w:pPr>
-          </w:p>
-        </w:tc>
-        <w:tc>
-          <w:tcPr>
-            <w:tcW w:w="1350" w:type="dxa"/>
-          </w:tcPr>
-          <w:p>
-            <w:pPr>
-              <w:rPr>
-                <w:rFonts w:ascii="Times New Roman" w:hAnsi="Times New Roman"/>
-                <w:b/>
-                <w:sz w:val="26"/>
-              </w:rPr>
-            </w:pPr>
-          </w:p>
-        </w:tc>
-        <w:tc>
-          <w:tcPr>
-            <w:tcW w:w="1260" w:type="dxa"/>
-          </w:tcPr>
-          <w:p>
-            <w:pPr>
-              <w:rPr>
-                <w:rFonts w:ascii="Times New Roman" w:hAnsi="Times New Roman"/>
-                <w:b/>
-                <w:sz w:val="26"/>
-              </w:rPr>
-            </w:pPr>
-          </w:p>
-        </w:tc>
-        <w:tc>
-          <w:tcPr>
-            <w:tcW w:w="837" w:type="dxa"/>
-          </w:tcPr>
-          <w:p>
-            <w:pPr>
-              <w:rPr>
-                <w:rFonts w:ascii="Times New Roman" w:hAnsi="Times New Roman"/>
-                <w:b/>
-                <w:sz w:val="26"/>
-              </w:rPr>
-            </w:pPr>
-          </w:p>
-        </w:tc>
-        <w:tc>
-          <w:tcPr>
-            <w:tcW w:w="1773" w:type="dxa"/>
-          </w:tcPr>
-          <w:p>
-            <w:pPr>
-              <w:rPr>
-                <w:rFonts w:ascii="Times New Roman" w:hAnsi="Times New Roman"/>
-                <w:b/>
-                <w:sz w:val="26"/>
-              </w:rPr>
-            </w:pPr>
-          </w:p>
-        </w:tc>
-      </w:tr>
-      <w:tr>
-        <w:tc>
-          <w:tcPr>
-            <w:tcW w:w="1414" w:type="dxa"/>
-          </w:tcPr>
-          <w:p>
-            <w:pPr>
-              <w:rPr>
-                <w:rFonts w:ascii="Times New Roman" w:hAnsi="Times New Roman"/>
-                <w:b/>
-                <w:sz w:val="26"/>
-              </w:rPr>
-            </w:pPr>
-          </w:p>
-        </w:tc>
-        <w:tc>
-          <w:tcPr>
-            <w:tcW w:w="1090" w:type="dxa"/>
-          </w:tcPr>
-          <w:p>
-            <w:pPr>
-              <w:rPr>
-                <w:rFonts w:ascii="Times New Roman" w:hAnsi="Times New Roman"/>
-                <w:b/>
-                <w:sz w:val="26"/>
-              </w:rPr>
-            </w:pPr>
-          </w:p>
-        </w:tc>
-        <w:tc>
-          <w:tcPr>
-            <w:tcW w:w="1431" w:type="dxa"/>
-          </w:tcPr>
-          <w:p>
-            <w:pPr>
-              <w:rPr>
-                <w:rFonts w:ascii="Times New Roman" w:hAnsi="Times New Roman"/>
-                <w:b/>
-                <w:sz w:val="26"/>
-              </w:rPr>
-            </w:pPr>
-          </w:p>
-        </w:tc>
-        <w:tc>
-          <w:tcPr>
-            <w:tcW w:w="830" w:type="dxa"/>
-          </w:tcPr>
-          <w:p>
-            <w:pPr>
-              <w:rPr>
-                <w:rFonts w:ascii="Times New Roman" w:hAnsi="Times New Roman"/>
-                <w:b/>
-                <w:sz w:val="26"/>
-              </w:rPr>
-            </w:pPr>
-          </w:p>
-        </w:tc>
-        <w:tc>
-          <w:tcPr>
-            <w:tcW w:w="1350" w:type="dxa"/>
-          </w:tcPr>
-          <w:p>
-            <w:pPr>
-              <w:rPr>
-                <w:rFonts w:ascii="Times New Roman" w:hAnsi="Times New Roman"/>
-                <w:b/>
-                <w:sz w:val="26"/>
-              </w:rPr>
-            </w:pPr>
-          </w:p>
-        </w:tc>
-        <w:tc>
-          <w:tcPr>
-            <w:tcW w:w="1260" w:type="dxa"/>
-          </w:tcPr>
-          <w:p>
-            <w:pPr>
-              <w:rPr>
-                <w:rFonts w:ascii="Times New Roman" w:hAnsi="Times New Roman"/>
-                <w:b/>
-                <w:sz w:val="26"/>
-              </w:rPr>
-            </w:pPr>
-          </w:p>
-        </w:tc>
-        <w:tc>
-          <w:tcPr>
-            <w:tcW w:w="837" w:type="dxa"/>
-          </w:tcPr>
-          <w:p>
-            <w:pPr>
-              <w:rPr>
-                <w:rFonts w:ascii="Times New Roman" w:hAnsi="Times New Roman"/>
-                <w:b/>
-                <w:sz w:val="26"/>
-              </w:rPr>
-            </w:pPr>
-          </w:p>
-        </w:tc>
-        <w:tc>
-          <w:tcPr>
-            <w:tcW w:w="1773" w:type="dxa"/>
-          </w:tcPr>
-          <w:p>
-            <w:pPr>
-              <w:rPr>
-                <w:rFonts w:ascii="Times New Roman" w:hAnsi="Times New Roman"/>
-                <w:b/>
-                <w:sz w:val="26"/>
-              </w:rPr>
-            </w:pPr>
-          </w:p>
-        </w:tc>
-      </w:tr>
-      <w:tr>
-        <w:tc>
-          <w:tcPr>
-            <w:tcW w:w="1414" w:type="dxa"/>
-          </w:tcPr>
-          <w:p>
-            <w:pPr>
-              <w:rPr>
-                <w:rFonts w:ascii="Times New Roman" w:hAnsi="Times New Roman"/>
-                <w:b/>
-                <w:sz w:val="26"/>
-              </w:rPr>
-            </w:pPr>
-          </w:p>
-        </w:tc>
-        <w:tc>
-          <w:tcPr>
-            <w:tcW w:w="1090" w:type="dxa"/>
-          </w:tcPr>
-          <w:p>
-            <w:pPr>
-              <w:rPr>
-                <w:rFonts w:ascii="Times New Roman" w:hAnsi="Times New Roman"/>
-                <w:b/>
-                <w:sz w:val="26"/>
-              </w:rPr>
-            </w:pPr>
-          </w:p>
-        </w:tc>
-        <w:tc>
-          <w:tcPr>
-            <w:tcW w:w="1431" w:type="dxa"/>
-          </w:tcPr>
-          <w:p>
-            <w:pPr>
-              <w:rPr>
-                <w:rFonts w:ascii="Times New Roman" w:hAnsi="Times New Roman"/>
-                <w:b/>
-                <w:sz w:val="26"/>
-              </w:rPr>
-            </w:pPr>
-          </w:p>
-        </w:tc>
-        <w:tc>
-          <w:tcPr>
-            <w:tcW w:w="830" w:type="dxa"/>
-          </w:tcPr>
-          <w:p>
-            <w:pPr>
-              <w:rPr>
-                <w:rFonts w:ascii="Times New Roman" w:hAnsi="Times New Roman"/>
-                <w:b/>
-                <w:sz w:val="26"/>
-              </w:rPr>
-            </w:pPr>
-          </w:p>
-        </w:tc>
-        <w:tc>
-          <w:tcPr>
-            <w:tcW w:w="1350" w:type="dxa"/>
-          </w:tcPr>
-          <w:p>
-            <w:pPr>
-              <w:rPr>
-                <w:rFonts w:ascii="Times New Roman" w:hAnsi="Times New Roman"/>
-                <w:b/>
-                <w:sz w:val="26"/>
-              </w:rPr>
-            </w:pPr>
-          </w:p>
-        </w:tc>
-        <w:tc>
-          <w:tcPr>
-            <w:tcW w:w="1260" w:type="dxa"/>
-          </w:tcPr>
-          <w:p>
-            <w:pPr>
-              <w:rPr>
-                <w:rFonts w:ascii="Times New Roman" w:hAnsi="Times New Roman"/>
-                <w:b/>
-                <w:sz w:val="26"/>
-              </w:rPr>
-            </w:pPr>
-          </w:p>
-        </w:tc>
-        <w:tc>
-          <w:tcPr>
-            <w:tcW w:w="837" w:type="dxa"/>
-          </w:tcPr>
-          <w:p>
-            <w:pPr>
-              <w:rPr>
-                <w:rFonts w:ascii="Times New Roman" w:hAnsi="Times New Roman"/>
-                <w:b/>
-                <w:sz w:val="26"/>
-              </w:rPr>
-            </w:pPr>
-          </w:p>
-        </w:tc>
-        <w:tc>
-          <w:tcPr>
-            <w:tcW w:w="1773" w:type="dxa"/>
-          </w:tcPr>
-          <w:p>
-            <w:pPr>
-              <w:rPr>
-                <w:rFonts w:ascii="Times New Roman" w:hAnsi="Times New Roman"/>
-                <w:b/>
-                <w:sz w:val="26"/>
-              </w:rPr>
-            </w:pPr>
-          </w:p>
-        </w:tc>
-      </w:tr>
-      <w:tr>
-        <w:tc>
-          <w:tcPr>
-            <w:tcW w:w="1414" w:type="dxa"/>
-          </w:tcPr>
-          <w:p>
-            <w:pPr>
-              <w:rPr>
-                <w:rFonts w:ascii="Times New Roman" w:hAnsi="Times New Roman"/>
-                <w:b/>
-                <w:sz w:val="26"/>
-              </w:rPr>
-            </w:pPr>
-          </w:p>
-        </w:tc>
-        <w:tc>
-          <w:tcPr>
-            <w:tcW w:w="1090" w:type="dxa"/>
-          </w:tcPr>
-          <w:p>
-            <w:pPr>
-              <w:rPr>
-                <w:rFonts w:ascii="Times New Roman" w:hAnsi="Times New Roman"/>
-                <w:b/>
-                <w:sz w:val="26"/>
-              </w:rPr>
-            </w:pPr>
-          </w:p>
-        </w:tc>
-        <w:tc>
-          <w:tcPr>
-            <w:tcW w:w="1431" w:type="dxa"/>
-          </w:tcPr>
-          <w:p>
-            <w:pPr>
-              <w:rPr>
-                <w:rFonts w:ascii="Times New Roman" w:hAnsi="Times New Roman"/>
-                <w:b/>
-                <w:sz w:val="26"/>
-              </w:rPr>
-            </w:pPr>
-          </w:p>
-        </w:tc>
-        <w:tc>
-          <w:tcPr>
-            <w:tcW w:w="830" w:type="dxa"/>
-          </w:tcPr>
-          <w:p>
-            <w:pPr>
-              <w:rPr>
-                <w:rFonts w:ascii="Times New Roman" w:hAnsi="Times New Roman"/>
-                <w:b/>
-                <w:sz w:val="26"/>
-              </w:rPr>
-            </w:pPr>
-          </w:p>
-        </w:tc>
-        <w:tc>
-          <w:tcPr>
-            <w:tcW w:w="1350" w:type="dxa"/>
-          </w:tcPr>
-          <w:p>
-            <w:pPr>
-              <w:rPr>
-                <w:rFonts w:ascii="Times New Roman" w:hAnsi="Times New Roman"/>
-                <w:b/>
-                <w:sz w:val="26"/>
-              </w:rPr>
-            </w:pPr>
-          </w:p>
-        </w:tc>
-        <w:tc>
-          <w:tcPr>
-            <w:tcW w:w="1260" w:type="dxa"/>
-          </w:tcPr>
-          <w:p>
-            <w:pPr>
-              <w:rPr>
-                <w:rFonts w:ascii="Times New Roman" w:hAnsi="Times New Roman"/>
-                <w:b/>
-                <w:sz w:val="26"/>
-              </w:rPr>
-            </w:pPr>
-          </w:p>
-        </w:tc>
-        <w:tc>
-          <w:tcPr>
-            <w:tcW w:w="837" w:type="dxa"/>
-          </w:tcPr>
-          <w:p>
-            <w:pPr>
-              <w:rPr>
-                <w:rFonts w:ascii="Times New Roman" w:hAnsi="Times New Roman"/>
-                <w:b/>
-                <w:sz w:val="26"/>
-              </w:rPr>
-            </w:pPr>
-          </w:p>
-        </w:tc>
-        <w:tc>
-          <w:tcPr>
-            <w:tcW w:w="1773" w:type="dxa"/>
-          </w:tcPr>
-          <w:p>
-            <w:pPr>
-              <w:rPr>
-                <w:rFonts w:ascii="Times New Roman" w:hAnsi="Times New Roman"/>
-                <w:b/>
-                <w:sz w:val="26"/>
-              </w:rPr>
-            </w:pPr>
-          </w:p>
-        </w:tc>
-      </w:tr>
-      <w:tr>
-        <w:tc>
-          <w:tcPr>
-            <w:tcW w:w="1414" w:type="dxa"/>
-          </w:tcPr>
-          <w:p>
-            <w:pPr>
-              <w:rPr>
-                <w:rFonts w:ascii="Times New Roman" w:hAnsi="Times New Roman"/>
-                <w:b/>
-                <w:sz w:val="26"/>
-              </w:rPr>
-            </w:pPr>
-          </w:p>
-        </w:tc>
-        <w:tc>
-          <w:tcPr>
-            <w:tcW w:w="1090" w:type="dxa"/>
-          </w:tcPr>
-          <w:p>
-            <w:pPr>
-              <w:rPr>
-                <w:rFonts w:ascii="Times New Roman" w:hAnsi="Times New Roman"/>
-                <w:b/>
-                <w:sz w:val="26"/>
-              </w:rPr>
-            </w:pPr>
-          </w:p>
-        </w:tc>
-        <w:tc>
-          <w:tcPr>
-            <w:tcW w:w="1431" w:type="dxa"/>
-          </w:tcPr>
-          <w:p>
-            <w:pPr>
-              <w:rPr>
-                <w:rFonts w:ascii="Times New Roman" w:hAnsi="Times New Roman"/>
-                <w:b/>
-                <w:sz w:val="26"/>
-              </w:rPr>
-            </w:pPr>
-          </w:p>
-        </w:tc>
-        <w:tc>
-          <w:tcPr>
-            <w:tcW w:w="830" w:type="dxa"/>
-          </w:tcPr>
-          <w:p>
-            <w:pPr>
-              <w:rPr>
-                <w:rFonts w:ascii="Times New Roman" w:hAnsi="Times New Roman"/>
-                <w:b/>
-                <w:sz w:val="26"/>
-              </w:rPr>
-            </w:pPr>
-          </w:p>
-        </w:tc>
-        <w:tc>
-          <w:tcPr>
-            <w:tcW w:w="1350" w:type="dxa"/>
-          </w:tcPr>
-          <w:p>
-            <w:pPr>
-              <w:rPr>
-                <w:rFonts w:ascii="Times New Roman" w:hAnsi="Times New Roman"/>
-                <w:b/>
-                <w:sz w:val="26"/>
-              </w:rPr>
-            </w:pPr>
-          </w:p>
-        </w:tc>
-        <w:tc>
-          <w:tcPr>
-            <w:tcW w:w="1260" w:type="dxa"/>
-          </w:tcPr>
-          <w:p>
-            <w:pPr>
-              <w:rPr>
-                <w:rFonts w:ascii="Times New Roman" w:hAnsi="Times New Roman"/>
-                <w:b/>
-                <w:sz w:val="26"/>
-              </w:rPr>
-            </w:pPr>
-          </w:p>
-        </w:tc>
-        <w:tc>
-          <w:tcPr>
-            <w:tcW w:w="837" w:type="dxa"/>
-          </w:tcPr>
-          <w:p>
-            <w:pPr>
-              <w:rPr>
-                <w:rFonts w:ascii="Times New Roman" w:hAnsi="Times New Roman"/>
-                <w:b/>
-                <w:sz w:val="26"/>
-              </w:rPr>
-            </w:pPr>
-          </w:p>
-        </w:tc>
-        <w:tc>
-          <w:tcPr>
-            <w:tcW w:w="1773" w:type="dxa"/>
-          </w:tcPr>
-          <w:p>
-            <w:pPr>
-              <w:rPr>
-                <w:rFonts w:ascii="Times New Roman" w:hAnsi="Times New Roman"/>
-                <w:b/>
-                <w:sz w:val="26"/>
-              </w:rPr>
-            </w:pPr>
-          </w:p>
-        </w:tc>
-      </w:tr>
-      <w:tr>
-        <w:tc>
-          <w:tcPr>
-            <w:tcW w:w="1414" w:type="dxa"/>
-          </w:tcPr>
-          <w:p>
-            <w:pPr>
-              <w:rPr>
-                <w:rFonts w:ascii="Times New Roman" w:hAnsi="Times New Roman"/>
-                <w:b/>
-                <w:sz w:val="26"/>
-              </w:rPr>
-            </w:pPr>
-          </w:p>
-        </w:tc>
-        <w:tc>
-          <w:tcPr>
-            <w:tcW w:w="1090" w:type="dxa"/>
-          </w:tcPr>
-          <w:p>
-            <w:pPr>
-              <w:rPr>
-                <w:rFonts w:ascii="Times New Roman" w:hAnsi="Times New Roman"/>
-                <w:b/>
-                <w:sz w:val="26"/>
-              </w:rPr>
-            </w:pPr>
-          </w:p>
-        </w:tc>
-        <w:tc>
-          <w:tcPr>
-            <w:tcW w:w="1431" w:type="dxa"/>
-          </w:tcPr>
-          <w:p>
-            <w:pPr>
-              <w:rPr>
-                <w:rFonts w:ascii="Times New Roman" w:hAnsi="Times New Roman"/>
-                <w:b/>
-                <w:sz w:val="26"/>
-              </w:rPr>
-            </w:pPr>
-          </w:p>
-        </w:tc>
-        <w:tc>
-          <w:tcPr>
-            <w:tcW w:w="830" w:type="dxa"/>
-          </w:tcPr>
-          <w:p>
-            <w:pPr>
-              <w:rPr>
-                <w:rFonts w:ascii="Times New Roman" w:hAnsi="Times New Roman"/>
-                <w:b/>
-                <w:sz w:val="26"/>
-              </w:rPr>
-            </w:pPr>
-          </w:p>
-        </w:tc>
-        <w:tc>
-          <w:tcPr>
-            <w:tcW w:w="1350" w:type="dxa"/>
-          </w:tcPr>
-          <w:p>
-            <w:pPr>
-              <w:rPr>
-                <w:rFonts w:ascii="Times New Roman" w:hAnsi="Times New Roman"/>
-                <w:b/>
-                <w:sz w:val="26"/>
-              </w:rPr>
-            </w:pPr>
-          </w:p>
-        </w:tc>
-        <w:tc>
-          <w:tcPr>
-            <w:tcW w:w="1260" w:type="dxa"/>
-          </w:tcPr>
-          <w:p>
-            <w:pPr>
-              <w:rPr>
-                <w:rFonts w:ascii="Times New Roman" w:hAnsi="Times New Roman"/>
-                <w:b/>
-                <w:sz w:val="26"/>
-              </w:rPr>
-            </w:pPr>
-          </w:p>
-        </w:tc>
-        <w:tc>
-          <w:tcPr>
-            <w:tcW w:w="837" w:type="dxa"/>
-          </w:tcPr>
-          <w:p>
-            <w:pPr>
-              <w:rPr>
-                <w:rFonts w:ascii="Times New Roman" w:hAnsi="Times New Roman"/>
-                <w:b/>
-                <w:sz w:val="26"/>
-              </w:rPr>
-            </w:pPr>
-          </w:p>
-        </w:tc>
-        <w:tc>
-          <w:tcPr>
-            <w:tcW w:w="1773" w:type="dxa"/>
-          </w:tcPr>
-          <w:p>
-            <w:pPr>
-              <w:rPr>
-                <w:rFonts w:ascii="Times New Roman" w:hAnsi="Times New Roman"/>
-                <w:b/>
-                <w:sz w:val="26"/>
-              </w:rPr>
-            </w:pPr>
-          </w:p>
-        </w:tc>
-      </w:tr>
-      <w:tr>
-        <w:tc>
-          <w:tcPr>
-            <w:tcW w:w="1414" w:type="dxa"/>
-          </w:tcPr>
-          <w:p>
-            <w:pPr>
-              <w:rPr>
-                <w:rFonts w:ascii="Times New Roman" w:hAnsi="Times New Roman"/>
-                <w:b/>
-                <w:sz w:val="26"/>
-              </w:rPr>
-            </w:pPr>
-          </w:p>
-        </w:tc>
-        <w:tc>
-          <w:tcPr>
-            <w:tcW w:w="1090" w:type="dxa"/>
-          </w:tcPr>
-          <w:p>
-            <w:pPr>
-              <w:rPr>
-                <w:rFonts w:ascii="Times New Roman" w:hAnsi="Times New Roman"/>
-                <w:b/>
-                <w:sz w:val="26"/>
-              </w:rPr>
-            </w:pPr>
-          </w:p>
-        </w:tc>
-        <w:tc>
-          <w:tcPr>
-            <w:tcW w:w="1431" w:type="dxa"/>
-          </w:tcPr>
-          <w:p>
-            <w:pPr>
-              <w:rPr>
-                <w:rFonts w:ascii="Times New Roman" w:hAnsi="Times New Roman"/>
-                <w:b/>
-                <w:sz w:val="26"/>
-              </w:rPr>
-            </w:pPr>
-          </w:p>
-        </w:tc>
-        <w:tc>
-          <w:tcPr>
-            <w:tcW w:w="830" w:type="dxa"/>
-          </w:tcPr>
-          <w:p>
-            <w:pPr>
-              <w:rPr>
-                <w:rFonts w:ascii="Times New Roman" w:hAnsi="Times New Roman"/>
-                <w:b/>
-                <w:sz w:val="26"/>
-              </w:rPr>
-            </w:pPr>
-          </w:p>
-        </w:tc>
-        <w:tc>
-          <w:tcPr>
-            <w:tcW w:w="1350" w:type="dxa"/>
-          </w:tcPr>
-          <w:p>
-            <w:pPr>
-              <w:rPr>
-                <w:rFonts w:ascii="Times New Roman" w:hAnsi="Times New Roman"/>
-                <w:b/>
-                <w:sz w:val="26"/>
-              </w:rPr>
-            </w:pPr>
-          </w:p>
-        </w:tc>
-        <w:tc>
-          <w:tcPr>
-            <w:tcW w:w="1260" w:type="dxa"/>
-          </w:tcPr>
-          <w:p>
-            <w:pPr>
-              <w:rPr>
-                <w:rFonts w:ascii="Times New Roman" w:hAnsi="Times New Roman"/>
-                <w:b/>
-                <w:sz w:val="26"/>
-              </w:rPr>
-            </w:pPr>
-          </w:p>
-        </w:tc>
-        <w:tc>
-          <w:tcPr>
-            <w:tcW w:w="837" w:type="dxa"/>
-          </w:tcPr>
-          <w:p>
-            <w:pPr>
-              <w:rPr>
-                <w:rFonts w:ascii="Times New Roman" w:hAnsi="Times New Roman"/>
-                <w:b/>
-                <w:sz w:val="26"/>
-              </w:rPr>
-            </w:pPr>
-          </w:p>
-        </w:tc>
-        <w:tc>
-          <w:tcPr>
-            <w:tcW w:w="1773" w:type="dxa"/>
-          </w:tcPr>
-          <w:p>
-            <w:pPr>
-              <w:rPr>
-                <w:rFonts w:ascii="Times New Roman" w:hAnsi="Times New Roman"/>
-                <w:b/>
-                <w:sz w:val="26"/>
-              </w:rPr>
-            </w:pPr>
-          </w:p>
-        </w:tc>
-      </w:tr>
-      <w:tr>
-        <w:tc>
-          <w:tcPr>
-            <w:tcW w:w="1414" w:type="dxa"/>
-          </w:tcPr>
-          <w:p>
-            <w:pPr>
-              <w:rPr>
-                <w:rFonts w:ascii="Times New Roman" w:hAnsi="Times New Roman"/>
-                <w:b/>
-                <w:sz w:val="26"/>
-              </w:rPr>
-            </w:pPr>
-          </w:p>
-        </w:tc>
-        <w:tc>
-          <w:tcPr>
-            <w:tcW w:w="1090" w:type="dxa"/>
-          </w:tcPr>
-          <w:p>
-            <w:pPr>
-              <w:rPr>
-                <w:rFonts w:ascii="Times New Roman" w:hAnsi="Times New Roman"/>
-                <w:b/>
-                <w:sz w:val="26"/>
-              </w:rPr>
-            </w:pPr>
-          </w:p>
-        </w:tc>
-        <w:tc>
-          <w:tcPr>
-            <w:tcW w:w="1431" w:type="dxa"/>
-          </w:tcPr>
-          <w:p>
-            <w:pPr>
-              <w:rPr>
-                <w:rFonts w:ascii="Times New Roman" w:hAnsi="Times New Roman"/>
-                <w:b/>
-                <w:sz w:val="26"/>
-              </w:rPr>
-            </w:pPr>
-          </w:p>
-        </w:tc>
-        <w:tc>
-          <w:tcPr>
-            <w:tcW w:w="830" w:type="dxa"/>
-          </w:tcPr>
-          <w:p>
-            <w:pPr>
-              <w:rPr>
-                <w:rFonts w:ascii="Times New Roman" w:hAnsi="Times New Roman"/>
-                <w:b/>
-                <w:sz w:val="26"/>
-              </w:rPr>
-            </w:pPr>
-          </w:p>
-        </w:tc>
-        <w:tc>
-          <w:tcPr>
-            <w:tcW w:w="1350" w:type="dxa"/>
-          </w:tcPr>
-          <w:p>
-            <w:pPr>
-              <w:rPr>
-                <w:rFonts w:ascii="Times New Roman" w:hAnsi="Times New Roman"/>
-                <w:b/>
-                <w:sz w:val="26"/>
-              </w:rPr>
-            </w:pPr>
-          </w:p>
-        </w:tc>
-        <w:tc>
-          <w:tcPr>
-            <w:tcW w:w="1260" w:type="dxa"/>
-          </w:tcPr>
-          <w:p>
-            <w:pPr>
-              <w:rPr>
-                <w:rFonts w:ascii="Times New Roman" w:hAnsi="Times New Roman"/>
-                <w:b/>
-                <w:sz w:val="26"/>
-              </w:rPr>
-            </w:pPr>
-          </w:p>
-        </w:tc>
-        <w:tc>
-          <w:tcPr>
-            <w:tcW w:w="837" w:type="dxa"/>
-          </w:tcPr>
-          <w:p>
-            <w:pPr>
-              <w:rPr>
-                <w:rFonts w:ascii="Times New Roman" w:hAnsi="Times New Roman"/>
-                <w:b/>
-                <w:sz w:val="26"/>
-              </w:rPr>
-            </w:pPr>
-          </w:p>
-        </w:tc>
-        <w:tc>
-          <w:tcPr>
-            <w:tcW w:w="1773" w:type="dxa"/>
-          </w:tcPr>
-          <w:p>
-            <w:pPr>
-              <w:rPr>
-                <w:rFonts w:ascii="Times New Roman" w:hAnsi="Times New Roman"/>
-                <w:b/>
-                <w:sz w:val="26"/>
-              </w:rPr>
-            </w:pPr>
-          </w:p>
-        </w:tc>
-      </w:tr>
-      <w:tr>
-        <w:tc>
-          <w:tcPr>
-            <w:tcW w:w="1414" w:type="dxa"/>
-          </w:tcPr>
-          <w:p>
-            <w:pPr>
-              <w:rPr>
-                <w:rFonts w:ascii="Times New Roman" w:hAnsi="Times New Roman"/>
-                <w:b/>
-                <w:sz w:val="26"/>
-              </w:rPr>
-            </w:pPr>
-          </w:p>
-        </w:tc>
-        <w:tc>
-          <w:tcPr>
-            <w:tcW w:w="1090" w:type="dxa"/>
-          </w:tcPr>
-          <w:p>
-            <w:pPr>
-              <w:rPr>
-                <w:rFonts w:ascii="Times New Roman" w:hAnsi="Times New Roman"/>
-                <w:b/>
-                <w:sz w:val="26"/>
-              </w:rPr>
-            </w:pPr>
-          </w:p>
-        </w:tc>
-        <w:tc>
-          <w:tcPr>
-            <w:tcW w:w="1431" w:type="dxa"/>
-          </w:tcPr>
-          <w:p>
-            <w:pPr>
-              <w:rPr>
-                <w:rFonts w:ascii="Times New Roman" w:hAnsi="Times New Roman"/>
-                <w:b/>
-                <w:sz w:val="26"/>
-              </w:rPr>
-            </w:pPr>
-          </w:p>
-        </w:tc>
-        <w:tc>
-          <w:tcPr>
-            <w:tcW w:w="830" w:type="dxa"/>
-          </w:tcPr>
-          <w:p>
-            <w:pPr>
-              <w:rPr>
-                <w:rFonts w:ascii="Times New Roman" w:hAnsi="Times New Roman"/>
-                <w:b/>
-                <w:sz w:val="26"/>
-              </w:rPr>
-            </w:pPr>
-          </w:p>
-        </w:tc>
-        <w:tc>
-          <w:tcPr>
-            <w:tcW w:w="1350" w:type="dxa"/>
-          </w:tcPr>
-          <w:p>
-            <w:pPr>
-              <w:rPr>
-                <w:rFonts w:ascii="Times New Roman" w:hAnsi="Times New Roman"/>
-                <w:b/>
-                <w:sz w:val="26"/>
-              </w:rPr>
-            </w:pPr>
-          </w:p>
-        </w:tc>
-        <w:tc>
-          <w:tcPr>
-            <w:tcW w:w="1260" w:type="dxa"/>
-          </w:tcPr>
-          <w:p>
-            <w:pPr>
-              <w:rPr>
-                <w:rFonts w:ascii="Times New Roman" w:hAnsi="Times New Roman"/>
-                <w:b/>
-                <w:sz w:val="26"/>
-              </w:rPr>
-            </w:pPr>
-          </w:p>
-        </w:tc>
-        <w:tc>
-          <w:tcPr>
-            <w:tcW w:w="837" w:type="dxa"/>
-          </w:tcPr>
-          <w:p>
-            <w:pPr>
-              <w:rPr>
-                <w:rFonts w:ascii="Times New Roman" w:hAnsi="Times New Roman"/>
-                <w:b/>
-                <w:sz w:val="26"/>
-              </w:rPr>
-            </w:pPr>
-          </w:p>
-        </w:tc>
-        <w:tc>
-          <w:tcPr>
-            <w:tcW w:w="1773" w:type="dxa"/>
-          </w:tcPr>
-          <w:p>
-            <w:pPr>
-              <w:rPr>
-                <w:rFonts w:ascii="Times New Roman" w:hAnsi="Times New Roman"/>
-                <w:b/>
-                <w:sz w:val="26"/>
-              </w:rPr>
-            </w:pPr>
-          </w:p>
-        </w:tc>
-      </w:tr>
-      <w:tr>
-        <w:tc>
-          <w:tcPr>
-            <w:tcW w:w="1414" w:type="dxa"/>
-          </w:tcPr>
-          <w:p>
-            <w:pPr>
-              <w:rPr>
-                <w:rFonts w:ascii="Times New Roman" w:hAnsi="Times New Roman"/>
-                <w:b/>
-                <w:sz w:val="26"/>
-              </w:rPr>
-            </w:pPr>
-          </w:p>
-        </w:tc>
-        <w:tc>
-          <w:tcPr>
-            <w:tcW w:w="1090" w:type="dxa"/>
-          </w:tcPr>
-          <w:p>
-            <w:pPr>
-              <w:rPr>
-                <w:rFonts w:ascii="Times New Roman" w:hAnsi="Times New Roman"/>
-                <w:b/>
-                <w:sz w:val="26"/>
-              </w:rPr>
-            </w:pPr>
-          </w:p>
-        </w:tc>
-        <w:tc>
-          <w:tcPr>
-            <w:tcW w:w="1431" w:type="dxa"/>
-          </w:tcPr>
-          <w:p>
-            <w:pPr>
-              <w:rPr>
-                <w:rFonts w:ascii="Times New Roman" w:hAnsi="Times New Roman"/>
-                <w:b/>
-                <w:sz w:val="26"/>
-              </w:rPr>
-            </w:pPr>
-          </w:p>
-        </w:tc>
-        <w:tc>
-          <w:tcPr>
-            <w:tcW w:w="830" w:type="dxa"/>
-          </w:tcPr>
-          <w:p>
-            <w:pPr>
-              <w:rPr>
-                <w:rFonts w:ascii="Times New Roman" w:hAnsi="Times New Roman"/>
-                <w:b/>
-                <w:sz w:val="26"/>
-              </w:rPr>
-            </w:pPr>
-          </w:p>
-        </w:tc>
-        <w:tc>
-          <w:tcPr>
-            <w:tcW w:w="1350" w:type="dxa"/>
-          </w:tcPr>
-          <w:p>
-            <w:pPr>
-              <w:rPr>
-                <w:rFonts w:ascii="Times New Roman" w:hAnsi="Times New Roman"/>
-                <w:b/>
-                <w:sz w:val="26"/>
-              </w:rPr>
-            </w:pPr>
-          </w:p>
-        </w:tc>
-        <w:tc>
-          <w:tcPr>
-            <w:tcW w:w="1260" w:type="dxa"/>
-          </w:tcPr>
-          <w:p>
-            <w:pPr>
-              <w:rPr>
-                <w:rFonts w:ascii="Times New Roman" w:hAnsi="Times New Roman"/>
-                <w:b/>
-                <w:sz w:val="26"/>
-              </w:rPr>
-            </w:pPr>
-          </w:p>
-        </w:tc>
-        <w:tc>
-          <w:tcPr>
-            <w:tcW w:w="837" w:type="dxa"/>
-          </w:tcPr>
-          <w:p>
-            <w:pPr>
-              <w:rPr>
-                <w:rFonts w:ascii="Times New Roman" w:hAnsi="Times New Roman"/>
-                <w:b/>
-                <w:sz w:val="26"/>
-              </w:rPr>
-            </w:pPr>
-          </w:p>
-        </w:tc>
-        <w:tc>
-          <w:tcPr>
-            <w:tcW w:w="1773" w:type="dxa"/>
-          </w:tcPr>
-          <w:p>
-            <w:pPr>
-              <w:rPr>
-                <w:rFonts w:ascii="Times New Roman" w:hAnsi="Times New Roman"/>
-                <w:b/>
-                <w:sz w:val="26"/>
-              </w:rPr>
-            </w:pPr>
-          </w:p>
-        </w:tc>
-      </w:tr>
-      <w:tr>
-        <w:tc>
-          <w:tcPr>
-            <w:tcW w:w="1414" w:type="dxa"/>
-          </w:tcPr>
-          <w:p>
-            <w:pPr>
-              <w:rPr>
-                <w:rFonts w:ascii="Times New Roman" w:hAnsi="Times New Roman"/>
-                <w:b/>
-                <w:sz w:val="26"/>
-              </w:rPr>
-            </w:pPr>
-          </w:p>
-        </w:tc>
-        <w:tc>
-          <w:tcPr>
-            <w:tcW w:w="1090" w:type="dxa"/>
-          </w:tcPr>
-          <w:p>
-            <w:pPr>
-              <w:rPr>
-                <w:rFonts w:ascii="Times New Roman" w:hAnsi="Times New Roman"/>
-                <w:b/>
-                <w:sz w:val="26"/>
-              </w:rPr>
-            </w:pPr>
-          </w:p>
-        </w:tc>
-        <w:tc>
-          <w:tcPr>
-            <w:tcW w:w="1431" w:type="dxa"/>
-          </w:tcPr>
-          <w:p>
-            <w:pPr>
-              <w:rPr>
-                <w:rFonts w:ascii="Times New Roman" w:hAnsi="Times New Roman"/>
-                <w:b/>
-                <w:sz w:val="26"/>
-              </w:rPr>
-            </w:pPr>
-          </w:p>
-        </w:tc>
-        <w:tc>
-          <w:tcPr>
-            <w:tcW w:w="830" w:type="dxa"/>
-          </w:tcPr>
-          <w:p>
-            <w:pPr>
-              <w:rPr>
-                <w:rFonts w:ascii="Times New Roman" w:hAnsi="Times New Roman"/>
-                <w:b/>
-                <w:sz w:val="26"/>
-              </w:rPr>
-            </w:pPr>
-          </w:p>
-        </w:tc>
-        <w:tc>
-          <w:tcPr>
-            <w:tcW w:w="1350" w:type="dxa"/>
-          </w:tcPr>
-          <w:p>
-            <w:pPr>
-              <w:rPr>
-                <w:rFonts w:ascii="Times New Roman" w:hAnsi="Times New Roman"/>
-                <w:b/>
-                <w:sz w:val="26"/>
-              </w:rPr>
-            </w:pPr>
-          </w:p>
-        </w:tc>
-        <w:tc>
-          <w:tcPr>
-            <w:tcW w:w="1260" w:type="dxa"/>
-          </w:tcPr>
-          <w:p>
-            <w:pPr>
-              <w:rPr>
-                <w:rFonts w:ascii="Times New Roman" w:hAnsi="Times New Roman"/>
-                <w:b/>
-                <w:sz w:val="26"/>
-              </w:rPr>
-            </w:pPr>
-          </w:p>
-        </w:tc>
-        <w:tc>
-          <w:tcPr>
-            <w:tcW w:w="837" w:type="dxa"/>
-          </w:tcPr>
-          <w:p>
-            <w:pPr>
-              <w:rPr>
-                <w:rFonts w:ascii="Times New Roman" w:hAnsi="Times New Roman"/>
-                <w:b/>
-                <w:sz w:val="26"/>
-              </w:rPr>
-            </w:pPr>
-          </w:p>
-        </w:tc>
-        <w:tc>
-          <w:tcPr>
-            <w:tcW w:w="1773" w:type="dxa"/>
-          </w:tcPr>
-          <w:p>
-            <w:pPr>
-              <w:rPr>
-                <w:rFonts w:ascii="Times New Roman" w:hAnsi="Times New Roman"/>
-                <w:b/>
-                <w:sz w:val="26"/>
-              </w:rPr>
-            </w:pPr>
-          </w:p>
-        </w:tc>
-      </w:tr>
-      <w:tr>
-        <w:tc>
-          <w:tcPr>
-            <w:tcW w:w="1414" w:type="dxa"/>
-          </w:tcPr>
-          <w:p>
-            <w:pPr>
-              <w:rPr>
-                <w:rFonts w:ascii="Times New Roman" w:hAnsi="Times New Roman"/>
-                <w:b/>
-                <w:sz w:val="26"/>
-              </w:rPr>
-            </w:pPr>
-          </w:p>
-        </w:tc>
-        <w:tc>
-          <w:tcPr>
-            <w:tcW w:w="1090" w:type="dxa"/>
-          </w:tcPr>
-          <w:p>
-            <w:pPr>
-              <w:rPr>
-                <w:rFonts w:ascii="Times New Roman" w:hAnsi="Times New Roman"/>
-                <w:b/>
-                <w:sz w:val="26"/>
-              </w:rPr>
-            </w:pPr>
-          </w:p>
-        </w:tc>
-        <w:tc>
-          <w:tcPr>
-            <w:tcW w:w="1431" w:type="dxa"/>
-          </w:tcPr>
-          <w:p>
-            <w:pPr>
-              <w:rPr>
-                <w:rFonts w:ascii="Times New Roman" w:hAnsi="Times New Roman"/>
-                <w:b/>
-                <w:sz w:val="26"/>
-              </w:rPr>
-            </w:pPr>
-          </w:p>
-        </w:tc>
-        <w:tc>
-          <w:tcPr>
-            <w:tcW w:w="830" w:type="dxa"/>
-          </w:tcPr>
-          <w:p>
-            <w:pPr>
-              <w:rPr>
-                <w:rFonts w:ascii="Times New Roman" w:hAnsi="Times New Roman"/>
-                <w:b/>
-                <w:sz w:val="26"/>
-              </w:rPr>
-            </w:pPr>
-          </w:p>
-        </w:tc>
-        <w:tc>
-          <w:tcPr>
-            <w:tcW w:w="1350" w:type="dxa"/>
-          </w:tcPr>
-          <w:p>
-            <w:pPr>
-              <w:rPr>
-                <w:rFonts w:ascii="Times New Roman" w:hAnsi="Times New Roman"/>
-                <w:b/>
-                <w:sz w:val="26"/>
-              </w:rPr>
-            </w:pPr>
-          </w:p>
-        </w:tc>
-        <w:tc>
-          <w:tcPr>
-            <w:tcW w:w="1260" w:type="dxa"/>
-          </w:tcPr>
-          <w:p>
-            <w:pPr>
-              <w:rPr>
-                <w:rFonts w:ascii="Times New Roman" w:hAnsi="Times New Roman"/>
-                <w:b/>
-                <w:sz w:val="26"/>
-              </w:rPr>
-            </w:pPr>
-          </w:p>
-        </w:tc>
-        <w:tc>
-          <w:tcPr>
-            <w:tcW w:w="837" w:type="dxa"/>
-          </w:tcPr>
-          <w:p>
-            <w:pPr>
-              <w:rPr>
-                <w:rFonts w:ascii="Times New Roman" w:hAnsi="Times New Roman"/>
-                <w:b/>
-                <w:sz w:val="26"/>
-              </w:rPr>
-            </w:pPr>
-          </w:p>
-        </w:tc>
-        <w:tc>
-          <w:tcPr>
-            <w:tcW w:w="1773" w:type="dxa"/>
-          </w:tcPr>
-          <w:p>
-            <w:pPr>
-              <w:rPr>
-                <w:rFonts w:ascii="Times New Roman" w:hAnsi="Times New Roman"/>
-                <w:b/>
-                <w:sz w:val="26"/>
-              </w:rPr>
-            </w:pPr>
-          </w:p>
-        </w:tc>
-      </w:tr>
-      <w:tr>
-        <w:tc>
-          <w:tcPr>
-            <w:tcW w:w="1414" w:type="dxa"/>
-          </w:tcPr>
-          <w:p>
-            <w:pPr>
-              <w:rPr>
-                <w:rFonts w:ascii="Times New Roman" w:hAnsi="Times New Roman"/>
-                <w:b/>
-                <w:sz w:val="26"/>
-              </w:rPr>
-            </w:pPr>
-          </w:p>
-        </w:tc>
-        <w:tc>
-          <w:tcPr>
-            <w:tcW w:w="1090" w:type="dxa"/>
-          </w:tcPr>
-          <w:p>
-            <w:pPr>
-              <w:rPr>
-                <w:rFonts w:ascii="Times New Roman" w:hAnsi="Times New Roman"/>
-                <w:b/>
-                <w:sz w:val="26"/>
-              </w:rPr>
-            </w:pPr>
-          </w:p>
-        </w:tc>
-        <w:tc>
-          <w:tcPr>
-            <w:tcW w:w="1431" w:type="dxa"/>
-          </w:tcPr>
-          <w:p>
-            <w:pPr>
-              <w:rPr>
-                <w:rFonts w:ascii="Times New Roman" w:hAnsi="Times New Roman"/>
-                <w:b/>
-                <w:sz w:val="26"/>
-              </w:rPr>
-            </w:pPr>
-          </w:p>
-        </w:tc>
-        <w:tc>
-          <w:tcPr>
-            <w:tcW w:w="830" w:type="dxa"/>
-          </w:tcPr>
-          <w:p>
-            <w:pPr>
-              <w:rPr>
-                <w:rFonts w:ascii="Times New Roman" w:hAnsi="Times New Roman"/>
-                <w:b/>
-                <w:sz w:val="26"/>
-              </w:rPr>
-            </w:pPr>
-          </w:p>
-        </w:tc>
-        <w:tc>
-          <w:tcPr>
-            <w:tcW w:w="1350" w:type="dxa"/>
-          </w:tcPr>
-          <w:p>
-            <w:pPr>
-              <w:rPr>
-                <w:rFonts w:ascii="Times New Roman" w:hAnsi="Times New Roman"/>
-                <w:b/>
-                <w:sz w:val="26"/>
-              </w:rPr>
-            </w:pPr>
-          </w:p>
-        </w:tc>
-        <w:tc>
-          <w:tcPr>
-            <w:tcW w:w="1260" w:type="dxa"/>
-          </w:tcPr>
-          <w:p>
-            <w:pPr>
-              <w:rPr>
-                <w:rFonts w:ascii="Times New Roman" w:hAnsi="Times New Roman"/>
-                <w:b/>
-                <w:sz w:val="26"/>
-              </w:rPr>
-            </w:pPr>
-          </w:p>
-        </w:tc>
-        <w:tc>
-          <w:tcPr>
-            <w:tcW w:w="837" w:type="dxa"/>
-          </w:tcPr>
-          <w:p>
-            <w:pPr>
-              <w:rPr>
-                <w:rFonts w:ascii="Times New Roman" w:hAnsi="Times New Roman"/>
-                <w:b/>
-                <w:sz w:val="26"/>
-              </w:rPr>
-            </w:pPr>
-          </w:p>
-        </w:tc>
-        <w:tc>
-          <w:tcPr>
-            <w:tcW w:w="1773" w:type="dxa"/>
-          </w:tcPr>
-          <w:p>
-            <w:pPr>
-              <w:rPr>
-                <w:rFonts w:ascii="Times New Roman" w:hAnsi="Times New Roman"/>
-                <w:b/>
-                <w:sz w:val="26"/>
-              </w:rPr>
-            </w:pPr>
-          </w:p>
-        </w:tc>
-      </w:tr>
-      <w:tr>
-        <w:tc>
-          <w:tcPr>
-            <w:tcW w:w="1414" w:type="dxa"/>
-          </w:tcPr>
-          <w:p>
-            <w:pPr>
-              <w:rPr>
-                <w:rFonts w:ascii="Times New Roman" w:hAnsi="Times New Roman"/>
-                <w:b/>
-                <w:sz w:val="26"/>
-              </w:rPr>
-            </w:pPr>
-          </w:p>
-        </w:tc>
-        <w:tc>
-          <w:tcPr>
-            <w:tcW w:w="1090" w:type="dxa"/>
-          </w:tcPr>
-          <w:p>
-            <w:pPr>
-              <w:rPr>
-                <w:rFonts w:ascii="Times New Roman" w:hAnsi="Times New Roman"/>
-                <w:b/>
-                <w:sz w:val="26"/>
-              </w:rPr>
-            </w:pPr>
-          </w:p>
-        </w:tc>
-        <w:tc>
-          <w:tcPr>
-            <w:tcW w:w="1431" w:type="dxa"/>
-          </w:tcPr>
-          <w:p>
-            <w:pPr>
-              <w:rPr>
-                <w:rFonts w:ascii="Times New Roman" w:hAnsi="Times New Roman"/>
-                <w:b/>
-                <w:sz w:val="26"/>
-              </w:rPr>
-            </w:pPr>
-          </w:p>
-        </w:tc>
-        <w:tc>
-          <w:tcPr>
-            <w:tcW w:w="830" w:type="dxa"/>
-          </w:tcPr>
-          <w:p>
-            <w:pPr>
-              <w:rPr>
-                <w:rFonts w:ascii="Times New Roman" w:hAnsi="Times New Roman"/>
-                <w:b/>
-                <w:sz w:val="26"/>
-              </w:rPr>
-            </w:pPr>
-          </w:p>
-        </w:tc>
-        <w:tc>
-          <w:tcPr>
-            <w:tcW w:w="1350" w:type="dxa"/>
-          </w:tcPr>
-          <w:p>
-            <w:pPr>
-              <w:rPr>
-                <w:rFonts w:ascii="Times New Roman" w:hAnsi="Times New Roman"/>
-                <w:b/>
-                <w:sz w:val="26"/>
-              </w:rPr>
-            </w:pPr>
-          </w:p>
-        </w:tc>
-        <w:tc>
-          <w:tcPr>
-            <w:tcW w:w="1260" w:type="dxa"/>
-          </w:tcPr>
-          <w:p>
-            <w:pPr>
-              <w:rPr>
-                <w:rFonts w:ascii="Times New Roman" w:hAnsi="Times New Roman"/>
-                <w:b/>
-                <w:sz w:val="26"/>
-              </w:rPr>
-            </w:pPr>
-          </w:p>
-        </w:tc>
-        <w:tc>
-          <w:tcPr>
-            <w:tcW w:w="837" w:type="dxa"/>
-          </w:tcPr>
-          <w:p>
-            <w:pPr>
-              <w:rPr>
-                <w:rFonts w:ascii="Times New Roman" w:hAnsi="Times New Roman"/>
-                <w:b/>
-                <w:sz w:val="26"/>
-              </w:rPr>
-            </w:pPr>
-          </w:p>
-        </w:tc>
-        <w:tc>
-          <w:tcPr>
-            <w:tcW w:w="1773" w:type="dxa"/>
-          </w:tcPr>
-          <w:p>
-            <w:pPr>
-              <w:rPr>
-                <w:rFonts w:ascii="Times New Roman" w:hAnsi="Times New Roman"/>
-                <w:b/>
-                <w:sz w:val="26"/>
-              </w:rPr>
-            </w:pPr>
-          </w:p>
-        </w:tc>
-      </w:tr>
-      <w:tr>
-        <w:tc>
-          <w:tcPr>
-            <w:tcW w:w="1414" w:type="dxa"/>
-          </w:tcPr>
-          <w:p>
-            <w:pPr>
-              <w:rPr>
-                <w:rFonts w:ascii="Times New Roman" w:hAnsi="Times New Roman"/>
-                <w:b/>
-                <w:sz w:val="26"/>
-              </w:rPr>
-            </w:pPr>
-          </w:p>
-        </w:tc>
-        <w:tc>
-          <w:tcPr>
-            <w:tcW w:w="1090" w:type="dxa"/>
-          </w:tcPr>
-          <w:p>
-            <w:pPr>
-              <w:rPr>
-                <w:rFonts w:ascii="Times New Roman" w:hAnsi="Times New Roman"/>
-                <w:b/>
-                <w:sz w:val="26"/>
-              </w:rPr>
-            </w:pPr>
-          </w:p>
-        </w:tc>
-        <w:tc>
-          <w:tcPr>
-            <w:tcW w:w="1431" w:type="dxa"/>
-          </w:tcPr>
-          <w:p>
-            <w:pPr>
-              <w:rPr>
-                <w:rFonts w:ascii="Times New Roman" w:hAnsi="Times New Roman"/>
-                <w:b/>
-                <w:sz w:val="26"/>
-              </w:rPr>
-            </w:pPr>
-          </w:p>
-        </w:tc>
-        <w:tc>
-          <w:tcPr>
-            <w:tcW w:w="830" w:type="dxa"/>
-          </w:tcPr>
-          <w:p>
-            <w:pPr>
-              <w:rPr>
-                <w:rFonts w:ascii="Times New Roman" w:hAnsi="Times New Roman"/>
-                <w:b/>
-                <w:sz w:val="26"/>
-              </w:rPr>
-            </w:pPr>
-          </w:p>
-        </w:tc>
-        <w:tc>
-          <w:tcPr>
-            <w:tcW w:w="1350" w:type="dxa"/>
-          </w:tcPr>
-          <w:p>
-            <w:pPr>
-              <w:rPr>
-                <w:rFonts w:ascii="Times New Roman" w:hAnsi="Times New Roman"/>
-                <w:b/>
-                <w:sz w:val="26"/>
-              </w:rPr>
-            </w:pPr>
-          </w:p>
-        </w:tc>
-        <w:tc>
-          <w:tcPr>
-            <w:tcW w:w="1260" w:type="dxa"/>
-          </w:tcPr>
-          <w:p>
-            <w:pPr>
-              <w:rPr>
-                <w:rFonts w:ascii="Times New Roman" w:hAnsi="Times New Roman"/>
-                <w:b/>
-                <w:sz w:val="26"/>
-              </w:rPr>
-            </w:pPr>
-          </w:p>
-        </w:tc>
-        <w:tc>
-          <w:tcPr>
-            <w:tcW w:w="837" w:type="dxa"/>
-          </w:tcPr>
-          <w:p>
-            <w:pPr>
-              <w:rPr>
-                <w:rFonts w:ascii="Times New Roman" w:hAnsi="Times New Roman"/>
-                <w:b/>
-                <w:sz w:val="26"/>
-              </w:rPr>
-            </w:pPr>
-          </w:p>
-        </w:tc>
-        <w:tc>
-          <w:tcPr>
-            <w:tcW w:w="1773" w:type="dxa"/>
-          </w:tcPr>
-          <w:p>
-            <w:pPr>
-              <w:rPr>
-                <w:rFonts w:ascii="Times New Roman" w:hAnsi="Times New Roman"/>
-                <w:b/>
-                <w:sz w:val="26"/>
-              </w:rPr>
-            </w:pPr>
-          </w:p>
-        </w:tc>
-      </w:tr>
-      <w:tr>
-        <w:tc>
-          <w:tcPr>
-            <w:tcW w:w="1414" w:type="dxa"/>
-          </w:tcPr>
-          <w:p>
-            <w:pPr>
-              <w:rPr>
-                <w:rFonts w:ascii="Times New Roman" w:hAnsi="Times New Roman"/>
-                <w:b/>
-                <w:sz w:val="26"/>
-              </w:rPr>
-            </w:pPr>
-          </w:p>
-        </w:tc>
-        <w:tc>
-          <w:tcPr>
-            <w:tcW w:w="1090" w:type="dxa"/>
-          </w:tcPr>
-          <w:p>
-            <w:pPr>
-              <w:rPr>
-                <w:rFonts w:ascii="Times New Roman" w:hAnsi="Times New Roman"/>
-                <w:b/>
-                <w:sz w:val="26"/>
-              </w:rPr>
-            </w:pPr>
-          </w:p>
-        </w:tc>
-        <w:tc>
-          <w:tcPr>
-            <w:tcW w:w="1431" w:type="dxa"/>
-          </w:tcPr>
-          <w:p>
-            <w:pPr>
-              <w:rPr>
-                <w:rFonts w:ascii="Times New Roman" w:hAnsi="Times New Roman"/>
-                <w:b/>
-                <w:sz w:val="26"/>
-              </w:rPr>
-            </w:pPr>
-          </w:p>
-        </w:tc>
-        <w:tc>
-          <w:tcPr>
-            <w:tcW w:w="830" w:type="dxa"/>
-          </w:tcPr>
-          <w:p>
-            <w:pPr>
-              <w:rPr>
-                <w:rFonts w:ascii="Times New Roman" w:hAnsi="Times New Roman"/>
-                <w:b/>
-                <w:sz w:val="26"/>
-              </w:rPr>
-            </w:pPr>
-          </w:p>
-        </w:tc>
-        <w:tc>
-          <w:tcPr>
-            <w:tcW w:w="1350" w:type="dxa"/>
-          </w:tcPr>
-          <w:p>
-            <w:pPr>
-              <w:rPr>
-                <w:rFonts w:ascii="Times New Roman" w:hAnsi="Times New Roman"/>
-                <w:b/>
-                <w:sz w:val="26"/>
-              </w:rPr>
-            </w:pPr>
-          </w:p>
-        </w:tc>
-        <w:tc>
-          <w:tcPr>
-            <w:tcW w:w="1260" w:type="dxa"/>
-          </w:tcPr>
-          <w:p>
-            <w:pPr>
-              <w:rPr>
-                <w:rFonts w:ascii="Times New Roman" w:hAnsi="Times New Roman"/>
-                <w:b/>
-                <w:sz w:val="26"/>
-              </w:rPr>
-            </w:pPr>
-          </w:p>
-        </w:tc>
-        <w:tc>
-          <w:tcPr>
-            <w:tcW w:w="837" w:type="dxa"/>
-          </w:tcPr>
-          <w:p>
-            <w:pPr>
-              <w:rPr>
-                <w:rFonts w:ascii="Times New Roman" w:hAnsi="Times New Roman"/>
-                <w:b/>
-                <w:sz w:val="26"/>
-              </w:rPr>
-            </w:pPr>
-          </w:p>
-        </w:tc>
-        <w:tc>
-          <w:tcPr>
-            <w:tcW w:w="1773" w:type="dxa"/>
-          </w:tcPr>
-          <w:p>
-            <w:pPr>
-              <w:rPr>
-                <w:rFonts w:ascii="Times New Roman" w:hAnsi="Times New Roman"/>
-                <w:b/>
-                <w:sz w:val="26"/>
-              </w:rPr>
-            </w:pPr>
-          </w:p>
-        </w:tc>
-      </w:tr>
-      <w:tr>
-        <w:tc>
-          <w:tcPr>
-            <w:tcW w:w="1414" w:type="dxa"/>
-          </w:tcPr>
-          <w:p>
-            <w:pPr>
-              <w:rPr>
-                <w:rFonts w:ascii="Times New Roman" w:hAnsi="Times New Roman"/>
-                <w:b/>
-                <w:sz w:val="26"/>
-              </w:rPr>
-            </w:pPr>
-          </w:p>
-        </w:tc>
-        <w:tc>
-          <w:tcPr>
-            <w:tcW w:w="1090" w:type="dxa"/>
-          </w:tcPr>
-          <w:p>
-            <w:pPr>
-              <w:rPr>
-                <w:rFonts w:ascii="Times New Roman" w:hAnsi="Times New Roman"/>
-                <w:b/>
-                <w:sz w:val="26"/>
-              </w:rPr>
-            </w:pPr>
-          </w:p>
-        </w:tc>
-        <w:tc>
-          <w:tcPr>
-            <w:tcW w:w="1431" w:type="dxa"/>
-          </w:tcPr>
-          <w:p>
-            <w:pPr>
-              <w:rPr>
-                <w:rFonts w:ascii="Times New Roman" w:hAnsi="Times New Roman"/>
-                <w:b/>
-                <w:sz w:val="26"/>
-              </w:rPr>
-            </w:pPr>
-          </w:p>
-        </w:tc>
-        <w:tc>
-          <w:tcPr>
-            <w:tcW w:w="830" w:type="dxa"/>
-          </w:tcPr>
-          <w:p>
-            <w:pPr>
-              <w:rPr>
-                <w:rFonts w:ascii="Times New Roman" w:hAnsi="Times New Roman"/>
-                <w:b/>
-                <w:sz w:val="26"/>
-              </w:rPr>
-            </w:pPr>
-          </w:p>
-        </w:tc>
-        <w:tc>
-          <w:tcPr>
-            <w:tcW w:w="1350" w:type="dxa"/>
-          </w:tcPr>
-          <w:p>
-            <w:pPr>
-              <w:rPr>
-                <w:rFonts w:ascii="Times New Roman" w:hAnsi="Times New Roman"/>
-                <w:b/>
-                <w:sz w:val="26"/>
-              </w:rPr>
-            </w:pPr>
-          </w:p>
-        </w:tc>
-        <w:tc>
-          <w:tcPr>
-            <w:tcW w:w="1260" w:type="dxa"/>
-          </w:tcPr>
-          <w:p>
-            <w:pPr>
-              <w:rPr>
-                <w:rFonts w:ascii="Times New Roman" w:hAnsi="Times New Roman"/>
-                <w:b/>
-                <w:sz w:val="26"/>
-              </w:rPr>
-            </w:pPr>
-          </w:p>
-        </w:tc>
-        <w:tc>
-          <w:tcPr>
-            <w:tcW w:w="837" w:type="dxa"/>
-          </w:tcPr>
-          <w:p>
-            <w:pPr>
-              <w:rPr>
-                <w:rFonts w:ascii="Times New Roman" w:hAnsi="Times New Roman"/>
-                <w:b/>
-                <w:sz w:val="26"/>
-              </w:rPr>
-            </w:pPr>
-          </w:p>
-        </w:tc>
-        <w:tc>
-          <w:tcPr>
-            <w:tcW w:w="1773" w:type="dxa"/>
-          </w:tcPr>
-          <w:p>
-            <w:pPr>
-              <w:rPr>
-                <w:rFonts w:ascii="Times New Roman" w:hAnsi="Times New Roman"/>
-                <w:b/>
-                <w:sz w:val="26"/>
-              </w:rPr>
-            </w:pPr>
-          </w:p>
-        </w:tc>
-      </w:tr>
-      <w:tr>
-        <w:tc>
-          <w:tcPr>
-            <w:tcW w:w="1414" w:type="dxa"/>
-          </w:tcPr>
-          <w:p>
-            <w:pPr>
-              <w:rPr>
-                <w:rFonts w:ascii="Times New Roman" w:hAnsi="Times New Roman"/>
-                <w:b/>
-                <w:sz w:val="26"/>
-              </w:rPr>
-            </w:pPr>
-          </w:p>
-        </w:tc>
-        <w:tc>
-          <w:tcPr>
-            <w:tcW w:w="1090" w:type="dxa"/>
-          </w:tcPr>
-          <w:p>
-            <w:pPr>
-              <w:rPr>
-                <w:rFonts w:ascii="Times New Roman" w:hAnsi="Times New Roman"/>
-                <w:b/>
-                <w:sz w:val="26"/>
-              </w:rPr>
-            </w:pPr>
-          </w:p>
-        </w:tc>
-        <w:tc>
-          <w:tcPr>
-            <w:tcW w:w="1431" w:type="dxa"/>
-          </w:tcPr>
-          <w:p>
-            <w:pPr>
-              <w:rPr>
-                <w:rFonts w:ascii="Times New Roman" w:hAnsi="Times New Roman"/>
-                <w:b/>
-                <w:sz w:val="26"/>
-              </w:rPr>
-            </w:pPr>
-          </w:p>
-        </w:tc>
-        <w:tc>
-          <w:tcPr>
-            <w:tcW w:w="830" w:type="dxa"/>
-          </w:tcPr>
-          <w:p>
-            <w:pPr>
-              <w:rPr>
-                <w:rFonts w:ascii="Times New Roman" w:hAnsi="Times New Roman"/>
-                <w:b/>
-                <w:sz w:val="26"/>
-              </w:rPr>
-            </w:pPr>
-          </w:p>
-        </w:tc>
-        <w:tc>
-          <w:tcPr>
-            <w:tcW w:w="1350" w:type="dxa"/>
-          </w:tcPr>
-          <w:p>
-            <w:pPr>
-              <w:rPr>
-                <w:rFonts w:ascii="Times New Roman" w:hAnsi="Times New Roman"/>
-                <w:b/>
-                <w:sz w:val="26"/>
-              </w:rPr>
-            </w:pPr>
-          </w:p>
-        </w:tc>
-        <w:tc>
-          <w:tcPr>
-            <w:tcW w:w="1260" w:type="dxa"/>
-          </w:tcPr>
-          <w:p>
-            <w:pPr>
-              <w:rPr>
-                <w:rFonts w:ascii="Times New Roman" w:hAnsi="Times New Roman"/>
-                <w:b/>
-                <w:sz w:val="26"/>
-              </w:rPr>
-            </w:pPr>
-          </w:p>
-        </w:tc>
-        <w:tc>
-          <w:tcPr>
-            <w:tcW w:w="837" w:type="dxa"/>
-          </w:tcPr>
-          <w:p>
-            <w:pPr>
-              <w:rPr>
-                <w:rFonts w:ascii="Times New Roman" w:hAnsi="Times New Roman"/>
-                <w:b/>
-                <w:sz w:val="26"/>
-              </w:rPr>
-            </w:pPr>
-          </w:p>
-        </w:tc>
-        <w:tc>
-          <w:tcPr>
-            <w:tcW w:w="1773" w:type="dxa"/>
-          </w:tcPr>
-          <w:p>
-            <w:pPr>
-              <w:rPr>
-                <w:rFonts w:ascii="Times New Roman" w:hAnsi="Times New Roman"/>
-                <w:b/>
-                <w:sz w:val="26"/>
-              </w:rPr>
-            </w:pPr>
-          </w:p>
-        </w:tc>
-      </w:tr>
-      <w:tr>
-        <w:tc>
-          <w:tcPr>
-            <w:tcW w:w="1414" w:type="dxa"/>
-          </w:tcPr>
-          <w:p>
-            <w:pPr>
-              <w:rPr>
-                <w:rFonts w:ascii="Times New Roman" w:hAnsi="Times New Roman"/>
-                <w:b/>
-                <w:sz w:val="26"/>
-              </w:rPr>
-            </w:pPr>
-          </w:p>
-        </w:tc>
-        <w:tc>
-          <w:tcPr>
-            <w:tcW w:w="1090" w:type="dxa"/>
-          </w:tcPr>
-          <w:p>
-            <w:pPr>
-              <w:rPr>
-                <w:rFonts w:ascii="Times New Roman" w:hAnsi="Times New Roman"/>
-                <w:b/>
-                <w:sz w:val="26"/>
-              </w:rPr>
-            </w:pPr>
-          </w:p>
-        </w:tc>
-        <w:tc>
-          <w:tcPr>
-            <w:tcW w:w="1431" w:type="dxa"/>
-          </w:tcPr>
-          <w:p>
-            <w:pPr>
-              <w:rPr>
-                <w:rFonts w:ascii="Times New Roman" w:hAnsi="Times New Roman"/>
-                <w:b/>
-                <w:sz w:val="26"/>
-              </w:rPr>
-            </w:pPr>
-          </w:p>
-        </w:tc>
-        <w:tc>
-          <w:tcPr>
-            <w:tcW w:w="830" w:type="dxa"/>
-          </w:tcPr>
-          <w:p>
-            <w:pPr>
-              <w:rPr>
-                <w:rFonts w:ascii="Times New Roman" w:hAnsi="Times New Roman"/>
-                <w:b/>
-                <w:sz w:val="26"/>
-              </w:rPr>
-            </w:pPr>
-          </w:p>
-        </w:tc>
-        <w:tc>
-          <w:tcPr>
-            <w:tcW w:w="1350" w:type="dxa"/>
-          </w:tcPr>
-          <w:p>
-            <w:pPr>
-              <w:rPr>
-                <w:rFonts w:ascii="Times New Roman" w:hAnsi="Times New Roman"/>
-                <w:b/>
-                <w:sz w:val="26"/>
-              </w:rPr>
-            </w:pPr>
-          </w:p>
-        </w:tc>
-        <w:tc>
-          <w:tcPr>
-            <w:tcW w:w="1260" w:type="dxa"/>
-          </w:tcPr>
-          <w:p>
-            <w:pPr>
-              <w:rPr>
-                <w:rFonts w:ascii="Times New Roman" w:hAnsi="Times New Roman"/>
-                <w:b/>
-                <w:sz w:val="26"/>
-              </w:rPr>
-            </w:pPr>
-          </w:p>
-        </w:tc>
-        <w:tc>
-          <w:tcPr>
-            <w:tcW w:w="837" w:type="dxa"/>
-          </w:tcPr>
-          <w:p>
-            <w:pPr>
-              <w:rPr>
-                <w:rFonts w:ascii="Times New Roman" w:hAnsi="Times New Roman"/>
-                <w:b/>
-                <w:sz w:val="26"/>
-              </w:rPr>
-            </w:pPr>
-          </w:p>
-        </w:tc>
-        <w:tc>
-          <w:tcPr>
-            <w:tcW w:w="1773" w:type="dxa"/>
-          </w:tcPr>
-          <w:p>
-            <w:pPr>
-              <w:rPr>
-                <w:rFonts w:ascii="Times New Roman" w:hAnsi="Times New Roman"/>
-                <w:b/>
-                <w:sz w:val="26"/>
-              </w:rPr>
-            </w:pPr>
-          </w:p>
-        </w:tc>
-      </w:tr>
-      <w:tr>
-        <w:tc>
-          <w:tcPr>
-            <w:tcW w:w="1414" w:type="dxa"/>
-          </w:tcPr>
-          <w:p>
-            <w:pPr>
-              <w:rPr>
-                <w:rFonts w:ascii="Times New Roman" w:hAnsi="Times New Roman"/>
-                <w:b/>
-                <w:sz w:val="26"/>
-              </w:rPr>
-            </w:pPr>
-          </w:p>
-        </w:tc>
-        <w:tc>
-          <w:tcPr>
-            <w:tcW w:w="1090" w:type="dxa"/>
-          </w:tcPr>
-          <w:p>
-            <w:pPr>
-              <w:rPr>
-                <w:rFonts w:ascii="Times New Roman" w:hAnsi="Times New Roman"/>
-                <w:b/>
-                <w:sz w:val="26"/>
-              </w:rPr>
-            </w:pPr>
-          </w:p>
-        </w:tc>
-        <w:tc>
-          <w:tcPr>
-            <w:tcW w:w="1431" w:type="dxa"/>
-          </w:tcPr>
-          <w:p>
-            <w:pPr>
-              <w:rPr>
-                <w:rFonts w:ascii="Times New Roman" w:hAnsi="Times New Roman"/>
-                <w:b/>
-                <w:sz w:val="26"/>
-              </w:rPr>
-            </w:pPr>
-          </w:p>
-        </w:tc>
-        <w:tc>
-          <w:tcPr>
-            <w:tcW w:w="830" w:type="dxa"/>
-          </w:tcPr>
-          <w:p>
-            <w:pPr>
-              <w:rPr>
-                <w:rFonts w:ascii="Times New Roman" w:hAnsi="Times New Roman"/>
-                <w:b/>
-                <w:sz w:val="26"/>
-              </w:rPr>
-            </w:pPr>
-          </w:p>
-        </w:tc>
-        <w:tc>
-          <w:tcPr>
-            <w:tcW w:w="1350" w:type="dxa"/>
-          </w:tcPr>
-          <w:p>
-            <w:pPr>
-              <w:rPr>
-                <w:rFonts w:ascii="Times New Roman" w:hAnsi="Times New Roman"/>
-                <w:b/>
-                <w:sz w:val="26"/>
-              </w:rPr>
-            </w:pPr>
-          </w:p>
-        </w:tc>
-        <w:tc>
-          <w:tcPr>
-            <w:tcW w:w="1260" w:type="dxa"/>
-          </w:tcPr>
-          <w:p>
-            <w:pPr>
-              <w:rPr>
-                <w:rFonts w:ascii="Times New Roman" w:hAnsi="Times New Roman"/>
-                <w:b/>
-                <w:sz w:val="26"/>
-              </w:rPr>
-            </w:pPr>
-          </w:p>
-        </w:tc>
-        <w:tc>
-          <w:tcPr>
-            <w:tcW w:w="837" w:type="dxa"/>
-          </w:tcPr>
-          <w:p>
-            <w:pPr>
-              <w:rPr>
-                <w:rFonts w:ascii="Times New Roman" w:hAnsi="Times New Roman"/>
-                <w:b/>
-                <w:sz w:val="26"/>
-              </w:rPr>
-            </w:pPr>
-          </w:p>
-        </w:tc>
-        <w:tc>
-          <w:tcPr>
-            <w:tcW w:w="1773" w:type="dxa"/>
-          </w:tcPr>
-          <w:p>
-            <w:pPr>
-              <w:rPr>
-                <w:rFonts w:ascii="Times New Roman" w:hAnsi="Times New Roman"/>
-                <w:b/>
-                <w:sz w:val="26"/>
-              </w:rPr>
-            </w:pPr>
-          </w:p>
-        </w:tc>
-      </w:tr>
-      <w:tr>
-        <w:tc>
-          <w:tcPr>
-            <w:tcW w:w="1414" w:type="dxa"/>
-          </w:tcPr>
-          <w:p>
-            <w:pPr>
-              <w:rPr>
-                <w:rFonts w:ascii="Times New Roman" w:hAnsi="Times New Roman"/>
-                <w:b/>
-                <w:sz w:val="26"/>
-              </w:rPr>
-            </w:pPr>
-          </w:p>
-        </w:tc>
-        <w:tc>
-          <w:tcPr>
-            <w:tcW w:w="1090" w:type="dxa"/>
-          </w:tcPr>
-          <w:p>
-            <w:pPr>
-              <w:rPr>
-                <w:rFonts w:ascii="Times New Roman" w:hAnsi="Times New Roman"/>
-                <w:b/>
-                <w:sz w:val="26"/>
-              </w:rPr>
-            </w:pPr>
-          </w:p>
-        </w:tc>
-        <w:tc>
-          <w:tcPr>
-            <w:tcW w:w="1431" w:type="dxa"/>
-          </w:tcPr>
-          <w:p>
-            <w:pPr>
-              <w:rPr>
-                <w:rFonts w:ascii="Times New Roman" w:hAnsi="Times New Roman"/>
-                <w:b/>
-                <w:sz w:val="26"/>
-              </w:rPr>
-            </w:pPr>
-          </w:p>
-        </w:tc>
-        <w:tc>
-          <w:tcPr>
-            <w:tcW w:w="830" w:type="dxa"/>
-          </w:tcPr>
-          <w:p>
-            <w:pPr>
-              <w:rPr>
-                <w:rFonts w:ascii="Times New Roman" w:hAnsi="Times New Roman"/>
-                <w:b/>
-                <w:sz w:val="26"/>
-              </w:rPr>
-            </w:pPr>
-          </w:p>
-        </w:tc>
-        <w:tc>
-          <w:tcPr>
-            <w:tcW w:w="1350" w:type="dxa"/>
-          </w:tcPr>
-          <w:p>
-            <w:pPr>
-              <w:rPr>
-                <w:rFonts w:ascii="Times New Roman" w:hAnsi="Times New Roman"/>
-                <w:b/>
-                <w:sz w:val="26"/>
-              </w:rPr>
-            </w:pPr>
-          </w:p>
-        </w:tc>
-        <w:tc>
-          <w:tcPr>
-            <w:tcW w:w="1260" w:type="dxa"/>
-          </w:tcPr>
-          <w:p>
-            <w:pPr>
-              <w:rPr>
-                <w:rFonts w:ascii="Times New Roman" w:hAnsi="Times New Roman"/>
-                <w:b/>
-                <w:sz w:val="26"/>
-              </w:rPr>
-            </w:pPr>
-          </w:p>
-        </w:tc>
-        <w:tc>
-          <w:tcPr>
-            <w:tcW w:w="837" w:type="dxa"/>
-          </w:tcPr>
-          <w:p>
-            <w:pPr>
-              <w:rPr>
-                <w:rFonts w:ascii="Times New Roman" w:hAnsi="Times New Roman"/>
-                <w:b/>
-                <w:sz w:val="26"/>
-              </w:rPr>
-            </w:pPr>
-          </w:p>
-        </w:tc>
-        <w:tc>
-          <w:tcPr>
-            <w:tcW w:w="1773" w:type="dxa"/>
-          </w:tcPr>
-          <w:p>
-            <w:pPr>
-              <w:rPr>
-                <w:rFonts w:ascii="Times New Roman" w:hAnsi="Times New Roman"/>
-                <w:b/>
-                <w:sz w:val="26"/>
-              </w:rPr>
-            </w:pPr>
-          </w:p>
-        </w:tc>
-      </w:tr>
-      <w:tr>
-        <w:tc>
-          <w:tcPr>
-            <w:tcW w:w="1414" w:type="dxa"/>
-          </w:tcPr>
-          <w:p>
-            <w:pPr>
-              <w:rPr>
-                <w:rFonts w:ascii="Times New Roman" w:hAnsi="Times New Roman"/>
-                <w:b/>
-                <w:sz w:val="26"/>
-              </w:rPr>
-            </w:pPr>
-          </w:p>
-        </w:tc>
-        <w:tc>
-          <w:tcPr>
-            <w:tcW w:w="1090" w:type="dxa"/>
-          </w:tcPr>
-          <w:p>
-            <w:pPr>
-              <w:rPr>
-                <w:rFonts w:ascii="Times New Roman" w:hAnsi="Times New Roman"/>
-                <w:b/>
-                <w:sz w:val="26"/>
-              </w:rPr>
-            </w:pPr>
-          </w:p>
-        </w:tc>
-        <w:tc>
-          <w:tcPr>
-            <w:tcW w:w="1431" w:type="dxa"/>
-          </w:tcPr>
-          <w:p>
-            <w:pPr>
-              <w:rPr>
-                <w:rFonts w:ascii="Times New Roman" w:hAnsi="Times New Roman"/>
-                <w:b/>
-                <w:sz w:val="26"/>
-              </w:rPr>
-            </w:pPr>
-          </w:p>
-        </w:tc>
-        <w:tc>
-          <w:tcPr>
-            <w:tcW w:w="830" w:type="dxa"/>
-          </w:tcPr>
-          <w:p>
-            <w:pPr>
-              <w:rPr>
-                <w:rFonts w:ascii="Times New Roman" w:hAnsi="Times New Roman"/>
-                <w:b/>
-                <w:sz w:val="26"/>
-              </w:rPr>
-            </w:pPr>
-          </w:p>
-        </w:tc>
-        <w:tc>
-          <w:tcPr>
-            <w:tcW w:w="1350" w:type="dxa"/>
-          </w:tcPr>
-          <w:p>
-            <w:pPr>
-              <w:rPr>
-                <w:rFonts w:ascii="Times New Roman" w:hAnsi="Times New Roman"/>
-                <w:b/>
-                <w:sz w:val="26"/>
-              </w:rPr>
-            </w:pPr>
-          </w:p>
-        </w:tc>
-        <w:tc>
-          <w:tcPr>
-            <w:tcW w:w="1260" w:type="dxa"/>
-          </w:tcPr>
-          <w:p>
-            <w:pPr>
-              <w:rPr>
-                <w:rFonts w:ascii="Times New Roman" w:hAnsi="Times New Roman"/>
-                <w:b/>
-                <w:sz w:val="26"/>
-              </w:rPr>
-            </w:pPr>
-          </w:p>
-        </w:tc>
-        <w:tc>
-          <w:tcPr>
-            <w:tcW w:w="837" w:type="dxa"/>
-          </w:tcPr>
-          <w:p>
-            <w:pPr>
-              <w:rPr>
-                <w:rFonts w:ascii="Times New Roman" w:hAnsi="Times New Roman"/>
-                <w:b/>
-                <w:sz w:val="26"/>
-              </w:rPr>
-            </w:pPr>
-          </w:p>
-        </w:tc>
-        <w:tc>
-          <w:tcPr>
-            <w:tcW w:w="1773" w:type="dxa"/>
-          </w:tcPr>
-          <w:p>
-            <w:pPr>
-              <w:rPr>
-                <w:rFonts w:ascii="Times New Roman" w:hAnsi="Times New Roman"/>
-                <w:b/>
-                <w:sz w:val="26"/>
-              </w:rPr>
-            </w:pPr>
-          </w:p>
-        </w:tc>
-      </w:tr>
-      <w:tr>
-        <w:tc>
-          <w:tcPr>
-            <w:tcW w:w="1414" w:type="dxa"/>
-          </w:tcPr>
-          <w:p>
-            <w:pPr>
-              <w:rPr>
-                <w:rFonts w:ascii="Times New Roman" w:hAnsi="Times New Roman"/>
-                <w:b/>
-                <w:sz w:val="26"/>
-              </w:rPr>
-            </w:pPr>
-          </w:p>
-        </w:tc>
-        <w:tc>
-          <w:tcPr>
-            <w:tcW w:w="1090" w:type="dxa"/>
-          </w:tcPr>
-          <w:p>
-            <w:pPr>
-              <w:rPr>
-                <w:rFonts w:ascii="Times New Roman" w:hAnsi="Times New Roman"/>
-                <w:b/>
-                <w:sz w:val="26"/>
-              </w:rPr>
-            </w:pPr>
-          </w:p>
-        </w:tc>
-        <w:tc>
-          <w:tcPr>
-            <w:tcW w:w="1431" w:type="dxa"/>
-          </w:tcPr>
-          <w:p>
-            <w:pPr>
-              <w:rPr>
-                <w:rFonts w:ascii="Times New Roman" w:hAnsi="Times New Roman"/>
-                <w:b/>
-                <w:sz w:val="26"/>
-              </w:rPr>
-            </w:pPr>
-          </w:p>
-        </w:tc>
-        <w:tc>
-          <w:tcPr>
-            <w:tcW w:w="830" w:type="dxa"/>
-          </w:tcPr>
-          <w:p>
-            <w:pPr>
-              <w:rPr>
-                <w:rFonts w:ascii="Times New Roman" w:hAnsi="Times New Roman"/>
-                <w:b/>
-                <w:sz w:val="26"/>
-              </w:rPr>
-            </w:pPr>
-          </w:p>
-        </w:tc>
-        <w:tc>
-          <w:tcPr>
-            <w:tcW w:w="1350" w:type="dxa"/>
-          </w:tcPr>
-          <w:p>
-            <w:pPr>
-              <w:rPr>
-                <w:rFonts w:ascii="Times New Roman" w:hAnsi="Times New Roman"/>
-                <w:b/>
-                <w:sz w:val="26"/>
-              </w:rPr>
-            </w:pPr>
-          </w:p>
-        </w:tc>
-        <w:tc>
-          <w:tcPr>
-            <w:tcW w:w="1260" w:type="dxa"/>
-          </w:tcPr>
-          <w:p>
-            <w:pPr>
-              <w:rPr>
-                <w:rFonts w:ascii="Times New Roman" w:hAnsi="Times New Roman"/>
-                <w:b/>
-                <w:sz w:val="26"/>
-              </w:rPr>
-            </w:pPr>
-          </w:p>
-        </w:tc>
-        <w:tc>
-          <w:tcPr>
-            <w:tcW w:w="837" w:type="dxa"/>
-          </w:tcPr>
-          <w:p>
-            <w:pPr>
-              <w:rPr>
-                <w:rFonts w:ascii="Times New Roman" w:hAnsi="Times New Roman"/>
-                <w:b/>
-                <w:sz w:val="26"/>
-              </w:rPr>
-            </w:pPr>
-          </w:p>
-        </w:tc>
-        <w:tc>
-          <w:tcPr>
-            <w:tcW w:w="1773" w:type="dxa"/>
-          </w:tcPr>
-          <w:p>
-            <w:pPr>
-              <w:rPr>
-                <w:rFonts w:ascii="Times New Roman" w:hAnsi="Times New Roman"/>
-                <w:b/>
-                <w:sz w:val="26"/>
-              </w:rPr>
-            </w:pPr>
-          </w:p>
-        </w:tc>
-      </w:tr>
-      <w:tr>
-        <w:tc>
-          <w:tcPr>
-            <w:tcW w:w="1414" w:type="dxa"/>
-          </w:tcPr>
-          <w:p>
-            <w:pPr>
-              <w:rPr>
-                <w:rFonts w:ascii="Times New Roman" w:hAnsi="Times New Roman"/>
-                <w:b/>
-                <w:sz w:val="26"/>
-              </w:rPr>
-            </w:pPr>
-          </w:p>
-        </w:tc>
-        <w:tc>
-          <w:tcPr>
-            <w:tcW w:w="1090" w:type="dxa"/>
-          </w:tcPr>
-          <w:p>
-            <w:pPr>
-              <w:rPr>
-                <w:rFonts w:ascii="Times New Roman" w:hAnsi="Times New Roman"/>
-                <w:b/>
-                <w:sz w:val="26"/>
-              </w:rPr>
-            </w:pPr>
-          </w:p>
-        </w:tc>
-        <w:tc>
-          <w:tcPr>
-            <w:tcW w:w="1431" w:type="dxa"/>
-          </w:tcPr>
-          <w:p>
-            <w:pPr>
-              <w:rPr>
-                <w:rFonts w:ascii="Times New Roman" w:hAnsi="Times New Roman"/>
-                <w:b/>
-                <w:sz w:val="26"/>
-              </w:rPr>
-            </w:pPr>
-          </w:p>
-        </w:tc>
-        <w:tc>
-          <w:tcPr>
-            <w:tcW w:w="830" w:type="dxa"/>
-          </w:tcPr>
-          <w:p>
-            <w:pPr>
-              <w:rPr>
-                <w:rFonts w:ascii="Times New Roman" w:hAnsi="Times New Roman"/>
-                <w:b/>
-                <w:sz w:val="26"/>
-              </w:rPr>
-            </w:pPr>
-          </w:p>
-        </w:tc>
-        <w:tc>
-          <w:tcPr>
-            <w:tcW w:w="1350" w:type="dxa"/>
-          </w:tcPr>
-          <w:p>
-            <w:pPr>
-              <w:rPr>
-                <w:rFonts w:ascii="Times New Roman" w:hAnsi="Times New Roman"/>
-                <w:b/>
-                <w:sz w:val="26"/>
-              </w:rPr>
-            </w:pPr>
-          </w:p>
-        </w:tc>
-        <w:tc>
-          <w:tcPr>
-            <w:tcW w:w="1260" w:type="dxa"/>
-          </w:tcPr>
-          <w:p>
-            <w:pPr>
-              <w:rPr>
-                <w:rFonts w:ascii="Times New Roman" w:hAnsi="Times New Roman"/>
-                <w:b/>
-                <w:sz w:val="26"/>
-              </w:rPr>
-            </w:pPr>
-          </w:p>
-        </w:tc>
-        <w:tc>
-          <w:tcPr>
-            <w:tcW w:w="837" w:type="dxa"/>
-          </w:tcPr>
-          <w:p>
-            <w:pPr>
-              <w:rPr>
-                <w:rFonts w:ascii="Times New Roman" w:hAnsi="Times New Roman"/>
-                <w:b/>
-                <w:sz w:val="26"/>
-              </w:rPr>
-            </w:pPr>
-          </w:p>
-        </w:tc>
-        <w:tc>
-          <w:tcPr>
-            <w:tcW w:w="1773" w:type="dxa"/>
-          </w:tcPr>
-          <w:p>
-            <w:pPr>
-              <w:rPr>
-                <w:rFonts w:ascii="Times New Roman" w:hAnsi="Times New Roman"/>
-                <w:b/>
-                <w:sz w:val="26"/>
-              </w:rPr>
-            </w:pPr>
-          </w:p>
-        </w:tc>
-      </w:tr>
-      <w:tr>
-        <w:tc>
-          <w:tcPr>
-            <w:tcW w:w="1414" w:type="dxa"/>
-          </w:tcPr>
-          <w:p>
-            <w:pPr>
-              <w:rPr>
-                <w:rFonts w:ascii="Times New Roman" w:hAnsi="Times New Roman"/>
-                <w:b/>
-                <w:sz w:val="26"/>
-              </w:rPr>
-            </w:pPr>
-          </w:p>
-        </w:tc>
-        <w:tc>
-          <w:tcPr>
-            <w:tcW w:w="1090" w:type="dxa"/>
-          </w:tcPr>
-          <w:p>
-            <w:pPr>
-              <w:rPr>
-                <w:rFonts w:ascii="Times New Roman" w:hAnsi="Times New Roman"/>
-                <w:b/>
-                <w:sz w:val="26"/>
-              </w:rPr>
-            </w:pPr>
-          </w:p>
-        </w:tc>
-        <w:tc>
-          <w:tcPr>
-            <w:tcW w:w="1431" w:type="dxa"/>
-          </w:tcPr>
-          <w:p>
-            <w:pPr>
-              <w:rPr>
-                <w:rFonts w:ascii="Times New Roman" w:hAnsi="Times New Roman"/>
-                <w:b/>
-                <w:sz w:val="26"/>
-              </w:rPr>
-            </w:pPr>
-          </w:p>
-        </w:tc>
-        <w:tc>
-          <w:tcPr>
-            <w:tcW w:w="830" w:type="dxa"/>
-          </w:tcPr>
-          <w:p>
-            <w:pPr>
-              <w:rPr>
-                <w:rFonts w:ascii="Times New Roman" w:hAnsi="Times New Roman"/>
-                <w:b/>
-                <w:sz w:val="26"/>
-              </w:rPr>
-            </w:pPr>
-          </w:p>
-        </w:tc>
-        <w:tc>
-          <w:tcPr>
-            <w:tcW w:w="1350" w:type="dxa"/>
-          </w:tcPr>
-          <w:p>
-            <w:pPr>
-              <w:rPr>
-                <w:rFonts w:ascii="Times New Roman" w:hAnsi="Times New Roman"/>
-                <w:b/>
-                <w:sz w:val="26"/>
-              </w:rPr>
-            </w:pPr>
-          </w:p>
-        </w:tc>
-        <w:tc>
-          <w:tcPr>
-            <w:tcW w:w="1260" w:type="dxa"/>
-          </w:tcPr>
-          <w:p>
-            <w:pPr>
-              <w:rPr>
-                <w:rFonts w:ascii="Times New Roman" w:hAnsi="Times New Roman"/>
-                <w:b/>
-                <w:sz w:val="26"/>
-              </w:rPr>
-            </w:pPr>
-          </w:p>
-        </w:tc>
-        <w:tc>
-          <w:tcPr>
-            <w:tcW w:w="837" w:type="dxa"/>
-          </w:tcPr>
-          <w:p>
-            <w:pPr>
-              <w:rPr>
-                <w:rFonts w:ascii="Times New Roman" w:hAnsi="Times New Roman"/>
-                <w:b/>
-                <w:sz w:val="26"/>
-              </w:rPr>
-            </w:pPr>
-          </w:p>
-        </w:tc>
-        <w:tc>
-          <w:tcPr>
-            <w:tcW w:w="1773" w:type="dxa"/>
-          </w:tcPr>
-          <w:p>
-            <w:pPr>
-              <w:rPr>
-                <w:rFonts w:ascii="Times New Roman" w:hAnsi="Times New Roman"/>
-                <w:b/>
-                <w:sz w:val="26"/>
-              </w:rPr>
-            </w:pPr>
-          </w:p>
-        </w:tc>
-      </w:tr>
-      <w:tr>
-        <w:tc>
-          <w:tcPr>
-            <w:tcW w:w="1414" w:type="dxa"/>
-          </w:tcPr>
-          <w:p>
-            <w:pPr>
-              <w:rPr>
-                <w:rFonts w:ascii="Times New Roman" w:hAnsi="Times New Roman"/>
-                <w:b/>
-                <w:sz w:val="26"/>
-              </w:rPr>
-            </w:pPr>
-          </w:p>
-        </w:tc>
-        <w:tc>
-          <w:tcPr>
-            <w:tcW w:w="1090" w:type="dxa"/>
-          </w:tcPr>
-          <w:p>
-            <w:pPr>
-              <w:rPr>
-                <w:rFonts w:ascii="Times New Roman" w:hAnsi="Times New Roman"/>
-                <w:b/>
-                <w:sz w:val="26"/>
-              </w:rPr>
-            </w:pPr>
-          </w:p>
-        </w:tc>
-        <w:tc>
-          <w:tcPr>
-            <w:tcW w:w="1431" w:type="dxa"/>
-          </w:tcPr>
-          <w:p>
-            <w:pPr>
-              <w:rPr>
-                <w:rFonts w:ascii="Times New Roman" w:hAnsi="Times New Roman"/>
-                <w:b/>
-                <w:sz w:val="26"/>
-              </w:rPr>
-            </w:pPr>
-          </w:p>
-        </w:tc>
-        <w:tc>
-          <w:tcPr>
-            <w:tcW w:w="830" w:type="dxa"/>
-          </w:tcPr>
-          <w:p>
-            <w:pPr>
-              <w:rPr>
-                <w:rFonts w:ascii="Times New Roman" w:hAnsi="Times New Roman"/>
-                <w:b/>
-                <w:sz w:val="26"/>
-              </w:rPr>
-            </w:pPr>
-          </w:p>
-        </w:tc>
-        <w:tc>
-          <w:tcPr>
-            <w:tcW w:w="1350" w:type="dxa"/>
-          </w:tcPr>
-          <w:p>
-            <w:pPr>
-              <w:rPr>
-                <w:rFonts w:ascii="Times New Roman" w:hAnsi="Times New Roman"/>
-                <w:b/>
-                <w:sz w:val="26"/>
-              </w:rPr>
-            </w:pPr>
-          </w:p>
-        </w:tc>
-        <w:tc>
-          <w:tcPr>
-            <w:tcW w:w="1260" w:type="dxa"/>
-          </w:tcPr>
-          <w:p>
-            <w:pPr>
-              <w:rPr>
-                <w:rFonts w:ascii="Times New Roman" w:hAnsi="Times New Roman"/>
-                <w:b/>
-                <w:sz w:val="26"/>
-              </w:rPr>
-            </w:pPr>
-          </w:p>
-        </w:tc>
-        <w:tc>
-          <w:tcPr>
-            <w:tcW w:w="837" w:type="dxa"/>
-          </w:tcPr>
-          <w:p>
-            <w:pPr>
-              <w:rPr>
-                <w:rFonts w:ascii="Times New Roman" w:hAnsi="Times New Roman"/>
-                <w:b/>
-                <w:sz w:val="26"/>
-              </w:rPr>
-            </w:pPr>
-          </w:p>
-        </w:tc>
-        <w:tc>
-          <w:tcPr>
-            <w:tcW w:w="1773" w:type="dxa"/>
-          </w:tcPr>
-          <w:p>
-            <w:pPr>
-              <w:rPr>
-                <w:rFonts w:ascii="Times New Roman" w:hAnsi="Times New Roman"/>
-                <w:b/>
-                <w:sz w:val="26"/>
-              </w:rPr>
-            </w:pPr>
-          </w:p>
-        </w:tc>
-      </w:tr>
-      <w:tr>
-        <w:tc>
-          <w:tcPr>
-            <w:tcW w:w="1414" w:type="dxa"/>
-          </w:tcPr>
-          <w:p>
-            <w:pPr>
-              <w:rPr>
-                <w:rFonts w:ascii="Times New Roman" w:hAnsi="Times New Roman"/>
-                <w:b/>
-                <w:sz w:val="26"/>
-              </w:rPr>
-            </w:pPr>
-          </w:p>
-        </w:tc>
-        <w:tc>
-          <w:tcPr>
-            <w:tcW w:w="1090" w:type="dxa"/>
-          </w:tcPr>
-          <w:p>
-            <w:pPr>
-              <w:rPr>
-                <w:rFonts w:ascii="Times New Roman" w:hAnsi="Times New Roman"/>
-                <w:b/>
-                <w:sz w:val="26"/>
-              </w:rPr>
-            </w:pPr>
-          </w:p>
-        </w:tc>
-        <w:tc>
-          <w:tcPr>
-            <w:tcW w:w="1431" w:type="dxa"/>
-          </w:tcPr>
-          <w:p>
-            <w:pPr>
-              <w:rPr>
-                <w:rFonts w:ascii="Times New Roman" w:hAnsi="Times New Roman"/>
-                <w:b/>
-                <w:sz w:val="26"/>
-              </w:rPr>
-            </w:pPr>
-          </w:p>
-        </w:tc>
-        <w:tc>
-          <w:tcPr>
-            <w:tcW w:w="830" w:type="dxa"/>
-          </w:tcPr>
-          <w:p>
-            <w:pPr>
-              <w:rPr>
-                <w:rFonts w:ascii="Times New Roman" w:hAnsi="Times New Roman"/>
-                <w:b/>
-                <w:sz w:val="26"/>
-              </w:rPr>
-            </w:pPr>
-          </w:p>
-        </w:tc>
-        <w:tc>
-          <w:tcPr>
-            <w:tcW w:w="1350" w:type="dxa"/>
-          </w:tcPr>
-          <w:p>
-            <w:pPr>
-              <w:rPr>
-                <w:rFonts w:ascii="Times New Roman" w:hAnsi="Times New Roman"/>
-                <w:b/>
-                <w:sz w:val="26"/>
-              </w:rPr>
-            </w:pPr>
-          </w:p>
-        </w:tc>
-        <w:tc>
-          <w:tcPr>
-            <w:tcW w:w="1260" w:type="dxa"/>
-          </w:tcPr>
-          <w:p>
-            <w:pPr>
-              <w:rPr>
-                <w:rFonts w:ascii="Times New Roman" w:hAnsi="Times New Roman"/>
-                <w:b/>
-                <w:sz w:val="26"/>
-              </w:rPr>
-            </w:pPr>
-          </w:p>
-        </w:tc>
-        <w:tc>
-          <w:tcPr>
-            <w:tcW w:w="837" w:type="dxa"/>
-          </w:tcPr>
-          <w:p>
-            <w:pPr>
-              <w:rPr>
-                <w:rFonts w:ascii="Times New Roman" w:hAnsi="Times New Roman"/>
-                <w:b/>
-                <w:sz w:val="26"/>
-              </w:rPr>
-            </w:pPr>
-          </w:p>
-        </w:tc>
-        <w:tc>
-          <w:tcPr>
-            <w:tcW w:w="1773" w:type="dxa"/>
-          </w:tcPr>
-          <w:p>
-            <w:pPr>
-              <w:rPr>
-                <w:rFonts w:ascii="Times New Roman" w:hAnsi="Times New Roman"/>
-                <w:b/>
-                <w:sz w:val="26"/>
-              </w:rPr>
-            </w:pPr>
-          </w:p>
-        </w:tc>
-      </w:tr>
-      <w:tr>
-        <w:tc>
-          <w:tcPr>
-            <w:tcW w:w="1414" w:type="dxa"/>
-          </w:tcPr>
-          <w:p>
-            <w:pPr>
-              <w:rPr>
-                <w:rFonts w:ascii="Times New Roman" w:hAnsi="Times New Roman"/>
-                <w:b/>
-                <w:sz w:val="26"/>
-              </w:rPr>
-            </w:pPr>
-          </w:p>
-        </w:tc>
-        <w:tc>
-          <w:tcPr>
-            <w:tcW w:w="1090" w:type="dxa"/>
-          </w:tcPr>
-          <w:p>
-            <w:pPr>
-              <w:rPr>
-                <w:rFonts w:ascii="Times New Roman" w:hAnsi="Times New Roman"/>
-                <w:b/>
-                <w:sz w:val="26"/>
-              </w:rPr>
-            </w:pPr>
-          </w:p>
-        </w:tc>
-        <w:tc>
-          <w:tcPr>
-            <w:tcW w:w="1431" w:type="dxa"/>
-          </w:tcPr>
-          <w:p>
-            <w:pPr>
-              <w:rPr>
-                <w:rFonts w:ascii="Times New Roman" w:hAnsi="Times New Roman"/>
-                <w:b/>
-                <w:sz w:val="26"/>
-              </w:rPr>
-            </w:pPr>
-          </w:p>
-        </w:tc>
-        <w:tc>
-          <w:tcPr>
-            <w:tcW w:w="830" w:type="dxa"/>
-          </w:tcPr>
-          <w:p>
-            <w:pPr>
-              <w:rPr>
-                <w:rFonts w:ascii="Times New Roman" w:hAnsi="Times New Roman"/>
-                <w:b/>
-                <w:sz w:val="26"/>
-              </w:rPr>
-            </w:pPr>
-          </w:p>
-        </w:tc>
-        <w:tc>
-          <w:tcPr>
-            <w:tcW w:w="1350" w:type="dxa"/>
-          </w:tcPr>
-          <w:p>
-            <w:pPr>
-              <w:rPr>
-                <w:rFonts w:ascii="Times New Roman" w:hAnsi="Times New Roman"/>
-                <w:b/>
-                <w:sz w:val="26"/>
-              </w:rPr>
-            </w:pPr>
-          </w:p>
-        </w:tc>
-        <w:tc>
-          <w:tcPr>
-            <w:tcW w:w="1260" w:type="dxa"/>
-          </w:tcPr>
-          <w:p>
-            <w:pPr>
-              <w:rPr>
-                <w:rFonts w:ascii="Times New Roman" w:hAnsi="Times New Roman"/>
-                <w:b/>
-                <w:sz w:val="26"/>
-              </w:rPr>
-            </w:pPr>
-          </w:p>
-        </w:tc>
-        <w:tc>
-          <w:tcPr>
-            <w:tcW w:w="837" w:type="dxa"/>
-          </w:tcPr>
-          <w:p>
-            <w:pPr>
-              <w:rPr>
-                <w:rFonts w:ascii="Times New Roman" w:hAnsi="Times New Roman"/>
-                <w:b/>
-                <w:sz w:val="26"/>
-              </w:rPr>
-            </w:pPr>
-          </w:p>
-        </w:tc>
-        <w:tc>
-          <w:tcPr>
-            <w:tcW w:w="1773" w:type="dxa"/>
-          </w:tcPr>
-          <w:p>
-            <w:pPr>
-              <w:rPr>
-                <w:rFonts w:ascii="Times New Roman" w:hAnsi="Times New Roman"/>
-                <w:b/>
-                <w:sz w:val="26"/>
-              </w:rPr>
-            </w:pPr>
-          </w:p>
-        </w:tc>
-      </w:tr>
-      <w:tr>
-        <w:tc>
-          <w:tcPr>
-            <w:tcW w:w="1414" w:type="dxa"/>
-          </w:tcPr>
-          <w:p>
-            <w:pPr>
-              <w:rPr>
-                <w:rFonts w:ascii="Times New Roman" w:hAnsi="Times New Roman"/>
-                <w:b/>
-                <w:sz w:val="26"/>
-              </w:rPr>
-            </w:pPr>
-          </w:p>
-        </w:tc>
-        <w:tc>
-          <w:tcPr>
-            <w:tcW w:w="1090" w:type="dxa"/>
-          </w:tcPr>
-          <w:p>
-            <w:pPr>
-              <w:rPr>
-                <w:rFonts w:ascii="Times New Roman" w:hAnsi="Times New Roman"/>
-                <w:b/>
-                <w:sz w:val="26"/>
-              </w:rPr>
-            </w:pPr>
-          </w:p>
-        </w:tc>
-        <w:tc>
-          <w:tcPr>
-            <w:tcW w:w="1431" w:type="dxa"/>
-          </w:tcPr>
-          <w:p>
-            <w:pPr>
-              <w:rPr>
-                <w:rFonts w:ascii="Times New Roman" w:hAnsi="Times New Roman"/>
-                <w:b/>
-                <w:sz w:val="26"/>
-              </w:rPr>
-            </w:pPr>
-          </w:p>
-        </w:tc>
-        <w:tc>
-          <w:tcPr>
-            <w:tcW w:w="830" w:type="dxa"/>
-          </w:tcPr>
-          <w:p>
-            <w:pPr>
-              <w:rPr>
-                <w:rFonts w:ascii="Times New Roman" w:hAnsi="Times New Roman"/>
-                <w:b/>
-                <w:sz w:val="26"/>
-              </w:rPr>
-            </w:pPr>
-          </w:p>
-        </w:tc>
-        <w:tc>
-          <w:tcPr>
-            <w:tcW w:w="1350" w:type="dxa"/>
-          </w:tcPr>
-          <w:p>
-            <w:pPr>
-              <w:rPr>
-                <w:rFonts w:ascii="Times New Roman" w:hAnsi="Times New Roman"/>
-                <w:b/>
-                <w:sz w:val="26"/>
-              </w:rPr>
-            </w:pPr>
-          </w:p>
-        </w:tc>
-        <w:tc>
-          <w:tcPr>
-            <w:tcW w:w="1260" w:type="dxa"/>
-          </w:tcPr>
-          <w:p>
-            <w:pPr>
-              <w:rPr>
-                <w:rFonts w:ascii="Times New Roman" w:hAnsi="Times New Roman"/>
-                <w:b/>
-                <w:sz w:val="26"/>
-              </w:rPr>
-            </w:pPr>
-          </w:p>
-        </w:tc>
-        <w:tc>
-          <w:tcPr>
-            <w:tcW w:w="837" w:type="dxa"/>
-          </w:tcPr>
-          <w:p>
-            <w:pPr>
-              <w:rPr>
-                <w:rFonts w:ascii="Times New Roman" w:hAnsi="Times New Roman"/>
-                <w:b/>
-                <w:sz w:val="26"/>
-              </w:rPr>
-            </w:pPr>
-          </w:p>
-        </w:tc>
-        <w:tc>
-          <w:tcPr>
-            <w:tcW w:w="1773" w:type="dxa"/>
-          </w:tcPr>
-          <w:p>
-            <w:pPr>
-              <w:rPr>
-                <w:rFonts w:ascii="Times New Roman" w:hAnsi="Times New Roman"/>
-                <w:b/>
-                <w:sz w:val="26"/>
-              </w:rPr>
-            </w:pPr>
-          </w:p>
-        </w:tc>
-      </w:tr>
-      <w:tr>
-        <w:tc>
-          <w:tcPr>
-            <w:tcW w:w="1414" w:type="dxa"/>
-          </w:tcPr>
-          <w:p>
-            <w:pPr>
-              <w:rPr>
-                <w:rFonts w:ascii="Times New Roman" w:hAnsi="Times New Roman"/>
-                <w:b/>
-                <w:sz w:val="26"/>
-              </w:rPr>
-            </w:pPr>
-          </w:p>
-        </w:tc>
-        <w:tc>
-          <w:tcPr>
-            <w:tcW w:w="1090" w:type="dxa"/>
-          </w:tcPr>
-          <w:p>
-            <w:pPr>
-              <w:rPr>
-                <w:rFonts w:ascii="Times New Roman" w:hAnsi="Times New Roman"/>
-                <w:b/>
-                <w:sz w:val="26"/>
-              </w:rPr>
-            </w:pPr>
-          </w:p>
-        </w:tc>
-        <w:tc>
-          <w:tcPr>
-            <w:tcW w:w="1431" w:type="dxa"/>
-          </w:tcPr>
-          <w:p>
-            <w:pPr>
-              <w:rPr>
-                <w:rFonts w:ascii="Times New Roman" w:hAnsi="Times New Roman"/>
-                <w:b/>
-                <w:sz w:val="26"/>
-              </w:rPr>
-            </w:pPr>
-          </w:p>
-        </w:tc>
-        <w:tc>
-          <w:tcPr>
-            <w:tcW w:w="830" w:type="dxa"/>
-          </w:tcPr>
-          <w:p>
-            <w:pPr>
-              <w:rPr>
-                <w:rFonts w:ascii="Times New Roman" w:hAnsi="Times New Roman"/>
-                <w:b/>
-                <w:sz w:val="26"/>
-              </w:rPr>
-            </w:pPr>
-          </w:p>
-        </w:tc>
-        <w:tc>
-          <w:tcPr>
-            <w:tcW w:w="1350" w:type="dxa"/>
-          </w:tcPr>
-          <w:p>
-            <w:pPr>
-              <w:rPr>
-                <w:rFonts w:ascii="Times New Roman" w:hAnsi="Times New Roman"/>
-                <w:b/>
-                <w:sz w:val="26"/>
-              </w:rPr>
-            </w:pPr>
-          </w:p>
-        </w:tc>
-        <w:tc>
-          <w:tcPr>
-            <w:tcW w:w="1260" w:type="dxa"/>
-          </w:tcPr>
-          <w:p>
-            <w:pPr>
-              <w:rPr>
-                <w:rFonts w:ascii="Times New Roman" w:hAnsi="Times New Roman"/>
-                <w:b/>
-                <w:sz w:val="26"/>
-              </w:rPr>
-            </w:pPr>
-          </w:p>
-        </w:tc>
-        <w:tc>
-          <w:tcPr>
-            <w:tcW w:w="837" w:type="dxa"/>
-          </w:tcPr>
-          <w:p>
-            <w:pPr>
-              <w:rPr>
-                <w:rFonts w:ascii="Times New Roman" w:hAnsi="Times New Roman"/>
-                <w:b/>
-                <w:sz w:val="26"/>
-              </w:rPr>
-            </w:pPr>
-          </w:p>
-        </w:tc>
-        <w:tc>
-          <w:tcPr>
-            <w:tcW w:w="1773" w:type="dxa"/>
-          </w:tcPr>
-          <w:p>
-            <w:pPr>
-              <w:rPr>
-                <w:rFonts w:ascii="Times New Roman" w:hAnsi="Times New Roman"/>
-                <w:b/>
-                <w:sz w:val="26"/>
-              </w:rPr>
-            </w:pPr>
-          </w:p>
-        </w:tc>
-      </w:tr>
-      <w:tr>
-        <w:tc>
-          <w:tcPr>
-            <w:tcW w:w="1414" w:type="dxa"/>
-          </w:tcPr>
-          <w:p>
-            <w:pPr>
-              <w:rPr>
-                <w:rFonts w:ascii="Times New Roman" w:hAnsi="Times New Roman"/>
-                <w:b/>
-                <w:sz w:val="26"/>
-              </w:rPr>
-            </w:pPr>
-          </w:p>
-        </w:tc>
-        <w:tc>
-          <w:tcPr>
-            <w:tcW w:w="1090" w:type="dxa"/>
-          </w:tcPr>
-          <w:p>
-            <w:pPr>
-              <w:rPr>
-                <w:rFonts w:ascii="Times New Roman" w:hAnsi="Times New Roman"/>
-                <w:b/>
-                <w:sz w:val="26"/>
-              </w:rPr>
-            </w:pPr>
-          </w:p>
-        </w:tc>
-        <w:tc>
-          <w:tcPr>
-            <w:tcW w:w="1431" w:type="dxa"/>
-          </w:tcPr>
-          <w:p>
-            <w:pPr>
-              <w:rPr>
-                <w:rFonts w:ascii="Times New Roman" w:hAnsi="Times New Roman"/>
-                <w:b/>
-                <w:sz w:val="26"/>
-              </w:rPr>
-            </w:pPr>
-          </w:p>
-        </w:tc>
-        <w:tc>
-          <w:tcPr>
-            <w:tcW w:w="830" w:type="dxa"/>
-          </w:tcPr>
-          <w:p>
-            <w:pPr>
-              <w:rPr>
-                <w:rFonts w:ascii="Times New Roman" w:hAnsi="Times New Roman"/>
-                <w:b/>
-                <w:sz w:val="26"/>
-              </w:rPr>
-            </w:pPr>
-          </w:p>
-        </w:tc>
-        <w:tc>
-          <w:tcPr>
-            <w:tcW w:w="1350" w:type="dxa"/>
-          </w:tcPr>
-          <w:p>
-            <w:pPr>
-              <w:rPr>
-                <w:rFonts w:ascii="Times New Roman" w:hAnsi="Times New Roman"/>
-                <w:b/>
-                <w:sz w:val="26"/>
-              </w:rPr>
-            </w:pPr>
-          </w:p>
-        </w:tc>
-        <w:tc>
-          <w:tcPr>
-            <w:tcW w:w="1260" w:type="dxa"/>
-          </w:tcPr>
-          <w:p>
-            <w:pPr>
-              <w:rPr>
-                <w:rFonts w:ascii="Times New Roman" w:hAnsi="Times New Roman"/>
-                <w:b/>
-                <w:sz w:val="26"/>
-              </w:rPr>
-            </w:pPr>
-          </w:p>
-        </w:tc>
-        <w:tc>
-          <w:tcPr>
-            <w:tcW w:w="837" w:type="dxa"/>
-          </w:tcPr>
-          <w:p>
-            <w:pPr>
-              <w:rPr>
-                <w:rFonts w:ascii="Times New Roman" w:hAnsi="Times New Roman"/>
-                <w:b/>
-                <w:sz w:val="26"/>
-              </w:rPr>
-            </w:pPr>
-          </w:p>
-        </w:tc>
-        <w:tc>
-          <w:tcPr>
-            <w:tcW w:w="1773" w:type="dxa"/>
-          </w:tcPr>
-          <w:p>
-            <w:pPr>
-              <w:rPr>
-                <w:rFonts w:ascii="Times New Roman" w:hAnsi="Times New Roman"/>
-                <w:b/>
-                <w:sz w:val="26"/>
-              </w:rPr>
-            </w:pPr>
-          </w:p>
-        </w:tc>
-      </w:tr>
-    </w:tbl>
-    <w:p>
-      <w:pPr>
-        <w:ind w:firstLine="720"/>
+      <w:r>
         <w:rPr>
           <w:rFonts w:ascii="Times New Roman" w:hAnsi="Times New Roman"/>
           <w:b/>
           <w:sz w:val="26"/>
           <w:lang w:val="en-US"/>
         </w:rPr>
-      </w:pPr>
+        <w:t>Kế</w:t>
+      </w:r>
       <w:r>
         <w:rPr>
           <w:rFonts w:ascii="Times New Roman" w:hAnsi="Times New Roman"/>
           <w:b/>
           <w:sz w:val="26"/>
-        </w:rPr>
-        <w:t>Kế</w:t>
+          <w:lang w:val="en-US"/>
+        </w:rPr>
+        <w:t xml:space="preserve"> T</w:t>
       </w:r>
       <w:r>
         <w:rPr>
           <w:rFonts w:ascii="Times New Roman" w:hAnsi="Times New Roman"/>
           <w:b/>
           <w:sz w:val="26"/>
-        </w:rPr>
-        <w:t xml:space="preserve"> Toán</w:t>
+          <w:lang w:val="en-US"/>
+        </w:rPr>
+        <w:t xml:space="preserve">oán                                                            </w:t>
       </w:r>
       <w:r>
         <w:rPr>
@@ -14259,19 +9802,10 @@
           <w:sz w:val="26"/>
           <w:lang w:val="en-US"/>
         </w:rPr>
-        <w:t xml:space="preserve">                                                                                     </w:t>
+        <w:t xml:space="preserve">                         {{nddpl}}</w:t>
       </w:r>
       <w:bookmarkStart w:id="0" w:name="_GoBack"/>
       <w:bookmarkEnd w:id="0"/>
-      <w:r>
-        <w:rPr>
-          <w:rFonts w:ascii="Times New Roman" w:hAnsi="Times New Roman"/>
-          <w:b/>
-          <w:sz w:val="26"/>
-          <w:lang w:val="en-US"/>
-        </w:rPr>
-        <w:t>{{nddpl}}</w:t>
-      </w:r>
     </w:p>
     <w:p>
       <w:pPr>
@@ -14348,13 +9882,20 @@
 <w:hdr xmlns:wpc="http://schemas.microsoft.com/office/word/2010/wordprocessingCanvas" xmlns:cx="http://schemas.microsoft.com/office/drawing/2014/chartex" xmlns:mc="http://schemas.openxmlformats.org/markup-compatibility/2006" xmlns:o="urn:schemas-microsoft-com:office:office" xmlns:r="http://schemas.openxmlformats.org/officeDocument/2006/relationships" xmlns:m="http://schemas.openxmlformats.org/officeDocument/2006/math" xmlns:v="urn:schemas-microsoft-com:vml" xmlns:wp14="http://schemas.microsoft.com/office/word/2010/wordprocessingDrawing" xmlns:wp="http://schemas.openxmlformats.org/drawingml/2006/wordprocessingDrawing" xmlns:w10="urn:schemas-microsoft-com:office:word" xmlns:w="http://schemas.openxmlformats.org/wordprocessingml/2006/main" xmlns:w14="http://schemas.microsoft.com/office/word/2010/wordml" xmlns:w15="http://schemas.microsoft.com/office/word/2012/wordml" xmlns:w16se="http://schemas.microsoft.com/office/word/2015/wordml/symex" xmlns:wpg="http://schemas.microsoft.com/office/word/2010/wordprocessingGroup" xmlns:wpi="http://schemas.microsoft.com/office/word/2010/wordprocessingInk" xmlns:wne="http://schemas.microsoft.com/office/word/2006/wordml" xmlns:wps="http://schemas.microsoft.com/office/word/2010/wordprocessingShape" mc:Ignorable="w14 w15 w16se wp14">
   <w:sdt>
     <w:sdtPr>
-      <w:id w:val="1574708829"/>
+      <w:rPr>
+        <w:noProof w:val="0"/>
+      </w:rPr>
+      <w:id w:val="1232116281"/>
       <w:docPartObj>
         <w:docPartGallery w:val="Page Numbers (Top of Page)"/>
         <w:docPartUnique/>
       </w:docPartObj>
     </w:sdtPr>
-    <w:sdtEndPr/>
+    <w:sdtEndPr>
+      <w:rPr>
+        <w:noProof/>
+      </w:rPr>
+    </w:sdtEndPr>
     <w:sdtContent>
       <w:p>
         <w:pPr>
@@ -14362,16 +9903,22 @@
           <w:jc w:val="center"/>
         </w:pPr>
         <w:r>
+          <w:rPr>
+            <w:noProof w:val="0"/>
+          </w:rPr>
           <w:fldChar w:fldCharType="begin"/>
         </w:r>
         <w:r>
           <w:instrText xml:space="preserve"> PAGE   \* MERGEFORMAT </w:instrText>
         </w:r>
         <w:r>
+          <w:rPr>
+            <w:noProof w:val="0"/>
+          </w:rPr>
           <w:fldChar w:fldCharType="separate"/>
         </w:r>
         <w:r>
-          <w:t>13</w:t>
+          <w:t>11</w:t>
         </w:r>
         <w:r>
           <w:fldChar w:fldCharType="end"/>
@@ -14379,6 +9926,22 @@
       </w:p>
     </w:sdtContent>
   </w:sdt>
+  <w:p>
+    <w:pPr>
+      <w:pStyle w:val="Header"/>
+    </w:pPr>
+  </w:p>
+</w:hdr>
+</file>
+
+<file path=word/header2.xml><?xml version="1.0" encoding="utf-8"?>
+<w:hdr xmlns:wpc="http://schemas.microsoft.com/office/word/2010/wordprocessingCanvas" xmlns:cx="http://schemas.microsoft.com/office/drawing/2014/chartex" xmlns:mc="http://schemas.openxmlformats.org/markup-compatibility/2006" xmlns:o="urn:schemas-microsoft-com:office:office" xmlns:r="http://schemas.openxmlformats.org/officeDocument/2006/relationships" xmlns:m="http://schemas.openxmlformats.org/officeDocument/2006/math" xmlns:v="urn:schemas-microsoft-com:vml" xmlns:wp14="http://schemas.microsoft.com/office/word/2010/wordprocessingDrawing" xmlns:wp="http://schemas.openxmlformats.org/drawingml/2006/wordprocessingDrawing" xmlns:w10="urn:schemas-microsoft-com:office:word" xmlns:w="http://schemas.openxmlformats.org/wordprocessingml/2006/main" xmlns:w14="http://schemas.microsoft.com/office/word/2010/wordml" xmlns:w15="http://schemas.microsoft.com/office/word/2012/wordml" xmlns:w16se="http://schemas.microsoft.com/office/word/2015/wordml/symex" xmlns:wpg="http://schemas.microsoft.com/office/word/2010/wordprocessingGroup" xmlns:wpi="http://schemas.microsoft.com/office/word/2010/wordprocessingInk" xmlns:wne="http://schemas.microsoft.com/office/word/2006/wordml" xmlns:wps="http://schemas.microsoft.com/office/word/2010/wordprocessingShape" mc:Ignorable="w14 w15 w16se wp14">
+  <w:p>
+    <w:pPr>
+      <w:pStyle w:val="Header"/>
+      <w:jc w:val="center"/>
+    </w:pPr>
+  </w:p>
   <w:p>
     <w:pPr>
       <w:pStyle w:val="Header"/>
@@ -15650,7 +11213,7 @@
 </file>
 
 <file path=customXml/itemProps1.xml><?xml version="1.0" encoding="utf-8"?>
-<ds:datastoreItem xmlns:ds="http://schemas.openxmlformats.org/officeDocument/2006/customXml" ds:itemID="{1EC67C78-1084-4AA7-A66C-17911964130A}">
+<ds:datastoreItem xmlns:ds="http://schemas.openxmlformats.org/officeDocument/2006/customXml" ds:itemID="{33E925C9-C405-45D0-B600-4219FEE37277}">
   <ds:schemaRefs>
     <ds:schemaRef ds:uri="http://schemas.openxmlformats.org/officeDocument/2006/bibliography"/>
   </ds:schemaRefs>

--- a/src/main/resources/templates/HopDongTinDung.docx
+++ b/src/main/resources/templates/HopDongTinDung.docx
@@ -142,7 +142,7 @@
                     </wp:anchor>
                   </w:drawing>
                 </mc:Choice>
-                <mc:Fallback xmlns:cx1="http://schemas.microsoft.com/office/drawing/2015/9/8/chartex" xmlns:cx2="http://schemas.microsoft.com/office/drawing/2015/10/21/chartex" xmlns:cx3="http://schemas.microsoft.com/office/drawing/2016/5/9/chartex" xmlns:cx4="http://schemas.microsoft.com/office/drawing/2016/5/10/chartex" xmlns:cx5="http://schemas.microsoft.com/office/drawing/2016/5/11/chartex" xmlns:cx6="http://schemas.microsoft.com/office/drawing/2016/5/12/chartex" xmlns:cx7="http://schemas.microsoft.com/office/drawing/2016/5/13/chartex" xmlns:cx8="http://schemas.microsoft.com/office/drawing/2016/5/14/chartex" xmlns:aink="http://schemas.microsoft.com/office/drawing/2016/ink" xmlns:am3d="http://schemas.microsoft.com/office/drawing/2017/model3d" xmlns:oel="http://schemas.microsoft.com/office/2019/extlst" xmlns:w16cex="http://schemas.microsoft.com/office/word/2018/wordml/cex" xmlns:w16cid="http://schemas.microsoft.com/office/word/2016/wordml/cid" xmlns:w16="http://schemas.microsoft.com/office/word/2018/wordml" xmlns:w16du="http://schemas.microsoft.com/office/word/2023/wordml/word16du" xmlns:w16sdtdh="http://schemas.microsoft.com/office/word/2020/wordml/sdtdatahash" xmlns:w16sdtfl="http://schemas.microsoft.com/office/word/2024/wordml/sdtformatlock">
+                <mc:Fallback xmlns:w16sdtfl="http://schemas.microsoft.com/office/word/2024/wordml/sdtformatlock" xmlns:w16sdtdh="http://schemas.microsoft.com/office/word/2020/wordml/sdtdatahash" xmlns:w16du="http://schemas.microsoft.com/office/word/2023/wordml/word16du" xmlns:w16="http://schemas.microsoft.com/office/word/2018/wordml" xmlns:w16cid="http://schemas.microsoft.com/office/word/2016/wordml/cid" xmlns:w16cex="http://schemas.microsoft.com/office/word/2018/wordml/cex" xmlns:oel="http://schemas.microsoft.com/office/2019/extlst" xmlns:am3d="http://schemas.microsoft.com/office/drawing/2017/model3d" xmlns:aink="http://schemas.microsoft.com/office/drawing/2016/ink" xmlns:cx8="http://schemas.microsoft.com/office/drawing/2016/5/14/chartex" xmlns:cx7="http://schemas.microsoft.com/office/drawing/2016/5/13/chartex" xmlns:cx6="http://schemas.microsoft.com/office/drawing/2016/5/12/chartex" xmlns:cx5="http://schemas.microsoft.com/office/drawing/2016/5/11/chartex" xmlns:cx4="http://schemas.microsoft.com/office/drawing/2016/5/10/chartex" xmlns:cx3="http://schemas.microsoft.com/office/drawing/2016/5/9/chartex" xmlns:cx2="http://schemas.microsoft.com/office/drawing/2015/10/21/chartex" xmlns:cx1="http://schemas.microsoft.com/office/drawing/2015/9/8/chartex">
                   <w:pict>
                     <v:line w14:anchorId="24C44CF2" id="Straight Connector 1" o:spid="_x0000_s1026" style="position:absolute;z-index:251655168;visibility:visible;mso-wrap-style:square;mso-width-percent:0;mso-height-percent:0;mso-wrap-distance-left:9pt;mso-wrap-distance-top:0;mso-wrap-distance-right:9pt;mso-wrap-distance-bottom:0;mso-position-horizontal:absolute;mso-position-horizontal-relative:text;mso-position-vertical:absolute;mso-position-vertical-relative:text;mso-width-percent:0;mso-height-percent:0;mso-width-relative:margin;mso-height-relative:margin" from="156.25pt,16.25pt" to="311.5pt,16.25pt" o:gfxdata="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" strokecolor="black [3040]"/>
                   </w:pict>
@@ -248,6 +248,8 @@
         </w:rPr>
         <w:t>)</w:t>
       </w:r>
+      <w:bookmarkStart w:id="0" w:name="_GoBack"/>
+      <w:bookmarkEnd w:id="0"/>
     </w:p>
     <w:p>
       <w:pPr>
@@ -2134,7 +2136,7 @@
                     </wp:anchor>
                   </w:drawing>
                 </mc:Choice>
-                <mc:Fallback xmlns:cx1="http://schemas.microsoft.com/office/drawing/2015/9/8/chartex" xmlns:cx2="http://schemas.microsoft.com/office/drawing/2015/10/21/chartex" xmlns:cx3="http://schemas.microsoft.com/office/drawing/2016/5/9/chartex" xmlns:cx4="http://schemas.microsoft.com/office/drawing/2016/5/10/chartex" xmlns:cx5="http://schemas.microsoft.com/office/drawing/2016/5/11/chartex" xmlns:cx6="http://schemas.microsoft.com/office/drawing/2016/5/12/chartex" xmlns:cx7="http://schemas.microsoft.com/office/drawing/2016/5/13/chartex" xmlns:cx8="http://schemas.microsoft.com/office/drawing/2016/5/14/chartex" xmlns:aink="http://schemas.microsoft.com/office/drawing/2016/ink" xmlns:am3d="http://schemas.microsoft.com/office/drawing/2017/model3d" xmlns:oel="http://schemas.microsoft.com/office/2019/extlst" xmlns:w16cex="http://schemas.microsoft.com/office/word/2018/wordml/cex" xmlns:w16cid="http://schemas.microsoft.com/office/word/2016/wordml/cid" xmlns:w16="http://schemas.microsoft.com/office/word/2018/wordml" xmlns:w16du="http://schemas.microsoft.com/office/word/2023/wordml/word16du" xmlns:w16sdtdh="http://schemas.microsoft.com/office/word/2020/wordml/sdtdatahash" xmlns:w16sdtfl="http://schemas.microsoft.com/office/word/2024/wordml/sdtformatlock">
+                <mc:Fallback xmlns:w16sdtfl="http://schemas.microsoft.com/office/word/2024/wordml/sdtformatlock" xmlns:w16sdtdh="http://schemas.microsoft.com/office/word/2020/wordml/sdtdatahash" xmlns:w16du="http://schemas.microsoft.com/office/word/2023/wordml/word16du" xmlns:w16="http://schemas.microsoft.com/office/word/2018/wordml" xmlns:w16cid="http://schemas.microsoft.com/office/word/2016/wordml/cid" xmlns:w16cex="http://schemas.microsoft.com/office/word/2018/wordml/cex" xmlns:oel="http://schemas.microsoft.com/office/2019/extlst" xmlns:am3d="http://schemas.microsoft.com/office/drawing/2017/model3d" xmlns:aink="http://schemas.microsoft.com/office/drawing/2016/ink" xmlns:cx8="http://schemas.microsoft.com/office/drawing/2016/5/14/chartex" xmlns:cx7="http://schemas.microsoft.com/office/drawing/2016/5/13/chartex" xmlns:cx6="http://schemas.microsoft.com/office/drawing/2016/5/12/chartex" xmlns:cx5="http://schemas.microsoft.com/office/drawing/2016/5/11/chartex" xmlns:cx4="http://schemas.microsoft.com/office/drawing/2016/5/10/chartex" xmlns:cx3="http://schemas.microsoft.com/office/drawing/2016/5/9/chartex" xmlns:cx2="http://schemas.microsoft.com/office/drawing/2015/10/21/chartex" xmlns:cx1="http://schemas.microsoft.com/office/drawing/2015/9/8/chartex">
                   <w:pict>
                     <v:line w14:anchorId="18477ABD" id="Straight Connector 2" o:spid="_x0000_s1026" style="position:absolute;z-index:251656192;visibility:visible;mso-wrap-style:square;mso-width-percent:0;mso-height-percent:0;mso-wrap-distance-left:9pt;mso-wrap-distance-top:0;mso-wrap-distance-right:9pt;mso-wrap-distance-bottom:0;mso-position-horizontal:absolute;mso-position-horizontal-relative:text;mso-position-vertical:absolute;mso-position-vertical-relative:text;mso-width-percent:0;mso-height-percent:0;mso-width-relative:margin;mso-height-relative:margin" from="4.9pt,18.55pt" to="271.9pt,18.55pt" o:gfxdata="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" strokecolor="#4579b8 [3044]"/>
                   </w:pict>
@@ -2447,7 +2449,7 @@
                     </wp:anchor>
                   </w:drawing>
                 </mc:Choice>
-                <mc:Fallback xmlns:cx1="http://schemas.microsoft.com/office/drawing/2015/9/8/chartex" xmlns:cx2="http://schemas.microsoft.com/office/drawing/2015/10/21/chartex" xmlns:cx3="http://schemas.microsoft.com/office/drawing/2016/5/9/chartex" xmlns:cx4="http://schemas.microsoft.com/office/drawing/2016/5/10/chartex" xmlns:cx5="http://schemas.microsoft.com/office/drawing/2016/5/11/chartex" xmlns:cx6="http://schemas.microsoft.com/office/drawing/2016/5/12/chartex" xmlns:cx7="http://schemas.microsoft.com/office/drawing/2016/5/13/chartex" xmlns:cx8="http://schemas.microsoft.com/office/drawing/2016/5/14/chartex" xmlns:aink="http://schemas.microsoft.com/office/drawing/2016/ink" xmlns:am3d="http://schemas.microsoft.com/office/drawing/2017/model3d" xmlns:oel="http://schemas.microsoft.com/office/2019/extlst" xmlns:w16cex="http://schemas.microsoft.com/office/word/2018/wordml/cex" xmlns:w16cid="http://schemas.microsoft.com/office/word/2016/wordml/cid" xmlns:w16="http://schemas.microsoft.com/office/word/2018/wordml" xmlns:w16du="http://schemas.microsoft.com/office/word/2023/wordml/word16du" xmlns:w16sdtdh="http://schemas.microsoft.com/office/word/2020/wordml/sdtdatahash" xmlns:w16sdtfl="http://schemas.microsoft.com/office/word/2024/wordml/sdtformatlock">
+                <mc:Fallback xmlns:w16sdtfl="http://schemas.microsoft.com/office/word/2024/wordml/sdtformatlock" xmlns:w16sdtdh="http://schemas.microsoft.com/office/word/2020/wordml/sdtdatahash" xmlns:w16du="http://schemas.microsoft.com/office/word/2023/wordml/word16du" xmlns:w16="http://schemas.microsoft.com/office/word/2018/wordml" xmlns:w16cid="http://schemas.microsoft.com/office/word/2016/wordml/cid" xmlns:w16cex="http://schemas.microsoft.com/office/word/2018/wordml/cex" xmlns:oel="http://schemas.microsoft.com/office/2019/extlst" xmlns:am3d="http://schemas.microsoft.com/office/drawing/2017/model3d" xmlns:aink="http://schemas.microsoft.com/office/drawing/2016/ink" xmlns:cx8="http://schemas.microsoft.com/office/drawing/2016/5/14/chartex" xmlns:cx7="http://schemas.microsoft.com/office/drawing/2016/5/13/chartex" xmlns:cx6="http://schemas.microsoft.com/office/drawing/2016/5/12/chartex" xmlns:cx5="http://schemas.microsoft.com/office/drawing/2016/5/11/chartex" xmlns:cx4="http://schemas.microsoft.com/office/drawing/2016/5/10/chartex" xmlns:cx3="http://schemas.microsoft.com/office/drawing/2016/5/9/chartex" xmlns:cx2="http://schemas.microsoft.com/office/drawing/2015/10/21/chartex" xmlns:cx1="http://schemas.microsoft.com/office/drawing/2015/9/8/chartex">
                   <w:pict>
                     <v:line w14:anchorId="50145552" id="Straight Connector 3" o:spid="_x0000_s1026" style="position:absolute;z-index:251659264;visibility:visible;mso-wrap-style:square;mso-width-percent:0;mso-height-percent:0;mso-wrap-distance-left:9pt;mso-wrap-distance-top:0;mso-wrap-distance-right:9pt;mso-wrap-distance-bottom:0;mso-position-horizontal:absolute;mso-position-horizontal-relative:text;mso-position-vertical:absolute;mso-position-vertical-relative:text;mso-width-percent:0;mso-height-percent:0;mso-width-relative:margin;mso-height-relative:margin" from="21.3pt,8.4pt" to="357.3pt,8.4pt" o:gfxdata="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" strokecolor="#4579b8 [3044]"/>
                   </w:pict>
@@ -2817,7 +2819,7 @@
                     </wp:anchor>
                   </w:drawing>
                 </mc:Choice>
-                <mc:Fallback xmlns:cx1="http://schemas.microsoft.com/office/drawing/2015/9/8/chartex" xmlns:cx2="http://schemas.microsoft.com/office/drawing/2015/10/21/chartex" xmlns:cx3="http://schemas.microsoft.com/office/drawing/2016/5/9/chartex" xmlns:cx4="http://schemas.microsoft.com/office/drawing/2016/5/10/chartex" xmlns:cx5="http://schemas.microsoft.com/office/drawing/2016/5/11/chartex" xmlns:cx6="http://schemas.microsoft.com/office/drawing/2016/5/12/chartex" xmlns:cx7="http://schemas.microsoft.com/office/drawing/2016/5/13/chartex" xmlns:cx8="http://schemas.microsoft.com/office/drawing/2016/5/14/chartex" xmlns:aink="http://schemas.microsoft.com/office/drawing/2016/ink" xmlns:am3d="http://schemas.microsoft.com/office/drawing/2017/model3d" xmlns:oel="http://schemas.microsoft.com/office/2019/extlst" xmlns:w16cex="http://schemas.microsoft.com/office/word/2018/wordml/cex" xmlns:w16cid="http://schemas.microsoft.com/office/word/2016/wordml/cid" xmlns:w16="http://schemas.microsoft.com/office/word/2018/wordml" xmlns:w16du="http://schemas.microsoft.com/office/word/2023/wordml/word16du" xmlns:w16sdtdh="http://schemas.microsoft.com/office/word/2020/wordml/sdtdatahash" xmlns:w16sdtfl="http://schemas.microsoft.com/office/word/2024/wordml/sdtformatlock">
+                <mc:Fallback xmlns:w16sdtfl="http://schemas.microsoft.com/office/word/2024/wordml/sdtformatlock" xmlns:w16sdtdh="http://schemas.microsoft.com/office/word/2020/wordml/sdtdatahash" xmlns:w16du="http://schemas.microsoft.com/office/word/2023/wordml/word16du" xmlns:w16="http://schemas.microsoft.com/office/word/2018/wordml" xmlns:w16cid="http://schemas.microsoft.com/office/word/2016/wordml/cid" xmlns:w16cex="http://schemas.microsoft.com/office/word/2018/wordml/cex" xmlns:oel="http://schemas.microsoft.com/office/2019/extlst" xmlns:am3d="http://schemas.microsoft.com/office/drawing/2017/model3d" xmlns:aink="http://schemas.microsoft.com/office/drawing/2016/ink" xmlns:cx8="http://schemas.microsoft.com/office/drawing/2016/5/14/chartex" xmlns:cx7="http://schemas.microsoft.com/office/drawing/2016/5/13/chartex" xmlns:cx6="http://schemas.microsoft.com/office/drawing/2016/5/12/chartex" xmlns:cx5="http://schemas.microsoft.com/office/drawing/2016/5/11/chartex" xmlns:cx4="http://schemas.microsoft.com/office/drawing/2016/5/10/chartex" xmlns:cx3="http://schemas.microsoft.com/office/drawing/2016/5/9/chartex" xmlns:cx2="http://schemas.microsoft.com/office/drawing/2015/10/21/chartex" xmlns:cx1="http://schemas.microsoft.com/office/drawing/2015/9/8/chartex">
                   <w:pict>
                     <v:line w14:anchorId="62255E7E" id="Straight Connector 4" o:spid="_x0000_s1026" style="position:absolute;flip:y;z-index:251660288;visibility:visible;mso-wrap-style:square;mso-width-percent:0;mso-height-percent:0;mso-wrap-distance-left:9pt;mso-wrap-distance-top:0;mso-wrap-distance-right:9pt;mso-wrap-distance-bottom:0;mso-position-horizontal:absolute;mso-position-horizontal-relative:text;mso-position-vertical:absolute;mso-position-vertical-relative:text;mso-width-percent:0;mso-height-percent:0;mso-width-relative:margin;mso-height-relative:margin" from="19.05pt,19pt" to="260.55pt,19.75pt" o:gfxdata="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" strokecolor="#4579b8 [3044]"/>
                   </w:pict>
@@ -9804,8 +9806,6 @@
         </w:rPr>
         <w:t xml:space="preserve">                         {{nddpl}}</w:t>
       </w:r>
-      <w:bookmarkStart w:id="0" w:name="_GoBack"/>
-      <w:bookmarkEnd w:id="0"/>
     </w:p>
     <w:p>
       <w:pPr>
@@ -11213,7 +11213,7 @@
 </file>
 
 <file path=customXml/itemProps1.xml><?xml version="1.0" encoding="utf-8"?>
-<ds:datastoreItem xmlns:ds="http://schemas.openxmlformats.org/officeDocument/2006/customXml" ds:itemID="{33E925C9-C405-45D0-B600-4219FEE37277}">
+<ds:datastoreItem xmlns:ds="http://schemas.openxmlformats.org/officeDocument/2006/customXml" ds:itemID="{5AE8AA05-2A28-4F86-AFC8-04241A979434}">
   <ds:schemaRefs>
     <ds:schemaRef ds:uri="http://schemas.openxmlformats.org/officeDocument/2006/bibliography"/>
   </ds:schemaRefs>

--- a/src/main/resources/templates/HopDongTinDung.docx
+++ b/src/main/resources/templates/HopDongTinDung.docx
@@ -35,6 +35,8 @@
                 <w:bCs/>
               </w:rPr>
             </w:pPr>
+            <w:bookmarkStart w:id="0" w:name="_GoBack"/>
+            <w:bookmarkEnd w:id="0"/>
           </w:p>
         </w:tc>
         <w:tc>
@@ -142,7 +144,7 @@
                     </wp:anchor>
                   </w:drawing>
                 </mc:Choice>
-                <mc:Fallback xmlns:w16sdtfl="http://schemas.microsoft.com/office/word/2024/wordml/sdtformatlock" xmlns:w16sdtdh="http://schemas.microsoft.com/office/word/2020/wordml/sdtdatahash" xmlns:w16du="http://schemas.microsoft.com/office/word/2023/wordml/word16du" xmlns:w16="http://schemas.microsoft.com/office/word/2018/wordml" xmlns:w16cid="http://schemas.microsoft.com/office/word/2016/wordml/cid" xmlns:w16cex="http://schemas.microsoft.com/office/word/2018/wordml/cex" xmlns:oel="http://schemas.microsoft.com/office/2019/extlst" xmlns:am3d="http://schemas.microsoft.com/office/drawing/2017/model3d" xmlns:aink="http://schemas.microsoft.com/office/drawing/2016/ink" xmlns:cx8="http://schemas.microsoft.com/office/drawing/2016/5/14/chartex" xmlns:cx7="http://schemas.microsoft.com/office/drawing/2016/5/13/chartex" xmlns:cx6="http://schemas.microsoft.com/office/drawing/2016/5/12/chartex" xmlns:cx5="http://schemas.microsoft.com/office/drawing/2016/5/11/chartex" xmlns:cx4="http://schemas.microsoft.com/office/drawing/2016/5/10/chartex" xmlns:cx3="http://schemas.microsoft.com/office/drawing/2016/5/9/chartex" xmlns:cx2="http://schemas.microsoft.com/office/drawing/2015/10/21/chartex" xmlns:cx1="http://schemas.microsoft.com/office/drawing/2015/9/8/chartex">
+                <mc:Fallback xmlns:cx1="http://schemas.microsoft.com/office/drawing/2015/9/8/chartex" xmlns:cx2="http://schemas.microsoft.com/office/drawing/2015/10/21/chartex" xmlns:cx3="http://schemas.microsoft.com/office/drawing/2016/5/9/chartex" xmlns:cx4="http://schemas.microsoft.com/office/drawing/2016/5/10/chartex" xmlns:cx5="http://schemas.microsoft.com/office/drawing/2016/5/11/chartex" xmlns:cx6="http://schemas.microsoft.com/office/drawing/2016/5/12/chartex" xmlns:cx7="http://schemas.microsoft.com/office/drawing/2016/5/13/chartex" xmlns:cx8="http://schemas.microsoft.com/office/drawing/2016/5/14/chartex" xmlns:aink="http://schemas.microsoft.com/office/drawing/2016/ink" xmlns:am3d="http://schemas.microsoft.com/office/drawing/2017/model3d" xmlns:oel="http://schemas.microsoft.com/office/2019/extlst" xmlns:w16cex="http://schemas.microsoft.com/office/word/2018/wordml/cex" xmlns:w16cid="http://schemas.microsoft.com/office/word/2016/wordml/cid" xmlns:w16="http://schemas.microsoft.com/office/word/2018/wordml" xmlns:w16du="http://schemas.microsoft.com/office/word/2023/wordml/word16du" xmlns:w16sdtdh="http://schemas.microsoft.com/office/word/2020/wordml/sdtdatahash" xmlns:w16sdtfl="http://schemas.microsoft.com/office/word/2024/wordml/sdtformatlock">
                   <w:pict>
                     <v:line w14:anchorId="24C44CF2" id="Straight Connector 1" o:spid="_x0000_s1026" style="position:absolute;z-index:251655168;visibility:visible;mso-wrap-style:square;mso-width-percent:0;mso-height-percent:0;mso-wrap-distance-left:9pt;mso-wrap-distance-top:0;mso-wrap-distance-right:9pt;mso-wrap-distance-bottom:0;mso-position-horizontal:absolute;mso-position-horizontal-relative:text;mso-position-vertical:absolute;mso-position-vertical-relative:text;mso-width-percent:0;mso-height-percent:0;mso-width-relative:margin;mso-height-relative:margin" from="156.25pt,16.25pt" to="311.5pt,16.25pt" o:gfxdata="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" strokecolor="black [3040]"/>
                   </w:pict>
@@ -248,8 +250,6 @@
         </w:rPr>
         <w:t>)</w:t>
       </w:r>
-      <w:bookmarkStart w:id="0" w:name="_GoBack"/>
-      <w:bookmarkEnd w:id="0"/>
     </w:p>
     <w:p>
       <w:pPr>
@@ -2136,7 +2136,7 @@
                     </wp:anchor>
                   </w:drawing>
                 </mc:Choice>
-                <mc:Fallback xmlns:w16sdtfl="http://schemas.microsoft.com/office/word/2024/wordml/sdtformatlock" xmlns:w16sdtdh="http://schemas.microsoft.com/office/word/2020/wordml/sdtdatahash" xmlns:w16du="http://schemas.microsoft.com/office/word/2023/wordml/word16du" xmlns:w16="http://schemas.microsoft.com/office/word/2018/wordml" xmlns:w16cid="http://schemas.microsoft.com/office/word/2016/wordml/cid" xmlns:w16cex="http://schemas.microsoft.com/office/word/2018/wordml/cex" xmlns:oel="http://schemas.microsoft.com/office/2019/extlst" xmlns:am3d="http://schemas.microsoft.com/office/drawing/2017/model3d" xmlns:aink="http://schemas.microsoft.com/office/drawing/2016/ink" xmlns:cx8="http://schemas.microsoft.com/office/drawing/2016/5/14/chartex" xmlns:cx7="http://schemas.microsoft.com/office/drawing/2016/5/13/chartex" xmlns:cx6="http://schemas.microsoft.com/office/drawing/2016/5/12/chartex" xmlns:cx5="http://schemas.microsoft.com/office/drawing/2016/5/11/chartex" xmlns:cx4="http://schemas.microsoft.com/office/drawing/2016/5/10/chartex" xmlns:cx3="http://schemas.microsoft.com/office/drawing/2016/5/9/chartex" xmlns:cx2="http://schemas.microsoft.com/office/drawing/2015/10/21/chartex" xmlns:cx1="http://schemas.microsoft.com/office/drawing/2015/9/8/chartex">
+                <mc:Fallback xmlns:cx1="http://schemas.microsoft.com/office/drawing/2015/9/8/chartex" xmlns:cx2="http://schemas.microsoft.com/office/drawing/2015/10/21/chartex" xmlns:cx3="http://schemas.microsoft.com/office/drawing/2016/5/9/chartex" xmlns:cx4="http://schemas.microsoft.com/office/drawing/2016/5/10/chartex" xmlns:cx5="http://schemas.microsoft.com/office/drawing/2016/5/11/chartex" xmlns:cx6="http://schemas.microsoft.com/office/drawing/2016/5/12/chartex" xmlns:cx7="http://schemas.microsoft.com/office/drawing/2016/5/13/chartex" xmlns:cx8="http://schemas.microsoft.com/office/drawing/2016/5/14/chartex" xmlns:aink="http://schemas.microsoft.com/office/drawing/2016/ink" xmlns:am3d="http://schemas.microsoft.com/office/drawing/2017/model3d" xmlns:oel="http://schemas.microsoft.com/office/2019/extlst" xmlns:w16cex="http://schemas.microsoft.com/office/word/2018/wordml/cex" xmlns:w16cid="http://schemas.microsoft.com/office/word/2016/wordml/cid" xmlns:w16="http://schemas.microsoft.com/office/word/2018/wordml" xmlns:w16du="http://schemas.microsoft.com/office/word/2023/wordml/word16du" xmlns:w16sdtdh="http://schemas.microsoft.com/office/word/2020/wordml/sdtdatahash" xmlns:w16sdtfl="http://schemas.microsoft.com/office/word/2024/wordml/sdtformatlock">
                   <w:pict>
                     <v:line w14:anchorId="18477ABD" id="Straight Connector 2" o:spid="_x0000_s1026" style="position:absolute;z-index:251656192;visibility:visible;mso-wrap-style:square;mso-width-percent:0;mso-height-percent:0;mso-wrap-distance-left:9pt;mso-wrap-distance-top:0;mso-wrap-distance-right:9pt;mso-wrap-distance-bottom:0;mso-position-horizontal:absolute;mso-position-horizontal-relative:text;mso-position-vertical:absolute;mso-position-vertical-relative:text;mso-width-percent:0;mso-height-percent:0;mso-width-relative:margin;mso-height-relative:margin" from="4.9pt,18.55pt" to="271.9pt,18.55pt" o:gfxdata="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" strokecolor="#4579b8 [3044]"/>
                   </w:pict>
@@ -2449,7 +2449,7 @@
                     </wp:anchor>
                   </w:drawing>
                 </mc:Choice>
-                <mc:Fallback xmlns:w16sdtfl="http://schemas.microsoft.com/office/word/2024/wordml/sdtformatlock" xmlns:w16sdtdh="http://schemas.microsoft.com/office/word/2020/wordml/sdtdatahash" xmlns:w16du="http://schemas.microsoft.com/office/word/2023/wordml/word16du" xmlns:w16="http://schemas.microsoft.com/office/word/2018/wordml" xmlns:w16cid="http://schemas.microsoft.com/office/word/2016/wordml/cid" xmlns:w16cex="http://schemas.microsoft.com/office/word/2018/wordml/cex" xmlns:oel="http://schemas.microsoft.com/office/2019/extlst" xmlns:am3d="http://schemas.microsoft.com/office/drawing/2017/model3d" xmlns:aink="http://schemas.microsoft.com/office/drawing/2016/ink" xmlns:cx8="http://schemas.microsoft.com/office/drawing/2016/5/14/chartex" xmlns:cx7="http://schemas.microsoft.com/office/drawing/2016/5/13/chartex" xmlns:cx6="http://schemas.microsoft.com/office/drawing/2016/5/12/chartex" xmlns:cx5="http://schemas.microsoft.com/office/drawing/2016/5/11/chartex" xmlns:cx4="http://schemas.microsoft.com/office/drawing/2016/5/10/chartex" xmlns:cx3="http://schemas.microsoft.com/office/drawing/2016/5/9/chartex" xmlns:cx2="http://schemas.microsoft.com/office/drawing/2015/10/21/chartex" xmlns:cx1="http://schemas.microsoft.com/office/drawing/2015/9/8/chartex">
+                <mc:Fallback xmlns:cx1="http://schemas.microsoft.com/office/drawing/2015/9/8/chartex" xmlns:cx2="http://schemas.microsoft.com/office/drawing/2015/10/21/chartex" xmlns:cx3="http://schemas.microsoft.com/office/drawing/2016/5/9/chartex" xmlns:cx4="http://schemas.microsoft.com/office/drawing/2016/5/10/chartex" xmlns:cx5="http://schemas.microsoft.com/office/drawing/2016/5/11/chartex" xmlns:cx6="http://schemas.microsoft.com/office/drawing/2016/5/12/chartex" xmlns:cx7="http://schemas.microsoft.com/office/drawing/2016/5/13/chartex" xmlns:cx8="http://schemas.microsoft.com/office/drawing/2016/5/14/chartex" xmlns:aink="http://schemas.microsoft.com/office/drawing/2016/ink" xmlns:am3d="http://schemas.microsoft.com/office/drawing/2017/model3d" xmlns:oel="http://schemas.microsoft.com/office/2019/extlst" xmlns:w16cex="http://schemas.microsoft.com/office/word/2018/wordml/cex" xmlns:w16cid="http://schemas.microsoft.com/office/word/2016/wordml/cid" xmlns:w16="http://schemas.microsoft.com/office/word/2018/wordml" xmlns:w16du="http://schemas.microsoft.com/office/word/2023/wordml/word16du" xmlns:w16sdtdh="http://schemas.microsoft.com/office/word/2020/wordml/sdtdatahash" xmlns:w16sdtfl="http://schemas.microsoft.com/office/word/2024/wordml/sdtformatlock">
                   <w:pict>
                     <v:line w14:anchorId="50145552" id="Straight Connector 3" o:spid="_x0000_s1026" style="position:absolute;z-index:251659264;visibility:visible;mso-wrap-style:square;mso-width-percent:0;mso-height-percent:0;mso-wrap-distance-left:9pt;mso-wrap-distance-top:0;mso-wrap-distance-right:9pt;mso-wrap-distance-bottom:0;mso-position-horizontal:absolute;mso-position-horizontal-relative:text;mso-position-vertical:absolute;mso-position-vertical-relative:text;mso-width-percent:0;mso-height-percent:0;mso-width-relative:margin;mso-height-relative:margin" from="21.3pt,8.4pt" to="357.3pt,8.4pt" o:gfxdata="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" strokecolor="#4579b8 [3044]"/>
                   </w:pict>
@@ -2819,7 +2819,7 @@
                     </wp:anchor>
                   </w:drawing>
                 </mc:Choice>
-                <mc:Fallback xmlns:w16sdtfl="http://schemas.microsoft.com/office/word/2024/wordml/sdtformatlock" xmlns:w16sdtdh="http://schemas.microsoft.com/office/word/2020/wordml/sdtdatahash" xmlns:w16du="http://schemas.microsoft.com/office/word/2023/wordml/word16du" xmlns:w16="http://schemas.microsoft.com/office/word/2018/wordml" xmlns:w16cid="http://schemas.microsoft.com/office/word/2016/wordml/cid" xmlns:w16cex="http://schemas.microsoft.com/office/word/2018/wordml/cex" xmlns:oel="http://schemas.microsoft.com/office/2019/extlst" xmlns:am3d="http://schemas.microsoft.com/office/drawing/2017/model3d" xmlns:aink="http://schemas.microsoft.com/office/drawing/2016/ink" xmlns:cx8="http://schemas.microsoft.com/office/drawing/2016/5/14/chartex" xmlns:cx7="http://schemas.microsoft.com/office/drawing/2016/5/13/chartex" xmlns:cx6="http://schemas.microsoft.com/office/drawing/2016/5/12/chartex" xmlns:cx5="http://schemas.microsoft.com/office/drawing/2016/5/11/chartex" xmlns:cx4="http://schemas.microsoft.com/office/drawing/2016/5/10/chartex" xmlns:cx3="http://schemas.microsoft.com/office/drawing/2016/5/9/chartex" xmlns:cx2="http://schemas.microsoft.com/office/drawing/2015/10/21/chartex" xmlns:cx1="http://schemas.microsoft.com/office/drawing/2015/9/8/chartex">
+                <mc:Fallback xmlns:cx1="http://schemas.microsoft.com/office/drawing/2015/9/8/chartex" xmlns:cx2="http://schemas.microsoft.com/office/drawing/2015/10/21/chartex" xmlns:cx3="http://schemas.microsoft.com/office/drawing/2016/5/9/chartex" xmlns:cx4="http://schemas.microsoft.com/office/drawing/2016/5/10/chartex" xmlns:cx5="http://schemas.microsoft.com/office/drawing/2016/5/11/chartex" xmlns:cx6="http://schemas.microsoft.com/office/drawing/2016/5/12/chartex" xmlns:cx7="http://schemas.microsoft.com/office/drawing/2016/5/13/chartex" xmlns:cx8="http://schemas.microsoft.com/office/drawing/2016/5/14/chartex" xmlns:aink="http://schemas.microsoft.com/office/drawing/2016/ink" xmlns:am3d="http://schemas.microsoft.com/office/drawing/2017/model3d" xmlns:oel="http://schemas.microsoft.com/office/2019/extlst" xmlns:w16cex="http://schemas.microsoft.com/office/word/2018/wordml/cex" xmlns:w16cid="http://schemas.microsoft.com/office/word/2016/wordml/cid" xmlns:w16="http://schemas.microsoft.com/office/word/2018/wordml" xmlns:w16du="http://schemas.microsoft.com/office/word/2023/wordml/word16du" xmlns:w16sdtdh="http://schemas.microsoft.com/office/word/2020/wordml/sdtdatahash" xmlns:w16sdtfl="http://schemas.microsoft.com/office/word/2024/wordml/sdtformatlock">
                   <w:pict>
                     <v:line w14:anchorId="62255E7E" id="Straight Connector 4" o:spid="_x0000_s1026" style="position:absolute;flip:y;z-index:251660288;visibility:visible;mso-wrap-style:square;mso-width-percent:0;mso-height-percent:0;mso-wrap-distance-left:9pt;mso-wrap-distance-top:0;mso-wrap-distance-right:9pt;mso-wrap-distance-bottom:0;mso-position-horizontal:absolute;mso-position-horizontal-relative:text;mso-position-vertical:absolute;mso-position-vertical-relative:text;mso-width-percent:0;mso-height-percent:0;mso-width-relative:margin;mso-height-relative:margin" from="19.05pt,19pt" to="260.55pt,19.75pt" o:gfxdata="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" strokecolor="#4579b8 [3044]"/>
                   </w:pict>
@@ -11213,7 +11213,7 @@
 </file>
 
 <file path=customXml/itemProps1.xml><?xml version="1.0" encoding="utf-8"?>
-<ds:datastoreItem xmlns:ds="http://schemas.openxmlformats.org/officeDocument/2006/customXml" ds:itemID="{5AE8AA05-2A28-4F86-AFC8-04241A979434}">
+<ds:datastoreItem xmlns:ds="http://schemas.openxmlformats.org/officeDocument/2006/customXml" ds:itemID="{6FC34A79-6002-4A5B-82DF-14418A5B2A94}">
   <ds:schemaRefs>
     <ds:schemaRef ds:uri="http://schemas.openxmlformats.org/officeDocument/2006/bibliography"/>
   </ds:schemaRefs>
